--- a/downloads/teacher/ai-4-week-05.docx
+++ b/downloads/teacher/ai-4-week-05.docx
@@ -3281,6 +3281,396 @@
         <w:t>For your Responsible Plant Classifier, save the input, procedure, observed result and limitation of this check. Label this worked example as practice; use a different, previously unreviewed case when checking independent understanding.</w:t>
       </w:r>
     </w:p>
+    <w:p>
+      <w:pPr>
+        <w:pStyle w:val="Heading1"/>
+      </w:pPr>
+      <w:r>
+        <w:t>07. Prepare, teach and assess</w:t>
+      </w:r>
+    </w:p>
+    <w:p>
+      <w:r>
+        <w:t>Teaching target: Inspect row meaning missing values and repeated records</w:t>
+      </w:r>
+    </w:p>
+    <w:p>
+      <w:r>
+        <w:t>Prepare the labelled worked-case picture, the matching workbook, fictional input cards and a place for individual responses. Check a local Python 3 environment before class; have a paper-trace version ready.</w:t>
+      </w:r>
+    </w:p>
+    <w:tbl>
+      <w:tblPr>
+        <w:tblStyle w:val="LightShading-Accent1"/>
+        <w:tblW w:type="auto" w:w="0"/>
+        <w:tblLook w:firstColumn="1" w:firstRow="1" w:lastColumn="0" w:lastRow="0" w:noHBand="0" w:noVBand="1" w:val="04A0"/>
+      </w:tblPr>
+      <w:tblGrid>
+        <w:gridCol w:w="3408"/>
+        <w:gridCol w:w="3408"/>
+        <w:gridCol w:w="3408"/>
+      </w:tblGrid>
+      <w:tr>
+        <w:trPr>
+          <w:tblHeader/>
+        </w:trPr>
+        <w:tc>
+          <w:tcPr>
+            <w:tcW w:type="dxa" w:w="3408"/>
+          </w:tcPr>
+          <w:p>
+            <w:r>
+              <w:t>Session</w:t>
+            </w:r>
+          </w:p>
+        </w:tc>
+        <w:tc>
+          <w:tcPr>
+            <w:tcW w:type="dxa" w:w="3408"/>
+          </w:tcPr>
+          <w:p>
+            <w:r>
+              <w:t>Plan</w:t>
+            </w:r>
+          </w:p>
+        </w:tc>
+        <w:tc>
+          <w:tcPr>
+            <w:tcW w:type="dxa" w:w="3408"/>
+          </w:tcPr>
+          <w:p>
+            <w:r>
+              <w:t>Resources</w:t>
+            </w:r>
+          </w:p>
+        </w:tc>
+      </w:tr>
+      <w:tr>
+        <w:tc>
+          <w:tcPr>
+            <w:tcW w:type="dxa" w:w="3408"/>
+          </w:tcPr>
+          <w:p>
+            <w:r>
+              <w:t>Session 1 · Understand · 45 min</w:t>
+            </w:r>
+          </w:p>
+        </w:tc>
+        <w:tc>
+          <w:tcPr>
+            <w:tcW w:type="dxa" w:w="3408"/>
+          </w:tcPr>
+          <w:p>
+            <w:r>
+              <w:t>0–7: recall and prerequisite; 7–15: inspect the concrete case and predict; 15–30: teacher models the worked trace; 30–40: learners explain a step using the text and visual; 40–45: check the core idea.</w:t>
+            </w:r>
+          </w:p>
+        </w:tc>
+        <w:tc>
+          <w:tcPr>
+            <w:tcW w:type="dxa" w:w="3408"/>
+          </w:tcPr>
+          <w:p>
+            <w:r>
+              <w:t>Sections 1–6; record the brief recall in the workbook.</w:t>
+            </w:r>
+          </w:p>
+        </w:tc>
+      </w:tr>
+      <w:tr>
+        <w:tc>
+          <w:tcPr>
+            <w:tcW w:type="dxa" w:w="3408"/>
+          </w:tcPr>
+          <w:p>
+            <w:r>
+              <w:t>Session 2 · Practise · 45 min</w:t>
+            </w:r>
+          </w:p>
+        </w:tc>
+        <w:tc>
+          <w:tcPr>
+            <w:tcW w:type="dxa" w:w="3408"/>
+          </w:tcPr>
+          <w:p>
+            <w:r>
+              <w:t>0–5: retrieve the procedure; 5–15: W2 completion practice; 15–23: explain and check with a partner; 23–30: each learner answers the misconception check; 30–40: targeted reteaching or a harder variation; 40–45: prepare the investigation.</w:t>
+            </w:r>
+          </w:p>
+        </w:tc>
+        <w:tc>
+          <w:tcPr>
+            <w:tcW w:type="dxa" w:w="3408"/>
+          </w:tcPr>
+          <w:p>
+            <w:r>
+              <w:t>Sections 7–10; use the matching workbook W2 and misconception check.</w:t>
+            </w:r>
+          </w:p>
+        </w:tc>
+      </w:tr>
+      <w:tr>
+        <w:tc>
+          <w:tcPr>
+            <w:tcW w:type="dxa" w:w="3408"/>
+          </w:tcPr>
+          <w:p>
+            <w:r>
+              <w:t>Session 3 · Investigate and transfer · 45 min</w:t>
+            </w:r>
+          </w:p>
+        </w:tc>
+        <w:tc>
+          <w:tcPr>
+            <w:tcW w:type="dxa" w:w="3408"/>
+          </w:tcPr>
+          <w:p>
+            <w:r>
+              <w:t>0–5: retrieve the decision rule; 5–20: investigate or trace; 20–30: start the independent case; 30–38: connect the project; 38–43: act on feedback; 43–45: plan the return check.</w:t>
+            </w:r>
+          </w:p>
+        </w:tc>
+        <w:tc>
+          <w:tcPr>
+            <w:tcW w:type="dxa" w:w="3408"/>
+          </w:tcPr>
+          <w:p>
+            <w:r>
+              <w:t>Sections 9 and 11–14. Give extra time to finish the full task set; use Section 15 when the week includes a coding lab.</w:t>
+            </w:r>
+          </w:p>
+        </w:tc>
+      </w:tr>
+    </w:tbl>
+    <w:p>
+      <w:r>
+        <w:t>Before class, solve the supported practice: Explain each number in 5 4 2 1. How many extra ID occurrences are there, and how many rows belong to a repeated-ID group?</w:t>
+      </w:r>
+    </w:p>
+    <w:p>
+      <w:r>
+        <w:t>Reasoned practice answer: The numbers mean 5 raw rows, 4 distinct IDs, 2 missing durations and 1 negative duration. There is 1 extra ID occurrence; 2 rows belong to the repeated-ID group B. These are different counts.</w:t>
+      </w:r>
+    </w:p>
+    <w:p>
+      <w:r>
+        <w:t>Check every learner before discussion: Use the worked case for Dataset inspection and cards. Proposed explanation: “A complete card certifies data quality”. Decide whether this explanation is supported. Point to the step or supplied fact that decides; explain your repair if needed.</w:t>
+      </w:r>
+    </w:p>
+    <w:p>
+      <w:r>
+        <w:t>Misconception repair: The card records evidence and gaps; its claims still need checking. Documentation does not prove suitability.</w:t>
+      </w:r>
+    </w:p>
+    <w:p>
+      <w:r>
+        <w:t>Support: read the exact case aloud, enlarge the labelled picture, supply input cards and model only the first deciding step. Accept a spoken explanation or drawing; retain the reasoning goal.</w:t>
+      </w:r>
+    </w:p>
+    <w:p>
+      <w:r>
+        <w:t>Extension: The teacher confirms B’s second row is an accidental duplicate. Require a prediction and a reason before comparing. Expected result: Remove that duplicate with a recorded reason; C still needs correction or explicit exclusion. Reason: Resolving one defect does not resolve a separate impossible measurement.</w:t>
+      </w:r>
+    </w:p>
+    <w:p>
+      <w:r>
+        <w:t>Independent assessment: withhold the reserved answer until the learner has attempted the new case. Record support separately from correctness.</w:t>
+      </w:r>
+    </w:p>
+    <w:tbl>
+      <w:tblPr>
+        <w:tblStyle w:val="LightShading-Accent1"/>
+        <w:tblW w:type="auto" w:w="0"/>
+        <w:tblLook w:firstColumn="1" w:firstRow="1" w:lastColumn="0" w:lastRow="0" w:noHBand="0" w:noVBand="1" w:val="04A0"/>
+      </w:tblPr>
+      <w:tblGrid>
+        <w:gridCol w:w="2556"/>
+        <w:gridCol w:w="2556"/>
+        <w:gridCol w:w="2556"/>
+        <w:gridCol w:w="2556"/>
+      </w:tblGrid>
+      <w:tr>
+        <w:trPr>
+          <w:tblHeader/>
+        </w:trPr>
+        <w:tc>
+          <w:tcPr>
+            <w:tcW w:type="dxa" w:w="2556"/>
+          </w:tcPr>
+          <w:p>
+            <w:r>
+              <w:t>Criterion</w:t>
+            </w:r>
+          </w:p>
+        </w:tc>
+        <w:tc>
+          <w:tcPr>
+            <w:tcW w:type="dxa" w:w="2556"/>
+          </w:tcPr>
+          <w:p>
+            <w:r>
+              <w:t>Not yet</w:t>
+            </w:r>
+          </w:p>
+        </w:tc>
+        <w:tc>
+          <w:tcPr>
+            <w:tcW w:type="dxa" w:w="2556"/>
+          </w:tcPr>
+          <w:p>
+            <w:r>
+              <w:t>With support</w:t>
+            </w:r>
+          </w:p>
+        </w:tc>
+        <w:tc>
+          <w:tcPr>
+            <w:tcW w:type="dxa" w:w="2556"/>
+          </w:tcPr>
+          <w:p>
+            <w:r>
+              <w:t>Independent</w:t>
+            </w:r>
+          </w:p>
+        </w:tc>
+      </w:tr>
+      <w:tr>
+        <w:tc>
+          <w:tcPr>
+            <w:tcW w:type="dxa" w:w="2556"/>
+          </w:tcPr>
+          <w:p>
+            <w:r>
+              <w:t>Explanation</w:t>
+            </w:r>
+          </w:p>
+        </w:tc>
+        <w:tc>
+          <w:tcPr>
+            <w:tcW w:type="dxa" w:w="2556"/>
+          </w:tcPr>
+          <w:p>
+            <w:r>
+              <w:t>Names an answer without a deciding fact</w:t>
+            </w:r>
+          </w:p>
+        </w:tc>
+        <w:tc>
+          <w:tcPr>
+            <w:tcW w:type="dxa" w:w="2556"/>
+          </w:tcPr>
+          <w:p>
+            <w:r>
+              <w:t>Uses a hint to link fact and decision</w:t>
+            </w:r>
+          </w:p>
+        </w:tc>
+        <w:tc>
+          <w:tcPr>
+            <w:tcW w:type="dxa" w:w="2556"/>
+          </w:tcPr>
+          <w:p>
+            <w:r>
+              <w:t>Explains the deciding fact in own words</w:t>
+            </w:r>
+          </w:p>
+        </w:tc>
+      </w:tr>
+      <w:tr>
+        <w:tc>
+          <w:tcPr>
+            <w:tcW w:type="dxa" w:w="2556"/>
+          </w:tcPr>
+          <w:p>
+            <w:r>
+              <w:t>Trace or test</w:t>
+            </w:r>
+          </w:p>
+        </w:tc>
+        <w:tc>
+          <w:tcPr>
+            <w:tcW w:type="dxa" w:w="2556"/>
+          </w:tcPr>
+          <w:p>
+            <w:r>
+              <w:t>Cannot connect input and result</w:t>
+            </w:r>
+          </w:p>
+        </w:tc>
+        <w:tc>
+          <w:tcPr>
+            <w:tcW w:type="dxa" w:w="2556"/>
+          </w:tcPr>
+          <w:p>
+            <w:r>
+              <w:t>Completes steps with prompts</w:t>
+            </w:r>
+          </w:p>
+        </w:tc>
+        <w:tc>
+          <w:tcPr>
+            <w:tcW w:type="dxa" w:w="2556"/>
+          </w:tcPr>
+          <w:p>
+            <w:r>
+              <w:t>Traces or tests a changed case accurately</w:t>
+            </w:r>
+          </w:p>
+        </w:tc>
+      </w:tr>
+      <w:tr>
+        <w:tc>
+          <w:tcPr>
+            <w:tcW w:type="dxa" w:w="2556"/>
+          </w:tcPr>
+          <w:p>
+            <w:r>
+              <w:t>Limits and revision</w:t>
+            </w:r>
+          </w:p>
+        </w:tc>
+        <w:tc>
+          <w:tcPr>
+            <w:tcW w:type="dxa" w:w="2556"/>
+          </w:tcPr>
+          <w:p>
+            <w:r>
+              <w:t>Claims more than evidence supports</w:t>
+            </w:r>
+          </w:p>
+        </w:tc>
+        <w:tc>
+          <w:tcPr>
+            <w:tcW w:type="dxa" w:w="2556"/>
+          </w:tcPr>
+          <w:p>
+            <w:r>
+              <w:t>Names a limit after a prompt</w:t>
+            </w:r>
+          </w:p>
+        </w:tc>
+        <w:tc>
+          <w:tcPr>
+            <w:tcW w:type="dxa" w:w="2556"/>
+          </w:tcPr>
+          <w:p>
+            <w:r>
+              <w:t>States a defensible limit and useful next test</w:t>
+            </w:r>
+          </w:p>
+        </w:tc>
+      </w:tr>
+    </w:tbl>
+    <w:p>
+      <w:r>
+        <w:t>Project checkpoint: Frame the need. Name the user, the problem, allowed inputs and a safe simple starting method.</w:t>
+      </w:r>
+    </w:p>
+    <w:p>
+      <w:r>
+        <w:t>Use the weekly teacher answer for topic-specific reasoning. A saved progress tick is an activity record; judge mastery from the learner’s explanation and evidence.</w:t>
+      </w:r>
+    </w:p>
     <w:sectPr>
       <w:pgSz w:w="12240" w:h="15840"/>
       <w:pgMar w:top="936" w:right="1008" w:bottom="936" w:left="1008" w:header="720" w:footer="720" w:gutter="0"/>

--- a/downloads/teacher/ai-4-week-05.docx
+++ b/downloads/teacher/ai-4-week-05.docx
@@ -3671,6 +3671,39 @@
         <w:t>Use the weekly teacher answer for topic-specific reasoning. A saved progress tick is an activity record; judge mastery from the learner’s explanation and evidence.</w:t>
       </w:r>
     </w:p>
+    <w:p>
+      <w:pPr>
+        <w:pStyle w:val="Heading1"/>
+      </w:pPr>
+      <w:r>
+        <w:t>08. Use feedback, labs and repair paths</w:t>
+      </w:r>
+    </w:p>
+    <w:p>
+      <w:r>
+        <w:t>Use the two formative questions as supported practice, not as independent mastery scores. Discuss the deciding evidence rather than accepting a guessed selection.</w:t>
+      </w:r>
+    </w:p>
+    <w:p>
+      <w:r>
+        <w:t>The feedback comes from the reviewed public worked case. Do not reveal the separately reserved independent teacher answer until the learner has attempted that case.</w:t>
+      </w:r>
+    </w:p>
+    <w:p>
+      <w:r>
+        <w:t>Ask students to predict before running code. Preserve errors and actual outputs; collect a changed test and an explanation. The branch-boundary and indexing lessons deliberately include failure cases.</w:t>
+      </w:r>
+    </w:p>
+    <w:p>
+      <w:r>
+        <w:t>Use the earlier worked-explanation links to address a specific missing building block, then return to the current question. Adapt this suggestion after observing the learner; it is not an automatic diagnosis.</w:t>
+      </w:r>
+    </w:p>
+    <w:p>
+      <w:r>
+        <w:t>Collect the completed-work portfolio as evidence. Record support separately from correctness, and assess explanation, trace/test and limitations. Progress ticks and quiz selections alone do not establish mastery.</w:t>
+      </w:r>
+    </w:p>
     <w:sectPr>
       <w:pgSz w:w="12240" w:h="15840"/>
       <w:pgMar w:top="936" w:right="1008" w:bottom="936" w:left="1008" w:header="720" w:footer="720" w:gutter="0"/>

--- a/downloads/teacher/ai-4-week-05.docx
+++ b/downloads/teacher/ai-4-week-05.docx
@@ -29,6 +29,11 @@
       </w:r>
     </w:p>
     <w:p>
+      <w:r>
+        <w:t>Prepare Inspect Before Modeling: check the target, prerequisites, resources and adaptable teaching schedule.</w:t>
+      </w:r>
+    </w:p>
+    <w:p>
       <w:pPr>
         <w:pStyle w:val="Heading3"/>
       </w:pPr>
@@ -37,8 +42,26 @@
       </w:r>
     </w:p>
     <w:p>
-      <w:r>
-        <w:t>Primary target: Inspect row meaning missing values and repeated records</w:t>
+      <w:pPr>
+        <w:spacing w:line="336" w:lineRule="auto" w:after="180"/>
+      </w:pPr>
+      <w:r>
+        <w:rPr>
+          <w:b w:val="0"/>
+        </w:rPr>
+        <w:t xml:space="preserve">Primary target: Inspect row meaning </w:t>
+      </w:r>
+      <w:r>
+        <w:rPr>
+          <w:b/>
+        </w:rPr>
+        <w:t>missing value</w:t>
+      </w:r>
+      <w:r>
+        <w:rPr>
+          <w:b w:val="0"/>
+        </w:rPr>
+        <w:t>s and repeated records</w:t>
       </w:r>
     </w:p>
     <w:tbl>
@@ -185,12 +208,47 @@
       </w:tr>
     </w:tbl>
     <w:p>
-      <w:r>
-        <w:t>This is a starting allocation of 135 minutes, not a validated duration. Preserve all named topics. Schedule extra time for connected examples, the full investigation, independent cases and project building. Repeated copies of a case share one recorded attempt; they are not new evidence.</w:t>
-      </w:r>
-    </w:p>
-    <w:p>
-      <w:r>
+      <w:pPr>
+        <w:spacing w:line="336" w:lineRule="auto" w:after="180"/>
+      </w:pPr>
+      <w:r>
+        <w:rPr>
+          <w:b w:val="0"/>
+        </w:rPr>
+        <w:t>This is a starting allocation of 135 minutes, not a validated duration. Preserve all named topics. Schedule extra time for connected examples, the full investigation, independent cases and project building.</w:t>
+      </w:r>
+    </w:p>
+    <w:p>
+      <w:pPr>
+        <w:spacing w:line="336" w:lineRule="auto" w:after="180"/>
+      </w:pPr>
+      <w:r>
+        <w:rPr>
+          <w:b w:val="0"/>
+        </w:rPr>
+        <w:t xml:space="preserve">Repeated copies of a case share one recorded attempt; they are not new </w:t>
+      </w:r>
+      <w:r>
+        <w:rPr>
+          <w:b/>
+        </w:rPr>
+        <w:t>evidence</w:t>
+      </w:r>
+      <w:r>
+        <w:rPr>
+          <w:b w:val="0"/>
+        </w:rPr>
+        <w:t>.</w:t>
+      </w:r>
+    </w:p>
+    <w:p>
+      <w:pPr>
+        <w:spacing w:line="336" w:lineRule="auto" w:after="180"/>
+      </w:pPr>
+      <w:r>
+        <w:rPr>
+          <w:b w:val="0"/>
+        </w:rPr>
         <w:t>Case exposure check: this source example appears in ai-4/5, ai-4/7, ai-4/9. Reuse a familiar case for recall or modelling; verify that the case used to assess transfer has not already received feedback.</w:t>
       </w:r>
     </w:p>
@@ -211,17 +269,41 @@
       </w:r>
     </w:p>
     <w:p>
-      <w:r>
+      <w:pPr>
+        <w:spacing w:line="336" w:lineRule="auto" w:after="180"/>
+      </w:pPr>
+      <w:r>
+        <w:rPr>
+          <w:b w:val="0"/>
+        </w:rPr>
         <w:t>Without opening the old lesson, explain one key idea from Python and Table Readiness. Give an example and a mistake that the idea helps you avoid.</w:t>
       </w:r>
     </w:p>
     <w:p>
-      <w:r>
-        <w:t>Look for: Specify a table schema</w:t>
-      </w:r>
-    </w:p>
-    <w:p>
-      <w:r>
+      <w:pPr>
+        <w:spacing w:line="336" w:lineRule="auto" w:after="180"/>
+      </w:pPr>
+      <w:r>
+        <w:rPr>
+          <w:b w:val="0"/>
+        </w:rPr>
+        <w:t xml:space="preserve">Look for: Specify a table </w:t>
+      </w:r>
+      <w:r>
+        <w:rPr>
+          <w:b/>
+        </w:rPr>
+        <w:t>schema</w:t>
+      </w:r>
+    </w:p>
+    <w:p>
+      <w:pPr>
+        <w:spacing w:line="336" w:lineRule="auto" w:after="180"/>
+      </w:pPr>
+      <w:r>
+        <w:rPr>
+          <w:b w:val="0"/>
+        </w:rPr>
         <w:t>Reference example, not the only acceptable wording: activity: nonempty text; minutes: integer from 0 to 60 inclusive.</w:t>
       </w:r>
     </w:p>
@@ -234,22 +316,93 @@
       </w:r>
     </w:p>
     <w:p>
-      <w:r>
+      <w:pPr>
+        <w:spacing w:line="336" w:lineRule="auto" w:after="180"/>
+      </w:pPr>
+      <w:r>
+        <w:rPr>
+          <w:b w:val="0"/>
+        </w:rPr>
         <w:t>Without opening the old lesson, explain one key idea from Features, Labels, Targets. Give an example and a mistake that the idea helps you avoid.</w:t>
       </w:r>
     </w:p>
     <w:p>
-      <w:r>
-        <w:t>Look for: Separate prediction inputs from observed targets</w:t>
-      </w:r>
-    </w:p>
-    <w:p>
-      <w:r>
-        <w:t>Reference example, not the only acceptable wording: Candidate features are pages and queue_at_checkout. The target is returned_late and the tracking field is loan_id. days_to_return is known only after return and directly defines the target, so it must not enter checkout predictions.</w:t>
-      </w:r>
-    </w:p>
-    <w:p>
-      <w:r>
+      <w:pPr>
+        <w:spacing w:line="336" w:lineRule="auto" w:after="180"/>
+      </w:pPr>
+      <w:r>
+        <w:rPr>
+          <w:b w:val="0"/>
+        </w:rPr>
+        <w:t xml:space="preserve">Look for: Separate </w:t>
+      </w:r>
+      <w:r>
+        <w:rPr>
+          <w:b/>
+        </w:rPr>
+        <w:t>prediction</w:t>
+      </w:r>
+      <w:r>
+        <w:rPr>
+          <w:b w:val="0"/>
+        </w:rPr>
+        <w:t xml:space="preserve"> </w:t>
+      </w:r>
+      <w:r>
+        <w:rPr>
+          <w:b/>
+        </w:rPr>
+        <w:t>input</w:t>
+      </w:r>
+      <w:r>
+        <w:rPr>
+          <w:b w:val="0"/>
+        </w:rPr>
+        <w:t>s from observed targets</w:t>
+      </w:r>
+    </w:p>
+    <w:p>
+      <w:pPr>
+        <w:spacing w:line="336" w:lineRule="auto" w:after="180"/>
+      </w:pPr>
+      <w:r>
+        <w:rPr>
+          <w:b w:val="0"/>
+        </w:rPr>
+        <w:t>Reference example, not the only acceptable wording: Candidate features are pages and queue_at_checkout.</w:t>
+      </w:r>
+    </w:p>
+    <w:p>
+      <w:pPr>
+        <w:spacing w:line="336" w:lineRule="auto" w:after="180"/>
+      </w:pPr>
+      <w:r>
+        <w:rPr>
+          <w:b w:val="0"/>
+        </w:rPr>
+        <w:t xml:space="preserve">The target is returned_late and the tracking field is loan_id. days_to_return is known only after return and directly defines the target, so it must not enter checkout </w:t>
+      </w:r>
+      <w:r>
+        <w:rPr>
+          <w:b/>
+        </w:rPr>
+        <w:t>prediction</w:t>
+      </w:r>
+      <w:r>
+        <w:rPr>
+          <w:b w:val="0"/>
+        </w:rPr>
+        <w:t>s.</w:t>
+      </w:r>
+    </w:p>
+    <w:p>
+      <w:pPr>
+        <w:spacing w:line="336" w:lineRule="auto" w:after="180"/>
+      </w:pPr>
+      <w:r>
+        <w:rPr>
+          <w:b w:val="0"/>
+        </w:rPr>
         <w:t>Use the student module and workbook section with this exact week title. The worked case, independent question and answers below form one aligned lesson sequence.</w:t>
       </w:r>
     </w:p>
@@ -262,7 +415,13 @@
       </w:r>
     </w:p>
     <w:p>
-      <w:r>
+      <w:pPr>
+        <w:spacing w:line="336" w:lineRule="auto" w:after="180"/>
+      </w:pPr>
+      <w:r>
+        <w:rPr>
+          <w:b w:val="0"/>
+        </w:rPr>
         <w:t>A table contains 8 cm, -2 cm, missing and two copies of the same leaf photo. Propose a separate inspection for each issue.</w:t>
       </w:r>
     </w:p>
@@ -275,8 +434,62 @@
       </w:r>
     </w:p>
     <w:p>
-      <w:r>
-        <w:t>Dataset shape, types, ranges, duplicates, and missingness determine whether modeling results can be trusted.</w:t>
+      <w:pPr>
+        <w:spacing w:line="336" w:lineRule="auto" w:after="180"/>
+      </w:pPr>
+      <w:r>
+        <w:rPr>
+          <w:b w:val="0"/>
+        </w:rPr>
+        <w:t xml:space="preserve">Dataset </w:t>
+      </w:r>
+      <w:r>
+        <w:rPr>
+          <w:b/>
+        </w:rPr>
+        <w:t>shape</w:t>
+      </w:r>
+      <w:r>
+        <w:rPr>
+          <w:b w:val="0"/>
+        </w:rPr>
+        <w:t xml:space="preserve">, types, </w:t>
+      </w:r>
+      <w:r>
+        <w:rPr>
+          <w:b/>
+        </w:rPr>
+        <w:t>range</w:t>
+      </w:r>
+      <w:r>
+        <w:rPr>
+          <w:b w:val="0"/>
+        </w:rPr>
+        <w:t xml:space="preserve">s, </w:t>
+      </w:r>
+      <w:r>
+        <w:rPr>
+          <w:b/>
+        </w:rPr>
+        <w:t>duplicate</w:t>
+      </w:r>
+      <w:r>
+        <w:rPr>
+          <w:b w:val="0"/>
+        </w:rPr>
+        <w:t xml:space="preserve">s, and </w:t>
+      </w:r>
+      <w:r>
+        <w:rPr>
+          <w:b/>
+        </w:rPr>
+        <w:t>missingness</w:t>
+      </w:r>
+      <w:r>
+        <w:rPr>
+          <w:b w:val="0"/>
+        </w:rPr>
+        <w:t xml:space="preserve"> determine whether modeling results can be trusted.</w:t>
       </w:r>
     </w:p>
     <w:tbl>
@@ -412,12 +625,38 @@
       </w:r>
     </w:p>
     <w:p>
-      <w:r>
+      <w:pPr>
+        <w:spacing w:line="336" w:lineRule="auto" w:after="180"/>
+      </w:pPr>
+      <w:r>
+        <w:rPr>
+          <w:b w:val="0"/>
+        </w:rPr>
         <w:t>Use the supplied scenario, student illustrations and blank paper. For numeric work, offer counters or a calculator after learners show the setup. Fictional records are supplied; personal data and paid accounts are unnecessary.</w:t>
       </w:r>
     </w:p>
     <w:p>
-      <w:r>
+      <w:pPr>
+        <w:pStyle w:val="Heading3"/>
+      </w:pPr>
+      <w:r>
+        <w:t>Alternative compact allocation</w:t>
+      </w:r>
+    </w:p>
+    <w:p>
+      <w:r>
+        <w:t>This compact option is not the full-week schedule. Use the main teaching cycle and allow extra sessions for the investigation, independent work and project.</w:t>
+      </w:r>
+    </w:p>
+    <w:p>
+      <w:pPr>
+        <w:spacing w:line="336" w:lineRule="auto" w:after="180"/>
+        <w:shd w:fill="F1F6F8"/>
+      </w:pPr>
+      <w:r>
+        <w:rPr>
+          <w:b w:val="0"/>
+        </w:rPr>
         <w:t>Allow 80 minutes: recall 8; explanation 12; worked demonstration 15; guided practice 20; independent assessment 15; project and reflection 10. Extend the lab into a second session when needed.</w:t>
       </w:r>
     </w:p>
@@ -430,8 +669,96 @@
       </w:r>
     </w:p>
     <w:p>
-      <w:r>
-        <w:t>Teach inspection before modelling in two 45-minute sessions. Use fictional data only. Emphasize the unit of observation, provenance, units, unknown values and overlapping audit flags. The dataset card is a concise classroom documentation exercise inspired by datasheets for datasets, not a claim to implement every part of a research framework. Students must distinguish observations from unsupported repairs and from evidence of model fitness.</w:t>
+      <w:pPr>
+        <w:spacing w:line="336" w:lineRule="auto" w:after="180"/>
+      </w:pPr>
+      <w:r>
+        <w:rPr>
+          <w:b w:val="0"/>
+        </w:rPr>
+        <w:t xml:space="preserve">Teach inspection before modelling in two 45-minute sessions. Use fictional data only. Emphasize the unit of </w:t>
+      </w:r>
+      <w:r>
+        <w:rPr>
+          <w:b/>
+        </w:rPr>
+        <w:t>observation</w:t>
+      </w:r>
+      <w:r>
+        <w:rPr>
+          <w:b w:val="0"/>
+        </w:rPr>
+        <w:t xml:space="preserve">, </w:t>
+      </w:r>
+      <w:r>
+        <w:rPr>
+          <w:b/>
+        </w:rPr>
+        <w:t>provenance</w:t>
+      </w:r>
+      <w:r>
+        <w:rPr>
+          <w:b w:val="0"/>
+        </w:rPr>
+        <w:t>, units, unknown values and overlapping audit flags.</w:t>
+      </w:r>
+    </w:p>
+    <w:p>
+      <w:pPr>
+        <w:spacing w:line="336" w:lineRule="auto" w:after="180"/>
+      </w:pPr>
+      <w:r>
+        <w:rPr>
+          <w:b w:val="0"/>
+        </w:rPr>
+        <w:t xml:space="preserve">The </w:t>
+      </w:r>
+      <w:r>
+        <w:rPr>
+          <w:b/>
+        </w:rPr>
+        <w:t>dataset card</w:t>
+      </w:r>
+      <w:r>
+        <w:rPr>
+          <w:b w:val="0"/>
+        </w:rPr>
+        <w:t xml:space="preserve"> is a concise classroom documentation exercise inspired by datasheets for datasets, not a claim to implement every part of a research framework.</w:t>
+      </w:r>
+    </w:p>
+    <w:p>
+      <w:pPr>
+        <w:spacing w:line="336" w:lineRule="auto" w:after="180"/>
+      </w:pPr>
+      <w:r>
+        <w:rPr>
+          <w:b w:val="0"/>
+        </w:rPr>
+        <w:t xml:space="preserve">Students must distinguish </w:t>
+      </w:r>
+      <w:r>
+        <w:rPr>
+          <w:b/>
+        </w:rPr>
+        <w:t>observation</w:t>
+      </w:r>
+      <w:r>
+        <w:rPr>
+          <w:b w:val="0"/>
+        </w:rPr>
+        <w:t xml:space="preserve">s from unsupported repairs and from </w:t>
+      </w:r>
+      <w:r>
+        <w:rPr>
+          <w:b/>
+        </w:rPr>
+        <w:t>evidence</w:t>
+      </w:r>
+      <w:r>
+        <w:rPr>
+          <w:b w:val="0"/>
+        </w:rPr>
+        <w:t xml:space="preserve"> of model fitness.</w:t>
       </w:r>
     </w:p>
     <w:p>
@@ -443,28 +770,70 @@
       </w:r>
     </w:p>
     <w:p>
-      <w:r>
+      <w:pPr>
+        <w:spacing w:line="336" w:lineRule="auto" w:after="180"/>
+      </w:pPr>
+      <w:r>
+        <w:rPr>
+          <w:b w:val="0"/>
+        </w:rPr>
         <w:t>It is a numerical quantity whose differences measure time. Whole-number formatting does not turn it into a category.</w:t>
       </w:r>
     </w:p>
     <w:p>
-      <w:r>
+      <w:pPr>
+        <w:spacing w:line="336" w:lineRule="auto" w:after="180"/>
+      </w:pPr>
+      <w:r>
+        <w:rPr>
+          <w:b w:val="0"/>
+        </w:rPr>
         <w:t>Printed lesson and workbook</w:t>
       </w:r>
     </w:p>
     <w:p>
-      <w:r>
+      <w:pPr>
+        <w:spacing w:line="336" w:lineRule="auto" w:after="180"/>
+      </w:pPr>
+      <w:r>
+        <w:rPr>
+          <w:b w:val="0"/>
+        </w:rPr>
         <w:t>Cards for the five raw rows including both B rows</w:t>
       </w:r>
     </w:p>
     <w:p>
-      <w:r>
+      <w:pPr>
+        <w:spacing w:line="336" w:lineRule="auto" w:after="180"/>
+      </w:pPr>
+      <w:r>
+        <w:rPr>
+          <w:b w:val="0"/>
+        </w:rPr>
         <w:t>Optional Python 3 editor; no packages required</w:t>
       </w:r>
     </w:p>
     <w:p>
-      <w:r>
-        <w:t>Blank card headings: purpose source row schema findings changes limits version owner</w:t>
+      <w:pPr>
+        <w:spacing w:line="336" w:lineRule="auto" w:after="180"/>
+      </w:pPr>
+      <w:r>
+        <w:rPr>
+          <w:b w:val="0"/>
+        </w:rPr>
+        <w:t xml:space="preserve">Blank card headings: purpose source row </w:t>
+      </w:r>
+      <w:r>
+        <w:rPr>
+          <w:b/>
+        </w:rPr>
+        <w:t>schema</w:t>
+      </w:r>
+      <w:r>
+        <w:rPr>
+          <w:b w:val="0"/>
+        </w:rPr>
+        <w:t xml:space="preserve"> findings changes limits version owner</w:t>
       </w:r>
     </w:p>
     <w:p>
@@ -476,8 +845,37 @@
       </w:r>
     </w:p>
     <w:p>
-      <w:r>
-        <w:t>Teach Week 15 as a two-session investigation using fictional data. Two fictional activity logs use different duration units. Log A records 180 seconds and Log B records 4 minutes. Keep the raw values, units and source labels; derive a shared unit so another learner can reproduce the comparison. Assess the three stated outcomes through the independent task, not by copying the worked result.</w:t>
+      <w:pPr>
+        <w:spacing w:line="336" w:lineRule="auto" w:after="180"/>
+      </w:pPr>
+      <w:r>
+        <w:rPr>
+          <w:b w:val="0"/>
+        </w:rPr>
+        <w:t>Teach Week 15 as a two-session investigation using fictional data. Two fictional activity logs use different duration units. Log A records 180 seconds and Log B records 4 minutes.</w:t>
+      </w:r>
+    </w:p>
+    <w:p>
+      <w:pPr>
+        <w:spacing w:line="336" w:lineRule="auto" w:after="180"/>
+      </w:pPr>
+      <w:r>
+        <w:rPr>
+          <w:b w:val="0"/>
+        </w:rPr>
+        <w:t xml:space="preserve">Keep the </w:t>
+      </w:r>
+      <w:r>
+        <w:rPr>
+          <w:b/>
+        </w:rPr>
+        <w:t>raw value</w:t>
+      </w:r>
+      <w:r>
+        <w:rPr>
+          <w:b w:val="0"/>
+        </w:rPr>
+        <w:t>s, units and source labels; derive a shared unit so another learner can reproduce the comparison. Assess the three stated outcomes through the independent task, not by copying the worked result.</w:t>
       </w:r>
     </w:p>
     <w:p>
@@ -489,23 +887,59 @@
       </w:r>
     </w:p>
     <w:p>
-      <w:r>
+      <w:pPr>
+        <w:spacing w:line="336" w:lineRule="auto" w:after="180"/>
+      </w:pPr>
+      <w:r>
+        <w:rPr>
+          <w:b w:val="0"/>
+        </w:rPr>
         <w:t>3 minutes, since 60 seconds make one minute.</w:t>
       </w:r>
     </w:p>
     <w:p>
-      <w:r>
+      <w:pPr>
+        <w:spacing w:line="336" w:lineRule="auto" w:after="180"/>
+      </w:pPr>
+      <w:r>
+        <w:rPr>
+          <w:b w:val="0"/>
+        </w:rPr>
         <w:t>Python 3 editor with a fresh local practice file</w:t>
       </w:r>
     </w:p>
     <w:p>
-      <w:r>
+      <w:pPr>
+        <w:spacing w:line="336" w:lineRule="auto" w:after="180"/>
+      </w:pPr>
+      <w:r>
+        <w:rPr>
+          <w:b w:val="0"/>
+        </w:rPr>
         <w:t>Paper trace table and the student workbook</w:t>
       </w:r>
     </w:p>
     <w:p>
-      <w:r>
-        <w:t>Fictional input records from this lesson; no real student identifiers</w:t>
+      <w:pPr>
+        <w:spacing w:line="336" w:lineRule="auto" w:after="180"/>
+      </w:pPr>
+      <w:r>
+        <w:rPr>
+          <w:b w:val="0"/>
+        </w:rPr>
+        <w:t xml:space="preserve">Fictional </w:t>
+      </w:r>
+      <w:r>
+        <w:rPr>
+          <w:b/>
+        </w:rPr>
+        <w:t>input</w:t>
+      </w:r>
+      <w:r>
+        <w:rPr>
+          <w:b w:val="0"/>
+        </w:rPr>
+        <w:t xml:space="preserve"> records from this lesson; no real student identifiers</w:t>
       </w:r>
     </w:p>
     <w:p>
@@ -517,12 +951,24 @@
       </w:r>
     </w:p>
     <w:p>
-      <w:r>
+      <w:pPr>
+        <w:spacing w:line="336" w:lineRule="auto" w:after="180"/>
+      </w:pPr>
+      <w:r>
+        <w:rPr>
+          <w:b w:val="0"/>
+        </w:rPr>
         <w:t>By the end, I can explain inspect before modeling using a traced example and a stated limitation.</w:t>
       </w:r>
     </w:p>
     <w:p>
-      <w:r>
+      <w:pPr>
+        <w:spacing w:line="336" w:lineRule="auto" w:after="180"/>
+      </w:pPr>
+      <w:r>
+        <w:rPr>
+          <w:b w:val="0"/>
+        </w:rPr>
         <w:t>This added worked case illustrates the week’s main idea. Retain all original and connected topics; schedule its practice within the teaching cycle.</w:t>
       </w:r>
     </w:p>
@@ -535,76 +981,361 @@
       </w:r>
     </w:p>
     <w:p>
+      <w:r>
+        <w:t>Model Inspect Before Modeling using the supplied case, labelled mechanism and reasoning. Make the scope of each conclusion explicit.</w:t>
+      </w:r>
+    </w:p>
+    <w:p>
+      <w:pPr>
+        <w:spacing w:line="336" w:lineRule="auto" w:after="180"/>
+      </w:pPr>
+      <w:r>
+        <w:rPr>
+          <w:b w:val="0"/>
+        </w:rPr>
+        <w:t>Trace the information, fitted behavior, and evaluation proof separately.</w:t>
+      </w:r>
+    </w:p>
+    <w:p>
       <w:pPr>
         <w:pStyle w:val="Heading3"/>
       </w:pPr>
       <w:r>
-        <w:t>Explain the mechanism</w:t>
-      </w:r>
-    </w:p>
-    <w:p>
-      <w:r>
-        <w:t>Trace the information, fitted behavior, and evaluation proof separately.</w:t>
-      </w:r>
-    </w:p>
-    <w:p>
-      <w:r>
-        <w:t>QUESTION Produce a data-quality report before fitting any model.</w:t>
-      </w:r>
-    </w:p>
-    <w:p>
-      <w:r>
-        <w:t>MODEL IDEA Dataset shape, types, ranges, duplicates, and missingness determine whether modeling results can be trusted.</w:t>
-      </w:r>
-    </w:p>
-    <w:p>
-      <w:r>
+        <w:t>Question to explain</w:t>
+      </w:r>
+    </w:p>
+    <w:p>
+      <w:pPr>
+        <w:spacing w:line="336" w:lineRule="auto" w:after="180"/>
+        <w:shd w:fill="F5F1FB"/>
+      </w:pPr>
+      <w:r>
+        <w:rPr>
+          <w:b w:val="0"/>
+        </w:rPr>
+        <w:t xml:space="preserve">QUESTION Produce a data-quality report before </w:t>
+      </w:r>
+      <w:r>
+        <w:rPr>
+          <w:b/>
+        </w:rPr>
+        <w:t>fitting</w:t>
+      </w:r>
+      <w:r>
+        <w:rPr>
+          <w:b w:val="0"/>
+        </w:rPr>
+        <w:t xml:space="preserve"> any model.</w:t>
+      </w:r>
+    </w:p>
+    <w:p>
+      <w:pPr>
+        <w:spacing w:line="336" w:lineRule="auto" w:after="180"/>
+      </w:pPr>
+      <w:r>
+        <w:rPr>
+          <w:b w:val="0"/>
+        </w:rPr>
+        <w:t xml:space="preserve">MODEL IDEA Dataset </w:t>
+      </w:r>
+      <w:r>
+        <w:rPr>
+          <w:b/>
+        </w:rPr>
+        <w:t>shape</w:t>
+      </w:r>
+      <w:r>
+        <w:rPr>
+          <w:b w:val="0"/>
+        </w:rPr>
+        <w:t xml:space="preserve">, types, </w:t>
+      </w:r>
+      <w:r>
+        <w:rPr>
+          <w:b/>
+        </w:rPr>
+        <w:t>range</w:t>
+      </w:r>
+      <w:r>
+        <w:rPr>
+          <w:b w:val="0"/>
+        </w:rPr>
+        <w:t xml:space="preserve">s, </w:t>
+      </w:r>
+      <w:r>
+        <w:rPr>
+          <w:b/>
+        </w:rPr>
+        <w:t>duplicate</w:t>
+      </w:r>
+      <w:r>
+        <w:rPr>
+          <w:b w:val="0"/>
+        </w:rPr>
+        <w:t xml:space="preserve">s, and </w:t>
+      </w:r>
+      <w:r>
+        <w:rPr>
+          <w:b/>
+        </w:rPr>
+        <w:t>missingness</w:t>
+      </w:r>
+      <w:r>
+        <w:rPr>
+          <w:b w:val="0"/>
+        </w:rPr>
+        <w:t xml:space="preserve"> determine whether modeling results can be trusted.</w:t>
+      </w:r>
+    </w:p>
+    <w:p>
+      <w:pPr>
+        <w:spacing w:line="336" w:lineRule="auto" w:after="180"/>
+      </w:pPr>
+      <w:r>
+        <w:rPr>
+          <w:b w:val="0"/>
+        </w:rPr>
         <w:t>PROOF NEEDED Use an unseen case, visible calculation, error analysis, and a stated limitation.</w:t>
       </w:r>
     </w:p>
     <w:p>
-      <w:r>
-        <w:t>UNDER THE HOOD Dataset shape is 40 rows × 5 columns. Inspection finds 3 duplicate rows and 4 missing light values.</w:t>
-      </w:r>
-    </w:p>
-    <w:p>
-      <w:r>
-        <w:t>Draw a fresh data → model → prediction → evaluation trace:</w:t>
-      </w:r>
-    </w:p>
-    <w:p>
-      <w:r>
-        <w:t>Predict first. Then check each step. A correct answer without visible evidence cannot be audited.</w:t>
-      </w:r>
-    </w:p>
-    <w:p>
-      <w:r>
-        <w:t>STEP 1 Dataset shape is 40 rows × 5 columns.</w:t>
-      </w:r>
-    </w:p>
-    <w:p>
-      <w:r>
-        <w:t>STEP 2 Inspection finds 3 duplicate rows and 4 missing light values.</w:t>
-      </w:r>
-    </w:p>
-    <w:p>
-      <w:r>
-        <w:t>STEP 3 Leaf widths range from 0.4 to 48 cm; inspect the extreme value and unit.</w:t>
-      </w:r>
-    </w:p>
-    <w:p>
-      <w:r>
+      <w:pPr>
+        <w:pStyle w:val="Heading3"/>
+      </w:pPr>
+      <w:r>
+        <w:t>How the mechanism works</w:t>
+      </w:r>
+    </w:p>
+    <w:p>
+      <w:pPr>
+        <w:spacing w:line="336" w:lineRule="auto" w:after="180"/>
+        <w:shd w:fill="F1F6F8"/>
+      </w:pPr>
+      <w:r>
+        <w:rPr>
+          <w:b w:val="0"/>
+        </w:rPr>
+        <w:t xml:space="preserve">UNDER THE HOOD Dataset </w:t>
+      </w:r>
+      <w:r>
+        <w:rPr>
+          <w:b/>
+        </w:rPr>
+        <w:t>shape</w:t>
+      </w:r>
+      <w:r>
+        <w:rPr>
+          <w:b w:val="0"/>
+        </w:rPr>
+        <w:t xml:space="preserve"> is 40 rows × 5 columns. Inspection finds 3 </w:t>
+      </w:r>
+      <w:r>
+        <w:rPr>
+          <w:b/>
+        </w:rPr>
+        <w:t>duplicate</w:t>
+      </w:r>
+      <w:r>
+        <w:rPr>
+          <w:b w:val="0"/>
+        </w:rPr>
+        <w:t xml:space="preserve"> rows and 4 missing light values.</w:t>
+      </w:r>
+    </w:p>
+    <w:p>
+      <w:pPr>
+        <w:spacing w:line="336" w:lineRule="auto" w:after="180"/>
+      </w:pPr>
+      <w:r>
+        <w:rPr>
+          <w:b w:val="0"/>
+        </w:rPr>
+        <w:t xml:space="preserve">Draw a fresh data → model → </w:t>
+      </w:r>
+      <w:r>
+        <w:rPr>
+          <w:b/>
+        </w:rPr>
+        <w:t>prediction</w:t>
+      </w:r>
+      <w:r>
+        <w:rPr>
+          <w:b w:val="0"/>
+        </w:rPr>
+        <w:t xml:space="preserve"> → evaluation trace:</w:t>
+      </w:r>
+    </w:p>
+    <w:p>
+      <w:pPr>
+        <w:spacing w:line="336" w:lineRule="auto" w:after="180"/>
+      </w:pPr>
+      <w:r>
+        <w:rPr>
+          <w:b w:val="0"/>
+        </w:rPr>
+        <w:t xml:space="preserve">Predict first. Then check each step. A correct answer without visible </w:t>
+      </w:r>
+      <w:r>
+        <w:rPr>
+          <w:b/>
+        </w:rPr>
+        <w:t>evidence</w:t>
+      </w:r>
+      <w:r>
+        <w:rPr>
+          <w:b w:val="0"/>
+        </w:rPr>
+        <w:t xml:space="preserve"> cannot be audited.</w:t>
+      </w:r>
+    </w:p>
+    <w:p>
+      <w:pPr>
+        <w:pStyle w:val="Heading3"/>
+      </w:pPr>
+      <w:r>
+        <w:t>Step 1</w:t>
+      </w:r>
+    </w:p>
+    <w:p>
+      <w:pPr>
+        <w:spacing w:line="336" w:lineRule="auto" w:after="180"/>
+        <w:shd w:fill="F4F9FC"/>
+      </w:pPr>
+      <w:r>
+        <w:rPr>
+          <w:b w:val="0"/>
+        </w:rPr>
+        <w:t xml:space="preserve">STEP 1 Dataset </w:t>
+      </w:r>
+      <w:r>
+        <w:rPr>
+          <w:b/>
+        </w:rPr>
+        <w:t>shape</w:t>
+      </w:r>
+      <w:r>
+        <w:rPr>
+          <w:b w:val="0"/>
+        </w:rPr>
+        <w:t xml:space="preserve"> is 40 rows × 5 columns.</w:t>
+      </w:r>
+    </w:p>
+    <w:p>
+      <w:pPr>
+        <w:pStyle w:val="Heading3"/>
+      </w:pPr>
+      <w:r>
+        <w:t>Step 2</w:t>
+      </w:r>
+    </w:p>
+    <w:p>
+      <w:pPr>
+        <w:spacing w:line="336" w:lineRule="auto" w:after="180"/>
+        <w:shd w:fill="F4F9FC"/>
+      </w:pPr>
+      <w:r>
+        <w:rPr>
+          <w:b w:val="0"/>
+        </w:rPr>
+        <w:t xml:space="preserve">STEP 2 Inspection finds 3 </w:t>
+      </w:r>
+      <w:r>
+        <w:rPr>
+          <w:b/>
+        </w:rPr>
+        <w:t>duplicate</w:t>
+      </w:r>
+      <w:r>
+        <w:rPr>
+          <w:b w:val="0"/>
+        </w:rPr>
+        <w:t xml:space="preserve"> rows and 4 missing light values.</w:t>
+      </w:r>
+    </w:p>
+    <w:p>
+      <w:pPr>
+        <w:pStyle w:val="Heading3"/>
+      </w:pPr>
+      <w:r>
+        <w:t>Step 3</w:t>
+      </w:r>
+    </w:p>
+    <w:p>
+      <w:pPr>
+        <w:spacing w:line="336" w:lineRule="auto" w:after="180"/>
+        <w:shd w:fill="F4F9FC"/>
+      </w:pPr>
+      <w:r>
+        <w:rPr>
+          <w:b w:val="0"/>
+        </w:rPr>
+        <w:t xml:space="preserve">STEP 3 Leaf widths </w:t>
+      </w:r>
+      <w:r>
+        <w:rPr>
+          <w:b/>
+        </w:rPr>
+        <w:t>range</w:t>
+      </w:r>
+      <w:r>
+        <w:rPr>
+          <w:b w:val="0"/>
+        </w:rPr>
+        <w:t xml:space="preserve"> from 0.4 to 48 cm; inspect the extreme value and unit.</w:t>
+      </w:r>
+    </w:p>
+    <w:p>
+      <w:pPr>
+        <w:pStyle w:val="Heading3"/>
+      </w:pPr>
+      <w:r>
+        <w:t>Step 4</w:t>
+      </w:r>
+    </w:p>
+    <w:p>
+      <w:pPr>
+        <w:spacing w:line="336" w:lineRule="auto" w:after="180"/>
+        <w:shd w:fill="F4F9FC"/>
+      </w:pPr>
+      <w:r>
+        <w:rPr>
+          <w:b w:val="0"/>
+        </w:rPr>
         <w:t>STEP 4 Document, repair, or exclude by a stated rule—never silently delete inconvenient rows.</w:t>
       </w:r>
     </w:p>
     <w:p>
-      <w:r>
+      <w:pPr>
+        <w:spacing w:line="336" w:lineRule="auto" w:after="180"/>
+      </w:pPr>
+      <w:r>
+        <w:rPr>
+          <w:b w:val="0"/>
+        </w:rPr>
         <w:t>CHECK Verify the denominator, unit, split, class definition, and data version before interpreting a score.</w:t>
       </w:r>
     </w:p>
     <w:p>
-      <w:r>
-        <w:t>Recalculate, retrace, or restate the evidence independently:</w:t>
+      <w:pPr>
+        <w:spacing w:line="336" w:lineRule="auto" w:after="180"/>
+      </w:pPr>
+      <w:r>
+        <w:rPr>
+          <w:b w:val="0"/>
+        </w:rPr>
+        <w:t xml:space="preserve">Recalculate, retrace, or restate the </w:t>
+      </w:r>
+      <w:r>
+        <w:rPr>
+          <w:b/>
+        </w:rPr>
+        <w:t>evidence</w:t>
+      </w:r>
+      <w:r>
+        <w:rPr>
+          <w:b w:val="0"/>
+        </w:rPr>
+        <w:t xml:space="preserve"> independently:</w:t>
       </w:r>
     </w:p>
     <w:p>
@@ -616,12 +1347,54 @@
       </w:r>
     </w:p>
     <w:p>
-      <w:r>
-        <w:t>Lengths include 5 cm, blank and -3 cm, plus a duplicate photo row.</w:t>
-      </w:r>
-    </w:p>
-    <w:p>
-      <w:r>
+      <w:pPr>
+        <w:pStyle w:val="Heading3"/>
+      </w:pPr>
+      <w:r>
+        <w:t>The teaching case</w:t>
+      </w:r>
+    </w:p>
+    <w:p>
+      <w:pPr>
+        <w:spacing w:line="336" w:lineRule="auto" w:after="180"/>
+        <w:shd w:fill="F1F6FC"/>
+      </w:pPr>
+      <w:r>
+        <w:rPr>
+          <w:b w:val="0"/>
+        </w:rPr>
+        <w:t xml:space="preserve">Lengths include 5 cm, blank and -3 cm, plus a </w:t>
+      </w:r>
+      <w:r>
+        <w:rPr>
+          <w:b/>
+        </w:rPr>
+        <w:t>duplicate</w:t>
+      </w:r>
+      <w:r>
+        <w:rPr>
+          <w:b w:val="0"/>
+        </w:rPr>
+        <w:t xml:space="preserve"> photo row.</w:t>
+      </w:r>
+    </w:p>
+    <w:p>
+      <w:pPr>
+        <w:pStyle w:val="Heading3"/>
+      </w:pPr>
+      <w:r>
+        <w:t>The teaching case</w:t>
+      </w:r>
+    </w:p>
+    <w:p>
+      <w:pPr>
+        <w:spacing w:line="336" w:lineRule="auto" w:after="180"/>
+        <w:shd w:fill="F1F6FC"/>
+      </w:pPr>
+      <w:r>
+        <w:rPr>
+          <w:b w:val="0"/>
+        </w:rPr>
         <w:t>Name checks and a deletion risk.</w:t>
       </w:r>
     </w:p>
@@ -634,41 +1407,261 @@
       </w:r>
     </w:p>
     <w:p>
-      <w:r>
-        <w:t>Check missingness, physical validity, units and duplicate identity. Investigate and document repair. Blind deletion can disproportionately remove a relevant condition.</w:t>
-      </w:r>
-    </w:p>
-    <w:p>
       <w:pPr>
         <w:pStyle w:val="Heading3"/>
       </w:pPr>
       <w:r>
+        <w:t>Why the result follows</w:t>
+      </w:r>
+    </w:p>
+    <w:p>
+      <w:pPr>
+        <w:spacing w:line="336" w:lineRule="auto" w:after="180"/>
+        <w:shd w:fill="F1F6FC"/>
+      </w:pPr>
+      <w:r>
+        <w:rPr>
+          <w:b w:val="0"/>
+        </w:rPr>
+        <w:t xml:space="preserve">Check </w:t>
+      </w:r>
+      <w:r>
+        <w:rPr>
+          <w:b/>
+        </w:rPr>
+        <w:t>missingness</w:t>
+      </w:r>
+      <w:r>
+        <w:rPr>
+          <w:b w:val="0"/>
+        </w:rPr>
+        <w:t xml:space="preserve">, physical validity, units and </w:t>
+      </w:r>
+      <w:r>
+        <w:rPr>
+          <w:b/>
+        </w:rPr>
+        <w:t>duplicate</w:t>
+      </w:r>
+      <w:r>
+        <w:rPr>
+          <w:b w:val="0"/>
+        </w:rPr>
+        <w:t xml:space="preserve"> identity. Investigate and document repair. Blind deletion can disproportionately remove a relevant condition.</w:t>
+      </w:r>
+    </w:p>
+    <w:p>
+      <w:pPr>
+        <w:pStyle w:val="Heading3"/>
+      </w:pPr>
+      <w:r>
         <w:t>Explain the added worked example</w:t>
       </w:r>
     </w:p>
     <w:p>
-      <w:r>
-        <w:t>A dataset can look like a neat table and still contain missing outcomes, repeated records or impossible values. Before fitting a model, inspect what one row represents and document where the table came from. A dataset card is a short record of its purpose, contents, collection, changes and limits. It helps another person decide whether the data suits a proposed use.</w:t>
-      </w:r>
-    </w:p>
-    <w:p>
-      <w:r>
-        <w:t>Our source is a teacher-authored fictional export called Robot practice v1, created for this lesson. Each row is intended to describe one trip, with one unique trip ID and elapsed duration in minutes. Durations may be zero or positive; None means unknown. All trips are described as indoor practice trips. No real robot measurements or personal records were collected, and there is no evidence about outdoor performance.</w:t>
-      </w:r>
-    </w:p>
-    <w:p>
-      <w:r>
-        <w:t>Keep this raw version unchanged. At this stage a flag means investigate, not automatically delete or replace. A repeated ID might be a copied row or a problem with the supposed one-row-per-trip definition. We need evidence before deciding what happened.</w:t>
-      </w:r>
-    </w:p>
-    <w:p>
-      <w:r>
-        <w:t>A set stores each distinct ID once. The output is 5 4 2 1: five rows, four distinct IDs, two rows with unknown duration and one row with a negative duration. There is one extra occurrence beyond the four distinct IDs. This is not a count of all rows in repeated-ID groups: both B rows belong to that group.</w:t>
-      </w:r>
-    </w:p>
-    <w:p>
-      <w:r>
-        <w:t>The code assumes every row is a pair and each duration is a number or None. It is a small audit, not full schema validation. It does not check text values, units, source truth or whether IDs refer to real unique events. A successful run does not certify data quality.</w:t>
+      <w:pPr>
+        <w:pStyle w:val="Heading3"/>
+      </w:pPr>
+      <w:r>
+        <w:t>Explain the added worked example · 1</w:t>
+      </w:r>
+    </w:p>
+    <w:p>
+      <w:pPr>
+        <w:spacing w:line="336" w:lineRule="auto" w:after="180"/>
+      </w:pPr>
+      <w:r>
+        <w:rPr>
+          <w:b w:val="0"/>
+        </w:rPr>
+        <w:t xml:space="preserve">A dataset can look like a neat table and still contain missing outcomes, repeated records or impossible values. Before </w:t>
+      </w:r>
+      <w:r>
+        <w:rPr>
+          <w:b/>
+        </w:rPr>
+        <w:t>fitting</w:t>
+      </w:r>
+      <w:r>
+        <w:rPr>
+          <w:b w:val="0"/>
+        </w:rPr>
+        <w:t xml:space="preserve"> a model, inspect what one row represents and document where the table came from.</w:t>
+      </w:r>
+    </w:p>
+    <w:p>
+      <w:pPr>
+        <w:spacing w:line="336" w:lineRule="auto" w:after="180"/>
+      </w:pPr>
+      <w:r>
+        <w:rPr>
+          <w:b w:val="0"/>
+        </w:rPr>
+        <w:t xml:space="preserve">A </w:t>
+      </w:r>
+      <w:r>
+        <w:rPr>
+          <w:b/>
+        </w:rPr>
+        <w:t>dataset card</w:t>
+      </w:r>
+      <w:r>
+        <w:rPr>
+          <w:b w:val="0"/>
+        </w:rPr>
+        <w:t xml:space="preserve"> is a short record of its purpose, contents, collection, changes and limits. It helps another person decide whether the data suits a proposed use.</w:t>
+      </w:r>
+    </w:p>
+    <w:p>
+      <w:pPr>
+        <w:pStyle w:val="Heading3"/>
+      </w:pPr>
+      <w:r>
+        <w:t>Explain the added worked example · 2</w:t>
+      </w:r>
+    </w:p>
+    <w:p>
+      <w:pPr>
+        <w:spacing w:line="336" w:lineRule="auto" w:after="180"/>
+      </w:pPr>
+      <w:r>
+        <w:rPr>
+          <w:b w:val="0"/>
+        </w:rPr>
+        <w:t>Our source is a teacher-authored fictional export called Robot practice v1, created for this lesson. Each row is intended to describe one trip, with one unique trip ID and elapsed duration in minutes.</w:t>
+      </w:r>
+    </w:p>
+    <w:p>
+      <w:pPr>
+        <w:spacing w:line="336" w:lineRule="auto" w:after="180"/>
+      </w:pPr>
+      <w:r>
+        <w:rPr>
+          <w:b w:val="0"/>
+        </w:rPr>
+        <w:t xml:space="preserve">Durations may be zero or positive; None means unknown. All trips are described as indoor practice trips. No real robot measurements or personal records were collected, and there is no </w:t>
+      </w:r>
+      <w:r>
+        <w:rPr>
+          <w:b/>
+        </w:rPr>
+        <w:t>evidence</w:t>
+      </w:r>
+      <w:r>
+        <w:rPr>
+          <w:b w:val="0"/>
+        </w:rPr>
+        <w:t xml:space="preserve"> about outdoor performance.</w:t>
+      </w:r>
+    </w:p>
+    <w:p>
+      <w:pPr>
+        <w:spacing w:line="336" w:lineRule="auto" w:after="180"/>
+      </w:pPr>
+      <w:r>
+        <w:rPr>
+          <w:b w:val="0"/>
+        </w:rPr>
+        <w:t>Keep this raw version unchanged. At this stage a flag means investigate, not automatically delete or replace. A repeated ID might be a copied row or a problem with the supposed one-row-per-trip definition.</w:t>
+      </w:r>
+    </w:p>
+    <w:p>
+      <w:pPr>
+        <w:spacing w:line="336" w:lineRule="auto" w:after="180"/>
+      </w:pPr>
+      <w:r>
+        <w:rPr>
+          <w:b w:val="0"/>
+        </w:rPr>
+        <w:t xml:space="preserve">We need </w:t>
+      </w:r>
+      <w:r>
+        <w:rPr>
+          <w:b/>
+        </w:rPr>
+        <w:t>evidence</w:t>
+      </w:r>
+      <w:r>
+        <w:rPr>
+          <w:b w:val="0"/>
+        </w:rPr>
+        <w:t xml:space="preserve"> before deciding what happened.</w:t>
+      </w:r>
+    </w:p>
+    <w:p>
+      <w:pPr>
+        <w:pStyle w:val="Heading3"/>
+      </w:pPr>
+      <w:r>
+        <w:t>Explain the added worked example · 3</w:t>
+      </w:r>
+    </w:p>
+    <w:p>
+      <w:pPr>
+        <w:spacing w:line="336" w:lineRule="auto" w:after="180"/>
+      </w:pPr>
+      <w:r>
+        <w:rPr>
+          <w:b w:val="0"/>
+        </w:rPr>
+        <w:t xml:space="preserve">A set stores each distinct ID once. The </w:t>
+      </w:r>
+      <w:r>
+        <w:rPr>
+          <w:b/>
+        </w:rPr>
+        <w:t>output</w:t>
+      </w:r>
+      <w:r>
+        <w:rPr>
+          <w:b w:val="0"/>
+        </w:rPr>
+        <w:t xml:space="preserve"> is 5 4 2 1: five rows, four distinct IDs, two rows with unknown duration and one row with a negative duration. There is one extra occurrence beyond the four distinct IDs.</w:t>
+      </w:r>
+    </w:p>
+    <w:p>
+      <w:pPr>
+        <w:spacing w:line="336" w:lineRule="auto" w:after="180"/>
+      </w:pPr>
+      <w:r>
+        <w:rPr>
+          <w:b w:val="0"/>
+        </w:rPr>
+        <w:t>This is not a count of all rows in repeated-ID groups: both B rows belong to that group.</w:t>
+      </w:r>
+    </w:p>
+    <w:p>
+      <w:pPr>
+        <w:spacing w:line="336" w:lineRule="auto" w:after="180"/>
+      </w:pPr>
+      <w:r>
+        <w:rPr>
+          <w:b w:val="0"/>
+        </w:rPr>
+        <w:t xml:space="preserve">The code assumes every row is a pair and each duration is a number or None. It is a small audit, not full </w:t>
+      </w:r>
+      <w:r>
+        <w:rPr>
+          <w:b/>
+        </w:rPr>
+        <w:t>schema</w:t>
+      </w:r>
+      <w:r>
+        <w:rPr>
+          <w:b w:val="0"/>
+        </w:rPr>
+        <w:t xml:space="preserve"> validation. It does not check text values, units, source truth or whether IDs refer to real unique events.</w:t>
+      </w:r>
+    </w:p>
+    <w:p>
+      <w:pPr>
+        <w:spacing w:line="336" w:lineRule="auto" w:after="180"/>
+      </w:pPr>
+      <w:r>
+        <w:rPr>
+          <w:b w:val="0"/>
+        </w:rPr>
+        <w:t>A successful run does not certify data quality.</w:t>
       </w:r>
     </w:p>
     <w:p>
@@ -812,17 +1805,89 @@
       </w:r>
     </w:p>
     <w:p>
-      <w:r>
-        <w:t>Two fictional activity logs use different duration units. Log A records 180 seconds and Log B records 4 minutes. Keep the raw values, units and source labels; derive a shared unit so another learner can reproduce the comparison.</w:t>
-      </w:r>
-    </w:p>
-    <w:p>
-      <w:r>
-        <w:t>The script prints [3.0, 4]. The slash operator returns a floating-point result. The original dictionaries are unchanged. Assume nonnegative numeric raw values have already been validated. An unsupported unit produces None here and must be reported for review rather than included in arithmetic.</w:t>
-      </w:r>
-    </w:p>
-    <w:p>
-      <w:r>
+      <w:pPr>
+        <w:spacing w:line="336" w:lineRule="auto" w:after="180"/>
+      </w:pPr>
+      <w:r>
+        <w:rPr>
+          <w:b w:val="0"/>
+        </w:rPr>
+        <w:t>Two fictional activity logs use different duration units. Log A records 180 seconds and Log B records 4 minutes.</w:t>
+      </w:r>
+    </w:p>
+    <w:p>
+      <w:pPr>
+        <w:spacing w:line="336" w:lineRule="auto" w:after="180"/>
+      </w:pPr>
+      <w:r>
+        <w:rPr>
+          <w:b w:val="0"/>
+        </w:rPr>
+        <w:t xml:space="preserve">Keep the </w:t>
+      </w:r>
+      <w:r>
+        <w:rPr>
+          <w:b/>
+        </w:rPr>
+        <w:t>raw value</w:t>
+      </w:r>
+      <w:r>
+        <w:rPr>
+          <w:b w:val="0"/>
+        </w:rPr>
+        <w:t>s, units and source labels; derive a shared unit so another learner can reproduce the comparison.</w:t>
+      </w:r>
+    </w:p>
+    <w:p>
+      <w:pPr>
+        <w:pStyle w:val="Heading3"/>
+      </w:pPr>
+      <w:r>
+        <w:t>Apply the connected idea: Units conversions and data provenance · 4</w:t>
+      </w:r>
+    </w:p>
+    <w:p>
+      <w:pPr>
+        <w:spacing w:line="336" w:lineRule="auto" w:after="180"/>
+      </w:pPr>
+      <w:r>
+        <w:rPr>
+          <w:b w:val="0"/>
+        </w:rPr>
+        <w:t xml:space="preserve">The script prints [3.0, 4]. The slash operator returns a floating-point result. The original dictionaries are unchanged. Assume nonnegative numeric </w:t>
+      </w:r>
+      <w:r>
+        <w:rPr>
+          <w:b/>
+        </w:rPr>
+        <w:t>raw value</w:t>
+      </w:r>
+      <w:r>
+        <w:rPr>
+          <w:b w:val="0"/>
+        </w:rPr>
+        <w:t>s have already been validated.</w:t>
+      </w:r>
+    </w:p>
+    <w:p>
+      <w:pPr>
+        <w:spacing w:line="336" w:lineRule="auto" w:after="180"/>
+      </w:pPr>
+      <w:r>
+        <w:rPr>
+          <w:b w:val="0"/>
+        </w:rPr>
+        <w:t>An unsupported unit produces None here and must be reported for review rather than included in arithmetic.</w:t>
+      </w:r>
+    </w:p>
+    <w:p>
+      <w:pPr>
+        <w:spacing w:line="336" w:lineRule="auto" w:after="180"/>
+      </w:pPr>
+      <w:r>
+        <w:rPr>
+          <w:b w:val="0"/>
+        </w:rPr>
         <w:t>1.5 minutes and 0.0 minutes. Two minutes is longer. Exit: No. Mark it unresolved and ask for the unit definition. Do not include it as a known duration.</w:t>
       </w:r>
     </w:p>
@@ -835,18 +1900,131 @@
       </w:r>
     </w:p>
     <w:p>
-      <w:r>
-        <w:t>Use the complete worked example below before asking learners to complete W2. Reveal a small part, invite a prediction, then explain the deciding step. These teacher notes contain solutions; do not reveal the independent case answer during modelling.</w:t>
-      </w:r>
-    </w:p>
-    <w:p>
-      <w:r>
-        <w:t>For Robot practice v1, record the purpose as practising inspection, the source as teacher-authored fictional data, and the row meaning as an intended single indoor trip. Record the five-row count, the ID field, minutes as the duration unit and None as unknown. List the duplicate-ID and invalid-duration findings. State that no cleaning has occurred, no train/test split is assigned, and no model has been evaluated.</w:t>
-      </w:r>
-    </w:p>
-    <w:p>
-      <w:r>
-        <w:t>Add intended use, excluded uses, known gaps, version and a contact or owner. Here the lesson teacher maintains the practice copy; its allowed classroom purpose is inspection practice. Do not describe it as validated navigation data. For a real external dataset, also verify its actual permission or licence and collection context; an absent field in the documentation is an unanswered question, not permission to invent a value.</w:t>
+      <w:pPr>
+        <w:spacing w:line="336" w:lineRule="auto" w:after="180"/>
+      </w:pPr>
+      <w:r>
+        <w:rPr>
+          <w:b w:val="0"/>
+        </w:rPr>
+        <w:t xml:space="preserve">Use the complete worked example below before asking learners to complete W2. Reveal a small part, invite a </w:t>
+      </w:r>
+      <w:r>
+        <w:rPr>
+          <w:b/>
+        </w:rPr>
+        <w:t>prediction</w:t>
+      </w:r>
+      <w:r>
+        <w:rPr>
+          <w:b w:val="0"/>
+        </w:rPr>
+        <w:t>, then explain the deciding step.</w:t>
+      </w:r>
+    </w:p>
+    <w:p>
+      <w:pPr>
+        <w:spacing w:line="336" w:lineRule="auto" w:after="180"/>
+      </w:pPr>
+      <w:r>
+        <w:rPr>
+          <w:b w:val="0"/>
+        </w:rPr>
+        <w:t>These teacher notes contain solutions; do not reveal the independent case answer during modelling.</w:t>
+      </w:r>
+    </w:p>
+    <w:p>
+      <w:pPr>
+        <w:pStyle w:val="Heading3"/>
+      </w:pPr>
+      <w:r>
+        <w:t>Model the reasoning aloud · 5</w:t>
+      </w:r>
+    </w:p>
+    <w:p>
+      <w:pPr>
+        <w:spacing w:line="336" w:lineRule="auto" w:after="180"/>
+      </w:pPr>
+      <w:r>
+        <w:rPr>
+          <w:b w:val="0"/>
+        </w:rPr>
+        <w:t>For Robot practice v1, record the purpose as practising inspection, the source as teacher-authored fictional data, and the row meaning as an intended single indoor trip.</w:t>
+      </w:r>
+    </w:p>
+    <w:p>
+      <w:pPr>
+        <w:spacing w:line="336" w:lineRule="auto" w:after="180"/>
+      </w:pPr>
+      <w:r>
+        <w:rPr>
+          <w:b w:val="0"/>
+        </w:rPr>
+        <w:t xml:space="preserve">Record the five-row count, the ID field, minutes as the duration unit and None as unknown. List the </w:t>
+      </w:r>
+      <w:r>
+        <w:rPr>
+          <w:b/>
+        </w:rPr>
+        <w:t>duplicate</w:t>
+      </w:r>
+      <w:r>
+        <w:rPr>
+          <w:b w:val="0"/>
+        </w:rPr>
+        <w:t>-ID and invalid-duration findings.</w:t>
+      </w:r>
+    </w:p>
+    <w:p>
+      <w:pPr>
+        <w:spacing w:line="336" w:lineRule="auto" w:after="180"/>
+      </w:pPr>
+      <w:r>
+        <w:rPr>
+          <w:b w:val="0"/>
+        </w:rPr>
+        <w:t>State that no cleaning has occurred, no train/test split is assigned, and no model has been evaluated.</w:t>
+      </w:r>
+    </w:p>
+    <w:p>
+      <w:pPr>
+        <w:pStyle w:val="Heading3"/>
+      </w:pPr>
+      <w:r>
+        <w:t>Model the reasoning aloud · 6</w:t>
+      </w:r>
+    </w:p>
+    <w:p>
+      <w:pPr>
+        <w:spacing w:line="336" w:lineRule="auto" w:after="180"/>
+      </w:pPr>
+      <w:r>
+        <w:rPr>
+          <w:b w:val="0"/>
+        </w:rPr>
+        <w:t>Add intended use, excluded uses, known gaps, version and a contact or owner. Here the lesson teacher maintains the practice copy; its allowed classroom purpose is inspection practice.</w:t>
+      </w:r>
+    </w:p>
+    <w:p>
+      <w:pPr>
+        <w:spacing w:line="336" w:lineRule="auto" w:after="180"/>
+      </w:pPr>
+      <w:r>
+        <w:rPr>
+          <w:b w:val="0"/>
+        </w:rPr>
+        <w:t>Do not describe it as validated navigation data.</w:t>
+      </w:r>
+    </w:p>
+    <w:p>
+      <w:pPr>
+        <w:spacing w:line="336" w:lineRule="auto" w:after="180"/>
+      </w:pPr>
+      <w:r>
+        <w:rPr>
+          <w:b w:val="0"/>
+        </w:rPr>
+        <w:t>For a real external dataset, also verify its actual permission or licence and collection context; an absent field in the documentation is an unanswered question, not permission to invent a value.</w:t>
       </w:r>
     </w:p>
     <w:p>
@@ -985,7 +2163,13 @@
       </w:tr>
     </w:tbl>
     <w:p>
-      <w:r>
+      <w:pPr>
+        <w:spacing w:line="336" w:lineRule="auto" w:after="180"/>
+      </w:pPr>
+      <w:r>
+        <w:rPr>
+          <w:b w:val="0"/>
+        </w:rPr>
         <w:t>Use the diagram and verbal explanation together. Ask learners to match a sentence to a specific visual step; do not assign learners fixed visual or auditory learning styles.</w:t>
       </w:r>
     </w:p>
@@ -998,8 +2182,38 @@
       </w:r>
     </w:p>
     <w:p>
-      <w:r>
-        <w:t>Spot a duplicate, an impossible value and a valid boundary before fitting.</w:t>
+      <w:pPr>
+        <w:spacing w:line="336" w:lineRule="auto" w:after="180"/>
+      </w:pPr>
+      <w:r>
+        <w:rPr>
+          <w:b w:val="0"/>
+        </w:rPr>
+        <w:t xml:space="preserve">Spot a </w:t>
+      </w:r>
+      <w:r>
+        <w:rPr>
+          <w:b/>
+        </w:rPr>
+        <w:t>duplicate</w:t>
+      </w:r>
+      <w:r>
+        <w:rPr>
+          <w:b w:val="0"/>
+        </w:rPr>
+        <w:t xml:space="preserve">, an impossible value and a valid boundary before </w:t>
+      </w:r>
+      <w:r>
+        <w:rPr>
+          <w:b/>
+        </w:rPr>
+        <w:t>fitting</w:t>
+      </w:r>
+      <w:r>
+        <w:rPr>
+          <w:b w:val="0"/>
+        </w:rPr>
+        <w:t>.</w:t>
       </w:r>
     </w:p>
     <w:p>
@@ -1011,13 +2225,55 @@
       </w:r>
     </w:p>
     <w:p>
-      <w:r>
+      <w:pPr>
+        <w:pStyle w:val="Heading3"/>
+      </w:pPr>
+      <w:r>
+        <w:t>Supplied facts</w:t>
+      </w:r>
+    </w:p>
+    <w:p>
+      <w:pPr>
+        <w:spacing w:line="336" w:lineRule="auto" w:after="180"/>
+        <w:shd w:fill="F1F6FC"/>
+      </w:pPr>
+      <w:r>
+        <w:rPr>
+          <w:b w:val="0"/>
+        </w:rPr>
         <w:t>Toy heights table: A=3, B=5, B=5, C=-2, D=0 cm. Each plant should have exactly one nonnegative height record.</w:t>
       </w:r>
     </w:p>
     <w:p>
-      <w:r>
-        <w:t>All inputs and outcomes in this worked example are invented classroom data; no real model run is claimed.</w:t>
+      <w:pPr>
+        <w:pStyle w:val="Heading3"/>
+      </w:pPr>
+      <w:r>
+        <w:t>Supplied facts</w:t>
+      </w:r>
+    </w:p>
+    <w:p>
+      <w:pPr>
+        <w:spacing w:line="336" w:lineRule="auto" w:after="180"/>
+        <w:shd w:fill="F1F6FC"/>
+      </w:pPr>
+      <w:r>
+        <w:rPr>
+          <w:b w:val="0"/>
+        </w:rPr>
+        <w:t xml:space="preserve">All </w:t>
+      </w:r>
+      <w:r>
+        <w:rPr>
+          <w:b/>
+        </w:rPr>
+        <w:t>input</w:t>
+      </w:r>
+      <w:r>
+        <w:rPr>
+          <w:b w:val="0"/>
+        </w:rPr>
+        <w:t>s and outcomes in this worked example are invented classroom data; no real model run is claimed.</w:t>
       </w:r>
     </w:p>
     <w:p>
@@ -1180,43 +2436,196 @@
       </w:r>
     </w:p>
     <w:p>
-      <w:r>
-        <w:t>Read the picture in order. Flag duplicate B and invalid C. Do not count B twice or silently replace C. The arrows show which recorded input or intermediate result each decision uses. Explain the deciding step aloud before checking the changed case; pointing to the final answer alone does not show how it follows.</w:t>
-      </w:r>
-    </w:p>
-    <w:p>
       <w:pPr>
         <w:pStyle w:val="Heading3"/>
       </w:pPr>
       <w:r>
+        <w:t>Why the result follows</w:t>
+      </w:r>
+    </w:p>
+    <w:p>
+      <w:pPr>
+        <w:spacing w:line="336" w:lineRule="auto" w:after="180"/>
+        <w:shd w:fill="F1F6FC"/>
+      </w:pPr>
+      <w:r>
+        <w:rPr>
+          <w:b w:val="0"/>
+        </w:rPr>
+        <w:t xml:space="preserve">Read the picture in order. Flag </w:t>
+      </w:r>
+      <w:r>
+        <w:rPr>
+          <w:b/>
+        </w:rPr>
+        <w:t>duplicate</w:t>
+      </w:r>
+      <w:r>
+        <w:rPr>
+          <w:b w:val="0"/>
+        </w:rPr>
+        <w:t xml:space="preserve"> B and invalid C. Do not count B twice or silently replace C. The arrows show which recorded </w:t>
+      </w:r>
+      <w:r>
+        <w:rPr>
+          <w:b/>
+        </w:rPr>
+        <w:t>input</w:t>
+      </w:r>
+      <w:r>
+        <w:rPr>
+          <w:b w:val="0"/>
+        </w:rPr>
+        <w:t xml:space="preserve"> or intermediate result each decision uses.</w:t>
+      </w:r>
+    </w:p>
+    <w:p>
+      <w:pPr>
+        <w:spacing w:line="336" w:lineRule="auto" w:after="180"/>
+        <w:shd w:fill="F1F6FC"/>
+      </w:pPr>
+      <w:r>
+        <w:rPr>
+          <w:b w:val="0"/>
+        </w:rPr>
+        <w:t>Explain the deciding step aloud before checking the changed case; pointing to the final answer alone does not show how it follows.</w:t>
+      </w:r>
+    </w:p>
+    <w:p>
+      <w:pPr>
+        <w:pStyle w:val="Heading3"/>
+      </w:pPr>
+      <w:r>
         <w:t>What this example does not establish</w:t>
       </w:r>
     </w:p>
     <w:p>
-      <w:r>
-        <w:t>A plausible nonnegative value can still be incorrectly measured; schema checks do not establish truth.</w:t>
-      </w:r>
-    </w:p>
-    <w:p>
       <w:pPr>
         <w:pStyle w:val="Heading3"/>
       </w:pPr>
       <w:r>
+        <w:t>Keep the stated limit</w:t>
+      </w:r>
+    </w:p>
+    <w:p>
+      <w:pPr>
+        <w:spacing w:line="336" w:lineRule="auto" w:after="180"/>
+        <w:shd w:fill="FFF5E6"/>
+      </w:pPr>
+      <w:r>
+        <w:rPr>
+          <w:b w:val="0"/>
+        </w:rPr>
+        <w:t xml:space="preserve">A plausible nonnegative value can still be incorrectly measured; </w:t>
+      </w:r>
+      <w:r>
+        <w:rPr>
+          <w:b/>
+        </w:rPr>
+        <w:t>schema</w:t>
+      </w:r>
+      <w:r>
+        <w:rPr>
+          <w:b w:val="0"/>
+        </w:rPr>
+        <w:t xml:space="preserve"> checks do not establish truth.</w:t>
+      </w:r>
+    </w:p>
+    <w:p>
+      <w:pPr>
+        <w:pStyle w:val="Heading3"/>
+      </w:pPr>
+      <w:r>
         <w:t>Change one thing in the pictured case</w:t>
       </w:r>
     </w:p>
     <w:p>
-      <w:r>
-        <w:t>Change: The teacher confirms B’s second row is an accidental duplicate.</w:t>
-      </w:r>
-    </w:p>
-    <w:p>
-      <w:r>
-        <w:t>Prediction: Remove that duplicate with a recorded reason; C still needs correction or explicit exclusion.</w:t>
-      </w:r>
-    </w:p>
-    <w:p>
-      <w:r>
+      <w:pPr>
+        <w:pStyle w:val="Heading3"/>
+      </w:pPr>
+      <w:r>
+        <w:t>Change one thing</w:t>
+      </w:r>
+    </w:p>
+    <w:p>
+      <w:pPr>
+        <w:spacing w:line="336" w:lineRule="auto" w:after="180"/>
+        <w:shd w:fill="F5F1FB"/>
+      </w:pPr>
+      <w:r>
+        <w:rPr>
+          <w:b w:val="0"/>
+        </w:rPr>
+        <w:t xml:space="preserve">Change: The teacher confirms B’s second row is an accidental </w:t>
+      </w:r>
+      <w:r>
+        <w:rPr>
+          <w:b/>
+        </w:rPr>
+        <w:t>duplicate</w:t>
+      </w:r>
+      <w:r>
+        <w:rPr>
+          <w:b w:val="0"/>
+        </w:rPr>
+        <w:t>.</w:t>
+      </w:r>
+    </w:p>
+    <w:p>
+      <w:pPr>
+        <w:pStyle w:val="Heading3"/>
+      </w:pPr>
+      <w:r>
+        <w:t>Predicted result</w:t>
+      </w:r>
+    </w:p>
+    <w:p>
+      <w:pPr>
+        <w:spacing w:line="336" w:lineRule="auto" w:after="180"/>
+        <w:shd w:fill="F1F6FC"/>
+      </w:pPr>
+      <w:r>
+        <w:rPr>
+          <w:b/>
+        </w:rPr>
+        <w:t>Prediction</w:t>
+      </w:r>
+      <w:r>
+        <w:rPr>
+          <w:b w:val="0"/>
+        </w:rPr>
+        <w:t xml:space="preserve">: Remove that </w:t>
+      </w:r>
+      <w:r>
+        <w:rPr>
+          <w:b/>
+        </w:rPr>
+        <w:t>duplicate</w:t>
+      </w:r>
+      <w:r>
+        <w:rPr>
+          <w:b w:val="0"/>
+        </w:rPr>
+        <w:t xml:space="preserve"> with a recorded reason; C still needs correction or explicit exclusion.</w:t>
+      </w:r>
+    </w:p>
+    <w:p>
+      <w:pPr>
+        <w:pStyle w:val="Heading3"/>
+      </w:pPr>
+      <w:r>
+        <w:t>Why the result follows</w:t>
+      </w:r>
+    </w:p>
+    <w:p>
+      <w:pPr>
+        <w:spacing w:line="336" w:lineRule="auto" w:after="180"/>
+        <w:shd w:fill="F1F6FC"/>
+      </w:pPr>
+      <w:r>
+        <w:rPr>
+          <w:b w:val="0"/>
+        </w:rPr>
         <w:t>Reason: Resolving one defect does not resolve a separate impossible measurement.</w:t>
       </w:r>
     </w:p>
@@ -1229,8 +2638,57 @@
       </w:r>
     </w:p>
     <w:p>
-      <w:r>
-        <w:t>Cover the result. Ask learners to name the inputs and predict the next step. Uncover one step, connect the icon to the actual procedure, and explain its evidence. Then change the supplied condition and compare. The picture is a representation; it does not document execution of a real AI model.</w:t>
+      <w:pPr>
+        <w:pStyle w:val="Heading3"/>
+      </w:pPr>
+      <w:r>
+        <w:t>Ask while showing the picture · 7</w:t>
+      </w:r>
+    </w:p>
+    <w:p>
+      <w:pPr>
+        <w:spacing w:line="336" w:lineRule="auto" w:after="180"/>
+      </w:pPr>
+      <w:r>
+        <w:rPr>
+          <w:b w:val="0"/>
+        </w:rPr>
+        <w:t xml:space="preserve">Cover the result. Ask learners to name the </w:t>
+      </w:r>
+      <w:r>
+        <w:rPr>
+          <w:b/>
+        </w:rPr>
+        <w:t>input</w:t>
+      </w:r>
+      <w:r>
+        <w:rPr>
+          <w:b w:val="0"/>
+        </w:rPr>
+        <w:t xml:space="preserve">s and predict the next step. Uncover one step, connect the icon to the actual procedure, and explain its </w:t>
+      </w:r>
+      <w:r>
+        <w:rPr>
+          <w:b/>
+        </w:rPr>
+        <w:t>evidence</w:t>
+      </w:r>
+      <w:r>
+        <w:rPr>
+          <w:b w:val="0"/>
+        </w:rPr>
+        <w:t>. Then change the supplied condition and compare.</w:t>
+      </w:r>
+    </w:p>
+    <w:p>
+      <w:pPr>
+        <w:spacing w:line="336" w:lineRule="auto" w:after="180"/>
+      </w:pPr>
+      <w:r>
+        <w:rPr>
+          <w:b w:val="0"/>
+        </w:rPr>
+        <w:t>The picture is a representation; it does not document execution of a real AI model.</w:t>
       </w:r>
     </w:p>
     <w:p>
@@ -1242,11 +2700,16 @@
       </w:r>
     </w:p>
     <w:p>
+      <w:r>
+        <w:t>Demonstrate Inspect Before Modeling, reduce support deliberately and check individual reasoning before discussing answers.</w:t>
+      </w:r>
+    </w:p>
+    <w:p>
       <w:pPr>
         <w:pStyle w:val="Heading3"/>
       </w:pPr>
       <w:r>
-        <w:t>Demonstrate and guide practice</w:t>
+        <w:t>Board sequence</w:t>
       </w:r>
     </w:p>
     <w:p>
@@ -1254,26 +2717,126 @@
         <w:pStyle w:val="Heading3"/>
       </w:pPr>
       <w:r>
-        <w:t>Board sequence</w:t>
-      </w:r>
-    </w:p>
-    <w:p>
-      <w:r>
-        <w:t>Write the given facts: Lengths include 5 cm, blank and -3 cm, plus a duplicate photo row.</w:t>
-      </w:r>
-    </w:p>
-    <w:p>
-      <w:r>
+        <w:t>1. Put the facts on the board</w:t>
+      </w:r>
+    </w:p>
+    <w:p>
+      <w:pPr>
+        <w:spacing w:line="336" w:lineRule="auto" w:after="180"/>
+        <w:shd w:fill="F4F9FC"/>
+      </w:pPr>
+      <w:r>
+        <w:rPr>
+          <w:b w:val="0"/>
+        </w:rPr>
+        <w:t xml:space="preserve">Write the given facts: Lengths include 5 cm, blank and -3 cm, plus a </w:t>
+      </w:r>
+      <w:r>
+        <w:rPr>
+          <w:b/>
+        </w:rPr>
+        <w:t>duplicate</w:t>
+      </w:r>
+      <w:r>
+        <w:rPr>
+          <w:b w:val="0"/>
+        </w:rPr>
+        <w:t xml:space="preserve"> photo row.</w:t>
+      </w:r>
+    </w:p>
+    <w:p>
+      <w:pPr>
+        <w:pStyle w:val="Heading3"/>
+      </w:pPr>
+      <w:r>
+        <w:t>2. State the decision to explain</w:t>
+      </w:r>
+    </w:p>
+    <w:p>
+      <w:pPr>
+        <w:spacing w:line="336" w:lineRule="auto" w:after="180"/>
+        <w:shd w:fill="F4F9FC"/>
+      </w:pPr>
+      <w:r>
+        <w:rPr>
+          <w:b w:val="0"/>
+        </w:rPr>
         <w:t>Write the question to explain: Name checks and a deletion risk.</w:t>
       </w:r>
     </w:p>
     <w:p>
-      <w:r>
-        <w:t>Reveal after predictions: Check missingness, physical validity, units and duplicate identity. Investigate and document repair. Blind deletion can disproportionately remove a relevant condition.</w:t>
-      </w:r>
-    </w:p>
-    <w:p>
-      <w:r>
+      <w:pPr>
+        <w:pStyle w:val="Heading3"/>
+      </w:pPr>
+      <w:r>
+        <w:t>3. Reveal the worked reasoning</w:t>
+      </w:r>
+    </w:p>
+    <w:p>
+      <w:pPr>
+        <w:spacing w:line="336" w:lineRule="auto" w:after="180"/>
+        <w:shd w:fill="F1F6FC"/>
+      </w:pPr>
+      <w:r>
+        <w:rPr>
+          <w:b w:val="0"/>
+        </w:rPr>
+        <w:t xml:space="preserve">Reveal after </w:t>
+      </w:r>
+      <w:r>
+        <w:rPr>
+          <w:b/>
+        </w:rPr>
+        <w:t>prediction</w:t>
+      </w:r>
+      <w:r>
+        <w:rPr>
+          <w:b w:val="0"/>
+        </w:rPr>
+        <w:t xml:space="preserve">s: Check </w:t>
+      </w:r>
+      <w:r>
+        <w:rPr>
+          <w:b/>
+        </w:rPr>
+        <w:t>missingness</w:t>
+      </w:r>
+      <w:r>
+        <w:rPr>
+          <w:b w:val="0"/>
+        </w:rPr>
+        <w:t xml:space="preserve">, physical validity, units and </w:t>
+      </w:r>
+      <w:r>
+        <w:rPr>
+          <w:b/>
+        </w:rPr>
+        <w:t>duplicate</w:t>
+      </w:r>
+      <w:r>
+        <w:rPr>
+          <w:b w:val="0"/>
+        </w:rPr>
+        <w:t xml:space="preserve"> identity. Investigate and document repair. Blind deletion can disproportionately remove a relevant condition.</w:t>
+      </w:r>
+    </w:p>
+    <w:p>
+      <w:pPr>
+        <w:pStyle w:val="Heading3"/>
+      </w:pPr>
+      <w:r>
+        <w:t>Hold back the independent task</w:t>
+      </w:r>
+    </w:p>
+    <w:p>
+      <w:pPr>
+        <w:spacing w:line="336" w:lineRule="auto" w:after="180"/>
+        <w:shd w:fill="FFF5E6"/>
+      </w:pPr>
+      <w:r>
+        <w:rPr>
+          <w:b w:val="0"/>
+        </w:rPr>
         <w:t>Keep for an independent attempt: A table has height_cm values 12, 15, -8 and a blank. Identify two issues and a suitable first action.</w:t>
       </w:r>
     </w:p>
@@ -1286,23 +2849,77 @@
       </w:r>
     </w:p>
     <w:p>
-      <w:r>
+      <w:pPr>
+        <w:pStyle w:val="Heading3"/>
+      </w:pPr>
+      <w:r>
+        <w:t>Ask the class</w:t>
+      </w:r>
+    </w:p>
+    <w:p>
+      <w:pPr>
+        <w:spacing w:line="336" w:lineRule="auto" w:after="180"/>
+        <w:shd w:fill="F5F1FB"/>
+      </w:pPr>
+      <w:r>
+        <w:rPr>
+          <w:b w:val="0"/>
+        </w:rPr>
         <w:t>Ask: Which facts are given, and which would we have to assume? Learners mark relevant details before discussing answers.</w:t>
       </w:r>
     </w:p>
     <w:p>
-      <w:r>
+      <w:pPr>
+        <w:pStyle w:val="Heading3"/>
+      </w:pPr>
+      <w:r>
+        <w:t>Language to model</w:t>
+      </w:r>
+    </w:p>
+    <w:p>
+      <w:pPr>
+        <w:spacing w:line="336" w:lineRule="auto" w:after="180"/>
+        <w:shd w:fill="F1F6F8"/>
+      </w:pPr>
+      <w:r>
+        <w:rPr>
+          <w:b w:val="0"/>
+        </w:rPr>
         <w:t>Say: Predict first. Show the rule, information path or calculation that would produce the result. A correct guess is not yet an explanation.</w:t>
       </w:r>
     </w:p>
     <w:p>
-      <w:r>
+      <w:pPr>
+        <w:spacing w:line="336" w:lineRule="auto" w:after="180"/>
+      </w:pPr>
+      <w:r>
+        <w:rPr>
+          <w:b w:val="0"/>
+        </w:rPr>
         <w:t>Reveal reasoning one step at a time. Explain why a tempting alternative fails. Write units and denominators for arithmetic, trace conditions for decisions, and identify supporting sources for claims.</w:t>
       </w:r>
     </w:p>
     <w:p>
-      <w:r>
-        <w:t>In pairs, one learner solves while the other checks evidence; exchange roles. Remove the worked answer before independent assessment.</w:t>
+      <w:pPr>
+        <w:spacing w:line="336" w:lineRule="auto" w:after="180"/>
+      </w:pPr>
+      <w:r>
+        <w:rPr>
+          <w:b w:val="0"/>
+        </w:rPr>
+        <w:t xml:space="preserve">In pairs, one learner solves while the other checks </w:t>
+      </w:r>
+      <w:r>
+        <w:rPr>
+          <w:b/>
+        </w:rPr>
+        <w:t>evidence</w:t>
+      </w:r>
+      <w:r>
+        <w:rPr>
+          <w:b w:val="0"/>
+        </w:rPr>
+        <w:t>; exchange roles. Remove the worked answer before independent assessment.</w:t>
       </w:r>
     </w:p>
     <w:p>
@@ -1314,8 +2931,60 @@
       </w:r>
     </w:p>
     <w:p>
-      <w:r>
-        <w:t>Guided: 2 of 5 raw rows have unknown duration, or 40 percent. No: the extra B occurrence is already among the missing rows, so subtracting all three flag counts double-counts it. A distinct usable-trip count requires a stated resolution policy and source review. Exit examples include duplicate IDs, impossible values, units, provenance and coverage. A defensible statement is that this five-row fictional export has documented quality flags and is suitable for inspection practice, with no model-readiness claim.</w:t>
+      <w:pPr>
+        <w:spacing w:line="336" w:lineRule="auto" w:after="180"/>
+      </w:pPr>
+      <w:r>
+        <w:rPr>
+          <w:b w:val="0"/>
+        </w:rPr>
+        <w:t>Guided: 2 of 5 raw rows have unknown duration, or 40 percent. No: the extra B occurrence is already among the missing rows, so subtracting all three flag counts double-counts it.</w:t>
+      </w:r>
+    </w:p>
+    <w:p>
+      <w:pPr>
+        <w:spacing w:line="336" w:lineRule="auto" w:after="180"/>
+      </w:pPr>
+      <w:r>
+        <w:rPr>
+          <w:b w:val="0"/>
+        </w:rPr>
+        <w:t xml:space="preserve">A distinct usable-trip count requires a stated resolution policy and source review. Exit examples include </w:t>
+      </w:r>
+      <w:r>
+        <w:rPr>
+          <w:b/>
+        </w:rPr>
+        <w:t>duplicate</w:t>
+      </w:r>
+      <w:r>
+        <w:rPr>
+          <w:b w:val="0"/>
+        </w:rPr>
+        <w:t xml:space="preserve"> IDs, impossible values, units, </w:t>
+      </w:r>
+      <w:r>
+        <w:rPr>
+          <w:b/>
+        </w:rPr>
+        <w:t>provenance</w:t>
+      </w:r>
+      <w:r>
+        <w:rPr>
+          <w:b w:val="0"/>
+        </w:rPr>
+        <w:t xml:space="preserve"> and coverage.</w:t>
+      </w:r>
+    </w:p>
+    <w:p>
+      <w:pPr>
+        <w:spacing w:line="336" w:lineRule="auto" w:after="180"/>
+      </w:pPr>
+      <w:r>
+        <w:rPr>
+          <w:b w:val="0"/>
+        </w:rPr>
+        <w:t>A defensible statement is that this five-row fictional export has documented quality flags and is suitable for inspection practice, with no model-readiness claim.</w:t>
       </w:r>
     </w:p>
     <w:p>
@@ -1767,18 +3436,77 @@
       </w:r>
     </w:p>
     <w:p>
-      <w:r>
+      <w:pPr>
+        <w:pStyle w:val="Heading3"/>
+      </w:pPr>
+      <w:r>
+        <w:t>Completion practice</w:t>
+      </w:r>
+    </w:p>
+    <w:p>
+      <w:pPr>
+        <w:spacing w:line="336" w:lineRule="auto" w:after="180"/>
+        <w:shd w:fill="F5F1FB"/>
+      </w:pPr>
+      <w:r>
+        <w:rPr>
+          <w:b w:val="0"/>
+        </w:rPr>
         <w:t>Completion task: Explain each number in 5 4 2 1. How many extra ID occurrences are there, and how many rows belong to a repeated-ID group?</w:t>
       </w:r>
     </w:p>
     <w:p>
-      <w:r>
+      <w:pPr>
+        <w:pStyle w:val="Heading3"/>
+      </w:pPr>
+      <w:r>
+        <w:t>Reasoning to listen for</w:t>
+      </w:r>
+    </w:p>
+    <w:p>
+      <w:pPr>
+        <w:spacing w:line="336" w:lineRule="auto" w:after="180"/>
+        <w:shd w:fill="F1F6FC"/>
+      </w:pPr>
+      <w:r>
+        <w:rPr>
+          <w:b w:val="0"/>
+        </w:rPr>
         <w:t>Teacher check: The numbers mean 5 raw rows, 4 distinct IDs, 2 missing durations and 1 negative duration. There is 1 extra ID occurrence; 2 rows belong to the repeated-ID group B. These are different counts.</w:t>
       </w:r>
     </w:p>
     <w:p>
-      <w:r>
-        <w:t>Start by identifying the given inputs together. Leave the intermediate steps blank. If needed, model one step, then withdraw that help on the next step. Move to a full trace only when the partial trace is understood. For partners, alternate explainer and checker; collect a response from every learner before discussion.</w:t>
+      <w:pPr>
+        <w:spacing w:line="336" w:lineRule="auto" w:after="180"/>
+      </w:pPr>
+      <w:r>
+        <w:rPr>
+          <w:b w:val="0"/>
+        </w:rPr>
+        <w:t xml:space="preserve">Start by identifying the given </w:t>
+      </w:r>
+      <w:r>
+        <w:rPr>
+          <w:b/>
+        </w:rPr>
+        <w:t>input</w:t>
+      </w:r>
+      <w:r>
+        <w:rPr>
+          <w:b w:val="0"/>
+        </w:rPr>
+        <w:t>s together. Leave the intermediate steps blank. If needed, model one step, then withdraw that help on the next step. Move to a full trace only when the partial trace is understood.</w:t>
+      </w:r>
+    </w:p>
+    <w:p>
+      <w:pPr>
+        <w:spacing w:line="336" w:lineRule="auto" w:after="180"/>
+      </w:pPr>
+      <w:r>
+        <w:rPr>
+          <w:b w:val="0"/>
+        </w:rPr>
+        <w:t>For partners, alternate explainer and checker; collect a response from every learner before discussion.</w:t>
       </w:r>
     </w:p>
     <w:p>
@@ -1790,18 +3518,25 @@
       </w:r>
     </w:p>
     <w:p>
-      <w:r>
-        <w:t>Use the worked case for Dataset inspection and cards. Proposed explanation: “A complete card certifies data quality”. Decide whether this explanation is supported. Point to the step or supplied fact that decides; explain your repair if needed.</w:t>
-      </w:r>
-    </w:p>
-    <w:p>
-      <w:r>
-        <w:t>Expected correction: The card records evidence and gaps; its claims still need checking. Documentation does not prove suitability.</w:t>
-      </w:r>
-    </w:p>
-    <w:p>
-      <w:r>
-        <w:t>Collect explanations, not only yes/no votes. If a misunderstanding is common, re-model the relevant step for the class. If it affects a few learners, give a short targeted group explanation while others solve a more demanding variation.</w:t>
+      <w:pPr>
+        <w:spacing w:line="336" w:lineRule="auto" w:after="180"/>
+      </w:pPr>
+      <w:r>
+        <w:rPr>
+          <w:b w:val="0"/>
+        </w:rPr>
+        <w:t>Use the worked case for Dataset inspection and cards. Proposed explanation: “A complete card certifies data quality”. Decide whether this explanation is supported.</w:t>
+      </w:r>
+    </w:p>
+    <w:p>
+      <w:pPr>
+        <w:spacing w:line="336" w:lineRule="auto" w:after="180"/>
+      </w:pPr>
+      <w:r>
+        <w:rPr>
+          <w:b w:val="0"/>
+        </w:rPr>
+        <w:t>Point to the step or supplied fact that decides; explain your repair if needed.</w:t>
       </w:r>
     </w:p>
     <w:p>
@@ -1809,41 +3544,203 @@
         <w:pStyle w:val="Heading3"/>
       </w:pPr>
       <w:r>
+        <w:t>Expected repair</w:t>
+      </w:r>
+    </w:p>
+    <w:p>
+      <w:pPr>
+        <w:spacing w:line="336" w:lineRule="auto" w:after="180"/>
+        <w:shd w:fill="F1F6FC"/>
+      </w:pPr>
+      <w:r>
+        <w:rPr>
+          <w:b w:val="0"/>
+        </w:rPr>
+        <w:t xml:space="preserve">Expected correction: The card records </w:t>
+      </w:r>
+      <w:r>
+        <w:rPr>
+          <w:b/>
+        </w:rPr>
+        <w:t>evidence</w:t>
+      </w:r>
+      <w:r>
+        <w:rPr>
+          <w:b w:val="0"/>
+        </w:rPr>
+        <w:t xml:space="preserve"> and gaps; its claims still need checking. Documentation does not prove suitability.</w:t>
+      </w:r>
+    </w:p>
+    <w:p>
+      <w:pPr>
+        <w:spacing w:line="336" w:lineRule="auto" w:after="180"/>
+      </w:pPr>
+      <w:r>
+        <w:rPr>
+          <w:b w:val="0"/>
+        </w:rPr>
+        <w:t>Collect explanations, not only yes/no votes. If a misunderstanding is common, re-model the relevant step for the class.</w:t>
+      </w:r>
+    </w:p>
+    <w:p>
+      <w:pPr>
+        <w:spacing w:line="336" w:lineRule="auto" w:after="180"/>
+      </w:pPr>
+      <w:r>
+        <w:rPr>
+          <w:b w:val="0"/>
+        </w:rPr>
+        <w:t>If it affects a few learners, give a short targeted group explanation while others solve a more demanding variation.</w:t>
+      </w:r>
+    </w:p>
+    <w:p>
+      <w:pPr>
+        <w:pStyle w:val="Heading3"/>
+      </w:pPr>
+      <w:r>
         <w:t>Connected teaching cycle: Units conversions and data provenance</w:t>
       </w:r>
     </w:p>
     <w:p>
-      <w:r>
+      <w:pPr>
+        <w:spacing w:line="336" w:lineRule="auto" w:after="180"/>
+      </w:pPr>
+      <w:r>
+        <w:rPr>
+          <w:b w:val="0"/>
+        </w:rPr>
         <w:t>Target: Convert compatible units before comparing</w:t>
       </w:r>
     </w:p>
     <w:p>
-      <w:r>
+      <w:pPr>
+        <w:spacing w:line="336" w:lineRule="auto" w:after="180"/>
+      </w:pPr>
+      <w:r>
+        <w:rPr>
+          <w:b w:val="0"/>
+        </w:rPr>
         <w:t>Reserve further sessions for this topic; the 135-minute primary plan does not absorb all added content.</w:t>
       </w:r>
     </w:p>
     <w:p>
-      <w:r>
+      <w:pPr>
+        <w:spacing w:line="336" w:lineRule="auto" w:after="180"/>
+      </w:pPr>
+      <w:r>
+        <w:rPr>
+          <w:b w:val="0"/>
+        </w:rPr>
         <w:t>Completion practice: Convert 150 seconds and 30 seconds to minutes without rounding to whole numbers.</w:t>
       </w:r>
     </w:p>
     <w:p>
-      <w:r>
+      <w:pPr>
+        <w:pStyle w:val="Heading3"/>
+      </w:pPr>
+      <w:r>
+        <w:t>Reasoning to listen for</w:t>
+      </w:r>
+    </w:p>
+    <w:p>
+      <w:pPr>
+        <w:spacing w:line="336" w:lineRule="auto" w:after="180"/>
+        <w:shd w:fill="F1F6FC"/>
+      </w:pPr>
+      <w:r>
+        <w:rPr>
+          <w:b w:val="0"/>
+        </w:rPr>
         <w:t>Teacher check: 2.5 and 0.5 minutes.</w:t>
       </w:r>
     </w:p>
     <w:p>
-      <w:r>
-        <w:t>Individual check: For Units conversions and data provenance, use its worked case to evaluate this proposed explanation: “A successful run proves the conclusion”. Explain the deciding step.</w:t>
-      </w:r>
-    </w:p>
-    <w:p>
-      <w:r>
-        <w:t>Expected correction: Correct conversion does not establish that the sources measured the same activity, used the same start and stop rules, or are accurate. Provenance helps someone investigate those differences.</w:t>
-      </w:r>
-    </w:p>
-    <w:p>
-      <w:r>
+      <w:pPr>
+        <w:spacing w:line="336" w:lineRule="auto" w:after="180"/>
+      </w:pPr>
+      <w:r>
+        <w:rPr>
+          <w:b w:val="0"/>
+        </w:rPr>
+        <w:t xml:space="preserve">Individual check: For Units </w:t>
+      </w:r>
+      <w:r>
+        <w:rPr>
+          <w:b/>
+        </w:rPr>
+        <w:t>conversion</w:t>
+      </w:r>
+      <w:r>
+        <w:rPr>
+          <w:b w:val="0"/>
+        </w:rPr>
+        <w:t xml:space="preserve">s and data </w:t>
+      </w:r>
+      <w:r>
+        <w:rPr>
+          <w:b/>
+        </w:rPr>
+        <w:t>provenance</w:t>
+      </w:r>
+      <w:r>
+        <w:rPr>
+          <w:b w:val="0"/>
+        </w:rPr>
+        <w:t>, use its worked case to evaluate this proposed explanation: “A successful run proves the conclusion”. Explain the deciding step.</w:t>
+      </w:r>
+    </w:p>
+    <w:p>
+      <w:pPr>
+        <w:pStyle w:val="Heading3"/>
+      </w:pPr>
+      <w:r>
+        <w:t>Expected repair</w:t>
+      </w:r>
+    </w:p>
+    <w:p>
+      <w:pPr>
+        <w:spacing w:line="336" w:lineRule="auto" w:after="180"/>
+        <w:shd w:fill="F1F6FC"/>
+      </w:pPr>
+      <w:r>
+        <w:rPr>
+          <w:b w:val="0"/>
+        </w:rPr>
+        <w:t xml:space="preserve">Expected correction: Correct </w:t>
+      </w:r>
+      <w:r>
+        <w:rPr>
+          <w:b/>
+        </w:rPr>
+        <w:t>conversion</w:t>
+      </w:r>
+      <w:r>
+        <w:rPr>
+          <w:b w:val="0"/>
+        </w:rPr>
+        <w:t xml:space="preserve"> does not establish that the sources measured the same activity, used the same start and stop rules, or are accurate. </w:t>
+      </w:r>
+      <w:r>
+        <w:rPr>
+          <w:b/>
+        </w:rPr>
+        <w:t>Provenance</w:t>
+      </w:r>
+      <w:r>
+        <w:rPr>
+          <w:b w:val="0"/>
+        </w:rPr>
+        <w:t xml:space="preserve"> helps someone investigate those differences.</w:t>
+      </w:r>
+    </w:p>
+    <w:p>
+      <w:pPr>
+        <w:spacing w:line="336" w:lineRule="auto" w:after="180"/>
+      </w:pPr>
+      <w:r>
+        <w:rPr>
+          <w:b w:val="0"/>
+        </w:rPr>
         <w:t>Apply the same support, independent transfer and delayed-review decisions to the named connected-topic workbook tasks.</w:t>
       </w:r>
     </w:p>
@@ -1856,8 +3753,26 @@
       </w:r>
     </w:p>
     <w:p>
-      <w:r>
-        <w:t>Which original information should the inspection log preserve? Point to the relevant step in the picture, then write the changed result and the rule or evidence that supports it.</w:t>
+      <w:pPr>
+        <w:spacing w:line="336" w:lineRule="auto" w:after="180"/>
+      </w:pPr>
+      <w:r>
+        <w:rPr>
+          <w:b w:val="0"/>
+        </w:rPr>
+        <w:t xml:space="preserve">Which original information should the inspection log preserve? Point to the relevant step in the picture, then write the changed result and the rule or </w:t>
+      </w:r>
+      <w:r>
+        <w:rPr>
+          <w:b/>
+        </w:rPr>
+        <w:t>evidence</w:t>
+      </w:r>
+      <w:r>
+        <w:rPr>
+          <w:b w:val="0"/>
+        </w:rPr>
+        <w:t xml:space="preserve"> that supports it.</w:t>
       </w:r>
     </w:p>
     <w:p>
@@ -1869,18 +3784,107 @@
       </w:r>
     </w:p>
     <w:p>
-      <w:r>
-        <w:t>Keep raw row count 5, distinct IDs 4, duplicate B and invalid C, plus any confirmed correction and its reason. Changed-case check: Remove that duplicate with a recorded reason; C still needs correction or explicit exclusion. Resolving one defect does not resolve a separate impossible measurement.</w:t>
-      </w:r>
-    </w:p>
-    <w:p>
-      <w:r>
-        <w:t>Changed-case reasoning: Remove that duplicate with a recorded reason; C still needs correction or explicit exclusion. Resolving one defect does not resolve a separate impossible measurement.</w:t>
-      </w:r>
-    </w:p>
-    <w:p>
-      <w:r>
-        <w:t>Collect each learner’s explanation before discussion. Use the first missing connection between input, deciding step and result to choose support. This question is worked-case practice, not fresh mastery evidence.</w:t>
+      <w:pPr>
+        <w:spacing w:line="336" w:lineRule="auto" w:after="180"/>
+      </w:pPr>
+      <w:r>
+        <w:rPr>
+          <w:b w:val="0"/>
+        </w:rPr>
+        <w:t xml:space="preserve">Keep raw row count 5, distinct IDs 4, </w:t>
+      </w:r>
+      <w:r>
+        <w:rPr>
+          <w:b/>
+        </w:rPr>
+        <w:t>duplicate</w:t>
+      </w:r>
+      <w:r>
+        <w:rPr>
+          <w:b w:val="0"/>
+        </w:rPr>
+        <w:t xml:space="preserve"> B and invalid C, plus any confirmed correction and its reason. Changed-case check: Remove that </w:t>
+      </w:r>
+      <w:r>
+        <w:rPr>
+          <w:b/>
+        </w:rPr>
+        <w:t>duplicate</w:t>
+      </w:r>
+      <w:r>
+        <w:rPr>
+          <w:b w:val="0"/>
+        </w:rPr>
+        <w:t xml:space="preserve"> with a recorded reason; C still needs correction or explicit exclusion.</w:t>
+      </w:r>
+    </w:p>
+    <w:p>
+      <w:pPr>
+        <w:spacing w:line="336" w:lineRule="auto" w:after="180"/>
+      </w:pPr>
+      <w:r>
+        <w:rPr>
+          <w:b w:val="0"/>
+        </w:rPr>
+        <w:t>Resolving one defect does not resolve a separate impossible measurement.</w:t>
+      </w:r>
+    </w:p>
+    <w:p>
+      <w:pPr>
+        <w:spacing w:line="336" w:lineRule="auto" w:after="180"/>
+      </w:pPr>
+      <w:r>
+        <w:rPr>
+          <w:b w:val="0"/>
+        </w:rPr>
+        <w:t xml:space="preserve">Changed-case reasoning: Remove that </w:t>
+      </w:r>
+      <w:r>
+        <w:rPr>
+          <w:b/>
+        </w:rPr>
+        <w:t>duplicate</w:t>
+      </w:r>
+      <w:r>
+        <w:rPr>
+          <w:b w:val="0"/>
+        </w:rPr>
+        <w:t xml:space="preserve"> with a recorded reason; C still needs correction or explicit exclusion. Resolving one defect does not resolve a separate impossible measurement.</w:t>
+      </w:r>
+    </w:p>
+    <w:p>
+      <w:pPr>
+        <w:spacing w:line="336" w:lineRule="auto" w:after="180"/>
+      </w:pPr>
+      <w:r>
+        <w:rPr>
+          <w:b w:val="0"/>
+        </w:rPr>
+        <w:t xml:space="preserve">Collect each learner’s explanation before discussion. Use the first missing connection between </w:t>
+      </w:r>
+      <w:r>
+        <w:rPr>
+          <w:b/>
+        </w:rPr>
+        <w:t>input</w:t>
+      </w:r>
+      <w:r>
+        <w:rPr>
+          <w:b w:val="0"/>
+        </w:rPr>
+        <w:t xml:space="preserve">, deciding step and result to choose support. This question is worked-case practice, not fresh mastery </w:t>
+      </w:r>
+      <w:r>
+        <w:rPr>
+          <w:b/>
+        </w:rPr>
+        <w:t>evidence</w:t>
+      </w:r>
+      <w:r>
+        <w:rPr>
+          <w:b w:val="0"/>
+        </w:rPr>
+        <w:t>.</w:t>
       </w:r>
     </w:p>
     <w:p>
@@ -1892,54 +3896,145 @@
       </w:r>
     </w:p>
     <w:p>
+      <w:r>
+        <w:t>Run the Inspect Before Modeling investigation and use the first unsupported step to choose a teaching response.</w:t>
+      </w:r>
+    </w:p>
+    <w:p>
+      <w:pPr>
+        <w:spacing w:line="336" w:lineRule="auto" w:after="180"/>
+      </w:pPr>
+      <w:r>
+        <w:rPr>
+          <w:b w:val="0"/>
+        </w:rPr>
+        <w:t>Keep the test conditions fixed, record every result, and change only one planned factor.</w:t>
+      </w:r>
+    </w:p>
+    <w:p>
+      <w:pPr>
+        <w:spacing w:line="336" w:lineRule="auto" w:after="180"/>
+        <w:shd w:fill="F4F9FC"/>
+      </w:pPr>
+      <w:r>
+        <w:rPr>
+          <w:b w:val="0"/>
+        </w:rPr>
+        <w:t xml:space="preserve">1. Write the hypothesis and expected </w:t>
+      </w:r>
+      <w:r>
+        <w:rPr>
+          <w:b/>
+        </w:rPr>
+        <w:t>evidence</w:t>
+      </w:r>
+      <w:r>
+        <w:rPr>
+          <w:b w:val="0"/>
+        </w:rPr>
+        <w:t xml:space="preserve"> before running.</w:t>
+      </w:r>
+    </w:p>
+    <w:p>
+      <w:pPr>
+        <w:spacing w:line="336" w:lineRule="auto" w:after="180"/>
+        <w:shd w:fill="F4F9FC"/>
+      </w:pPr>
+      <w:r>
+        <w:rPr>
+          <w:b w:val="0"/>
+        </w:rPr>
+        <w:t xml:space="preserve">2. Data Triage: calculate missing counts, flag </w:t>
+      </w:r>
+      <w:r>
+        <w:rPr>
+          <w:b/>
+        </w:rPr>
+        <w:t>range</w:t>
+      </w:r>
+      <w:r>
+        <w:rPr>
+          <w:b w:val="0"/>
+        </w:rPr>
+        <w:t xml:space="preserve">s, find </w:t>
+      </w:r>
+      <w:r>
+        <w:rPr>
+          <w:b/>
+        </w:rPr>
+        <w:t>duplicate</w:t>
+      </w:r>
+      <w:r>
+        <w:rPr>
+          <w:b w:val="0"/>
+        </w:rPr>
+        <w:t>s, and write a keep/repair/exclude reason for each issue.</w:t>
+      </w:r>
+    </w:p>
+    <w:p>
+      <w:pPr>
+        <w:spacing w:line="336" w:lineRule="auto" w:after="180"/>
+        <w:shd w:fill="F4F9FC"/>
+      </w:pPr>
+      <w:r>
+        <w:rPr>
+          <w:b w:val="0"/>
+        </w:rPr>
+        <w:t>3. Run one normal, one boundary, one missing, and one shifted case.</w:t>
+      </w:r>
+    </w:p>
+    <w:p>
+      <w:pPr>
+        <w:spacing w:line="336" w:lineRule="auto" w:after="180"/>
+        <w:shd w:fill="F4F9FC"/>
+      </w:pPr>
+      <w:r>
+        <w:rPr>
+          <w:b w:val="0"/>
+        </w:rPr>
+        <w:t>4. Calculate the metric from raw counts or row-level errors.</w:t>
+      </w:r>
+    </w:p>
+    <w:p>
+      <w:pPr>
+        <w:spacing w:line="336" w:lineRule="auto" w:after="180"/>
+        <w:shd w:fill="F4F9FC"/>
+      </w:pPr>
+      <w:r>
+        <w:rPr>
+          <w:b w:val="0"/>
+        </w:rPr>
+        <w:t>5. Interpret what changed, what did not, and what remains unsafe or unknown.</w:t>
+      </w:r>
+    </w:p>
+    <w:p>
       <w:pPr>
         <w:pStyle w:val="Heading3"/>
       </w:pPr>
       <w:r>
-        <w:t>Run the weekly evidence lab</w:t>
-      </w:r>
-    </w:p>
-    <w:p>
-      <w:r>
-        <w:t>Keep the test conditions fixed, record every result, and change only one planned factor.</w:t>
-      </w:r>
-    </w:p>
-    <w:p>
-      <w:r>
-        <w:t>1. Write the hypothesis and expected evidence before running.</w:t>
-      </w:r>
-    </w:p>
-    <w:p>
-      <w:r>
-        <w:t>2. Data Triage: calculate missing counts, flag ranges, find duplicates, and write a keep/repair/exclude reason for each issue.</w:t>
-      </w:r>
-    </w:p>
-    <w:p>
-      <w:r>
-        <w:t>3. Run one normal, one boundary, one missing, and one shifted case.</w:t>
-      </w:r>
-    </w:p>
-    <w:p>
-      <w:r>
-        <w:t>4. Calculate the metric from raw counts or row-level errors.</w:t>
-      </w:r>
-    </w:p>
-    <w:p>
-      <w:r>
-        <w:t>5. Interpret what changed, what did not, and what remains unsafe or unknown.</w:t>
-      </w:r>
-    </w:p>
-    <w:p>
-      <w:pPr>
-        <w:pStyle w:val="Heading3"/>
-      </w:pPr>
-      <w:r>
         <w:t>Make the lab runnable</w:t>
       </w:r>
     </w:p>
     <w:p>
-      <w:r>
-        <w:t>Use the concrete case as the shared normal case and the independent question as a second case. Each pair creates a boundary or missing-information case and predicts its result before testing. Keep the expected result separate from an observed mistake.</w:t>
+      <w:pPr>
+        <w:spacing w:line="336" w:lineRule="auto" w:after="180"/>
+      </w:pPr>
+      <w:r>
+        <w:rPr>
+          <w:b w:val="0"/>
+        </w:rPr>
+        <w:t>Use the concrete case as the shared normal case and the independent question as a second case. Each pair creates a boundary or missing-information case and predicts its result before testing.</w:t>
+      </w:r>
+    </w:p>
+    <w:p>
+      <w:pPr>
+        <w:spacing w:line="336" w:lineRule="auto" w:after="180"/>
+      </w:pPr>
+      <w:r>
+        <w:rPr>
+          <w:b w:val="0"/>
+        </w:rPr>
+        <w:t>Keep the expected result separate from an observed mistake.</w:t>
       </w:r>
     </w:p>
     <w:tbl>
@@ -2097,13 +4192,36 @@
       </w:r>
     </w:p>
     <w:p>
-      <w:r>
+      <w:pPr>
+        <w:spacing w:line="336" w:lineRule="auto" w:after="180"/>
+      </w:pPr>
+      <w:r>
+        <w:rPr>
+          <w:b w:val="0"/>
+        </w:rPr>
         <w:t>MISCONCEPTION TO REPAIR A model will automatically ignore harmless data-quality problems.</w:t>
       </w:r>
     </w:p>
     <w:p>
-      <w:r>
-        <w:t>For guessing, return to given facts and request a trace. For vocabulary without application, use one example and one non-example. For arithmetic errors, check the setup before the calculation. Finish with a different uncoached case before recording mastery.</w:t>
+      <w:pPr>
+        <w:spacing w:line="336" w:lineRule="auto" w:after="180"/>
+      </w:pPr>
+      <w:r>
+        <w:rPr>
+          <w:b w:val="0"/>
+        </w:rPr>
+        <w:t>For guessing, return to given facts and request a trace. For vocabulary without application, use one example and one non-example. For arithmetic errors, check the setup before the calculation.</w:t>
+      </w:r>
+    </w:p>
+    <w:p>
+      <w:pPr>
+        <w:spacing w:line="336" w:lineRule="auto" w:after="180"/>
+      </w:pPr>
+      <w:r>
+        <w:rPr>
+          <w:b w:val="0"/>
+        </w:rPr>
+        <w:t>Finish with a different uncoached case before recording mastery.</w:t>
       </w:r>
     </w:p>
     <w:p>
@@ -2115,17 +4233,59 @@
       </w:r>
     </w:p>
     <w:p>
-      <w:r>
-        <w:t>A complete card certifies data quality: The card records evidence and gaps; its claims still need checking. Documentation does not prove suitability.</w:t>
-      </w:r>
-    </w:p>
-    <w:p>
-      <w:r>
-        <w:t>Missing means zero: None is unknown; zero is a specific allowed value in this exercise. Substitution without evidence changes the meaning.</w:t>
-      </w:r>
-    </w:p>
-    <w:p>
-      <w:r>
+      <w:pPr>
+        <w:spacing w:line="336" w:lineRule="auto" w:after="180"/>
+      </w:pPr>
+      <w:r>
+        <w:rPr>
+          <w:b w:val="0"/>
+        </w:rPr>
+        <w:t xml:space="preserve">A complete card certifies data quality: The card records </w:t>
+      </w:r>
+      <w:r>
+        <w:rPr>
+          <w:b/>
+        </w:rPr>
+        <w:t>evidence</w:t>
+      </w:r>
+      <w:r>
+        <w:rPr>
+          <w:b w:val="0"/>
+        </w:rPr>
+        <w:t xml:space="preserve"> and gaps; its claims still need checking. Documentation does not prove suitability.</w:t>
+      </w:r>
+    </w:p>
+    <w:p>
+      <w:pPr>
+        <w:spacing w:line="336" w:lineRule="auto" w:after="180"/>
+      </w:pPr>
+      <w:r>
+        <w:rPr>
+          <w:b w:val="0"/>
+        </w:rPr>
+        <w:t xml:space="preserve">Missing means zero: None is unknown; zero is a specific allowed value in this exercise. Substitution without </w:t>
+      </w:r>
+      <w:r>
+        <w:rPr>
+          <w:b/>
+        </w:rPr>
+        <w:t>evidence</w:t>
+      </w:r>
+      <w:r>
+        <w:rPr>
+          <w:b w:val="0"/>
+        </w:rPr>
+        <w:t xml:space="preserve"> changes the meaning.</w:t>
+      </w:r>
+    </w:p>
+    <w:p>
+      <w:pPr>
+        <w:spacing w:line="336" w:lineRule="auto" w:after="180"/>
+      </w:pPr>
+      <w:r>
+        <w:rPr>
+          <w:b w:val="0"/>
+        </w:rPr>
         <w:t>Flag counts can always be added: The same row can have multiple flags. Count rows or unique events under an explicit policy and retain the raw denominator.</w:t>
       </w:r>
     </w:p>
@@ -2138,18 +4298,100 @@
       </w:r>
     </w:p>
     <w:p>
-      <w:r>
-        <w:t>A successful run proves the conclusion: Correct conversion does not establish that the sources measured the same activity, used the same start and stop rules, or are accurate. Provenance helps someone investigate those differences.</w:t>
-      </w:r>
-    </w:p>
-    <w:p>
-      <w:r>
-        <w:t>Matching the example is enough: Require the new W4 case, explicit predictions and an explanation. Fresh retry: 90 seconds, 2 minutes and 30 seconds become 1.5, 2, 0.5; total 4 minutes. Keep the three source records.</w:t>
-      </w:r>
-    </w:p>
-    <w:p>
-      <w:r>
-        <w:t>A convenient shortcut preserves meaning: Comparing raw 180 to raw 4 ignores their units. Dividing 4 by 60 without checking its unit is also wrong: it was already minutes. Branch on the documented unit and keep a conversion note.</w:t>
+      <w:pPr>
+        <w:spacing w:line="336" w:lineRule="auto" w:after="180"/>
+      </w:pPr>
+      <w:r>
+        <w:rPr>
+          <w:b w:val="0"/>
+        </w:rPr>
+        <w:t xml:space="preserve">A successful run proves the conclusion: Correct </w:t>
+      </w:r>
+      <w:r>
+        <w:rPr>
+          <w:b/>
+        </w:rPr>
+        <w:t>conversion</w:t>
+      </w:r>
+      <w:r>
+        <w:rPr>
+          <w:b w:val="0"/>
+        </w:rPr>
+        <w:t xml:space="preserve"> does not establish that the sources measured the same activity, used the same start and stop rules, or are accurate.</w:t>
+      </w:r>
+    </w:p>
+    <w:p>
+      <w:pPr>
+        <w:spacing w:line="336" w:lineRule="auto" w:after="180"/>
+      </w:pPr>
+      <w:r>
+        <w:rPr>
+          <w:b/>
+        </w:rPr>
+        <w:t>Provenance</w:t>
+      </w:r>
+      <w:r>
+        <w:rPr>
+          <w:b w:val="0"/>
+        </w:rPr>
+        <w:t xml:space="preserve"> helps someone investigate those differences.</w:t>
+      </w:r>
+    </w:p>
+    <w:p>
+      <w:pPr>
+        <w:spacing w:line="336" w:lineRule="auto" w:after="180"/>
+      </w:pPr>
+      <w:r>
+        <w:rPr>
+          <w:b w:val="0"/>
+        </w:rPr>
+        <w:t xml:space="preserve">Matching the example is enough: Require the new W4 case, explicit </w:t>
+      </w:r>
+      <w:r>
+        <w:rPr>
+          <w:b/>
+        </w:rPr>
+        <w:t>prediction</w:t>
+      </w:r>
+      <w:r>
+        <w:rPr>
+          <w:b w:val="0"/>
+        </w:rPr>
+        <w:t>s and an explanation. Fresh retry: 90 seconds, 2 minutes and 30 seconds become 1.5, 2, 0.5; total 4 minutes. Keep the three source records.</w:t>
+      </w:r>
+    </w:p>
+    <w:p>
+      <w:pPr>
+        <w:spacing w:line="336" w:lineRule="auto" w:after="180"/>
+      </w:pPr>
+      <w:r>
+        <w:rPr>
+          <w:b w:val="0"/>
+        </w:rPr>
+        <w:t>A convenient shortcut preserves meaning: Comparing raw 180 to raw 4 ignores their units. Dividing 4 by 60 without checking its unit is also wrong: it was already minutes.</w:t>
+      </w:r>
+    </w:p>
+    <w:p>
+      <w:pPr>
+        <w:spacing w:line="336" w:lineRule="auto" w:after="180"/>
+      </w:pPr>
+      <w:r>
+        <w:rPr>
+          <w:b w:val="0"/>
+        </w:rPr>
+        <w:t xml:space="preserve">Branch on the documented unit and keep a </w:t>
+      </w:r>
+      <w:r>
+        <w:rPr>
+          <w:b/>
+        </w:rPr>
+        <w:t>conversion</w:t>
+      </w:r>
+      <w:r>
+        <w:rPr>
+          <w:b w:val="0"/>
+        </w:rPr>
+        <w:t xml:space="preserve"> note.</w:t>
       </w:r>
     </w:p>
     <w:p>
@@ -2307,8 +4549,25 @@
       </w:tr>
     </w:tbl>
     <w:p>
-      <w:r>
-        <w:t>Offer an oral explanation, drawing, enlarged visual or fewer examples when that removes a reading/writing barrier. Keep the same reasoning goal. Stretch secure learners by changing a boundary or assumption and asking them to defend the effect, not simply by assigning more of the same questions.</w:t>
+      <w:pPr>
+        <w:spacing w:line="336" w:lineRule="auto" w:after="180"/>
+      </w:pPr>
+      <w:r>
+        <w:rPr>
+          <w:b w:val="0"/>
+        </w:rPr>
+        <w:t>Offer an oral explanation, drawing, enlarged visual or fewer examples when that removes a reading/writing barrier. Keep the same reasoning goal.</w:t>
+      </w:r>
+    </w:p>
+    <w:p>
+      <w:pPr>
+        <w:spacing w:line="336" w:lineRule="auto" w:after="180"/>
+      </w:pPr>
+      <w:r>
+        <w:rPr>
+          <w:b w:val="0"/>
+        </w:rPr>
+        <w:t>Stretch secure learners by changing a boundary or assumption and asking them to defend the effect, not simply by assigning more of the same questions.</w:t>
       </w:r>
     </w:p>
     <w:p>
@@ -2320,11 +4579,16 @@
       </w:r>
     </w:p>
     <w:p>
+      <w:r>
+        <w:t>Use the Inspect Before Modeling questions, teacher keys and criteria after the relevant attempts. Previously discussed cases are practice; protect the separately selected independent task.</w:t>
+      </w:r>
+    </w:p>
+    <w:p>
       <w:pPr>
         <w:pStyle w:val="Heading3"/>
       </w:pPr>
       <w:r>
-        <w:t>Assess and explain the answers</w:t>
+        <w:t>Worked case answer</w:t>
       </w:r>
     </w:p>
     <w:p>
@@ -2332,12 +4596,43 @@
         <w:pStyle w:val="Heading3"/>
       </w:pPr>
       <w:r>
-        <w:t>Worked case answer</w:t>
-      </w:r>
-    </w:p>
-    <w:p>
-      <w:r>
-        <w:t>Check missingness, physical validity, units and duplicate identity. Investigate and document repair. Blind deletion can disproportionately remove a relevant condition.</w:t>
+        <w:t>Teacher key · Worked case answer</w:t>
+      </w:r>
+    </w:p>
+    <w:p>
+      <w:pPr>
+        <w:spacing w:line="336" w:lineRule="auto" w:after="180"/>
+        <w:shd w:fill="F1F6FC"/>
+      </w:pPr>
+      <w:r>
+        <w:rPr>
+          <w:b w:val="0"/>
+        </w:rPr>
+        <w:t xml:space="preserve">Check </w:t>
+      </w:r>
+      <w:r>
+        <w:rPr>
+          <w:b/>
+        </w:rPr>
+        <w:t>missingness</w:t>
+      </w:r>
+      <w:r>
+        <w:rPr>
+          <w:b w:val="0"/>
+        </w:rPr>
+        <w:t xml:space="preserve">, physical validity, units and </w:t>
+      </w:r>
+      <w:r>
+        <w:rPr>
+          <w:b/>
+        </w:rPr>
+        <w:t>duplicate</w:t>
+      </w:r>
+      <w:r>
+        <w:rPr>
+          <w:b w:val="0"/>
+        </w:rPr>
+        <w:t xml:space="preserve"> identity. Investigate and document repair. Blind deletion can disproportionately remove a relevant condition.</w:t>
       </w:r>
     </w:p>
     <w:p>
@@ -2349,7 +4644,22 @@
       </w:r>
     </w:p>
     <w:p>
-      <w:r>
+      <w:pPr>
+        <w:pStyle w:val="Heading3"/>
+      </w:pPr>
+      <w:r>
+        <w:t>Independent question · withhold the key</w:t>
+      </w:r>
+    </w:p>
+    <w:p>
+      <w:pPr>
+        <w:spacing w:line="336" w:lineRule="auto" w:after="180"/>
+        <w:shd w:fill="F5F1FB"/>
+      </w:pPr>
+      <w:r>
+        <w:rPr>
+          <w:b w:val="0"/>
+        </w:rPr>
         <w:t>A table has height_cm values 12, 15, -8 and a blank. Identify two issues and a suitable first action.</w:t>
       </w:r>
     </w:p>
@@ -2362,7 +4672,22 @@
       </w:r>
     </w:p>
     <w:p>
-      <w:r>
+      <w:pPr>
+        <w:pStyle w:val="Heading3"/>
+      </w:pPr>
+      <w:r>
+        <w:t>Teacher key · Expected independent answer</w:t>
+      </w:r>
+    </w:p>
+    <w:p>
+      <w:pPr>
+        <w:spacing w:line="336" w:lineRule="auto" w:after="180"/>
+        <w:shd w:fill="F1F6FC"/>
+      </w:pPr>
+      <w:r>
+        <w:rPr>
+          <w:b w:val="0"/>
+        </w:rPr>
         <w:t>The negative height is implausible for this measurement and the blank is missing. Check source records and units before choosing a documented correction or exclusion.</w:t>
       </w:r>
     </w:p>
@@ -2601,8 +4926,25 @@
       </w:tr>
     </w:tbl>
     <w:p>
-      <w:r>
-        <w:t>Use 6/8 as a classroom checkpoint, with 2 required for both Result and Reasoning. This is a proposed teaching rule, not a validated certification threshold. Do not count a coached answer as independent mastery; correct unsafe or unsupported claims regardless of total.</w:t>
+      <w:pPr>
+        <w:spacing w:line="336" w:lineRule="auto" w:after="180"/>
+      </w:pPr>
+      <w:r>
+        <w:rPr>
+          <w:b w:val="0"/>
+        </w:rPr>
+        <w:t>Use 6/8 as a classroom checkpoint, with 2 required for both Result and Reasoning. This is a proposed teaching rule, not a validated certification threshold.</w:t>
+      </w:r>
+    </w:p>
+    <w:p>
+      <w:pPr>
+        <w:spacing w:line="336" w:lineRule="auto" w:after="180"/>
+      </w:pPr>
+      <w:r>
+        <w:rPr>
+          <w:b w:val="0"/>
+        </w:rPr>
+        <w:t>Do not count a coached answer as independent mastery; correct unsafe or unsupported claims regardless of total.</w:t>
       </w:r>
     </w:p>
     <w:p>
@@ -2614,8 +4956,26 @@
       </w:r>
     </w:p>
     <w:p>
-      <w:r>
-        <w:t>Ask the learner to find the evidence that challenges this claim: “Replace every suspicious value with zero without investigating.” Keep the first attempt and an uncoached retry separate.</w:t>
+      <w:pPr>
+        <w:spacing w:line="336" w:lineRule="auto" w:after="180"/>
+      </w:pPr>
+      <w:r>
+        <w:rPr>
+          <w:b w:val="0"/>
+        </w:rPr>
+        <w:t xml:space="preserve">Ask the learner to find the </w:t>
+      </w:r>
+      <w:r>
+        <w:rPr>
+          <w:b/>
+        </w:rPr>
+        <w:t>evidence</w:t>
+      </w:r>
+      <w:r>
+        <w:rPr>
+          <w:b w:val="0"/>
+        </w:rPr>
+        <w:t xml:space="preserve"> that challenges this claim: “Replace every suspicious value with zero without investigating.” Keep the first attempt and an uncoached retry separate.</w:t>
       </w:r>
     </w:p>
     <w:p>
@@ -2627,15 +4987,66 @@
       </w:r>
     </w:p>
     <w:p>
-      <w:r>
-        <w:t>Check -2 against source and units because physical length is nonnegative; mark missing explicitly; identify the duplicate and preserve provenance; keep 8 if valid. Document repairs and avoid automatically deleting conditions disproportionately represented among problematic rows.</w:t>
-      </w:r>
-    </w:p>
-    <w:p>
       <w:pPr>
         <w:pStyle w:val="Heading3"/>
       </w:pPr>
       <w:r>
+        <w:t>Teacher key · Original transfer answer</w:t>
+      </w:r>
+    </w:p>
+    <w:p>
+      <w:pPr>
+        <w:spacing w:line="336" w:lineRule="auto" w:after="180"/>
+        <w:shd w:fill="F1F6FC"/>
+      </w:pPr>
+      <w:r>
+        <w:rPr>
+          <w:b w:val="0"/>
+        </w:rPr>
+        <w:t xml:space="preserve">Check -2 against source and units because physical length is nonnegative; mark missing explicitly; identify the </w:t>
+      </w:r>
+      <w:r>
+        <w:rPr>
+          <w:b/>
+        </w:rPr>
+        <w:t>duplicate</w:t>
+      </w:r>
+      <w:r>
+        <w:rPr>
+          <w:b w:val="0"/>
+        </w:rPr>
+        <w:t xml:space="preserve"> and preserve </w:t>
+      </w:r>
+      <w:r>
+        <w:rPr>
+          <w:b/>
+        </w:rPr>
+        <w:t>provenance</w:t>
+      </w:r>
+      <w:r>
+        <w:rPr>
+          <w:b w:val="0"/>
+        </w:rPr>
+        <w:t>; keep 8 if valid.</w:t>
+      </w:r>
+    </w:p>
+    <w:p>
+      <w:pPr>
+        <w:spacing w:line="336" w:lineRule="auto" w:after="180"/>
+        <w:shd w:fill="F1F6FC"/>
+      </w:pPr>
+      <w:r>
+        <w:rPr>
+          <w:b w:val="0"/>
+        </w:rPr>
+        <w:t>Document repairs and avoid automatically deleting conditions disproportionately represented among problematic rows.</w:t>
+      </w:r>
+    </w:p>
+    <w:p>
+      <w:pPr>
+        <w:pStyle w:val="Heading3"/>
+      </w:pPr>
+      <w:r>
         <w:t>Explanations for the additional workbook examples</w:t>
       </w:r>
     </w:p>
@@ -2648,12 +5059,42 @@
       </w:r>
     </w:p>
     <w:p>
-      <w:r>
+      <w:pPr>
+        <w:pStyle w:val="Heading3"/>
+      </w:pPr>
+      <w:r>
+        <w:t>Workbook question · W1</w:t>
+      </w:r>
+    </w:p>
+    <w:p>
+      <w:pPr>
+        <w:spacing w:line="336" w:lineRule="auto" w:after="180"/>
+        <w:shd w:fill="F5F1FB"/>
+      </w:pPr>
+      <w:r>
+        <w:rPr>
+          <w:b w:val="0"/>
+        </w:rPr>
         <w:t>For Robot practice v1, state what one row is intended to represent, the source, the unit and the meaning of None.</w:t>
       </w:r>
     </w:p>
     <w:p>
-      <w:r>
+      <w:pPr>
+        <w:pStyle w:val="Heading3"/>
+      </w:pPr>
+      <w:r>
+        <w:t>Teacher reasoning · W1</w:t>
+      </w:r>
+    </w:p>
+    <w:p>
+      <w:pPr>
+        <w:spacing w:line="336" w:lineRule="auto" w:after="180"/>
+        <w:shd w:fill="F1F6FC"/>
+      </w:pPr>
+      <w:r>
+        <w:rPr>
+          <w:b w:val="0"/>
+        </w:rPr>
         <w:t>One row is intended to represent one indoor practice trip. The source is a teacher-authored fictional export for this lesson, duration uses minutes, and None means unknown rather than zero.</w:t>
       </w:r>
     </w:p>
@@ -2666,12 +5107,42 @@
       </w:r>
     </w:p>
     <w:p>
-      <w:r>
+      <w:pPr>
+        <w:pStyle w:val="Heading3"/>
+      </w:pPr>
+      <w:r>
+        <w:t>Workbook question · W2</w:t>
+      </w:r>
+    </w:p>
+    <w:p>
+      <w:pPr>
+        <w:spacing w:line="336" w:lineRule="auto" w:after="180"/>
+        <w:shd w:fill="F5F1FB"/>
+      </w:pPr>
+      <w:r>
+        <w:rPr>
+          <w:b w:val="0"/>
+        </w:rPr>
         <w:t>Explain each number in 5 4 2 1. How many extra ID occurrences are there, and how many rows belong to a repeated-ID group?</w:t>
       </w:r>
     </w:p>
     <w:p>
-      <w:r>
+      <w:pPr>
+        <w:pStyle w:val="Heading3"/>
+      </w:pPr>
+      <w:r>
+        <w:t>Teacher reasoning · W2</w:t>
+      </w:r>
+    </w:p>
+    <w:p>
+      <w:pPr>
+        <w:spacing w:line="336" w:lineRule="auto" w:after="180"/>
+        <w:shd w:fill="F1F6FC"/>
+      </w:pPr>
+      <w:r>
+        <w:rPr>
+          <w:b w:val="0"/>
+        </w:rPr>
         <w:t>The numbers mean 5 raw rows, 4 distinct IDs, 2 missing durations and 1 negative duration. There is 1 extra ID occurrence; 2 rows belong to the repeated-ID group B. These are different counts.</w:t>
       </w:r>
     </w:p>
@@ -2684,66 +5155,312 @@
       </w:r>
     </w:p>
     <w:p>
-      <w:r>
+      <w:pPr>
+        <w:pStyle w:val="Heading3"/>
+      </w:pPr>
+      <w:r>
+        <w:t>Workbook question · W3</w:t>
+      </w:r>
+    </w:p>
+    <w:p>
+      <w:pPr>
+        <w:spacing w:line="336" w:lineRule="auto" w:after="180"/>
+        <w:shd w:fill="F5F1FB"/>
+      </w:pPr>
+      <w:r>
+        <w:rPr>
+          <w:b w:val="0"/>
+        </w:rPr>
         <w:t>A learner changes None to 0 and -2 to 2, then reports a clean dataset. Explain why this is not a justified repair and what record should be kept.</w:t>
       </w:r>
     </w:p>
     <w:p>
-      <w:r>
-        <w:t>Those edits invent outcomes without source evidence. Preserve the raw version, flag the affected rows and investigate. Record any supported correction with old value, new value, reason and version; unresolved values remain uncertain.</w:t>
-      </w:r>
-    </w:p>
-    <w:p>
       <w:pPr>
         <w:pStyle w:val="Heading3"/>
       </w:pPr>
       <w:r>
+        <w:t>Teacher reasoning · W3</w:t>
+      </w:r>
+    </w:p>
+    <w:p>
+      <w:pPr>
+        <w:spacing w:line="336" w:lineRule="auto" w:after="180"/>
+        <w:shd w:fill="F1F6FC"/>
+      </w:pPr>
+      <w:r>
+        <w:rPr>
+          <w:b w:val="0"/>
+        </w:rPr>
+        <w:t xml:space="preserve">Those edits invent outcomes without source </w:t>
+      </w:r>
+      <w:r>
+        <w:rPr>
+          <w:b/>
+        </w:rPr>
+        <w:t>evidence</w:t>
+      </w:r>
+      <w:r>
+        <w:rPr>
+          <w:b w:val="0"/>
+        </w:rPr>
+        <w:t>. Preserve the raw version, flag the affected rows and investigate.</w:t>
+      </w:r>
+    </w:p>
+    <w:p>
+      <w:pPr>
+        <w:spacing w:line="336" w:lineRule="auto" w:after="180"/>
+        <w:shd w:fill="F1F6FC"/>
+      </w:pPr>
+      <w:r>
+        <w:rPr>
+          <w:b w:val="0"/>
+        </w:rPr>
+        <w:t>Record any supported correction with old value, new value, reason and version; unresolved values remain uncertain.</w:t>
+      </w:r>
+    </w:p>
+    <w:p>
+      <w:pPr>
+        <w:pStyle w:val="Heading3"/>
+      </w:pPr>
+      <w:r>
         <w:t>W4 Inspect and document independently</w:t>
       </w:r>
     </w:p>
     <w:p>
-      <w:r>
-        <w:t>A new fictional indoor trip export has (P,4), (Q,None), (Q,None), (R,-1), (S,6), (T,0), with durations in minutes and the same schema. Count raw rows, distinct IDs, missing durations, negative durations and extra ID occurrences. Identify overlap. Draft a short dataset card stating source, row meaning, unit, findings, unchanged version and one excluded use.</w:t>
-      </w:r>
-    </w:p>
-    <w:p>
-      <w:r>
-        <w:t>There are 6 rows, 5 distinct IDs, 2 missing durations, 1 negative duration and 1 extra ID occurrence. Both Q rows are missing, so the duplicate and missing flags overlap. Zero for T is allowed by the stated schema. The card should identify the supplied fictional indoor export, one intended row per trip, minutes, all findings, raw unchanged version and no evidence for real or outdoor navigation use.</w:t>
-      </w:r>
-    </w:p>
-    <w:p>
       <w:pPr>
         <w:pStyle w:val="Heading3"/>
       </w:pPr>
       <w:r>
+        <w:t>Workbook question · W4</w:t>
+      </w:r>
+    </w:p>
+    <w:p>
+      <w:pPr>
+        <w:spacing w:line="336" w:lineRule="auto" w:after="180"/>
+        <w:shd w:fill="F5F1FB"/>
+      </w:pPr>
+      <w:r>
+        <w:rPr>
+          <w:b w:val="0"/>
+        </w:rPr>
+        <w:t xml:space="preserve">A new fictional indoor trip export has (P,4), (Q,None), (Q,None), (R,-1), (S,6), (T,0), with durations in minutes and the same </w:t>
+      </w:r>
+      <w:r>
+        <w:rPr>
+          <w:b/>
+        </w:rPr>
+        <w:t>schema</w:t>
+      </w:r>
+      <w:r>
+        <w:rPr>
+          <w:b w:val="0"/>
+        </w:rPr>
+        <w:t>.</w:t>
+      </w:r>
+    </w:p>
+    <w:p>
+      <w:pPr>
+        <w:spacing w:line="336" w:lineRule="auto" w:after="180"/>
+        <w:shd w:fill="F5F1FB"/>
+      </w:pPr>
+      <w:r>
+        <w:rPr>
+          <w:b w:val="0"/>
+        </w:rPr>
+        <w:t xml:space="preserve">Count raw rows, distinct IDs, missing durations, negative durations and extra ID occurrences. Identify overlap. Draft a short </w:t>
+      </w:r>
+      <w:r>
+        <w:rPr>
+          <w:b/>
+        </w:rPr>
+        <w:t>dataset card</w:t>
+      </w:r>
+      <w:r>
+        <w:rPr>
+          <w:b w:val="0"/>
+        </w:rPr>
+        <w:t xml:space="preserve"> stating source, row meaning, unit, findings, unchanged version and one excluded use.</w:t>
+      </w:r>
+    </w:p>
+    <w:p>
+      <w:pPr>
+        <w:pStyle w:val="Heading3"/>
+      </w:pPr>
+      <w:r>
+        <w:t>Teacher reasoning · W4</w:t>
+      </w:r>
+    </w:p>
+    <w:p>
+      <w:pPr>
+        <w:spacing w:line="336" w:lineRule="auto" w:after="180"/>
+        <w:shd w:fill="F1F6FC"/>
+      </w:pPr>
+      <w:r>
+        <w:rPr>
+          <w:b w:val="0"/>
+        </w:rPr>
+        <w:t xml:space="preserve">There are 6 rows, 5 distinct IDs, 2 missing durations, 1 negative duration and 1 extra ID occurrence. Both Q rows are missing, so the </w:t>
+      </w:r>
+      <w:r>
+        <w:rPr>
+          <w:b/>
+        </w:rPr>
+        <w:t>duplicate</w:t>
+      </w:r>
+      <w:r>
+        <w:rPr>
+          <w:b w:val="0"/>
+        </w:rPr>
+        <w:t xml:space="preserve"> and missing flags overlap. Zero for T is allowed by the stated </w:t>
+      </w:r>
+      <w:r>
+        <w:rPr>
+          <w:b/>
+        </w:rPr>
+        <w:t>schema</w:t>
+      </w:r>
+      <w:r>
+        <w:rPr>
+          <w:b w:val="0"/>
+        </w:rPr>
+        <w:t>.</w:t>
+      </w:r>
+    </w:p>
+    <w:p>
+      <w:pPr>
+        <w:spacing w:line="336" w:lineRule="auto" w:after="180"/>
+        <w:shd w:fill="F1F6FC"/>
+      </w:pPr>
+      <w:r>
+        <w:rPr>
+          <w:b w:val="0"/>
+        </w:rPr>
+        <w:t xml:space="preserve">The card should identify the supplied fictional indoor export, one intended row per trip, minutes, all findings, raw unchanged version and no </w:t>
+      </w:r>
+      <w:r>
+        <w:rPr>
+          <w:b/>
+        </w:rPr>
+        <w:t>evidence</w:t>
+      </w:r>
+      <w:r>
+        <w:rPr>
+          <w:b w:val="0"/>
+        </w:rPr>
+        <w:t xml:space="preserve"> for real or outdoor navigation use.</w:t>
+      </w:r>
+    </w:p>
+    <w:p>
+      <w:pPr>
+        <w:pStyle w:val="Heading3"/>
+      </w:pPr>
+      <w:r>
         <w:t>W5 State an evidence gap</w:t>
       </w:r>
     </w:p>
     <w:p>
-      <w:r>
-        <w:t>Someone duplicates each row ten times and claims the export now covers more kinds of trips. Explain what changed and what did not.</w:t>
-      </w:r>
-    </w:p>
-    <w:p>
-      <w:r>
-        <w:t>The row count increased but no new trip conditions or independent observations were added. Coverage remains limited to the same supplied fictional indoor cases; the larger count does not establish broader usefulness.</w:t>
-      </w:r>
-    </w:p>
-    <w:p>
       <w:pPr>
         <w:pStyle w:val="Heading3"/>
       </w:pPr>
       <w:r>
+        <w:t>Workbook question · W5</w:t>
+      </w:r>
+    </w:p>
+    <w:p>
+      <w:pPr>
+        <w:spacing w:line="336" w:lineRule="auto" w:after="180"/>
+        <w:shd w:fill="F5F1FB"/>
+      </w:pPr>
+      <w:r>
+        <w:rPr>
+          <w:b w:val="0"/>
+        </w:rPr>
+        <w:t xml:space="preserve">Someone </w:t>
+      </w:r>
+      <w:r>
+        <w:rPr>
+          <w:b/>
+        </w:rPr>
+        <w:t>duplicate</w:t>
+      </w:r>
+      <w:r>
+        <w:rPr>
+          <w:b w:val="0"/>
+        </w:rPr>
+        <w:t>s each row ten times and claims the export now covers more kinds of trips. Explain what changed and what did not.</w:t>
+      </w:r>
+    </w:p>
+    <w:p>
+      <w:pPr>
+        <w:pStyle w:val="Heading3"/>
+      </w:pPr>
+      <w:r>
+        <w:t>Teacher reasoning · W5</w:t>
+      </w:r>
+    </w:p>
+    <w:p>
+      <w:pPr>
+        <w:spacing w:line="336" w:lineRule="auto" w:after="180"/>
+        <w:shd w:fill="F1F6FC"/>
+      </w:pPr>
+      <w:r>
+        <w:rPr>
+          <w:b w:val="0"/>
+        </w:rPr>
+        <w:t xml:space="preserve">The row count increased but no new trip conditions or independent </w:t>
+      </w:r>
+      <w:r>
+        <w:rPr>
+          <w:b/>
+        </w:rPr>
+        <w:t>observation</w:t>
+      </w:r>
+      <w:r>
+        <w:rPr>
+          <w:b w:val="0"/>
+        </w:rPr>
+        <w:t>s were added. Coverage remains limited to the same supplied fictional indoor cases; the larger count does not establish broader usefulness.</w:t>
+      </w:r>
+    </w:p>
+    <w:p>
+      <w:pPr>
+        <w:pStyle w:val="Heading3"/>
+      </w:pPr>
+      <w:r>
         <w:t>Units conversions and data provenance — W1 Retain the source</w:t>
       </w:r>
     </w:p>
     <w:p>
-      <w:r>
-        <w:t>Name four pieces of information to keep for Log A and its conversion.</w:t>
-      </w:r>
-    </w:p>
-    <w:p>
-      <w:r>
+      <w:pPr>
+        <w:spacing w:line="336" w:lineRule="auto" w:after="180"/>
+      </w:pPr>
+      <w:r>
+        <w:rPr>
+          <w:b w:val="0"/>
+        </w:rPr>
+        <w:t xml:space="preserve">Name four pieces of information to keep for Log A and its </w:t>
+      </w:r>
+      <w:r>
+        <w:rPr>
+          <w:b/>
+        </w:rPr>
+        <w:t>conversion</w:t>
+      </w:r>
+      <w:r>
+        <w:rPr>
+          <w:b w:val="0"/>
+        </w:rPr>
+        <w:t>.</w:t>
+      </w:r>
+    </w:p>
+    <w:p>
+      <w:pPr>
+        <w:spacing w:line="336" w:lineRule="auto" w:after="180"/>
+      </w:pPr>
+      <w:r>
+        <w:rPr>
+          <w:b w:val="0"/>
+        </w:rPr>
         <w:t>Source A, raw 180, unit seconds and derived 3.0 minutes; also record divide by 60.</w:t>
       </w:r>
     </w:p>
@@ -2756,17 +5473,35 @@
       </w:r>
     </w:p>
     <w:p>
-      <w:r>
+      <w:pPr>
+        <w:spacing w:line="336" w:lineRule="auto" w:after="180"/>
+      </w:pPr>
+      <w:r>
+        <w:rPr>
+          <w:b w:val="0"/>
+        </w:rPr>
         <w:t>Convert 150 seconds and 30 seconds to minutes without rounding to whole numbers.</w:t>
       </w:r>
     </w:p>
     <w:p>
-      <w:r>
+      <w:pPr>
+        <w:spacing w:line="336" w:lineRule="auto" w:after="180"/>
+      </w:pPr>
+      <w:r>
+        <w:rPr>
+          <w:b w:val="0"/>
+        </w:rPr>
         <w:t>2.5 and 0.5 minutes.</w:t>
       </w:r>
     </w:p>
     <w:p>
-      <w:r>
+      <w:pPr>
+        <w:spacing w:line="336" w:lineRule="auto" w:after="180"/>
+      </w:pPr>
+      <w:r>
+        <w:rPr>
+          <w:b w:val="0"/>
+        </w:rPr>
         <w:t>There are 60 seconds in one minute. Divide each seconds value by 60: 150/60 = 2.5 minutes and 30/60 = 0.5 minutes. Do not round away the half-minute. Check the direction by converting back: 2.5 times 60 is 150.</w:t>
       </w:r>
     </w:p>
@@ -2779,18 +5514,47 @@
       </w:r>
     </w:p>
     <w:p>
-      <w:r>
+      <w:pPr>
+        <w:spacing w:line="336" w:lineRule="auto" w:after="180"/>
+      </w:pPr>
+      <w:r>
+        <w:rPr>
+          <w:b w:val="0"/>
+        </w:rPr>
         <w:t>A report claims 120 seconds exceeds 3 minutes because 120 &gt; 3. Correct it.</w:t>
       </w:r>
     </w:p>
     <w:p>
-      <w:r>
+      <w:pPr>
+        <w:spacing w:line="336" w:lineRule="auto" w:after="180"/>
+      </w:pPr>
+      <w:r>
+        <w:rPr>
+          <w:b w:val="0"/>
+        </w:rPr>
         <w:t>120 seconds is 2 minutes, so 3 minutes is longer.</w:t>
       </w:r>
     </w:p>
     <w:p>
-      <w:r>
-        <w:t>First put both values in the same unit. 120 seconds divided by 60 is 2 minutes. Now compare 2 minutes with 3 minutes: 3 minutes is longer by 1 minute. Comparing the raw numbers 120 and 3 without their units compares unlike quantities.</w:t>
+      <w:pPr>
+        <w:spacing w:line="336" w:lineRule="auto" w:after="180"/>
+      </w:pPr>
+      <w:r>
+        <w:rPr>
+          <w:b w:val="0"/>
+        </w:rPr>
+        <w:t>First put both values in the same unit. 120 seconds divided by 60 is 2 minutes. Now compare 2 minutes with 3 minutes: 3 minutes is longer by 1 minute.</w:t>
+      </w:r>
+    </w:p>
+    <w:p>
+      <w:pPr>
+        <w:spacing w:line="336" w:lineRule="auto" w:after="180"/>
+      </w:pPr>
+      <w:r>
+        <w:rPr>
+          <w:b w:val="0"/>
+        </w:rPr>
+        <w:t>Comparing the raw numbers 120 and 3 without their units compares unlike quantities.</w:t>
       </w:r>
     </w:p>
     <w:p>
@@ -2802,12 +5566,24 @@
       </w:r>
     </w:p>
     <w:p>
-      <w:r>
+      <w:pPr>
+        <w:spacing w:line="336" w:lineRule="auto" w:after="180"/>
+      </w:pPr>
+      <w:r>
+        <w:rPr>
+          <w:b w:val="0"/>
+        </w:rPr>
         <w:t>Create records for 240 seconds, 1.5 minutes and 60 seconds. Derive minutes while keeping raw data. State the values and their total.</w:t>
       </w:r>
     </w:p>
     <w:p>
-      <w:r>
+      <w:pPr>
+        <w:spacing w:line="336" w:lineRule="auto" w:after="180"/>
+      </w:pPr>
+      <w:r>
+        <w:rPr>
+          <w:b w:val="0"/>
+        </w:rPr>
         <w:t>4.0, 1.5 and 1.0 minutes; total 6.5 minutes. Retain original units and values.</w:t>
       </w:r>
     </w:p>
@@ -2820,12 +5596,37 @@
       </w:r>
     </w:p>
     <w:p>
-      <w:r>
-        <w:t>A record contains value 8 and unit ticks with no conversion rule. Should you assume seconds?</w:t>
-      </w:r>
-    </w:p>
-    <w:p>
-      <w:r>
+      <w:pPr>
+        <w:spacing w:line="336" w:lineRule="auto" w:after="180"/>
+        <w:shd w:fill="F5F1FB"/>
+      </w:pPr>
+      <w:r>
+        <w:rPr>
+          <w:b w:val="0"/>
+        </w:rPr>
+        <w:t xml:space="preserve">A record contains value 8 and unit ticks with no </w:t>
+      </w:r>
+      <w:r>
+        <w:rPr>
+          <w:b/>
+        </w:rPr>
+        <w:t>conversion</w:t>
+      </w:r>
+      <w:r>
+        <w:rPr>
+          <w:b w:val="0"/>
+        </w:rPr>
+        <w:t xml:space="preserve"> rule. Should you assume seconds?</w:t>
+      </w:r>
+    </w:p>
+    <w:p>
+      <w:pPr>
+        <w:spacing w:line="336" w:lineRule="auto" w:after="180"/>
+      </w:pPr>
+      <w:r>
+        <w:rPr>
+          <w:b w:val="0"/>
+        </w:rPr>
         <w:t>No. Mark it unresolved and ask for the unit definition. Do not include it as a known duration.</w:t>
       </w:r>
     </w:p>
@@ -2838,21 +5639,135 @@
       </w:r>
     </w:p>
     <w:p>
-      <w:r>
-        <w:t>Selected case: A new fictional indoor trip export has (P,4), (Q,None), (Q,None), (R,-1), (S,6), (T,0), with durations in minutes and the same schema. Count raw rows, distinct IDs, missing durations, negative durations and extra ID occurrences. Identify overlap. Draft a short dataset card stating source, row meaning, unit, findings, unchanged version and one excluded use.</w:t>
-      </w:r>
-    </w:p>
-    <w:p>
       <w:pPr>
         <w:pStyle w:val="Heading3"/>
       </w:pPr>
       <w:r>
+        <w:t>Independent question · withhold the key</w:t>
+      </w:r>
+    </w:p>
+    <w:p>
+      <w:pPr>
+        <w:spacing w:line="336" w:lineRule="auto" w:after="180"/>
+        <w:shd w:fill="F5F1FB"/>
+      </w:pPr>
+      <w:r>
+        <w:rPr>
+          <w:b w:val="0"/>
+        </w:rPr>
+        <w:t xml:space="preserve">Selected case: A new fictional indoor trip export has (P,4), (Q,None), (Q,None), (R,-1), (S,6), (T,0), with durations in minutes and the same </w:t>
+      </w:r>
+      <w:r>
+        <w:rPr>
+          <w:b/>
+        </w:rPr>
+        <w:t>schema</w:t>
+      </w:r>
+      <w:r>
+        <w:rPr>
+          <w:b w:val="0"/>
+        </w:rPr>
+        <w:t>.</w:t>
+      </w:r>
+    </w:p>
+    <w:p>
+      <w:pPr>
+        <w:spacing w:line="336" w:lineRule="auto" w:after="180"/>
+        <w:shd w:fill="F5F1FB"/>
+      </w:pPr>
+      <w:r>
+        <w:rPr>
+          <w:b w:val="0"/>
+        </w:rPr>
+        <w:t xml:space="preserve">Count raw rows, distinct IDs, missing durations, negative durations and extra ID occurrences. Identify overlap. Draft a short </w:t>
+      </w:r>
+      <w:r>
+        <w:rPr>
+          <w:b/>
+        </w:rPr>
+        <w:t>dataset card</w:t>
+      </w:r>
+      <w:r>
+        <w:rPr>
+          <w:b w:val="0"/>
+        </w:rPr>
+        <w:t xml:space="preserve"> stating source, row meaning, unit, findings, unchanged version and one excluded use.</w:t>
+      </w:r>
+    </w:p>
+    <w:p>
+      <w:pPr>
+        <w:pStyle w:val="Heading3"/>
+      </w:pPr>
+      <w:r>
         <w:t>Selected case answer</w:t>
       </w:r>
     </w:p>
     <w:p>
-      <w:r>
-        <w:t>There are 6 rows, 5 distinct IDs, 2 missing durations, 1 negative duration and 1 extra ID occurrence. Both Q rows are missing, so the duplicate and missing flags overlap. Zero for T is allowed by the stated schema. The card should identify the supplied fictional indoor export, one intended row per trip, minutes, all findings, raw unchanged version and no evidence for real or outdoor navigation use.</w:t>
+      <w:pPr>
+        <w:pStyle w:val="Heading3"/>
+      </w:pPr>
+      <w:r>
+        <w:t>Teacher key · Selected case answer</w:t>
+      </w:r>
+    </w:p>
+    <w:p>
+      <w:pPr>
+        <w:spacing w:line="336" w:lineRule="auto" w:after="180"/>
+        <w:shd w:fill="F1F6FC"/>
+      </w:pPr>
+      <w:r>
+        <w:rPr>
+          <w:b w:val="0"/>
+        </w:rPr>
+        <w:t xml:space="preserve">There are 6 rows, 5 distinct IDs, 2 missing durations, 1 negative duration and 1 extra ID occurrence. Both Q rows are missing, so the </w:t>
+      </w:r>
+      <w:r>
+        <w:rPr>
+          <w:b/>
+        </w:rPr>
+        <w:t>duplicate</w:t>
+      </w:r>
+      <w:r>
+        <w:rPr>
+          <w:b w:val="0"/>
+        </w:rPr>
+        <w:t xml:space="preserve"> and missing flags overlap. Zero for T is allowed by the stated </w:t>
+      </w:r>
+      <w:r>
+        <w:rPr>
+          <w:b/>
+        </w:rPr>
+        <w:t>schema</w:t>
+      </w:r>
+      <w:r>
+        <w:rPr>
+          <w:b w:val="0"/>
+        </w:rPr>
+        <w:t>.</w:t>
+      </w:r>
+    </w:p>
+    <w:p>
+      <w:pPr>
+        <w:spacing w:line="336" w:lineRule="auto" w:after="180"/>
+        <w:shd w:fill="F1F6FC"/>
+      </w:pPr>
+      <w:r>
+        <w:rPr>
+          <w:b w:val="0"/>
+        </w:rPr>
+        <w:t xml:space="preserve">The card should identify the supplied fictional indoor export, one intended row per trip, minutes, all findings, raw unchanged version and no </w:t>
+      </w:r>
+      <w:r>
+        <w:rPr>
+          <w:b/>
+        </w:rPr>
+        <w:t>evidence</w:t>
+      </w:r>
+      <w:r>
+        <w:rPr>
+          <w:b w:val="0"/>
+        </w:rPr>
+        <w:t xml:space="preserve"> for real or outdoor navigation use.</w:t>
       </w:r>
     </w:p>
     <w:tbl>
@@ -2958,21 +5873,77 @@
       </w:tr>
     </w:tbl>
     <w:p>
-      <w:r>
-        <w:t>Record each dimension as not yet, with support, or independent. Accept a valid alternative procedure with a defensible trace. Do not penalise an honestly recorded model failure if the learner correctly explains its evidence and limits.</w:t>
-      </w:r>
-    </w:p>
-    <w:p>
       <w:pPr>
         <w:pStyle w:val="Heading3"/>
       </w:pPr>
       <w:r>
+        <w:t>Teacher key · Selected case answer</w:t>
+      </w:r>
+    </w:p>
+    <w:p>
+      <w:pPr>
+        <w:spacing w:line="336" w:lineRule="auto" w:after="180"/>
+        <w:shd w:fill="F1F6FC"/>
+      </w:pPr>
+      <w:r>
+        <w:rPr>
+          <w:b w:val="0"/>
+        </w:rPr>
+        <w:t>Record each dimension as not yet, with support, or independent. Accept a valid alternative procedure with a defensible trace.</w:t>
+      </w:r>
+    </w:p>
+    <w:p>
+      <w:pPr>
+        <w:spacing w:line="336" w:lineRule="auto" w:after="180"/>
+        <w:shd w:fill="F1F6FC"/>
+      </w:pPr>
+      <w:r>
+        <w:rPr>
+          <w:b w:val="0"/>
+        </w:rPr>
+        <w:t xml:space="preserve">Do not penalise an honestly recorded model failure if the learner correctly explains its </w:t>
+      </w:r>
+      <w:r>
+        <w:rPr>
+          <w:b/>
+        </w:rPr>
+        <w:t>evidence</w:t>
+      </w:r>
+      <w:r>
+        <w:rPr>
+          <w:b w:val="0"/>
+        </w:rPr>
+        <w:t xml:space="preserve"> and limits.</w:t>
+      </w:r>
+    </w:p>
+    <w:p>
+      <w:pPr>
+        <w:pStyle w:val="Heading3"/>
+      </w:pPr>
+      <w:r>
         <w:t>Feedback that the learner uses</w:t>
       </w:r>
     </w:p>
     <w:p>
-      <w:r>
-        <w:t>Name the earliest unsupported step and give one action to repair it. Have the learner make that repair now and explain why. Then assess the relevant skill on a fresh, fully specified case. Confirm it was not previously practised with feedback; solve and check the new case before assigning it. A follow-up design prompt is a starting brief, not automatically an equivalent test.</w:t>
+      <w:pPr>
+        <w:spacing w:line="336" w:lineRule="auto" w:after="180"/>
+      </w:pPr>
+      <w:r>
+        <w:rPr>
+          <w:b w:val="0"/>
+        </w:rPr>
+        <w:t>Name the earliest unsupported step and give one action to repair it. Have the learner make that repair now and explain why. Then assess the relevant skill on a fresh, fully specified case.</w:t>
+      </w:r>
+    </w:p>
+    <w:p>
+      <w:pPr>
+        <w:spacing w:line="336" w:lineRule="auto" w:after="180"/>
+      </w:pPr>
+      <w:r>
+        <w:rPr>
+          <w:b w:val="0"/>
+        </w:rPr>
+        <w:t>Confirm it was not previously practised with feedback; solve and check the new case before assigning it. A follow-up design prompt is a starting brief, not automatically an equivalent test.</w:t>
       </w:r>
     </w:p>
     <w:p>
@@ -2984,11 +5955,62 @@
       </w:r>
     </w:p>
     <w:p>
+      <w:r>
+        <w:t>Connect Inspect Before Modeling to Responsible Plant Classifier, adapt support and plan a later changed-case check.</w:t>
+      </w:r>
+    </w:p>
+    <w:p>
       <w:pPr>
         <w:pStyle w:val="Heading3"/>
       </w:pPr>
       <w:r>
-        <w:t>Connect and extend learning</w:t>
+        <w:t>Responsible Plant Classifier</w:t>
+      </w:r>
+    </w:p>
+    <w:p>
+      <w:pPr>
+        <w:spacing w:line="336" w:lineRule="auto" w:after="180"/>
+      </w:pPr>
+      <w:r>
+        <w:rPr>
+          <w:b w:val="0"/>
+        </w:rPr>
+        <w:t>Audit the Plant Classifier table and attach a data-quality report before any baseline or model is trained.</w:t>
+      </w:r>
+    </w:p>
+    <w:p>
+      <w:pPr>
+        <w:spacing w:line="336" w:lineRule="auto" w:after="180"/>
+      </w:pPr>
+      <w:r>
+        <w:rPr>
+          <w:b w:val="0"/>
+        </w:rPr>
+        <w:t xml:space="preserve">Keep the decision, </w:t>
+      </w:r>
+      <w:r>
+        <w:rPr>
+          <w:b/>
+        </w:rPr>
+        <w:t>input</w:t>
+      </w:r>
+      <w:r>
+        <w:rPr>
+          <w:b w:val="0"/>
+        </w:rPr>
+        <w:t xml:space="preserve">, result, explanation and remaining limitation in the project </w:t>
+      </w:r>
+      <w:r>
+        <w:rPr>
+          <w:b/>
+        </w:rPr>
+        <w:t>evidence</w:t>
+      </w:r>
+      <w:r>
+        <w:rPr>
+          <w:b w:val="0"/>
+        </w:rPr>
+        <w:t xml:space="preserve"> record. Retrieve this record next week rather than restarting the project.</w:t>
       </w:r>
     </w:p>
     <w:p>
@@ -2996,17 +6018,18 @@
         <w:pStyle w:val="Heading3"/>
       </w:pPr>
       <w:r>
-        <w:t>Responsible Plant Classifier</w:t>
-      </w:r>
-    </w:p>
-    <w:p>
-      <w:r>
-        <w:t>Audit the Plant Classifier table and attach a data-quality report before any baseline or model is trained.</w:t>
-      </w:r>
-    </w:p>
-    <w:p>
-      <w:r>
-        <w:t>Keep the decision, input, result, explanation and remaining limitation in the project evidence record. Retrieve this record next week rather than restarting the project.</w:t>
+        <w:t>Support and stretch</w:t>
+      </w:r>
+    </w:p>
+    <w:p>
+      <w:pPr>
+        <w:spacing w:line="336" w:lineRule="auto" w:after="180"/>
+      </w:pPr>
+      <w:r>
+        <w:rPr>
+          <w:b w:val="0"/>
+        </w:rPr>
+        <w:t>Use a tiny labelled dataset, explicit units and a named positive class. Stretch: require a baseline, held-out evaluation and subgroup or shifted-condition analysis with denominators.</w:t>
       </w:r>
     </w:p>
     <w:p>
@@ -3014,12 +6037,30 @@
         <w:pStyle w:val="Heading3"/>
       </w:pPr>
       <w:r>
-        <w:t>Support and stretch</w:t>
-      </w:r>
-    </w:p>
-    <w:p>
-      <w:r>
-        <w:t>Use a tiny labelled dataset, explicit units and a named positive class. Stretch: require a baseline, held-out evaluation and subgroup or shifted-condition analysis with denominators.</w:t>
+        <w:t>Exit reflection</w:t>
+      </w:r>
+    </w:p>
+    <w:p>
+      <w:pPr>
+        <w:spacing w:line="336" w:lineRule="auto" w:after="180"/>
+      </w:pPr>
+      <w:r>
+        <w:rPr>
+          <w:b w:val="0"/>
+        </w:rPr>
+        <w:t xml:space="preserve">Ask for one decision the learner can now justify and one situation requiring more </w:t>
+      </w:r>
+      <w:r>
+        <w:rPr>
+          <w:b/>
+        </w:rPr>
+        <w:t>evidence</w:t>
+      </w:r>
+      <w:r>
+        <w:rPr>
+          <w:b w:val="0"/>
+        </w:rPr>
+        <w:t xml:space="preserve"> or human review. Confidence ratings are separate from correct independent performance.</w:t>
       </w:r>
     </w:p>
     <w:p>
@@ -3027,12 +6068,30 @@
         <w:pStyle w:val="Heading3"/>
       </w:pPr>
       <w:r>
-        <w:t>Exit reflection</w:t>
-      </w:r>
-    </w:p>
-    <w:p>
-      <w:r>
-        <w:t>Ask for one decision the learner can now justify and one situation requiring more evidence or human review. Confidence ratings are separate from correct independent performance.</w:t>
+        <w:t>Bridge to the next week</w:t>
+      </w:r>
+    </w:p>
+    <w:p>
+      <w:pPr>
+        <w:spacing w:line="336" w:lineRule="auto" w:after="180"/>
+      </w:pPr>
+      <w:r>
+        <w:rPr>
+          <w:b w:val="0"/>
+        </w:rPr>
+        <w:t xml:space="preserve">Next: Week 6: Label Quality. Retrieve today’s </w:t>
+      </w:r>
+      <w:r>
+        <w:rPr>
+          <w:b/>
+        </w:rPr>
+        <w:t>evidence</w:t>
+      </w:r>
+      <w:r>
+        <w:rPr>
+          <w:b w:val="0"/>
+        </w:rPr>
+        <w:t xml:space="preserve"> and identify what carries forward and what is new.</w:t>
       </w:r>
     </w:p>
     <w:p>
@@ -3040,12 +6099,133 @@
         <w:pStyle w:val="Heading3"/>
       </w:pPr>
       <w:r>
-        <w:t>Bridge to the next week</w:t>
-      </w:r>
-    </w:p>
-    <w:p>
-      <w:r>
-        <w:t>Next: Week 6: Label Quality. Retrieve today’s evidence and identify what carries forward and what is new.</w:t>
+        <w:t>Support and fresh reassessment</w:t>
+      </w:r>
+    </w:p>
+    <w:p>
+      <w:pPr>
+        <w:spacing w:line="336" w:lineRule="auto" w:after="180"/>
+      </w:pPr>
+      <w:r>
+        <w:rPr>
+          <w:b w:val="0"/>
+        </w:rPr>
+        <w:t>Use physical row cards and overlapping circles for flags. Supply blank card headings but no completed findings.</w:t>
+      </w:r>
+    </w:p>
+    <w:p>
+      <w:pPr>
+        <w:spacing w:line="336" w:lineRule="auto" w:after="180"/>
+      </w:pPr>
+      <w:r>
+        <w:rPr>
+          <w:b w:val="0"/>
+        </w:rPr>
+        <w:t xml:space="preserve">Extension: explain how to record an </w:t>
+      </w:r>
+      <w:r>
+        <w:rPr>
+          <w:b/>
+        </w:rPr>
+        <w:t>evidence</w:t>
+      </w:r>
+      <w:r>
+        <w:rPr>
+          <w:b w:val="0"/>
+        </w:rPr>
+        <w:t xml:space="preserve">d seconds-to-minutes </w:t>
+      </w:r>
+      <w:r>
+        <w:rPr>
+          <w:b/>
+        </w:rPr>
+        <w:t>conversion</w:t>
+      </w:r>
+      <w:r>
+        <w:rPr>
+          <w:b w:val="0"/>
+        </w:rPr>
+        <w:t xml:space="preserve"> while preserving the </w:t>
+      </w:r>
+      <w:r>
+        <w:rPr>
+          <w:b/>
+        </w:rPr>
+        <w:t>raw value</w:t>
+      </w:r>
+      <w:r>
+        <w:rPr>
+          <w:b w:val="0"/>
+        </w:rPr>
+        <w:t>, unit and version, and why a unit guess is not enough.</w:t>
+      </w:r>
+    </w:p>
+    <w:p>
+      <w:pPr>
+        <w:spacing w:line="336" w:lineRule="auto" w:after="180"/>
+      </w:pPr>
+      <w:r>
+        <w:rPr>
+          <w:b w:val="0"/>
+        </w:rPr>
+        <w:t xml:space="preserve">Require W4 counts 6,5,2,1,1 in the stated order, the Q overlap, acceptance of zero under this </w:t>
+      </w:r>
+      <w:r>
+        <w:rPr>
+          <w:b/>
+        </w:rPr>
+        <w:t>schema</w:t>
+      </w:r>
+      <w:r>
+        <w:rPr>
+          <w:b w:val="0"/>
+        </w:rPr>
+        <w:t>, and a card with source, unit, raw version and excluded use. Fresh retry: rows (L,3), (M,None), (N,-2), (N,-2), (O,0).</w:t>
+      </w:r>
+    </w:p>
+    <w:p>
+      <w:pPr>
+        <w:spacing w:line="336" w:lineRule="auto" w:after="180"/>
+      </w:pPr>
+      <w:r>
+        <w:rPr>
+          <w:b w:val="0"/>
+        </w:rPr>
+        <w:t>Counts are 5 raw, 4 IDs, 1 missing, 2 negative and 1 extra ID occurrence. The negative and repeated-ID flags overlap on N. Do not infer whether the two N rows describe one event without checking the source.</w:t>
+      </w:r>
+    </w:p>
+    <w:p>
+      <w:pPr>
+        <w:spacing w:line="336" w:lineRule="auto" w:after="180"/>
+      </w:pPr>
+      <w:r>
+        <w:rPr>
+          <w:b w:val="0"/>
+        </w:rPr>
+        <w:t xml:space="preserve">Week 5 examines label definitions and disagreement. Carry forward the </w:t>
+      </w:r>
+      <w:r>
+        <w:rPr>
+          <w:b/>
+        </w:rPr>
+        <w:t>dataset card</w:t>
+      </w:r>
+      <w:r>
+        <w:rPr>
+          <w:b w:val="0"/>
+        </w:rPr>
+        <w:t>, source questions and explicit distinction between unknown and observed values.</w:t>
+      </w:r>
+    </w:p>
+    <w:p>
+      <w:pPr>
+        <w:spacing w:line="336" w:lineRule="auto" w:after="180"/>
+      </w:pPr>
+      <w:r>
+        <w:rPr>
+          <w:b w:val="0"/>
+        </w:rPr>
+        <w:t>Teacher reference: https://arxiv.org/abs/1803.09010 (Datasheets for Datasets; reviewed 2026-09-26).</w:t>
       </w:r>
     </w:p>
     <w:p>
@@ -3053,22 +6233,52 @@
         <w:pStyle w:val="Heading3"/>
       </w:pPr>
       <w:r>
-        <w:t>Support and fresh reassessment</w:t>
-      </w:r>
-    </w:p>
-    <w:p>
-      <w:r>
-        <w:t>Use physical row cards and overlapping circles for flags. Supply blank card headings but no completed findings. Extension: explain how to record an evidenced seconds-to-minutes conversion while preserving the raw value, unit and version, and why a unit guess is not enough.</w:t>
-      </w:r>
-    </w:p>
-    <w:p>
-      <w:r>
-        <w:t>Require W4 counts 6,5,2,1,1 in the stated order, the Q overlap, acceptance of zero under this schema, and a card with source, unit, raw version and excluded use. Fresh retry: rows (L,3), (M,None), (N,-2), (N,-2), (O,0). Counts are 5 raw, 4 IDs, 1 missing, 2 negative and 1 extra ID occurrence. The negative and repeated-ID flags overlap on N. Do not infer whether the two N rows describe one event without checking the source.</w:t>
-      </w:r>
-    </w:p>
-    <w:p>
-      <w:r>
-        <w:t>Week 5 examines label definitions and disagreement. Carry forward the dataset card, source questions and explicit distinction between unknown and observed values. Teacher reference: https://arxiv.org/abs/1803.09010 (Datasheets for Datasets; reviewed 2026-09-26).</w:t>
+        <w:t>Readiness and reassessment for Units conversions and data provenance</w:t>
+      </w:r>
+    </w:p>
+    <w:p>
+      <w:pPr>
+        <w:spacing w:line="336" w:lineRule="auto" w:after="180"/>
+      </w:pPr>
+      <w:r>
+        <w:rPr>
+          <w:b w:val="0"/>
+        </w:rPr>
+        <w:t>Use 60-second strips. Extension: compare results before and after rounding and explain why early rounding can change totals.</w:t>
+      </w:r>
+    </w:p>
+    <w:p>
+      <w:pPr>
+        <w:spacing w:line="336" w:lineRule="auto" w:after="180"/>
+      </w:pPr>
+      <w:r>
+        <w:rPr>
+          <w:b w:val="0"/>
+        </w:rPr>
+        <w:t xml:space="preserve">Independent W4 </w:t>
+      </w:r>
+      <w:r>
+        <w:rPr>
+          <w:b/>
+        </w:rPr>
+        <w:t>evidence</w:t>
+      </w:r>
+      <w:r>
+        <w:rPr>
+          <w:b w:val="0"/>
+        </w:rPr>
+        <w:t>: 4.0, 1.5 and 1.0 minutes; total 6.5 minutes. Retain original units and values. Record whether the learner needed no help, a hint or explanation.</w:t>
+      </w:r>
+    </w:p>
+    <w:p>
+      <w:pPr>
+        <w:spacing w:line="336" w:lineRule="auto" w:after="180"/>
+      </w:pPr>
+      <w:r>
+        <w:rPr>
+          <w:b w:val="0"/>
+        </w:rPr>
+        <w:t>Fresh retry: 90 seconds, 2 minutes and 30 seconds become 1.5, 2, 0.5; total 4 minutes. Keep the three source records.</w:t>
       </w:r>
     </w:p>
     <w:p>
@@ -3076,35 +6286,40 @@
         <w:pStyle w:val="Heading3"/>
       </w:pPr>
       <w:r>
-        <w:t>Readiness and reassessment for Units conversions and data provenance</w:t>
-      </w:r>
-    </w:p>
-    <w:p>
-      <w:r>
-        <w:t>Use 60-second strips. Extension: compare results before and after rounding and explain why early rounding can change totals.</w:t>
-      </w:r>
-    </w:p>
-    <w:p>
-      <w:r>
-        <w:t>Independent W4 evidence: 4.0, 1.5 and 1.0 minutes; total 6.5 minutes. Retain original units and values. Record whether the learner needed no help, a hint or explanation. Fresh retry: 90 seconds, 2 minutes and 30 seconds become 1.5, 2, 0.5; total 4 minutes. Keep the three source records.</w:t>
-      </w:r>
-    </w:p>
-    <w:p>
-      <w:pPr>
-        <w:pStyle w:val="Heading3"/>
-      </w:pPr>
-      <w:r>
         <w:t>Plan the delayed return</w:t>
       </w:r>
     </w:p>
     <w:p>
-      <w:r>
+      <w:pPr>
+        <w:spacing w:line="336" w:lineRule="auto" w:after="180"/>
+      </w:pPr>
+      <w:r>
+        <w:rPr>
+          <w:b w:val="0"/>
+        </w:rPr>
         <w:t>Suggested return points in this level: ai-4/6, ai-4/8, ai-4/11. Use actual classroom dates, adjusting for holidays and gaps. One, three and six teaching weeks are scheduling choices, not a claimed optimal spacing.</w:t>
       </w:r>
     </w:p>
     <w:p>
-      <w:r>
-        <w:t>At a delayed check, ask for the idea from memory and a changed application. Compare with the earlier independent response and record support used. For a new level, revisit the previous capstone before checking the new prerequisites.</w:t>
+      <w:pPr>
+        <w:spacing w:line="336" w:lineRule="auto" w:after="180"/>
+      </w:pPr>
+      <w:r>
+        <w:rPr>
+          <w:b w:val="0"/>
+        </w:rPr>
+        <w:t>At a delayed check, ask for the idea from memory and a changed application. Compare with the earlier independent response and record support used.</w:t>
+      </w:r>
+    </w:p>
+    <w:p>
+      <w:pPr>
+        <w:spacing w:line="336" w:lineRule="auto" w:after="180"/>
+      </w:pPr>
+      <w:r>
+        <w:rPr>
+          <w:b w:val="0"/>
+        </w:rPr>
+        <w:t>For a new level, revisit the previous capstone before checking the new prerequisites.</w:t>
       </w:r>
     </w:p>
     <w:tbl>
@@ -3264,8 +6479,26 @@
       </w:tr>
     </w:tbl>
     <w:p>
-      <w:r>
-        <w:t>Use the evidence to choose reteaching or the next step. A completed page, confidence rating or attractive project does not by itself demonstrate understanding.</w:t>
+      <w:pPr>
+        <w:spacing w:line="336" w:lineRule="auto" w:after="180"/>
+      </w:pPr>
+      <w:r>
+        <w:rPr>
+          <w:b w:val="0"/>
+        </w:rPr>
+        <w:t xml:space="preserve">Use the </w:t>
+      </w:r>
+      <w:r>
+        <w:rPr>
+          <w:b/>
+        </w:rPr>
+        <w:t>evidence</w:t>
+      </w:r>
+      <w:r>
+        <w:rPr>
+          <w:b w:val="0"/>
+        </w:rPr>
+        <w:t xml:space="preserve"> to choose reteaching or the next step. A completed page, confidence rating or attractive project does not by itself demonstrate understanding.</w:t>
       </w:r>
     </w:p>
     <w:p>
@@ -3277,8 +6510,37 @@
       </w:r>
     </w:p>
     <w:p>
-      <w:r>
-        <w:t>For your Responsible Plant Classifier, save the input, procedure, observed result and limitation of this check. Label this worked example as practice; use a different, previously unreviewed case when checking independent understanding.</w:t>
+      <w:pPr>
+        <w:spacing w:line="336" w:lineRule="auto" w:after="180"/>
+      </w:pPr>
+      <w:r>
+        <w:rPr>
+          <w:b w:val="0"/>
+        </w:rPr>
+        <w:t xml:space="preserve">For your Responsible Plant Classifier, save the </w:t>
+      </w:r>
+      <w:r>
+        <w:rPr>
+          <w:b/>
+        </w:rPr>
+        <w:t>input</w:t>
+      </w:r>
+      <w:r>
+        <w:rPr>
+          <w:b w:val="0"/>
+        </w:rPr>
+        <w:t>, procedure, observed result and limitation of this check.</w:t>
+      </w:r>
+    </w:p>
+    <w:p>
+      <w:pPr>
+        <w:spacing w:line="336" w:lineRule="auto" w:after="180"/>
+      </w:pPr>
+      <w:r>
+        <w:rPr>
+          <w:b w:val="0"/>
+        </w:rPr>
+        <w:t>Label this worked example as practice; use a different, previously unreviewed case when checking independent understanding.</w:t>
       </w:r>
     </w:p>
     <w:p>
@@ -3291,12 +6553,62 @@
     </w:p>
     <w:p>
       <w:r>
-        <w:t>Teaching target: Inspect row meaning missing values and repeated records</w:t>
-      </w:r>
-    </w:p>
-    <w:p>
-      <w:r>
-        <w:t>Prepare the labelled worked-case picture, the matching workbook, fictional input cards and a place for individual responses. Check a local Python 3 environment before class; have a paper-trace version ready.</w:t>
+        <w:t>Use this preparation summary alongside the detailed Inspect Before Modeling lesson; it is a checklist rather than a replacement for the full sequence.</w:t>
+      </w:r>
+    </w:p>
+    <w:p>
+      <w:pPr>
+        <w:pStyle w:val="Heading3"/>
+      </w:pPr>
+      <w:r>
+        <w:t>Teaching target</w:t>
+      </w:r>
+    </w:p>
+    <w:p>
+      <w:pPr>
+        <w:spacing w:line="336" w:lineRule="auto" w:after="180"/>
+        <w:shd w:fill="EDF7F3"/>
+      </w:pPr>
+      <w:r>
+        <w:rPr>
+          <w:b w:val="0"/>
+        </w:rPr>
+        <w:t xml:space="preserve">Teaching target: Inspect row meaning </w:t>
+      </w:r>
+      <w:r>
+        <w:rPr>
+          <w:b/>
+        </w:rPr>
+        <w:t>missing value</w:t>
+      </w:r>
+      <w:r>
+        <w:rPr>
+          <w:b w:val="0"/>
+        </w:rPr>
+        <w:t>s and repeated records</w:t>
+      </w:r>
+    </w:p>
+    <w:p>
+      <w:pPr>
+        <w:spacing w:line="336" w:lineRule="auto" w:after="180"/>
+      </w:pPr>
+      <w:r>
+        <w:rPr>
+          <w:b w:val="0"/>
+        </w:rPr>
+        <w:t xml:space="preserve">Prepare the labelled worked-case picture, the matching workbook, fictional </w:t>
+      </w:r>
+      <w:r>
+        <w:rPr>
+          <w:b/>
+        </w:rPr>
+        <w:t>input</w:t>
+      </w:r>
+      <w:r>
+        <w:rPr>
+          <w:b w:val="0"/>
+        </w:rPr>
+        <w:t xml:space="preserve"> cards and a place for individual responses. Check a local Python 3 environment before class; have a paper-trace version ready.</w:t>
       </w:r>
     </w:p>
     <w:tbl>
@@ -3443,37 +6755,208 @@
       </w:tr>
     </w:tbl>
     <w:p>
-      <w:r>
+      <w:pPr>
+        <w:spacing w:line="336" w:lineRule="auto" w:after="180"/>
+        <w:shd w:fill="F5F1FB"/>
+      </w:pPr>
+      <w:r>
+        <w:rPr>
+          <w:b w:val="0"/>
+        </w:rPr>
         <w:t>Before class, solve the supported practice: Explain each number in 5 4 2 1. How many extra ID occurrences are there, and how many rows belong to a repeated-ID group?</w:t>
       </w:r>
     </w:p>
     <w:p>
-      <w:r>
+      <w:pPr>
+        <w:pStyle w:val="Heading3"/>
+      </w:pPr>
+      <w:r>
+        <w:t>Supported practice answer</w:t>
+      </w:r>
+    </w:p>
+    <w:p>
+      <w:pPr>
+        <w:spacing w:line="336" w:lineRule="auto" w:after="180"/>
+        <w:shd w:fill="F1F6FC"/>
+      </w:pPr>
+      <w:r>
+        <w:rPr>
+          <w:b w:val="0"/>
+        </w:rPr>
         <w:t>Reasoned practice answer: The numbers mean 5 raw rows, 4 distinct IDs, 2 missing durations and 1 negative duration. There is 1 extra ID occurrence; 2 rows belong to the repeated-ID group B. These are different counts.</w:t>
       </w:r>
     </w:p>
     <w:p>
-      <w:r>
-        <w:t>Check every learner before discussion: Use the worked case for Dataset inspection and cards. Proposed explanation: “A complete card certifies data quality”. Decide whether this explanation is supported. Point to the step or supplied fact that decides; explain your repair if needed.</w:t>
-      </w:r>
-    </w:p>
-    <w:p>
-      <w:r>
-        <w:t>Misconception repair: The card records evidence and gaps; its claims still need checking. Documentation does not prove suitability.</w:t>
-      </w:r>
-    </w:p>
-    <w:p>
-      <w:r>
-        <w:t>Support: read the exact case aloud, enlarge the labelled picture, supply input cards and model only the first deciding step. Accept a spoken explanation or drawing; retain the reasoning goal.</w:t>
-      </w:r>
-    </w:p>
-    <w:p>
-      <w:r>
-        <w:t>Extension: The teacher confirms B’s second row is an accidental duplicate. Require a prediction and a reason before comparing. Expected result: Remove that duplicate with a recorded reason; C still needs correction or explicit exclusion. Reason: Resolving one defect does not resolve a separate impossible measurement.</w:t>
-      </w:r>
-    </w:p>
-    <w:p>
-      <w:r>
+      <w:pPr>
+        <w:spacing w:line="336" w:lineRule="auto" w:after="180"/>
+      </w:pPr>
+      <w:r>
+        <w:rPr>
+          <w:b w:val="0"/>
+        </w:rPr>
+        <w:t>Check every learner before discussion: Use the worked case for Dataset inspection and cards. Proposed explanation: “A complete card certifies data quality”. Decide whether this explanation is supported.</w:t>
+      </w:r>
+    </w:p>
+    <w:p>
+      <w:pPr>
+        <w:spacing w:line="336" w:lineRule="auto" w:after="180"/>
+      </w:pPr>
+      <w:r>
+        <w:rPr>
+          <w:b w:val="0"/>
+        </w:rPr>
+        <w:t>Point to the step or supplied fact that decides; explain your repair if needed.</w:t>
+      </w:r>
+    </w:p>
+    <w:p>
+      <w:pPr>
+        <w:pStyle w:val="Heading3"/>
+      </w:pPr>
+      <w:r>
+        <w:t>Repair the misconception</w:t>
+      </w:r>
+    </w:p>
+    <w:p>
+      <w:pPr>
+        <w:spacing w:line="336" w:lineRule="auto" w:after="180"/>
+        <w:shd w:fill="FFF5E6"/>
+      </w:pPr>
+      <w:r>
+        <w:rPr>
+          <w:b w:val="0"/>
+        </w:rPr>
+        <w:t xml:space="preserve">Misconception repair: The card records </w:t>
+      </w:r>
+      <w:r>
+        <w:rPr>
+          <w:b/>
+        </w:rPr>
+        <w:t>evidence</w:t>
+      </w:r>
+      <w:r>
+        <w:rPr>
+          <w:b w:val="0"/>
+        </w:rPr>
+        <w:t xml:space="preserve"> and gaps; its claims still need checking. Documentation does not prove suitability.</w:t>
+      </w:r>
+    </w:p>
+    <w:p>
+      <w:pPr>
+        <w:pStyle w:val="Heading3"/>
+      </w:pPr>
+      <w:r>
+        <w:t>Support without giving away the answer</w:t>
+      </w:r>
+    </w:p>
+    <w:p>
+      <w:pPr>
+        <w:spacing w:line="336" w:lineRule="auto" w:after="180"/>
+        <w:shd w:fill="F1F6F8"/>
+      </w:pPr>
+      <w:r>
+        <w:rPr>
+          <w:b w:val="0"/>
+        </w:rPr>
+        <w:t xml:space="preserve">Support: read the exact case aloud, enlarge the labelled picture, supply </w:t>
+      </w:r>
+      <w:r>
+        <w:rPr>
+          <w:b/>
+        </w:rPr>
+        <w:t>input</w:t>
+      </w:r>
+      <w:r>
+        <w:rPr>
+          <w:b w:val="0"/>
+        </w:rPr>
+        <w:t xml:space="preserve"> cards and model only the first deciding step. Accept a spoken explanation or drawing; retain the reasoning goal.</w:t>
+      </w:r>
+    </w:p>
+    <w:p>
+      <w:pPr>
+        <w:pStyle w:val="Heading3"/>
+      </w:pPr>
+      <w:r>
+        <w:t>Extend the reasoning</w:t>
+      </w:r>
+    </w:p>
+    <w:p>
+      <w:pPr>
+        <w:spacing w:line="336" w:lineRule="auto" w:after="180"/>
+        <w:shd w:fill="F5F1FB"/>
+      </w:pPr>
+      <w:r>
+        <w:rPr>
+          <w:b w:val="0"/>
+        </w:rPr>
+        <w:t xml:space="preserve">Extension: The teacher confirms B’s second row is an accidental </w:t>
+      </w:r>
+      <w:r>
+        <w:rPr>
+          <w:b/>
+        </w:rPr>
+        <w:t>duplicate</w:t>
+      </w:r>
+      <w:r>
+        <w:rPr>
+          <w:b w:val="0"/>
+        </w:rPr>
+        <w:t xml:space="preserve">. Require a </w:t>
+      </w:r>
+      <w:r>
+        <w:rPr>
+          <w:b/>
+        </w:rPr>
+        <w:t>prediction</w:t>
+      </w:r>
+      <w:r>
+        <w:rPr>
+          <w:b w:val="0"/>
+        </w:rPr>
+        <w:t xml:space="preserve"> and a reason before comparing.</w:t>
+      </w:r>
+    </w:p>
+    <w:p>
+      <w:pPr>
+        <w:spacing w:line="336" w:lineRule="auto" w:after="180"/>
+        <w:shd w:fill="F5F1FB"/>
+      </w:pPr>
+      <w:r>
+        <w:rPr>
+          <w:b w:val="0"/>
+        </w:rPr>
+        <w:t xml:space="preserve">Expected result: Remove that </w:t>
+      </w:r>
+      <w:r>
+        <w:rPr>
+          <w:b/>
+        </w:rPr>
+        <w:t>duplicate</w:t>
+      </w:r>
+      <w:r>
+        <w:rPr>
+          <w:b w:val="0"/>
+        </w:rPr>
+        <w:t xml:space="preserve"> with a recorded reason; C still needs correction or explicit exclusion. Reason: Resolving one defect does not resolve a separate impossible measurement.</w:t>
+      </w:r>
+    </w:p>
+    <w:p>
+      <w:pPr>
+        <w:pStyle w:val="Heading3"/>
+      </w:pPr>
+      <w:r>
+        <w:t>Protect the independent attempt</w:t>
+      </w:r>
+    </w:p>
+    <w:p>
+      <w:pPr>
+        <w:spacing w:line="336" w:lineRule="auto" w:after="180"/>
+        <w:shd w:fill="FFF5E6"/>
+      </w:pPr>
+      <w:r>
+        <w:rPr>
+          <w:b w:val="0"/>
+        </w:rPr>
         <w:t>Independent assessment: withhold the reserved answer until the learner has attempted the new case. Record support separately from correctness.</w:t>
       </w:r>
     </w:p>
@@ -3662,13 +7145,58 @@
       </w:tr>
     </w:tbl>
     <w:p>
-      <w:r>
-        <w:t>Project checkpoint: Frame the need. Name the user, the problem, allowed inputs and a safe simple starting method.</w:t>
-      </w:r>
-    </w:p>
-    <w:p>
-      <w:r>
-        <w:t>Use the weekly teacher answer for topic-specific reasoning. A saved progress tick is an activity record; judge mastery from the learner’s explanation and evidence.</w:t>
+      <w:pPr>
+        <w:pStyle w:val="Heading3"/>
+      </w:pPr>
+      <w:r>
+        <w:t>Project checkpoint</w:t>
+      </w:r>
+    </w:p>
+    <w:p>
+      <w:pPr>
+        <w:spacing w:line="336" w:lineRule="auto" w:after="180"/>
+        <w:shd w:fill="EDF7F3"/>
+      </w:pPr>
+      <w:r>
+        <w:rPr>
+          <w:b w:val="0"/>
+        </w:rPr>
+        <w:t xml:space="preserve">Project checkpoint: Frame the need. Name the user, the problem, allowed </w:t>
+      </w:r>
+      <w:r>
+        <w:rPr>
+          <w:b/>
+        </w:rPr>
+        <w:t>input</w:t>
+      </w:r>
+      <w:r>
+        <w:rPr>
+          <w:b w:val="0"/>
+        </w:rPr>
+        <w:t>s and a safe simple starting method.</w:t>
+      </w:r>
+    </w:p>
+    <w:p>
+      <w:pPr>
+        <w:spacing w:line="336" w:lineRule="auto" w:after="180"/>
+      </w:pPr>
+      <w:r>
+        <w:rPr>
+          <w:b w:val="0"/>
+        </w:rPr>
+        <w:t xml:space="preserve">Use the weekly teacher answer for topic-specific reasoning. A saved progress tick is an activity record; judge mastery from the learner’s explanation and </w:t>
+      </w:r>
+      <w:r>
+        <w:rPr>
+          <w:b/>
+        </w:rPr>
+        <w:t>evidence</w:t>
+      </w:r>
+      <w:r>
+        <w:rPr>
+          <w:b w:val="0"/>
+        </w:rPr>
+        <w:t>.</w:t>
       </w:r>
     </w:p>
     <w:p>
@@ -3681,27 +7209,1080 @@
     </w:p>
     <w:p>
       <w:r>
-        <w:t>Use the two formative questions as supported practice, not as independent mastery scores. Discuss the deciding evidence rather than accepting a guessed selection.</w:t>
-      </w:r>
-    </w:p>
-    <w:p>
-      <w:r>
+        <w:t>Use feedback, earlier review and portfolios purposefully. Apply the coding routine only when this lesson has an executable lab.</w:t>
+      </w:r>
+    </w:p>
+    <w:p>
+      <w:pPr>
+        <w:spacing w:line="336" w:lineRule="auto" w:after="180"/>
+      </w:pPr>
+      <w:r>
+        <w:rPr>
+          <w:b w:val="0"/>
+        </w:rPr>
+        <w:t xml:space="preserve">Use the two formative questions as supported practice, not as independent mastery scores. Discuss the deciding </w:t>
+      </w:r>
+      <w:r>
+        <w:rPr>
+          <w:b/>
+        </w:rPr>
+        <w:t>evidence</w:t>
+      </w:r>
+      <w:r>
+        <w:rPr>
+          <w:b w:val="0"/>
+        </w:rPr>
+        <w:t xml:space="preserve"> rather than accepting a guessed selection.</w:t>
+      </w:r>
+    </w:p>
+    <w:p>
+      <w:pPr>
+        <w:spacing w:line="336" w:lineRule="auto" w:after="180"/>
+      </w:pPr>
+      <w:r>
+        <w:rPr>
+          <w:b w:val="0"/>
+        </w:rPr>
         <w:t>The feedback comes from the reviewed public worked case. Do not reveal the separately reserved independent teacher answer until the learner has attempted that case.</w:t>
       </w:r>
     </w:p>
     <w:p>
-      <w:r>
-        <w:t>Ask students to predict before running code. Preserve errors and actual outputs; collect a changed test and an explanation. The branch-boundary and indexing lessons deliberately include failure cases.</w:t>
-      </w:r>
-    </w:p>
-    <w:p>
-      <w:r>
+      <w:pPr>
+        <w:spacing w:line="336" w:lineRule="auto" w:after="180"/>
+      </w:pPr>
+      <w:r>
+        <w:rPr>
+          <w:b w:val="0"/>
+        </w:rPr>
+        <w:t xml:space="preserve">Ask students to predict before running code. Preserve errors and actual </w:t>
+      </w:r>
+      <w:r>
+        <w:rPr>
+          <w:b/>
+        </w:rPr>
+        <w:t>output</w:t>
+      </w:r>
+      <w:r>
+        <w:rPr>
+          <w:b w:val="0"/>
+        </w:rPr>
+        <w:t>s; collect a changed test and an explanation. The branch-boundary and indexing lessons deliberately include failure cases.</w:t>
+      </w:r>
+    </w:p>
+    <w:p>
+      <w:pPr>
+        <w:spacing w:line="336" w:lineRule="auto" w:after="180"/>
+      </w:pPr>
+      <w:r>
+        <w:rPr>
+          <w:b w:val="0"/>
+        </w:rPr>
         <w:t>Use the earlier worked-explanation links to address a specific missing building block, then return to the current question. Adapt this suggestion after observing the learner; it is not an automatic diagnosis.</w:t>
       </w:r>
     </w:p>
     <w:p>
-      <w:r>
-        <w:t>Collect the completed-work portfolio as evidence. Record support separately from correctness, and assess explanation, trace/test and limitations. Progress ticks and quiz selections alone do not establish mastery.</w:t>
+      <w:pPr>
+        <w:spacing w:line="336" w:lineRule="auto" w:after="180"/>
+      </w:pPr>
+      <w:r>
+        <w:rPr>
+          <w:b w:val="0"/>
+        </w:rPr>
+        <w:t xml:space="preserve">Collect the completed-work portfolio as </w:t>
+      </w:r>
+      <w:r>
+        <w:rPr>
+          <w:b/>
+        </w:rPr>
+        <w:t>evidence</w:t>
+      </w:r>
+      <w:r>
+        <w:rPr>
+          <w:b w:val="0"/>
+        </w:rPr>
+        <w:t>. Record support separately from correctness, and assess explanation, trace/test and limitations. Progress ticks and quiz selections alone do not establish mastery.</w:t>
+      </w:r>
+    </w:p>
+    <w:p>
+      <w:pPr>
+        <w:pStyle w:val="Heading1"/>
+      </w:pPr>
+      <w:r>
+        <w:t>09. Visual concept journey</w:t>
+      </w:r>
+    </w:p>
+    <w:p>
+      <w:r>
+        <w:t>Show one Inspect Before Modeling graphic at a time, request a prediction and discuss its trace before the independent assessment.</w:t>
+      </w:r>
+    </w:p>
+    <w:p>
+      <w:pPr>
+        <w:spacing w:line="336" w:lineRule="auto" w:after="180"/>
+      </w:pPr>
+      <w:r>
+        <w:rPr>
+          <w:b w:val="0"/>
+        </w:rPr>
+        <w:t xml:space="preserve">Use one picture at a time. Hide a worked result before asking for a </w:t>
+      </w:r>
+      <w:r>
+        <w:rPr>
+          <w:b/>
+        </w:rPr>
+        <w:t>prediction</w:t>
+      </w:r>
+      <w:r>
+        <w:rPr>
+          <w:b w:val="0"/>
+        </w:rPr>
+        <w:t>, then reveal it for feedback. These are supported teaching cases; retain the separate independent assessment for a fresh first attempt.</w:t>
+      </w:r>
+    </w:p>
+    <w:p>
+      <w:pPr>
+        <w:pStyle w:val="Heading3"/>
+      </w:pPr>
+      <w:r>
+        <w:t>01. Inspect Before Modeling: the case</w:t>
+      </w:r>
+    </w:p>
+    <w:p>
+      <w:r>
+        <w:drawing>
+          <wp:inline xmlns:a="http://schemas.openxmlformats.org/drawingml/2006/main" xmlns:pic="http://schemas.openxmlformats.org/drawingml/2006/picture">
+            <wp:extent cx="5486400" cy="2990088"/>
+            <wp:docPr id="2" name="Picture 2" descr="Spot a duplicate, an impossible value and a valid boundary before fitting. Supplied facts: Toy heights table: A=3, B=5, B=5, C=-2, D=0 cm. Each plant should have exactly one nonnegative height record. All inputs and outcomes in this worked example are invented classroom data; no real model run is claimed."/>
+            <wp:cNvGraphicFramePr>
+              <a:graphicFrameLocks noChangeAspect="1"/>
+            </wp:cNvGraphicFramePr>
+            <a:graphic>
+              <a:graphicData uri="http://schemas.openxmlformats.org/drawingml/2006/picture">
+                <pic:pic>
+                  <pic:nvPicPr>
+                    <pic:cNvPr id="0" name="academy-story-ai-4-5-01.png"/>
+                    <pic:cNvPicPr/>
+                  </pic:nvPicPr>
+                  <pic:blipFill>
+                    <a:blip r:embed="rId10"/>
+                    <a:stretch>
+                      <a:fillRect/>
+                    </a:stretch>
+                  </pic:blipFill>
+                  <pic:spPr>
+                    <a:xfrm>
+                      <a:off x="0" y="0"/>
+                      <a:ext cx="5486400" cy="2990088"/>
+                    </a:xfrm>
+                    <a:prstGeom prst="rect"/>
+                  </pic:spPr>
+                </pic:pic>
+              </a:graphicData>
+            </a:graphic>
+          </wp:inline>
+        </w:drawing>
+      </w:r>
+    </w:p>
+    <w:p>
+      <w:pPr>
+        <w:spacing w:line="336" w:lineRule="auto" w:after="180"/>
+      </w:pPr>
+      <w:r>
+        <w:rPr>
+          <w:b w:val="0"/>
+        </w:rPr>
+        <w:t xml:space="preserve">Spot a </w:t>
+      </w:r>
+      <w:r>
+        <w:rPr>
+          <w:b/>
+        </w:rPr>
+        <w:t>duplicate</w:t>
+      </w:r>
+      <w:r>
+        <w:rPr>
+          <w:b w:val="0"/>
+        </w:rPr>
+        <w:t xml:space="preserve">, an impossible value and a valid boundary before </w:t>
+      </w:r>
+      <w:r>
+        <w:rPr>
+          <w:b/>
+        </w:rPr>
+        <w:t>fitting</w:t>
+      </w:r>
+      <w:r>
+        <w:rPr>
+          <w:b w:val="0"/>
+        </w:rPr>
+        <w:t>. Supplied facts: Toy heights table: A=3, B=5, B=5, C=-2, D=0 cm. Each plant should have exactly one nonnegative height record.</w:t>
+      </w:r>
+    </w:p>
+    <w:p>
+      <w:pPr>
+        <w:spacing w:line="336" w:lineRule="auto" w:after="180"/>
+      </w:pPr>
+      <w:r>
+        <w:rPr>
+          <w:b w:val="0"/>
+        </w:rPr>
+        <w:t xml:space="preserve">All </w:t>
+      </w:r>
+      <w:r>
+        <w:rPr>
+          <w:b/>
+        </w:rPr>
+        <w:t>input</w:t>
+      </w:r>
+      <w:r>
+        <w:rPr>
+          <w:b w:val="0"/>
+        </w:rPr>
+        <w:t>s and outcomes in this worked example are invented classroom data; no real model run is claimed.</w:t>
+      </w:r>
+    </w:p>
+    <w:p>
+      <w:pPr>
+        <w:spacing w:line="336" w:lineRule="auto" w:after="180"/>
+        <w:shd w:fill="F5F1FB"/>
+      </w:pPr>
+      <w:r>
+        <w:rPr>
+          <w:b w:val="0"/>
+        </w:rPr>
+        <w:t>Point to the given fact that matters most. Explain why it matters.</w:t>
+      </w:r>
+    </w:p>
+    <w:p>
+      <w:pPr>
+        <w:pStyle w:val="Heading3"/>
+      </w:pPr>
+      <w:r>
+        <w:t>Discuss while showing the picture</w:t>
+      </w:r>
+    </w:p>
+    <w:p>
+      <w:pPr>
+        <w:spacing w:line="336" w:lineRule="auto" w:after="180"/>
+        <w:shd w:fill="F1F6F8"/>
+      </w:pPr>
+      <w:r>
+        <w:rPr>
+          <w:b w:val="0"/>
+        </w:rPr>
+        <w:t>Teacher prompt: Point to the given fact that matters most. Explain why it matters. Ask learners to describe one label or arrow in ordinary words. Use the adjacent transcript if the image is difficult to see.</w:t>
+      </w:r>
+    </w:p>
+    <w:p>
+      <w:pPr>
+        <w:pStyle w:val="Heading3"/>
+      </w:pPr>
+      <w:r>
+        <w:t>02. Follow the deciding steps</w:t>
+      </w:r>
+    </w:p>
+    <w:p>
+      <w:r>
+        <w:drawing>
+          <wp:inline xmlns:a="http://schemas.openxmlformats.org/drawingml/2006/main" xmlns:pic="http://schemas.openxmlformats.org/drawingml/2006/picture">
+            <wp:extent cx="5486400" cy="3182112"/>
+            <wp:docPr id="3" name="Picture 3" descr="Count rows: Five raw rows represent four distinct IDs; B is duplicated. → Check schema: C violates the nonnegative-height rule; D=0 is valid under this contract. → Flag before fitting: Flag duplicate B and invalid C. Do not count B twice or silently replace C."/>
+            <wp:cNvGraphicFramePr>
+              <a:graphicFrameLocks noChangeAspect="1"/>
+            </wp:cNvGraphicFramePr>
+            <a:graphic>
+              <a:graphicData uri="http://schemas.openxmlformats.org/drawingml/2006/picture">
+                <pic:pic>
+                  <pic:nvPicPr>
+                    <pic:cNvPr id="0" name="academy-story-ai-4-5-02.png"/>
+                    <pic:cNvPicPr/>
+                  </pic:nvPicPr>
+                  <pic:blipFill>
+                    <a:blip r:embed="rId11"/>
+                    <a:stretch>
+                      <a:fillRect/>
+                    </a:stretch>
+                  </pic:blipFill>
+                  <pic:spPr>
+                    <a:xfrm>
+                      <a:off x="0" y="0"/>
+                      <a:ext cx="5486400" cy="3182112"/>
+                    </a:xfrm>
+                    <a:prstGeom prst="rect"/>
+                  </pic:spPr>
+                </pic:pic>
+              </a:graphicData>
+            </a:graphic>
+          </wp:inline>
+        </w:drawing>
+      </w:r>
+    </w:p>
+    <w:p>
+      <w:pPr>
+        <w:spacing w:line="336" w:lineRule="auto" w:after="180"/>
+      </w:pPr>
+      <w:r>
+        <w:rPr>
+          <w:b w:val="0"/>
+        </w:rPr>
+        <w:t xml:space="preserve">Count rows: Five raw rows represent four distinct IDs; B is </w:t>
+      </w:r>
+      <w:r>
+        <w:rPr>
+          <w:b/>
+        </w:rPr>
+        <w:t>duplicate</w:t>
+      </w:r>
+      <w:r>
+        <w:rPr>
+          <w:b w:val="0"/>
+        </w:rPr>
+        <w:t xml:space="preserve">d. → Check </w:t>
+      </w:r>
+      <w:r>
+        <w:rPr>
+          <w:b/>
+        </w:rPr>
+        <w:t>schema</w:t>
+      </w:r>
+      <w:r>
+        <w:rPr>
+          <w:b w:val="0"/>
+        </w:rPr>
+        <w:t xml:space="preserve">: C violates the nonnegative-height rule; D=0 is valid under this contract. → Flag before </w:t>
+      </w:r>
+      <w:r>
+        <w:rPr>
+          <w:b/>
+        </w:rPr>
+        <w:t>fitting</w:t>
+      </w:r>
+      <w:r>
+        <w:rPr>
+          <w:b w:val="0"/>
+        </w:rPr>
+        <w:t xml:space="preserve">: Flag </w:t>
+      </w:r>
+      <w:r>
+        <w:rPr>
+          <w:b/>
+        </w:rPr>
+        <w:t>duplicate</w:t>
+      </w:r>
+      <w:r>
+        <w:rPr>
+          <w:b w:val="0"/>
+        </w:rPr>
+        <w:t xml:space="preserve"> B and invalid C.</w:t>
+      </w:r>
+    </w:p>
+    <w:p>
+      <w:pPr>
+        <w:spacing w:line="336" w:lineRule="auto" w:after="180"/>
+      </w:pPr>
+      <w:r>
+        <w:rPr>
+          <w:b w:val="0"/>
+        </w:rPr>
+        <w:t>Do not count B twice or silently replace C.</w:t>
+      </w:r>
+    </w:p>
+    <w:p>
+      <w:pPr>
+        <w:spacing w:line="336" w:lineRule="auto" w:after="180"/>
+        <w:shd w:fill="F5F1FB"/>
+      </w:pPr>
+      <w:r>
+        <w:rPr>
+          <w:b w:val="0"/>
+        </w:rPr>
+        <w:t xml:space="preserve">Point to each numbered stage and explain which recorded </w:t>
+      </w:r>
+      <w:r>
+        <w:rPr>
+          <w:b/>
+        </w:rPr>
+        <w:t>input</w:t>
+      </w:r>
+      <w:r>
+        <w:rPr>
+          <w:b w:val="0"/>
+        </w:rPr>
+        <w:t xml:space="preserve"> it uses.</w:t>
+      </w:r>
+    </w:p>
+    <w:p>
+      <w:pPr>
+        <w:pStyle w:val="Heading3"/>
+      </w:pPr>
+      <w:r>
+        <w:t>Discuss while showing the picture</w:t>
+      </w:r>
+    </w:p>
+    <w:p>
+      <w:pPr>
+        <w:spacing w:line="336" w:lineRule="auto" w:after="180"/>
+        <w:shd w:fill="F1F6F8"/>
+      </w:pPr>
+      <w:r>
+        <w:rPr>
+          <w:b w:val="0"/>
+        </w:rPr>
+        <w:t xml:space="preserve">Teacher prompt: Point to each numbered stage and explain which recorded </w:t>
+      </w:r>
+      <w:r>
+        <w:rPr>
+          <w:b/>
+        </w:rPr>
+        <w:t>input</w:t>
+      </w:r>
+      <w:r>
+        <w:rPr>
+          <w:b w:val="0"/>
+        </w:rPr>
+        <w:t xml:space="preserve"> it uses. Ask learners to describe one label or arrow in ordinary words. Use the adjacent transcript if the image is difficult to see.</w:t>
+      </w:r>
+    </w:p>
+    <w:p>
+      <w:pPr>
+        <w:pStyle w:val="Heading3"/>
+      </w:pPr>
+      <w:r>
+        <w:t>03. Turn an observation into a documented action</w:t>
+      </w:r>
+    </w:p>
+    <w:p>
+      <w:r>
+        <w:drawing>
+          <wp:inline xmlns:a="http://schemas.openxmlformats.org/drawingml/2006/main" xmlns:pic="http://schemas.openxmlformats.org/drawingml/2006/picture">
+            <wp:extent cx="5486400" cy="2834640"/>
+            <wp:docPr id="4" name="Picture 4" descr="Turn an observation into a documented action. B appears twice | Identity needs review | Check export history. Two None values | 2 of 5 rows lack duration | Keep unknown explicit. C has minus 2 | Invalid elapsed duration | Check source and units"/>
+            <wp:cNvGraphicFramePr>
+              <a:graphicFrameLocks noChangeAspect="1"/>
+            </wp:cNvGraphicFramePr>
+            <a:graphic>
+              <a:graphicData uri="http://schemas.openxmlformats.org/drawingml/2006/picture">
+                <pic:pic>
+                  <pic:nvPicPr>
+                    <pic:cNvPr id="0" name="academy-story-ai-4-5-03.png"/>
+                    <pic:cNvPicPr/>
+                  </pic:nvPicPr>
+                  <pic:blipFill>
+                    <a:blip r:embed="rId12"/>
+                    <a:stretch>
+                      <a:fillRect/>
+                    </a:stretch>
+                  </pic:blipFill>
+                  <pic:spPr>
+                    <a:xfrm>
+                      <a:off x="0" y="0"/>
+                      <a:ext cx="5486400" cy="2834640"/>
+                    </a:xfrm>
+                    <a:prstGeom prst="rect"/>
+                  </pic:spPr>
+                </pic:pic>
+              </a:graphicData>
+            </a:graphic>
+          </wp:inline>
+        </w:drawing>
+      </w:r>
+    </w:p>
+    <w:p>
+      <w:pPr>
+        <w:spacing w:line="336" w:lineRule="auto" w:after="180"/>
+      </w:pPr>
+      <w:r>
+        <w:rPr>
+          <w:b w:val="0"/>
+        </w:rPr>
+        <w:t xml:space="preserve">Turn an </w:t>
+      </w:r>
+      <w:r>
+        <w:rPr>
+          <w:b/>
+        </w:rPr>
+        <w:t>observation</w:t>
+      </w:r>
+      <w:r>
+        <w:rPr>
+          <w:b w:val="0"/>
+        </w:rPr>
+        <w:t xml:space="preserve"> into a documented action. B appears twice | Identity needs review | Check export history. Two None values | 2 of 5 rows lack duration | Keep unknown explicit.</w:t>
+      </w:r>
+    </w:p>
+    <w:p>
+      <w:pPr>
+        <w:spacing w:line="336" w:lineRule="auto" w:after="180"/>
+      </w:pPr>
+      <w:r>
+        <w:rPr>
+          <w:b w:val="0"/>
+        </w:rPr>
+        <w:t>C has minus 2 | Invalid elapsed duration | Check source and units</w:t>
+      </w:r>
+    </w:p>
+    <w:p>
+      <w:pPr>
+        <w:spacing w:line="336" w:lineRule="auto" w:after="180"/>
+        <w:shd w:fill="F5F1FB"/>
+      </w:pPr>
+      <w:r>
+        <w:rPr>
+          <w:b w:val="0"/>
+        </w:rPr>
+        <w:t>Read the labels and values. Explain the relationship the model shows.</w:t>
+      </w:r>
+    </w:p>
+    <w:p>
+      <w:pPr>
+        <w:pStyle w:val="Heading3"/>
+      </w:pPr>
+      <w:r>
+        <w:t>Discuss while showing the picture</w:t>
+      </w:r>
+    </w:p>
+    <w:p>
+      <w:pPr>
+        <w:spacing w:line="336" w:lineRule="auto" w:after="180"/>
+        <w:shd w:fill="F1F6F8"/>
+      </w:pPr>
+      <w:r>
+        <w:rPr>
+          <w:b w:val="0"/>
+        </w:rPr>
+        <w:t>Teacher prompt: Read the labels and values. Explain the relationship the model shows. Ask learners to describe one label or arrow in ordinary words. Use the adjacent transcript if the image is difficult to see.</w:t>
+      </w:r>
+    </w:p>
+    <w:p>
+      <w:pPr>
+        <w:pStyle w:val="Heading3"/>
+      </w:pPr>
+      <w:r>
+        <w:t>04. Change one thing. Trace what follows.</w:t>
+      </w:r>
+    </w:p>
+    <w:p>
+      <w:r>
+        <w:drawing>
+          <wp:inline xmlns:a="http://schemas.openxmlformats.org/drawingml/2006/main" xmlns:pic="http://schemas.openxmlformats.org/drawingml/2006/picture">
+            <wp:extent cx="5486400" cy="3026664"/>
+            <wp:docPr id="5" name="Picture 5" descr="Original case: Flag duplicate B and invalid C. Do not count B twice or silently replace C. Changed condition: The teacher confirms B’s second row is an accidental duplicate. Expected result: Remove that duplicate with a recorded reason; C still needs correction or explicit exclusion. Reason: Resolving one defect does not resolve a separate impossible measurement."/>
+            <wp:cNvGraphicFramePr>
+              <a:graphicFrameLocks noChangeAspect="1"/>
+            </wp:cNvGraphicFramePr>
+            <a:graphic>
+              <a:graphicData uri="http://schemas.openxmlformats.org/drawingml/2006/picture">
+                <pic:pic>
+                  <pic:nvPicPr>
+                    <pic:cNvPr id="0" name="academy-story-ai-4-5-04.png"/>
+                    <pic:cNvPicPr/>
+                  </pic:nvPicPr>
+                  <pic:blipFill>
+                    <a:blip r:embed="rId13"/>
+                    <a:stretch>
+                      <a:fillRect/>
+                    </a:stretch>
+                  </pic:blipFill>
+                  <pic:spPr>
+                    <a:xfrm>
+                      <a:off x="0" y="0"/>
+                      <a:ext cx="5486400" cy="3026664"/>
+                    </a:xfrm>
+                    <a:prstGeom prst="rect"/>
+                  </pic:spPr>
+                </pic:pic>
+              </a:graphicData>
+            </a:graphic>
+          </wp:inline>
+        </w:drawing>
+      </w:r>
+    </w:p>
+    <w:p>
+      <w:pPr>
+        <w:spacing w:line="336" w:lineRule="auto" w:after="180"/>
+      </w:pPr>
+      <w:r>
+        <w:rPr>
+          <w:b w:val="0"/>
+        </w:rPr>
+        <w:t xml:space="preserve">Original case: Flag </w:t>
+      </w:r>
+      <w:r>
+        <w:rPr>
+          <w:b/>
+        </w:rPr>
+        <w:t>duplicate</w:t>
+      </w:r>
+      <w:r>
+        <w:rPr>
+          <w:b w:val="0"/>
+        </w:rPr>
+        <w:t xml:space="preserve"> B and invalid C. Do not count B twice or silently replace C. Changed condition: The teacher confirms B’s second row is an accidental </w:t>
+      </w:r>
+      <w:r>
+        <w:rPr>
+          <w:b/>
+        </w:rPr>
+        <w:t>duplicate</w:t>
+      </w:r>
+      <w:r>
+        <w:rPr>
+          <w:b w:val="0"/>
+        </w:rPr>
+        <w:t>.</w:t>
+      </w:r>
+    </w:p>
+    <w:p>
+      <w:pPr>
+        <w:spacing w:line="336" w:lineRule="auto" w:after="180"/>
+      </w:pPr>
+      <w:r>
+        <w:rPr>
+          <w:b w:val="0"/>
+        </w:rPr>
+        <w:t xml:space="preserve">Expected result: Remove that </w:t>
+      </w:r>
+      <w:r>
+        <w:rPr>
+          <w:b/>
+        </w:rPr>
+        <w:t>duplicate</w:t>
+      </w:r>
+      <w:r>
+        <w:rPr>
+          <w:b w:val="0"/>
+        </w:rPr>
+        <w:t xml:space="preserve"> with a recorded reason; C still needs correction or explicit exclusion. Reason: Resolving one defect does not resolve a separate impossible measurement.</w:t>
+      </w:r>
+    </w:p>
+    <w:p>
+      <w:pPr>
+        <w:spacing w:line="336" w:lineRule="auto" w:after="180"/>
+        <w:shd w:fill="F5F1FB"/>
+      </w:pPr>
+      <w:r>
+        <w:rPr>
+          <w:b w:val="0"/>
+        </w:rPr>
+        <w:t>Predict before checking the worked changed-case result. Name what changed and what the supplied facts allow you to conclude.</w:t>
+      </w:r>
+    </w:p>
+    <w:p>
+      <w:pPr>
+        <w:pStyle w:val="Heading3"/>
+      </w:pPr>
+      <w:r>
+        <w:t>Discuss while showing the picture</w:t>
+      </w:r>
+    </w:p>
+    <w:p>
+      <w:pPr>
+        <w:spacing w:line="336" w:lineRule="auto" w:after="180"/>
+        <w:shd w:fill="F1F6F8"/>
+      </w:pPr>
+      <w:r>
+        <w:rPr>
+          <w:b w:val="0"/>
+        </w:rPr>
+        <w:t>Teacher prompt: Predict before checking the worked changed-case result. Name what changed and what the supplied facts allow you to conclude. Ask learners to describe one label or arrow in ordinary words.</w:t>
+      </w:r>
+    </w:p>
+    <w:p>
+      <w:pPr>
+        <w:spacing w:line="336" w:lineRule="auto" w:after="180"/>
+        <w:shd w:fill="F1F6F8"/>
+      </w:pPr>
+      <w:r>
+        <w:rPr>
+          <w:b w:val="0"/>
+        </w:rPr>
+        <w:t>Use the adjacent transcript if the image is difficult to see. Changed-case reasoning: Resolving one defect does not resolve a separate impossible measurement.</w:t>
+      </w:r>
+    </w:p>
+    <w:p>
+      <w:pPr>
+        <w:pStyle w:val="Heading3"/>
+      </w:pPr>
+      <w:r>
+        <w:t>05. Connect the explanation to its limit</w:t>
+      </w:r>
+    </w:p>
+    <w:p>
+      <w:r>
+        <w:drawing>
+          <wp:inline xmlns:a="http://schemas.openxmlformats.org/drawingml/2006/main" xmlns:pic="http://schemas.openxmlformats.org/drawingml/2006/picture">
+            <wp:extent cx="5486400" cy="2834640"/>
+            <wp:docPr id="6" name="Picture 6" descr="Read the picture in order. Flag duplicate B and invalid C. Do not count B twice or silently replace C. The arrows show which recorded input or intermediate result each decision uses. Explain the deciding step aloud before checking the changed case; pointing to the final answer alone does not show how it follows. Limit: A plausible nonnegative value can still be incorrectly measured; schema checks do not establish truth."/>
+            <wp:cNvGraphicFramePr>
+              <a:graphicFrameLocks noChangeAspect="1"/>
+            </wp:cNvGraphicFramePr>
+            <a:graphic>
+              <a:graphicData uri="http://schemas.openxmlformats.org/drawingml/2006/picture">
+                <pic:pic>
+                  <pic:nvPicPr>
+                    <pic:cNvPr id="0" name="academy-story-ai-4-5-05.png"/>
+                    <pic:cNvPicPr/>
+                  </pic:nvPicPr>
+                  <pic:blipFill>
+                    <a:blip r:embed="rId14"/>
+                    <a:stretch>
+                      <a:fillRect/>
+                    </a:stretch>
+                  </pic:blipFill>
+                  <pic:spPr>
+                    <a:xfrm>
+                      <a:off x="0" y="0"/>
+                      <a:ext cx="5486400" cy="2834640"/>
+                    </a:xfrm>
+                    <a:prstGeom prst="rect"/>
+                  </pic:spPr>
+                </pic:pic>
+              </a:graphicData>
+            </a:graphic>
+          </wp:inline>
+        </w:drawing>
+      </w:r>
+    </w:p>
+    <w:p>
+      <w:pPr>
+        <w:spacing w:line="336" w:lineRule="auto" w:after="180"/>
+      </w:pPr>
+      <w:r>
+        <w:rPr>
+          <w:b w:val="0"/>
+        </w:rPr>
+        <w:t xml:space="preserve">Read the picture in order. Flag </w:t>
+      </w:r>
+      <w:r>
+        <w:rPr>
+          <w:b/>
+        </w:rPr>
+        <w:t>duplicate</w:t>
+      </w:r>
+      <w:r>
+        <w:rPr>
+          <w:b w:val="0"/>
+        </w:rPr>
+        <w:t xml:space="preserve"> B and invalid C. Do not count B twice or silently replace C. The arrows show which recorded </w:t>
+      </w:r>
+      <w:r>
+        <w:rPr>
+          <w:b/>
+        </w:rPr>
+        <w:t>input</w:t>
+      </w:r>
+      <w:r>
+        <w:rPr>
+          <w:b w:val="0"/>
+        </w:rPr>
+        <w:t xml:space="preserve"> or intermediate result each decision uses.</w:t>
+      </w:r>
+    </w:p>
+    <w:p>
+      <w:pPr>
+        <w:spacing w:line="336" w:lineRule="auto" w:after="180"/>
+      </w:pPr>
+      <w:r>
+        <w:rPr>
+          <w:b w:val="0"/>
+        </w:rPr>
+        <w:t>Explain the deciding step aloud before checking the changed case; pointing to the final answer alone does not show how it follows.</w:t>
+      </w:r>
+    </w:p>
+    <w:p>
+      <w:pPr>
+        <w:spacing w:line="336" w:lineRule="auto" w:after="180"/>
+      </w:pPr>
+      <w:r>
+        <w:rPr>
+          <w:b w:val="0"/>
+        </w:rPr>
+        <w:t xml:space="preserve">Limit: A plausible nonnegative value can still be incorrectly measured; </w:t>
+      </w:r>
+      <w:r>
+        <w:rPr>
+          <w:b/>
+        </w:rPr>
+        <w:t>schema</w:t>
+      </w:r>
+      <w:r>
+        <w:rPr>
+          <w:b w:val="0"/>
+        </w:rPr>
+        <w:t xml:space="preserve"> checks do not establish truth.</w:t>
+      </w:r>
+    </w:p>
+    <w:p>
+      <w:pPr>
+        <w:spacing w:line="336" w:lineRule="auto" w:after="180"/>
+        <w:shd w:fill="F5F1FB"/>
+      </w:pPr>
+      <w:r>
+        <w:rPr>
+          <w:b w:val="0"/>
+        </w:rPr>
+        <w:t>Explain the case, then point to a limit on the claim.</w:t>
+      </w:r>
+    </w:p>
+    <w:p>
+      <w:pPr>
+        <w:pStyle w:val="Heading3"/>
+      </w:pPr>
+      <w:r>
+        <w:t>Discuss while showing the picture</w:t>
+      </w:r>
+    </w:p>
+    <w:p>
+      <w:pPr>
+        <w:spacing w:line="336" w:lineRule="auto" w:after="180"/>
+        <w:shd w:fill="F1F6F8"/>
+      </w:pPr>
+      <w:r>
+        <w:rPr>
+          <w:b w:val="0"/>
+        </w:rPr>
+        <w:t>Teacher prompt: Explain the case, then point to a limit on the claim. Ask learners to describe one label or arrow in ordinary words. Use the adjacent transcript if the image is difficult to see.</w:t>
+      </w:r>
+    </w:p>
+    <w:p>
+      <w:pPr>
+        <w:spacing w:line="336" w:lineRule="auto" w:after="180"/>
+        <w:shd w:fill="F1F6F8"/>
+      </w:pPr>
+      <w:r>
+        <w:rPr>
+          <w:b w:val="0"/>
+        </w:rPr>
+        <w:t xml:space="preserve">Keep the stated scope: A plausible nonnegative value can still be incorrectly measured; </w:t>
+      </w:r>
+      <w:r>
+        <w:rPr>
+          <w:b/>
+        </w:rPr>
+        <w:t>schema</w:t>
+      </w:r>
+      <w:r>
+        <w:rPr>
+          <w:b w:val="0"/>
+        </w:rPr>
+        <w:t xml:space="preserve"> checks do not establish truth.</w:t>
+      </w:r>
+    </w:p>
+    <w:p>
+      <w:pPr>
+        <w:pStyle w:val="Heading3"/>
+      </w:pPr>
+      <w:r>
+        <w:t>06. Make the idea visible in your project</w:t>
+      </w:r>
+    </w:p>
+    <w:p>
+      <w:r>
+        <w:drawing>
+          <wp:inline xmlns:a="http://schemas.openxmlformats.org/drawingml/2006/main" xmlns:pic="http://schemas.openxmlformats.org/drawingml/2006/picture">
+            <wp:extent cx="5486400" cy="3681984"/>
+            <wp:docPr id="7" name="Picture 7" descr="For your Responsible Plant Classifier, save the input, procedure, observed result and limitation of this check. Label this worked example as practice; use a different, previously unreviewed case when checking independent understanding. Draw your input, deciding step, result and limit. Supported question: Which original information should the inspection log preserve? Point to the relevant step in the picture, then write the changed result and the rule or evidence that supports it."/>
+            <wp:cNvGraphicFramePr>
+              <a:graphicFrameLocks noChangeAspect="1"/>
+            </wp:cNvGraphicFramePr>
+            <a:graphic>
+              <a:graphicData uri="http://schemas.openxmlformats.org/drawingml/2006/picture">
+                <pic:pic>
+                  <pic:nvPicPr>
+                    <pic:cNvPr id="0" name="academy-story-ai-4-5-06.png"/>
+                    <pic:cNvPicPr/>
+                  </pic:nvPicPr>
+                  <pic:blipFill>
+                    <a:blip r:embed="rId15"/>
+                    <a:stretch>
+                      <a:fillRect/>
+                    </a:stretch>
+                  </pic:blipFill>
+                  <pic:spPr>
+                    <a:xfrm>
+                      <a:off x="0" y="0"/>
+                      <a:ext cx="5486400" cy="3681984"/>
+                    </a:xfrm>
+                    <a:prstGeom prst="rect"/>
+                  </pic:spPr>
+                </pic:pic>
+              </a:graphicData>
+            </a:graphic>
+          </wp:inline>
+        </w:drawing>
+      </w:r>
+    </w:p>
+    <w:p>
+      <w:pPr>
+        <w:spacing w:line="336" w:lineRule="auto" w:after="180"/>
+      </w:pPr>
+      <w:r>
+        <w:rPr>
+          <w:b w:val="0"/>
+        </w:rPr>
+        <w:t xml:space="preserve">For your Responsible Plant Classifier, save the </w:t>
+      </w:r>
+      <w:r>
+        <w:rPr>
+          <w:b/>
+        </w:rPr>
+        <w:t>input</w:t>
+      </w:r>
+      <w:r>
+        <w:rPr>
+          <w:b w:val="0"/>
+        </w:rPr>
+        <w:t>, procedure, observed result and limitation of this check.</w:t>
+      </w:r>
+    </w:p>
+    <w:p>
+      <w:pPr>
+        <w:spacing w:line="336" w:lineRule="auto" w:after="180"/>
+      </w:pPr>
+      <w:r>
+        <w:rPr>
+          <w:b w:val="0"/>
+        </w:rPr>
+        <w:t xml:space="preserve">Label this worked example as practice; use a different, previously unreviewed case when checking independent understanding. Draw your </w:t>
+      </w:r>
+      <w:r>
+        <w:rPr>
+          <w:b/>
+        </w:rPr>
+        <w:t>input</w:t>
+      </w:r>
+      <w:r>
+        <w:rPr>
+          <w:b w:val="0"/>
+        </w:rPr>
+        <w:t>, deciding step, result and limit.</w:t>
+      </w:r>
+    </w:p>
+    <w:p>
+      <w:pPr>
+        <w:spacing w:line="336" w:lineRule="auto" w:after="180"/>
+      </w:pPr>
+      <w:r>
+        <w:rPr>
+          <w:b w:val="0"/>
+        </w:rPr>
+        <w:t xml:space="preserve">Supported question: Which original information should the inspection log preserve? Point to the relevant step in the picture, then write the changed result and the rule or </w:t>
+      </w:r>
+      <w:r>
+        <w:rPr>
+          <w:b/>
+        </w:rPr>
+        <w:t>evidence</w:t>
+      </w:r>
+      <w:r>
+        <w:rPr>
+          <w:b w:val="0"/>
+        </w:rPr>
+        <w:t xml:space="preserve"> that supports it.</w:t>
+      </w:r>
+    </w:p>
+    <w:p>
+      <w:pPr>
+        <w:spacing w:line="336" w:lineRule="auto" w:after="180"/>
+        <w:shd w:fill="F5F1FB"/>
+      </w:pPr>
+      <w:r>
+        <w:rPr>
+          <w:b w:val="0"/>
+        </w:rPr>
+        <w:t xml:space="preserve">Draw your project trace and justify the deciding step using </w:t>
+      </w:r>
+      <w:r>
+        <w:rPr>
+          <w:b/>
+        </w:rPr>
+        <w:t>evidence</w:t>
+      </w:r>
+      <w:r>
+        <w:rPr>
+          <w:b w:val="0"/>
+        </w:rPr>
+        <w:t>.</w:t>
+      </w:r>
+    </w:p>
+    <w:p>
+      <w:pPr>
+        <w:pStyle w:val="Heading3"/>
+      </w:pPr>
+      <w:r>
+        <w:t>Discuss while showing the picture</w:t>
+      </w:r>
+    </w:p>
+    <w:p>
+      <w:pPr>
+        <w:spacing w:line="336" w:lineRule="auto" w:after="180"/>
+        <w:shd w:fill="F1F6F8"/>
+      </w:pPr>
+      <w:r>
+        <w:rPr>
+          <w:b w:val="0"/>
+        </w:rPr>
+        <w:t xml:space="preserve">Teacher prompt: Draw your project trace and justify the deciding step using </w:t>
+      </w:r>
+      <w:r>
+        <w:rPr>
+          <w:b/>
+        </w:rPr>
+        <w:t>evidence</w:t>
+      </w:r>
+      <w:r>
+        <w:rPr>
+          <w:b w:val="0"/>
+        </w:rPr>
+        <w:t>. Ask learners to describe one label or arrow in ordinary words. Use the adjacent transcript if the image is difficult to see.</w:t>
+      </w:r>
+    </w:p>
+    <w:p>
+      <w:pPr>
+        <w:spacing w:line="336" w:lineRule="auto" w:after="180"/>
+        <w:shd w:fill="F1F6F8"/>
+      </w:pPr>
+      <w:r>
+        <w:rPr>
+          <w:b w:val="0"/>
+        </w:rPr>
+        <w:t xml:space="preserve">Supported practice key: Keep raw row count 5, distinct IDs 4, </w:t>
+      </w:r>
+      <w:r>
+        <w:rPr>
+          <w:b/>
+        </w:rPr>
+        <w:t>duplicate</w:t>
+      </w:r>
+      <w:r>
+        <w:rPr>
+          <w:b w:val="0"/>
+        </w:rPr>
+        <w:t xml:space="preserve"> B and invalid C, plus any confirmed correction and its reason.</w:t>
+      </w:r>
+    </w:p>
+    <w:p>
+      <w:pPr>
+        <w:spacing w:line="336" w:lineRule="auto" w:after="180"/>
+        <w:shd w:fill="F1F6F8"/>
+      </w:pPr>
+      <w:r>
+        <w:rPr>
+          <w:b w:val="0"/>
+        </w:rPr>
+        <w:t xml:space="preserve">Changed-case check: Remove that </w:t>
+      </w:r>
+      <w:r>
+        <w:rPr>
+          <w:b/>
+        </w:rPr>
+        <w:t>duplicate</w:t>
+      </w:r>
+      <w:r>
+        <w:rPr>
+          <w:b w:val="0"/>
+        </w:rPr>
+        <w:t xml:space="preserve"> with a recorded reason; C still needs correction or explicit exclusion. Resolving one defect does not resolve a separate impossible measurement.</w:t>
       </w:r>
     </w:p>
     <w:sectPr>

--- a/downloads/teacher/ai-4-week-05.docx
+++ b/downloads/teacher/ai-4-week-05.docx
@@ -201,7 +201,7 @@
           </w:tcPr>
           <w:p>
             <w:r>
-              <w:t>Sections 9 and 11–14. Give extra time to finish the full task set; use Section 15 when the week includes a coding lab.</w:t>
+              <w:t>Use “Run the investigation”, “Connect your project”, “Show what you know”, “Study a complete case” and “Try a new case independently”. Give extra time for the full task set. If this week has a coding lab, use its named section; section numbers can change when extra explanations are included.</w:t>
             </w:r>
           </w:p>
         </w:tc>
@@ -2702,6 +2702,26 @@
     <w:p>
       <w:r>
         <w:t>Demonstrate Inspect Before Modeling, reduce support deliberately and check individual reasoning before discussing answers.</w:t>
+      </w:r>
+    </w:p>
+    <w:p>
+      <w:pPr>
+        <w:pStyle w:val="Heading3"/>
+      </w:pPr>
+      <w:r>
+        <w:t>Choose the pacing route</w:t>
+      </w:r>
+    </w:p>
+    <w:p>
+      <w:pPr>
+        <w:spacing w:line="336" w:lineRule="auto" w:after="180"/>
+        <w:shd w:fill="F1F6F8"/>
+      </w:pPr>
+      <w:r>
+        <w:rPr>
+          <w:b w:val="0"/>
+        </w:rPr>
+        <w:t>Compact alternative: this two-session sequence covers selected core tasks. Use the three-session weekly plan for the full lesson, independent transfer, feedback and project work; allow extra time for extensions.</w:t>
       </w:r>
     </w:p>
     <w:p>
@@ -6748,7 +6768,7 @@
           </w:tcPr>
           <w:p>
             <w:r>
-              <w:t>Sections 9 and 11–14. Give extra time to finish the full task set; use Section 15 when the week includes a coding lab.</w:t>
+              <w:t>Use “Run the investigation”, “Connect your project”, “Show what you know”, “Study a complete case” and “Try a new case independently”. Give extra time for the full task set. If this week has a coding lab, use its named section; section numbers can change when extra explanations are included.</w:t>
             </w:r>
           </w:p>
         </w:tc>

--- a/downloads/teacher/ai-4-week-05.docx
+++ b/downloads/teacher/ai-4-week-05.docx
@@ -25,20 +25,38 @@
         <w:pStyle w:val="Heading1"/>
       </w:pPr>
       <w:r>
-        <w:t>01. Inspect Before Modeling</w:t>
-      </w:r>
-    </w:p>
-    <w:p>
-      <w:r>
-        <w:t>Prepare Inspect Before Modeling: check the target, prerequisites, resources and adaptable teaching schedule.</w:t>
-      </w:r>
-    </w:p>
-    <w:p>
-      <w:pPr>
-        <w:pStyle w:val="Heading3"/>
-      </w:pPr>
-      <w:r>
-        <w:t>Teach the learning cycle</w:t>
+        <w:t>Teach inspection as documented inquiry.</w:t>
+      </w:r>
+    </w:p>
+    <w:p>
+      <w:r>
+        <w:t>Use row-level flags, explicit denominators and separate keys for the optional unit extension.</w:t>
+      </w:r>
+    </w:p>
+    <w:p>
+      <w:r>
+        <w:t>Reserve the fresh export and require bounded conclusions even when a card looks complete.</w:t>
+      </w:r>
+    </w:p>
+    <w:p>
+      <w:pPr>
+        <w:pStyle w:val="Heading1"/>
+      </w:pPr>
+      <w:r>
+        <w:t>01. Prepare the connected experiment</w:t>
+      </w:r>
+    </w:p>
+    <w:p>
+      <w:r>
+        <w:t>Keep prior exposure, shared practice and independent evidence distinct.</w:t>
+      </w:r>
+    </w:p>
+    <w:p>
+      <w:pPr>
+        <w:pStyle w:val="Heading2"/>
+      </w:pPr>
+      <w:r>
+        <w:t>Goal and main teaching plan</w:t>
       </w:r>
     </w:p>
     <w:p>
@@ -243,12 +261,459 @@
     </w:p>
     <w:p>
       <w:pPr>
+        <w:pStyle w:val="Heading2"/>
+      </w:pPr>
+      <w:r>
+        <w:t>Materials and prerequisite</w:t>
+      </w:r>
+    </w:p>
+    <w:p>
+      <w:pPr>
         <w:spacing w:line="336" w:lineRule="auto" w:after="180"/>
       </w:pPr>
       <w:r>
         <w:rPr>
           <w:b w:val="0"/>
         </w:rPr>
+        <w:t xml:space="preserve">Teach inspection before modelling in two 45-minute sessions. Use fictional data only. Emphasize the unit of </w:t>
+      </w:r>
+      <w:r>
+        <w:rPr>
+          <w:b/>
+        </w:rPr>
+        <w:t>observation</w:t>
+      </w:r>
+      <w:r>
+        <w:rPr>
+          <w:b w:val="0"/>
+        </w:rPr>
+        <w:t xml:space="preserve">, </w:t>
+      </w:r>
+      <w:r>
+        <w:rPr>
+          <w:b/>
+        </w:rPr>
+        <w:t>provenance</w:t>
+      </w:r>
+      <w:r>
+        <w:rPr>
+          <w:b w:val="0"/>
+        </w:rPr>
+        <w:t>, units, unknown values and overlapping audit flags.</w:t>
+      </w:r>
+    </w:p>
+    <w:p>
+      <w:pPr>
+        <w:spacing w:line="336" w:lineRule="auto" w:after="180"/>
+      </w:pPr>
+      <w:r>
+        <w:rPr>
+          <w:b w:val="0"/>
+        </w:rPr>
+        <w:t xml:space="preserve">The </w:t>
+      </w:r>
+      <w:r>
+        <w:rPr>
+          <w:b/>
+        </w:rPr>
+        <w:t>dataset card</w:t>
+      </w:r>
+      <w:r>
+        <w:rPr>
+          <w:b w:val="0"/>
+        </w:rPr>
+        <w:t xml:space="preserve"> is a concise classroom documentation exercise inspired by datasheets for datasets, not a claim to implement every part of a research framework.</w:t>
+      </w:r>
+    </w:p>
+    <w:p>
+      <w:pPr>
+        <w:spacing w:line="336" w:lineRule="auto" w:after="180"/>
+      </w:pPr>
+      <w:r>
+        <w:rPr>
+          <w:b w:val="0"/>
+        </w:rPr>
+        <w:t xml:space="preserve">Students must distinguish </w:t>
+      </w:r>
+      <w:r>
+        <w:rPr>
+          <w:b/>
+        </w:rPr>
+        <w:t>observation</w:t>
+      </w:r>
+      <w:r>
+        <w:rPr>
+          <w:b w:val="0"/>
+        </w:rPr>
+        <w:t xml:space="preserve">s from unsupported repairs and from </w:t>
+      </w:r>
+      <w:r>
+        <w:rPr>
+          <w:b/>
+        </w:rPr>
+        <w:t>evidence</w:t>
+      </w:r>
+      <w:r>
+        <w:rPr>
+          <w:b w:val="0"/>
+        </w:rPr>
+        <w:t xml:space="preserve"> of model fitness.</w:t>
+      </w:r>
+    </w:p>
+    <w:p>
+      <w:pPr>
+        <w:spacing w:line="336" w:lineRule="auto" w:after="180"/>
+      </w:pPr>
+      <w:r>
+        <w:rPr>
+          <w:b w:val="0"/>
+        </w:rPr>
+        <w:t>Use the supplied scenario, student illustrations and blank paper. For numeric work, offer counters or a calculator after learners show the setup. Fictional records are supplied; personal data and paid accounts are unnecessary.</w:t>
+      </w:r>
+    </w:p>
+    <w:p>
+      <w:pPr>
+        <w:spacing w:line="336" w:lineRule="auto" w:after="180"/>
+      </w:pPr>
+      <w:r>
+        <w:rPr>
+          <w:b w:val="0"/>
+        </w:rPr>
+        <w:t>It is a numerical quantity whose differences measure time. Whole-number formatting does not turn it into a category.</w:t>
+      </w:r>
+    </w:p>
+    <w:p>
+      <w:pPr>
+        <w:spacing w:line="336" w:lineRule="auto" w:after="180"/>
+      </w:pPr>
+      <w:r>
+        <w:rPr>
+          <w:b w:val="0"/>
+        </w:rPr>
+        <w:t>Printed lesson and workbook</w:t>
+      </w:r>
+    </w:p>
+    <w:p>
+      <w:pPr>
+        <w:spacing w:line="336" w:lineRule="auto" w:after="180"/>
+      </w:pPr>
+      <w:r>
+        <w:rPr>
+          <w:b w:val="0"/>
+        </w:rPr>
+        <w:t>Cards for the five raw rows including both B rows</w:t>
+      </w:r>
+    </w:p>
+    <w:p>
+      <w:pPr>
+        <w:spacing w:line="336" w:lineRule="auto" w:after="180"/>
+      </w:pPr>
+      <w:r>
+        <w:rPr>
+          <w:b w:val="0"/>
+        </w:rPr>
+        <w:t>Optional Python 3 editor; no packages required</w:t>
+      </w:r>
+    </w:p>
+    <w:p>
+      <w:pPr>
+        <w:spacing w:line="336" w:lineRule="auto" w:after="180"/>
+      </w:pPr>
+      <w:r>
+        <w:rPr>
+          <w:b w:val="0"/>
+        </w:rPr>
+        <w:t xml:space="preserve">Blank card headings: purpose source row </w:t>
+      </w:r>
+      <w:r>
+        <w:rPr>
+          <w:b/>
+        </w:rPr>
+        <w:t>schema</w:t>
+      </w:r>
+      <w:r>
+        <w:rPr>
+          <w:b w:val="0"/>
+        </w:rPr>
+        <w:t xml:space="preserve"> findings changes limits version owner</w:t>
+      </w:r>
+    </w:p>
+    <w:p>
+      <w:pPr>
+        <w:pStyle w:val="Heading3"/>
+      </w:pPr>
+      <w:r>
+        <w:t>Apply the connected idea: Units conversions and data provenance</w:t>
+      </w:r>
+    </w:p>
+    <w:p>
+      <w:pPr>
+        <w:spacing w:line="336" w:lineRule="auto" w:after="180"/>
+      </w:pPr>
+      <w:r>
+        <w:rPr>
+          <w:b w:val="0"/>
+        </w:rPr>
+        <w:t>Teach Week 15 as a two-session investigation using fictional data. Two fictional activity logs use different duration units. Log A records 180 seconds and Log B records 4 minutes.</w:t>
+      </w:r>
+    </w:p>
+    <w:p>
+      <w:pPr>
+        <w:spacing w:line="336" w:lineRule="auto" w:after="180"/>
+      </w:pPr>
+      <w:r>
+        <w:rPr>
+          <w:b w:val="0"/>
+        </w:rPr>
+        <w:t xml:space="preserve">Keep the </w:t>
+      </w:r>
+      <w:r>
+        <w:rPr>
+          <w:b/>
+        </w:rPr>
+        <w:t>raw value</w:t>
+      </w:r>
+      <w:r>
+        <w:rPr>
+          <w:b w:val="0"/>
+        </w:rPr>
+        <w:t>s, units and source labels; derive a shared unit so another learner can reproduce the comparison. Assess the three stated outcomes through the independent task, not by copying the worked result.</w:t>
+      </w:r>
+    </w:p>
+    <w:p>
+      <w:pPr>
+        <w:pStyle w:val="Heading3"/>
+      </w:pPr>
+      <w:r>
+        <w:t>Readiness answer</w:t>
+      </w:r>
+    </w:p>
+    <w:p>
+      <w:pPr>
+        <w:spacing w:line="336" w:lineRule="auto" w:after="180"/>
+      </w:pPr>
+      <w:r>
+        <w:rPr>
+          <w:b w:val="0"/>
+        </w:rPr>
+        <w:t>3 minutes, since 60 seconds make one minute.</w:t>
+      </w:r>
+    </w:p>
+    <w:p>
+      <w:pPr>
+        <w:spacing w:line="336" w:lineRule="auto" w:after="180"/>
+      </w:pPr>
+      <w:r>
+        <w:rPr>
+          <w:b w:val="0"/>
+        </w:rPr>
+        <w:t>Python 3 editor with a fresh local practice file</w:t>
+      </w:r>
+    </w:p>
+    <w:p>
+      <w:pPr>
+        <w:spacing w:line="336" w:lineRule="auto" w:after="180"/>
+      </w:pPr>
+      <w:r>
+        <w:rPr>
+          <w:b w:val="0"/>
+        </w:rPr>
+        <w:t>Paper trace table and the student workbook</w:t>
+      </w:r>
+    </w:p>
+    <w:p>
+      <w:pPr>
+        <w:spacing w:line="336" w:lineRule="auto" w:after="180"/>
+      </w:pPr>
+      <w:r>
+        <w:rPr>
+          <w:b w:val="0"/>
+        </w:rPr>
+        <w:t xml:space="preserve">Fictional </w:t>
+      </w:r>
+      <w:r>
+        <w:rPr>
+          <w:b/>
+        </w:rPr>
+        <w:t>input</w:t>
+      </w:r>
+      <w:r>
+        <w:rPr>
+          <w:b w:val="0"/>
+        </w:rPr>
+        <w:t xml:space="preserve"> records from this lesson; no real student identifiers</w:t>
+      </w:r>
+    </w:p>
+    <w:p>
+      <w:pPr>
+        <w:pStyle w:val="Heading2"/>
+      </w:pPr>
+      <w:r>
+        <w:t>Opening retrieval</w:t>
+      </w:r>
+    </w:p>
+    <w:p>
+      <w:pPr>
+        <w:spacing w:line="336" w:lineRule="auto" w:after="180"/>
+      </w:pPr>
+      <w:r>
+        <w:rPr>
+          <w:b w:val="0"/>
+        </w:rPr>
+        <w:t>Without opening the old lesson, explain one key idea from Python and Table Readiness. Give an example and a mistake that the idea helps you avoid.</w:t>
+      </w:r>
+    </w:p>
+    <w:p>
+      <w:pPr>
+        <w:spacing w:line="336" w:lineRule="auto" w:after="180"/>
+      </w:pPr>
+      <w:r>
+        <w:rPr>
+          <w:b w:val="0"/>
+        </w:rPr>
+        <w:t xml:space="preserve">Look for: Specify a table </w:t>
+      </w:r>
+      <w:r>
+        <w:rPr>
+          <w:b/>
+        </w:rPr>
+        <w:t>schema</w:t>
+      </w:r>
+    </w:p>
+    <w:p>
+      <w:pPr>
+        <w:spacing w:line="336" w:lineRule="auto" w:after="180"/>
+      </w:pPr>
+      <w:r>
+        <w:rPr>
+          <w:b w:val="0"/>
+        </w:rPr>
+        <w:t>Reference example, not the only acceptable wording: activity: nonempty text; minutes: integer from 0 to 60 inclusive.</w:t>
+      </w:r>
+    </w:p>
+    <w:p>
+      <w:pPr>
+        <w:spacing w:line="336" w:lineRule="auto" w:after="180"/>
+      </w:pPr>
+      <w:r>
+        <w:rPr>
+          <w:b w:val="0"/>
+        </w:rPr>
+        <w:t>Without opening the old lesson, explain one key idea from Features, Labels, Targets. Give an example and a mistake that the idea helps you avoid.</w:t>
+      </w:r>
+    </w:p>
+    <w:p>
+      <w:pPr>
+        <w:spacing w:line="336" w:lineRule="auto" w:after="180"/>
+      </w:pPr>
+      <w:r>
+        <w:rPr>
+          <w:b w:val="0"/>
+        </w:rPr>
+        <w:t xml:space="preserve">Look for: Separate </w:t>
+      </w:r>
+      <w:r>
+        <w:rPr>
+          <w:b/>
+        </w:rPr>
+        <w:t>prediction</w:t>
+      </w:r>
+      <w:r>
+        <w:rPr>
+          <w:b w:val="0"/>
+        </w:rPr>
+        <w:t xml:space="preserve"> </w:t>
+      </w:r>
+      <w:r>
+        <w:rPr>
+          <w:b/>
+        </w:rPr>
+        <w:t>input</w:t>
+      </w:r>
+      <w:r>
+        <w:rPr>
+          <w:b w:val="0"/>
+        </w:rPr>
+        <w:t>s from observed targets</w:t>
+      </w:r>
+    </w:p>
+    <w:p>
+      <w:pPr>
+        <w:spacing w:line="336" w:lineRule="auto" w:after="180"/>
+      </w:pPr>
+      <w:r>
+        <w:rPr>
+          <w:b w:val="0"/>
+        </w:rPr>
+        <w:t>Reference example, not the only acceptable wording: Candidate features are pages and queue_at_checkout.</w:t>
+      </w:r>
+    </w:p>
+    <w:p>
+      <w:pPr>
+        <w:spacing w:line="336" w:lineRule="auto" w:after="180"/>
+      </w:pPr>
+      <w:r>
+        <w:rPr>
+          <w:b w:val="0"/>
+        </w:rPr>
+        <w:t xml:space="preserve">The target is returned_late and the tracking field is loan_id. days_to_return is known only after return and directly defines the target, so it must not enter checkout </w:t>
+      </w:r>
+      <w:r>
+        <w:rPr>
+          <w:b/>
+        </w:rPr>
+        <w:t>prediction</w:t>
+      </w:r>
+      <w:r>
+        <w:rPr>
+          <w:b w:val="0"/>
+        </w:rPr>
+        <w:t>s.</w:t>
+      </w:r>
+    </w:p>
+    <w:p>
+      <w:pPr>
+        <w:pStyle w:val="Heading2"/>
+      </w:pPr>
+      <w:r>
+        <w:t>End goal</w:t>
+      </w:r>
+    </w:p>
+    <w:p>
+      <w:pPr>
+        <w:spacing w:line="336" w:lineRule="auto" w:after="180"/>
+      </w:pPr>
+      <w:r>
+        <w:rPr>
+          <w:b w:val="0"/>
+        </w:rPr>
+        <w:t>By the end, I can explain inspect before modeling using a traced example and a stated limitation.</w:t>
+      </w:r>
+    </w:p>
+    <w:p>
+      <w:pPr>
+        <w:pStyle w:val="Heading2"/>
+      </w:pPr>
+      <w:r>
+        <w:t>Earlier wording, alternatives and picture transcripts · reference / check after trying</w:t>
+      </w:r>
+    </w:p>
+    <w:p>
+      <w:pPr>
+        <w:pStyle w:val="Heading3"/>
+      </w:pPr>
+      <w:r>
+        <w:t>Teach the learning cycle</w:t>
+      </w:r>
+    </w:p>
+    <w:p>
+      <w:pPr>
+        <w:spacing w:line="336" w:lineRule="auto" w:after="180"/>
+      </w:pPr>
+      <w:r>
+        <w:rPr>
+          <w:b w:val="0"/>
+        </w:rPr>
         <w:t>Case exposure check: this source example appears in ai-4/5, ai-4/7, ai-4/9. Reuse a familiar case for recall or modelling; verify that the case used to assess transfer has not already received feedback.</w:t>
       </w:r>
     </w:p>
@@ -270,129 +735,10 @@
     </w:p>
     <w:p>
       <w:pPr>
-        <w:spacing w:line="336" w:lineRule="auto" w:after="180"/>
-      </w:pPr>
-      <w:r>
-        <w:rPr>
-          <w:b w:val="0"/>
-        </w:rPr>
-        <w:t>Without opening the old lesson, explain one key idea from Python and Table Readiness. Give an example and a mistake that the idea helps you avoid.</w:t>
-      </w:r>
-    </w:p>
-    <w:p>
-      <w:pPr>
-        <w:spacing w:line="336" w:lineRule="auto" w:after="180"/>
-      </w:pPr>
-      <w:r>
-        <w:rPr>
-          <w:b w:val="0"/>
-        </w:rPr>
-        <w:t xml:space="preserve">Look for: Specify a table </w:t>
-      </w:r>
-      <w:r>
-        <w:rPr>
-          <w:b/>
-        </w:rPr>
-        <w:t>schema</w:t>
-      </w:r>
-    </w:p>
-    <w:p>
-      <w:pPr>
-        <w:spacing w:line="336" w:lineRule="auto" w:after="180"/>
-      </w:pPr>
-      <w:r>
-        <w:rPr>
-          <w:b w:val="0"/>
-        </w:rPr>
-        <w:t>Reference example, not the only acceptable wording: activity: nonempty text; minutes: integer from 0 to 60 inclusive.</w:t>
-      </w:r>
-    </w:p>
-    <w:p>
-      <w:pPr>
         <w:pStyle w:val="Heading3"/>
       </w:pPr>
       <w:r>
         <w:t>Features, Labels, Targets</w:t>
-      </w:r>
-    </w:p>
-    <w:p>
-      <w:pPr>
-        <w:spacing w:line="336" w:lineRule="auto" w:after="180"/>
-      </w:pPr>
-      <w:r>
-        <w:rPr>
-          <w:b w:val="0"/>
-        </w:rPr>
-        <w:t>Without opening the old lesson, explain one key idea from Features, Labels, Targets. Give an example and a mistake that the idea helps you avoid.</w:t>
-      </w:r>
-    </w:p>
-    <w:p>
-      <w:pPr>
-        <w:spacing w:line="336" w:lineRule="auto" w:after="180"/>
-      </w:pPr>
-      <w:r>
-        <w:rPr>
-          <w:b w:val="0"/>
-        </w:rPr>
-        <w:t xml:space="preserve">Look for: Separate </w:t>
-      </w:r>
-      <w:r>
-        <w:rPr>
-          <w:b/>
-        </w:rPr>
-        <w:t>prediction</w:t>
-      </w:r>
-      <w:r>
-        <w:rPr>
-          <w:b w:val="0"/>
-        </w:rPr>
-        <w:t xml:space="preserve"> </w:t>
-      </w:r>
-      <w:r>
-        <w:rPr>
-          <w:b/>
-        </w:rPr>
-        <w:t>input</w:t>
-      </w:r>
-      <w:r>
-        <w:rPr>
-          <w:b w:val="0"/>
-        </w:rPr>
-        <w:t>s from observed targets</w:t>
-      </w:r>
-    </w:p>
-    <w:p>
-      <w:pPr>
-        <w:spacing w:line="336" w:lineRule="auto" w:after="180"/>
-      </w:pPr>
-      <w:r>
-        <w:rPr>
-          <w:b w:val="0"/>
-        </w:rPr>
-        <w:t>Reference example, not the only acceptable wording: Candidate features are pages and queue_at_checkout.</w:t>
-      </w:r>
-    </w:p>
-    <w:p>
-      <w:pPr>
-        <w:spacing w:line="336" w:lineRule="auto" w:after="180"/>
-      </w:pPr>
-      <w:r>
-        <w:rPr>
-          <w:b w:val="0"/>
-        </w:rPr>
-        <w:t xml:space="preserve">The target is returned_late and the tracking field is loan_id. days_to_return is known only after return and directly defines the target, so it must not enter checkout </w:t>
-      </w:r>
-      <w:r>
-        <w:rPr>
-          <w:b/>
-        </w:rPr>
-        <w:t>prediction</w:t>
-      </w:r>
-      <w:r>
-        <w:rPr>
-          <w:b w:val="0"/>
-        </w:rPr>
-        <w:t>s.</w:t>
       </w:r>
     </w:p>
     <w:p>
@@ -625,6 +971,11 @@
       </w:r>
     </w:p>
     <w:p>
+      <w:r>
+        <w:t>This compact option is not the full-week schedule. Use the main teaching cycle and allow extra sessions for the investigation, independent work and project.</w:t>
+      </w:r>
+    </w:p>
+    <w:p>
       <w:pPr>
         <w:spacing w:line="336" w:lineRule="auto" w:after="180"/>
       </w:pPr>
@@ -632,7 +983,7 @@
         <w:rPr>
           <w:b w:val="0"/>
         </w:rPr>
-        <w:t>Use the supplied scenario, student illustrations and blank paper. For numeric work, offer counters or a calculator after learners show the setup. Fictional records are supplied; personal data and paid accounts are unnecessary.</w:t>
+        <w:t>Allow 80 minutes: recall 8; explanation 12; worked demonstration 15; guided practice 20; independent assessment 15; project and reflection 10. Extend the lab into a second session when needed.</w:t>
       </w:r>
     </w:p>
     <w:p>
@@ -640,32 +991,55 @@
         <w:pStyle w:val="Heading3"/>
       </w:pPr>
       <w:r>
-        <w:t>Alternative compact allocation</w:t>
-      </w:r>
-    </w:p>
-    <w:p>
-      <w:r>
-        <w:t>This compact option is not the full-week schedule. Use the main teaching cycle and allow extra sessions for the investigation, independent work and project.</w:t>
+        <w:t>Preparation for the connected explanation</w:t>
+      </w:r>
+    </w:p>
+    <w:p>
+      <w:pPr>
+        <w:pStyle w:val="Heading3"/>
+      </w:pPr>
+      <w:r>
+        <w:t>Readiness answer</w:t>
+      </w:r>
+    </w:p>
+    <w:p>
+      <w:pPr>
+        <w:pStyle w:val="Heading3"/>
+      </w:pPr>
+      <w:r>
+        <w:t>End goal for the pictorial case</w:t>
       </w:r>
     </w:p>
     <w:p>
       <w:pPr>
         <w:spacing w:line="336" w:lineRule="auto" w:after="180"/>
-        <w:shd w:fill="F1F6F8"/>
-      </w:pPr>
-      <w:r>
-        <w:rPr>
-          <w:b w:val="0"/>
-        </w:rPr>
-        <w:t>Allow 80 minutes: recall 8; explanation 12; worked demonstration 15; guided practice 20; independent assessment 15; project and reflection 10. Extend the lab into a second session when needed.</w:t>
-      </w:r>
-    </w:p>
-    <w:p>
-      <w:pPr>
-        <w:pStyle w:val="Heading3"/>
-      </w:pPr>
-      <w:r>
-        <w:t>Preparation for the connected explanation</w:t>
+      </w:pPr>
+      <w:r>
+        <w:rPr>
+          <w:b w:val="0"/>
+        </w:rPr>
+        <w:t>This added worked case illustrates the week’s main idea. Retain all original and connected topics; schedule its practice within the teaching cycle.</w:t>
+      </w:r>
+    </w:p>
+    <w:p>
+      <w:pPr>
+        <w:pStyle w:val="Heading1"/>
+      </w:pPr>
+      <w:r>
+        <w:t>02. Teach issue counts with explicit overlap</w:t>
+      </w:r>
+    </w:p>
+    <w:p>
+      <w:r>
+        <w:t>Keep the trip export and separate height picture labelled throughout.</w:t>
+      </w:r>
+    </w:p>
+    <w:p>
+      <w:pPr>
+        <w:pStyle w:val="Heading2"/>
+      </w:pPr>
+      <w:r>
+        <w:t>Source, row contract and complete raw table</w:t>
       </w:r>
     </w:p>
     <w:p>
@@ -676,31 +1050,42 @@
         <w:rPr>
           <w:b w:val="0"/>
         </w:rPr>
-        <w:t xml:space="preserve">Teach inspection before modelling in two 45-minute sessions. Use fictional data only. Emphasize the unit of </w:t>
+        <w:t xml:space="preserve">A dataset can look like a neat table and still contain missing outcomes, repeated records or impossible values. Before </w:t>
       </w:r>
       <w:r>
         <w:rPr>
           <w:b/>
         </w:rPr>
-        <w:t>observation</w:t>
-      </w:r>
-      <w:r>
-        <w:rPr>
-          <w:b w:val="0"/>
-        </w:rPr>
-        <w:t xml:space="preserve">, </w:t>
+        <w:t>fitting</w:t>
+      </w:r>
+      <w:r>
+        <w:rPr>
+          <w:b w:val="0"/>
+        </w:rPr>
+        <w:t xml:space="preserve"> a model, inspect what one row represents and document where the table came from.</w:t>
+      </w:r>
+    </w:p>
+    <w:p>
+      <w:pPr>
+        <w:spacing w:line="336" w:lineRule="auto" w:after="180"/>
+      </w:pPr>
+      <w:r>
+        <w:rPr>
+          <w:b w:val="0"/>
+        </w:rPr>
+        <w:t xml:space="preserve">A </w:t>
       </w:r>
       <w:r>
         <w:rPr>
           <w:b/>
         </w:rPr>
-        <w:t>provenance</w:t>
-      </w:r>
-      <w:r>
-        <w:rPr>
-          <w:b w:val="0"/>
-        </w:rPr>
-        <w:t>, units, unknown values and overlapping audit flags.</w:t>
+        <w:t>dataset card</w:t>
+      </w:r>
+      <w:r>
+        <w:rPr>
+          <w:b w:val="0"/>
+        </w:rPr>
+        <w:t xml:space="preserve"> is a short record of its purpose, contents, collection, changes and limits. It helps another person decide whether the data suits a proposed use.</w:t>
       </w:r>
     </w:p>
     <w:p>
@@ -711,21 +1096,239 @@
         <w:rPr>
           <w:b w:val="0"/>
         </w:rPr>
-        <w:t xml:space="preserve">The </w:t>
+        <w:t>Our source is a teacher-authored fictional export called Robot practice v1, created for this lesson. Each row is intended to describe one trip, with one unique trip ID and elapsed duration in minutes.</w:t>
+      </w:r>
+    </w:p>
+    <w:p>
+      <w:pPr>
+        <w:spacing w:line="336" w:lineRule="auto" w:after="180"/>
+      </w:pPr>
+      <w:r>
+        <w:rPr>
+          <w:b w:val="0"/>
+        </w:rPr>
+        <w:t xml:space="preserve">Durations may be zero or positive; None means unknown. All trips are described as indoor practice trips. No real robot measurements or personal records were collected, and there is no </w:t>
       </w:r>
       <w:r>
         <w:rPr>
           <w:b/>
         </w:rPr>
-        <w:t>dataset card</w:t>
-      </w:r>
-      <w:r>
-        <w:rPr>
-          <w:b w:val="0"/>
-        </w:rPr>
-        <w:t xml:space="preserve"> is a concise classroom documentation exercise inspired by datasheets for datasets, not a claim to implement every part of a research framework.</w:t>
-      </w:r>
-    </w:p>
+        <w:t>evidence</w:t>
+      </w:r>
+      <w:r>
+        <w:rPr>
+          <w:b w:val="0"/>
+        </w:rPr>
+        <w:t xml:space="preserve"> about outdoor performance.</w:t>
+      </w:r>
+    </w:p>
+    <w:tbl>
+      <w:tblPr>
+        <w:tblStyle w:val="LightShading-Accent1"/>
+        <w:tblW w:type="auto" w:w="0"/>
+        <w:tblLook w:firstColumn="1" w:firstRow="1" w:lastColumn="0" w:lastRow="0" w:noHBand="0" w:noVBand="1" w:val="04A0"/>
+      </w:tblPr>
+      <w:tblGrid>
+        <w:gridCol w:w="3408"/>
+        <w:gridCol w:w="3408"/>
+        <w:gridCol w:w="3408"/>
+      </w:tblGrid>
+      <w:tr>
+        <w:trPr>
+          <w:tblHeader/>
+        </w:trPr>
+        <w:tc>
+          <w:tcPr>
+            <w:tcW w:type="dxa" w:w="3408"/>
+          </w:tcPr>
+          <w:p>
+            <w:r>
+              <w:t>Trip ID</w:t>
+            </w:r>
+          </w:p>
+        </w:tc>
+        <w:tc>
+          <w:tcPr>
+            <w:tcW w:type="dxa" w:w="3408"/>
+          </w:tcPr>
+          <w:p>
+            <w:r>
+              <w:t>Duration in minutes</w:t>
+            </w:r>
+          </w:p>
+        </w:tc>
+        <w:tc>
+          <w:tcPr>
+            <w:tcW w:type="dxa" w:w="3408"/>
+          </w:tcPr>
+          <w:p>
+            <w:r>
+              <w:t>What is visible</w:t>
+            </w:r>
+          </w:p>
+        </w:tc>
+      </w:tr>
+      <w:tr>
+        <w:tc>
+          <w:tcPr>
+            <w:tcW w:type="dxa" w:w="3408"/>
+          </w:tcPr>
+          <w:p>
+            <w:r>
+              <w:t>A</w:t>
+            </w:r>
+          </w:p>
+        </w:tc>
+        <w:tc>
+          <w:tcPr>
+            <w:tcW w:type="dxa" w:w="3408"/>
+          </w:tcPr>
+          <w:p>
+            <w:r>
+              <w:t>8</w:t>
+            </w:r>
+          </w:p>
+        </w:tc>
+        <w:tc>
+          <w:tcPr>
+            <w:tcW w:type="dxa" w:w="3408"/>
+          </w:tcPr>
+          <w:p>
+            <w:r>
+              <w:t>A recorded duration</w:t>
+            </w:r>
+          </w:p>
+        </w:tc>
+      </w:tr>
+      <w:tr>
+        <w:tc>
+          <w:tcPr>
+            <w:tcW w:type="dxa" w:w="3408"/>
+          </w:tcPr>
+          <w:p>
+            <w:r>
+              <w:t>B</w:t>
+            </w:r>
+          </w:p>
+        </w:tc>
+        <w:tc>
+          <w:tcPr>
+            <w:tcW w:type="dxa" w:w="3408"/>
+          </w:tcPr>
+          <w:p>
+            <w:r>
+              <w:t>None</w:t>
+            </w:r>
+          </w:p>
+        </w:tc>
+        <w:tc>
+          <w:tcPr>
+            <w:tcW w:type="dxa" w:w="3408"/>
+          </w:tcPr>
+          <w:p>
+            <w:r>
+              <w:t>An unknown duration</w:t>
+            </w:r>
+          </w:p>
+        </w:tc>
+      </w:tr>
+      <w:tr>
+        <w:tc>
+          <w:tcPr>
+            <w:tcW w:type="dxa" w:w="3408"/>
+          </w:tcPr>
+          <w:p>
+            <w:r>
+              <w:t>B</w:t>
+            </w:r>
+          </w:p>
+        </w:tc>
+        <w:tc>
+          <w:tcPr>
+            <w:tcW w:type="dxa" w:w="3408"/>
+          </w:tcPr>
+          <w:p>
+            <w:r>
+              <w:t>None</w:t>
+            </w:r>
+          </w:p>
+        </w:tc>
+        <w:tc>
+          <w:tcPr>
+            <w:tcW w:type="dxa" w:w="3408"/>
+          </w:tcPr>
+          <w:p>
+            <w:r>
+              <w:t>The same ID appears again</w:t>
+            </w:r>
+          </w:p>
+        </w:tc>
+      </w:tr>
+      <w:tr>
+        <w:tc>
+          <w:tcPr>
+            <w:tcW w:type="dxa" w:w="3408"/>
+          </w:tcPr>
+          <w:p>
+            <w:r>
+              <w:t>C</w:t>
+            </w:r>
+          </w:p>
+        </w:tc>
+        <w:tc>
+          <w:tcPr>
+            <w:tcW w:type="dxa" w:w="3408"/>
+          </w:tcPr>
+          <w:p>
+            <w:r>
+              <w:t>-2</w:t>
+            </w:r>
+          </w:p>
+        </w:tc>
+        <w:tc>
+          <w:tcPr>
+            <w:tcW w:type="dxa" w:w="3408"/>
+          </w:tcPr>
+          <w:p>
+            <w:r>
+              <w:t>A negative duration</w:t>
+            </w:r>
+          </w:p>
+        </w:tc>
+      </w:tr>
+      <w:tr>
+        <w:tc>
+          <w:tcPr>
+            <w:tcW w:type="dxa" w:w="3408"/>
+          </w:tcPr>
+          <w:p>
+            <w:r>
+              <w:t>D</w:t>
+            </w:r>
+          </w:p>
+        </w:tc>
+        <w:tc>
+          <w:tcPr>
+            <w:tcW w:type="dxa" w:w="3408"/>
+          </w:tcPr>
+          <w:p>
+            <w:r>
+              <w:t>12</w:t>
+            </w:r>
+          </w:p>
+        </w:tc>
+        <w:tc>
+          <w:tcPr>
+            <w:tcW w:type="dxa" w:w="3408"/>
+          </w:tcPr>
+          <w:p>
+            <w:r>
+              <w:t>A recorded duration</w:t>
+            </w:r>
+          </w:p>
+        </w:tc>
+      </w:tr>
+    </w:tbl>
     <w:p>
       <w:pPr>
         <w:spacing w:line="336" w:lineRule="auto" w:after="180"/>
@@ -734,39 +1337,61 @@
         <w:rPr>
           <w:b w:val="0"/>
         </w:rPr>
-        <w:t xml:space="preserve">Students must distinguish </w:t>
+        <w:t>Keep this raw version unchanged. At this stage a flag means investigate, not automatically delete or replace. A repeated ID might be a copied row or a problem with the supposed one-row-per-trip definition.</w:t>
+      </w:r>
+    </w:p>
+    <w:p>
+      <w:pPr>
+        <w:spacing w:line="336" w:lineRule="auto" w:after="180"/>
+      </w:pPr>
+      <w:r>
+        <w:rPr>
+          <w:b w:val="0"/>
+        </w:rPr>
+        <w:t xml:space="preserve">We need </w:t>
       </w:r>
       <w:r>
         <w:rPr>
           <w:b/>
         </w:rPr>
-        <w:t>observation</w:t>
-      </w:r>
-      <w:r>
-        <w:rPr>
-          <w:b w:val="0"/>
-        </w:rPr>
-        <w:t xml:space="preserve">s from unsupported repairs and from </w:t>
+        <w:t>evidence</w:t>
+      </w:r>
+      <w:r>
+        <w:rPr>
+          <w:b w:val="0"/>
+        </w:rPr>
+        <w:t xml:space="preserve"> before deciding what happened.</w:t>
+      </w:r>
+    </w:p>
+    <w:p>
+      <w:pPr>
+        <w:pStyle w:val="Heading2"/>
+      </w:pPr>
+      <w:r>
+        <w:t>Trace the four output counts and limits</w:t>
+      </w:r>
+    </w:p>
+    <w:p>
+      <w:pPr>
+        <w:spacing w:line="336" w:lineRule="auto" w:after="180"/>
+      </w:pPr>
+      <w:r>
+        <w:rPr>
+          <w:b w:val="0"/>
+        </w:rPr>
+        <w:t xml:space="preserve">A set stores each distinct ID once. The </w:t>
       </w:r>
       <w:r>
         <w:rPr>
           <w:b/>
         </w:rPr>
-        <w:t>evidence</w:t>
-      </w:r>
-      <w:r>
-        <w:rPr>
-          <w:b w:val="0"/>
-        </w:rPr>
-        <w:t xml:space="preserve"> of model fitness.</w:t>
-      </w:r>
-    </w:p>
-    <w:p>
-      <w:pPr>
-        <w:pStyle w:val="Heading3"/>
-      </w:pPr>
-      <w:r>
-        <w:t>Readiness answer</w:t>
+        <w:t>output</w:t>
+      </w:r>
+      <w:r>
+        <w:rPr>
+          <w:b w:val="0"/>
+        </w:rPr>
+        <w:t xml:space="preserve"> is 5 4 2 1: five rows, four distinct IDs, two rows with unknown duration and one row with a negative duration. There is one extra occurrence beyond the four distinct IDs.</w:t>
       </w:r>
     </w:p>
     <w:p>
@@ -777,7 +1402,7 @@
         <w:rPr>
           <w:b w:val="0"/>
         </w:rPr>
-        <w:t>It is a numerical quantity whose differences measure time. Whole-number formatting does not turn it into a category.</w:t>
+        <w:t>This is not a count of all rows in repeated-ID groups: both B rows belong to that group.</w:t>
       </w:r>
     </w:p>
     <w:p>
@@ -788,7 +1413,19 @@
         <w:rPr>
           <w:b w:val="0"/>
         </w:rPr>
-        <w:t>Printed lesson and workbook</w:t>
+        <w:t xml:space="preserve">The code assumes every row is a pair and each duration is a number or None. It is a small audit, not full </w:t>
+      </w:r>
+      <w:r>
+        <w:rPr>
+          <w:b/>
+        </w:rPr>
+        <w:t>schema</w:t>
+      </w:r>
+      <w:r>
+        <w:rPr>
+          <w:b w:val="0"/>
+        </w:rPr>
+        <w:t xml:space="preserve"> validation. It does not check text values, units, source truth or whether IDs refer to real unique events.</w:t>
       </w:r>
     </w:p>
     <w:p>
@@ -799,877 +1436,7 @@
         <w:rPr>
           <w:b w:val="0"/>
         </w:rPr>
-        <w:t>Cards for the five raw rows including both B rows</w:t>
-      </w:r>
-    </w:p>
-    <w:p>
-      <w:pPr>
-        <w:spacing w:line="336" w:lineRule="auto" w:after="180"/>
-      </w:pPr>
-      <w:r>
-        <w:rPr>
-          <w:b w:val="0"/>
-        </w:rPr>
-        <w:t>Optional Python 3 editor; no packages required</w:t>
-      </w:r>
-    </w:p>
-    <w:p>
-      <w:pPr>
-        <w:spacing w:line="336" w:lineRule="auto" w:after="180"/>
-      </w:pPr>
-      <w:r>
-        <w:rPr>
-          <w:b w:val="0"/>
-        </w:rPr>
-        <w:t xml:space="preserve">Blank card headings: purpose source row </w:t>
-      </w:r>
-      <w:r>
-        <w:rPr>
-          <w:b/>
-        </w:rPr>
-        <w:t>schema</w:t>
-      </w:r>
-      <w:r>
-        <w:rPr>
-          <w:b w:val="0"/>
-        </w:rPr>
-        <w:t xml:space="preserve"> findings changes limits version owner</w:t>
-      </w:r>
-    </w:p>
-    <w:p>
-      <w:pPr>
-        <w:pStyle w:val="Heading3"/>
-      </w:pPr>
-      <w:r>
-        <w:t>Apply the connected idea: Units conversions and data provenance</w:t>
-      </w:r>
-    </w:p>
-    <w:p>
-      <w:pPr>
-        <w:spacing w:line="336" w:lineRule="auto" w:after="180"/>
-      </w:pPr>
-      <w:r>
-        <w:rPr>
-          <w:b w:val="0"/>
-        </w:rPr>
-        <w:t>Teach Week 15 as a two-session investigation using fictional data. Two fictional activity logs use different duration units. Log A records 180 seconds and Log B records 4 minutes.</w:t>
-      </w:r>
-    </w:p>
-    <w:p>
-      <w:pPr>
-        <w:spacing w:line="336" w:lineRule="auto" w:after="180"/>
-      </w:pPr>
-      <w:r>
-        <w:rPr>
-          <w:b w:val="0"/>
-        </w:rPr>
-        <w:t xml:space="preserve">Keep the </w:t>
-      </w:r>
-      <w:r>
-        <w:rPr>
-          <w:b/>
-        </w:rPr>
-        <w:t>raw value</w:t>
-      </w:r>
-      <w:r>
-        <w:rPr>
-          <w:b w:val="0"/>
-        </w:rPr>
-        <w:t>s, units and source labels; derive a shared unit so another learner can reproduce the comparison. Assess the three stated outcomes through the independent task, not by copying the worked result.</w:t>
-      </w:r>
-    </w:p>
-    <w:p>
-      <w:pPr>
-        <w:pStyle w:val="Heading3"/>
-      </w:pPr>
-      <w:r>
-        <w:t>Readiness answer</w:t>
-      </w:r>
-    </w:p>
-    <w:p>
-      <w:pPr>
-        <w:spacing w:line="336" w:lineRule="auto" w:after="180"/>
-      </w:pPr>
-      <w:r>
-        <w:rPr>
-          <w:b w:val="0"/>
-        </w:rPr>
-        <w:t>3 minutes, since 60 seconds make one minute.</w:t>
-      </w:r>
-    </w:p>
-    <w:p>
-      <w:pPr>
-        <w:spacing w:line="336" w:lineRule="auto" w:after="180"/>
-      </w:pPr>
-      <w:r>
-        <w:rPr>
-          <w:b w:val="0"/>
-        </w:rPr>
-        <w:t>Python 3 editor with a fresh local practice file</w:t>
-      </w:r>
-    </w:p>
-    <w:p>
-      <w:pPr>
-        <w:spacing w:line="336" w:lineRule="auto" w:after="180"/>
-      </w:pPr>
-      <w:r>
-        <w:rPr>
-          <w:b w:val="0"/>
-        </w:rPr>
-        <w:t>Paper trace table and the student workbook</w:t>
-      </w:r>
-    </w:p>
-    <w:p>
-      <w:pPr>
-        <w:spacing w:line="336" w:lineRule="auto" w:after="180"/>
-      </w:pPr>
-      <w:r>
-        <w:rPr>
-          <w:b w:val="0"/>
-        </w:rPr>
-        <w:t xml:space="preserve">Fictional </w:t>
-      </w:r>
-      <w:r>
-        <w:rPr>
-          <w:b/>
-        </w:rPr>
-        <w:t>input</w:t>
-      </w:r>
-      <w:r>
-        <w:rPr>
-          <w:b w:val="0"/>
-        </w:rPr>
-        <w:t xml:space="preserve"> records from this lesson; no real student identifiers</w:t>
-      </w:r>
-    </w:p>
-    <w:p>
-      <w:pPr>
-        <w:pStyle w:val="Heading3"/>
-      </w:pPr>
-      <w:r>
-        <w:t>End goal for the pictorial case</w:t>
-      </w:r>
-    </w:p>
-    <w:p>
-      <w:pPr>
-        <w:spacing w:line="336" w:lineRule="auto" w:after="180"/>
-      </w:pPr>
-      <w:r>
-        <w:rPr>
-          <w:b w:val="0"/>
-        </w:rPr>
-        <w:t>By the end, I can explain inspect before modeling using a traced example and a stated limitation.</w:t>
-      </w:r>
-    </w:p>
-    <w:p>
-      <w:pPr>
-        <w:spacing w:line="336" w:lineRule="auto" w:after="180"/>
-      </w:pPr>
-      <w:r>
-        <w:rPr>
-          <w:b w:val="0"/>
-        </w:rPr>
-        <w:t>This added worked case illustrates the week’s main idea. Retain all original and connected topics; schedule its practice within the teaching cycle.</w:t>
-      </w:r>
-    </w:p>
-    <w:p>
-      <w:pPr>
-        <w:pStyle w:val="Heading1"/>
-      </w:pPr>
-      <w:r>
-        <w:t>02. Explain the mechanism</w:t>
-      </w:r>
-    </w:p>
-    <w:p>
-      <w:r>
-        <w:t>Model Inspect Before Modeling using the supplied case, labelled mechanism and reasoning. Make the scope of each conclusion explicit.</w:t>
-      </w:r>
-    </w:p>
-    <w:p>
-      <w:pPr>
-        <w:spacing w:line="336" w:lineRule="auto" w:after="180"/>
-      </w:pPr>
-      <w:r>
-        <w:rPr>
-          <w:b w:val="0"/>
-        </w:rPr>
-        <w:t>Trace the information, fitted behavior, and evaluation proof separately.</w:t>
-      </w:r>
-    </w:p>
-    <w:p>
-      <w:pPr>
-        <w:pStyle w:val="Heading3"/>
-      </w:pPr>
-      <w:r>
-        <w:t>Question to explain</w:t>
-      </w:r>
-    </w:p>
-    <w:p>
-      <w:pPr>
-        <w:spacing w:line="336" w:lineRule="auto" w:after="180"/>
-        <w:shd w:fill="F5F1FB"/>
-      </w:pPr>
-      <w:r>
-        <w:rPr>
-          <w:b w:val="0"/>
-        </w:rPr>
-        <w:t xml:space="preserve">QUESTION Produce a data-quality report before </w:t>
-      </w:r>
-      <w:r>
-        <w:rPr>
-          <w:b/>
-        </w:rPr>
-        <w:t>fitting</w:t>
-      </w:r>
-      <w:r>
-        <w:rPr>
-          <w:b w:val="0"/>
-        </w:rPr>
-        <w:t xml:space="preserve"> any model.</w:t>
-      </w:r>
-    </w:p>
-    <w:p>
-      <w:pPr>
-        <w:spacing w:line="336" w:lineRule="auto" w:after="180"/>
-      </w:pPr>
-      <w:r>
-        <w:rPr>
-          <w:b w:val="0"/>
-        </w:rPr>
-        <w:t xml:space="preserve">MODEL IDEA Dataset </w:t>
-      </w:r>
-      <w:r>
-        <w:rPr>
-          <w:b/>
-        </w:rPr>
-        <w:t>shape</w:t>
-      </w:r>
-      <w:r>
-        <w:rPr>
-          <w:b w:val="0"/>
-        </w:rPr>
-        <w:t xml:space="preserve">, types, </w:t>
-      </w:r>
-      <w:r>
-        <w:rPr>
-          <w:b/>
-        </w:rPr>
-        <w:t>range</w:t>
-      </w:r>
-      <w:r>
-        <w:rPr>
-          <w:b w:val="0"/>
-        </w:rPr>
-        <w:t xml:space="preserve">s, </w:t>
-      </w:r>
-      <w:r>
-        <w:rPr>
-          <w:b/>
-        </w:rPr>
-        <w:t>duplicate</w:t>
-      </w:r>
-      <w:r>
-        <w:rPr>
-          <w:b w:val="0"/>
-        </w:rPr>
-        <w:t xml:space="preserve">s, and </w:t>
-      </w:r>
-      <w:r>
-        <w:rPr>
-          <w:b/>
-        </w:rPr>
-        <w:t>missingness</w:t>
-      </w:r>
-      <w:r>
-        <w:rPr>
-          <w:b w:val="0"/>
-        </w:rPr>
-        <w:t xml:space="preserve"> determine whether modeling results can be trusted.</w:t>
-      </w:r>
-    </w:p>
-    <w:p>
-      <w:pPr>
-        <w:spacing w:line="336" w:lineRule="auto" w:after="180"/>
-      </w:pPr>
-      <w:r>
-        <w:rPr>
-          <w:b w:val="0"/>
-        </w:rPr>
-        <w:t>PROOF NEEDED Use an unseen case, visible calculation, error analysis, and a stated limitation.</w:t>
-      </w:r>
-    </w:p>
-    <w:p>
-      <w:pPr>
-        <w:pStyle w:val="Heading3"/>
-      </w:pPr>
-      <w:r>
-        <w:t>How the mechanism works</w:t>
-      </w:r>
-    </w:p>
-    <w:p>
-      <w:pPr>
-        <w:spacing w:line="336" w:lineRule="auto" w:after="180"/>
-        <w:shd w:fill="F1F6F8"/>
-      </w:pPr>
-      <w:r>
-        <w:rPr>
-          <w:b w:val="0"/>
-        </w:rPr>
-        <w:t xml:space="preserve">UNDER THE HOOD Dataset </w:t>
-      </w:r>
-      <w:r>
-        <w:rPr>
-          <w:b/>
-        </w:rPr>
-        <w:t>shape</w:t>
-      </w:r>
-      <w:r>
-        <w:rPr>
-          <w:b w:val="0"/>
-        </w:rPr>
-        <w:t xml:space="preserve"> is 40 rows × 5 columns. Inspection finds 3 </w:t>
-      </w:r>
-      <w:r>
-        <w:rPr>
-          <w:b/>
-        </w:rPr>
-        <w:t>duplicate</w:t>
-      </w:r>
-      <w:r>
-        <w:rPr>
-          <w:b w:val="0"/>
-        </w:rPr>
-        <w:t xml:space="preserve"> rows and 4 missing light values.</w:t>
-      </w:r>
-    </w:p>
-    <w:p>
-      <w:pPr>
-        <w:spacing w:line="336" w:lineRule="auto" w:after="180"/>
-      </w:pPr>
-      <w:r>
-        <w:rPr>
-          <w:b w:val="0"/>
-        </w:rPr>
-        <w:t xml:space="preserve">Draw a fresh data → model → </w:t>
-      </w:r>
-      <w:r>
-        <w:rPr>
-          <w:b/>
-        </w:rPr>
-        <w:t>prediction</w:t>
-      </w:r>
-      <w:r>
-        <w:rPr>
-          <w:b w:val="0"/>
-        </w:rPr>
-        <w:t xml:space="preserve"> → evaluation trace:</w:t>
-      </w:r>
-    </w:p>
-    <w:p>
-      <w:pPr>
-        <w:spacing w:line="336" w:lineRule="auto" w:after="180"/>
-      </w:pPr>
-      <w:r>
-        <w:rPr>
-          <w:b w:val="0"/>
-        </w:rPr>
-        <w:t xml:space="preserve">Predict first. Then check each step. A correct answer without visible </w:t>
-      </w:r>
-      <w:r>
-        <w:rPr>
-          <w:b/>
-        </w:rPr>
-        <w:t>evidence</w:t>
-      </w:r>
-      <w:r>
-        <w:rPr>
-          <w:b w:val="0"/>
-        </w:rPr>
-        <w:t xml:space="preserve"> cannot be audited.</w:t>
-      </w:r>
-    </w:p>
-    <w:p>
-      <w:pPr>
-        <w:pStyle w:val="Heading3"/>
-      </w:pPr>
-      <w:r>
-        <w:t>Step 1</w:t>
-      </w:r>
-    </w:p>
-    <w:p>
-      <w:pPr>
-        <w:spacing w:line="336" w:lineRule="auto" w:after="180"/>
-        <w:shd w:fill="F4F9FC"/>
-      </w:pPr>
-      <w:r>
-        <w:rPr>
-          <w:b w:val="0"/>
-        </w:rPr>
-        <w:t xml:space="preserve">STEP 1 Dataset </w:t>
-      </w:r>
-      <w:r>
-        <w:rPr>
-          <w:b/>
-        </w:rPr>
-        <w:t>shape</w:t>
-      </w:r>
-      <w:r>
-        <w:rPr>
-          <w:b w:val="0"/>
-        </w:rPr>
-        <w:t xml:space="preserve"> is 40 rows × 5 columns.</w:t>
-      </w:r>
-    </w:p>
-    <w:p>
-      <w:pPr>
-        <w:pStyle w:val="Heading3"/>
-      </w:pPr>
-      <w:r>
-        <w:t>Step 2</w:t>
-      </w:r>
-    </w:p>
-    <w:p>
-      <w:pPr>
-        <w:spacing w:line="336" w:lineRule="auto" w:after="180"/>
-        <w:shd w:fill="F4F9FC"/>
-      </w:pPr>
-      <w:r>
-        <w:rPr>
-          <w:b w:val="0"/>
-        </w:rPr>
-        <w:t xml:space="preserve">STEP 2 Inspection finds 3 </w:t>
-      </w:r>
-      <w:r>
-        <w:rPr>
-          <w:b/>
-        </w:rPr>
-        <w:t>duplicate</w:t>
-      </w:r>
-      <w:r>
-        <w:rPr>
-          <w:b w:val="0"/>
-        </w:rPr>
-        <w:t xml:space="preserve"> rows and 4 missing light values.</w:t>
-      </w:r>
-    </w:p>
-    <w:p>
-      <w:pPr>
-        <w:pStyle w:val="Heading3"/>
-      </w:pPr>
-      <w:r>
-        <w:t>Step 3</w:t>
-      </w:r>
-    </w:p>
-    <w:p>
-      <w:pPr>
-        <w:spacing w:line="336" w:lineRule="auto" w:after="180"/>
-        <w:shd w:fill="F4F9FC"/>
-      </w:pPr>
-      <w:r>
-        <w:rPr>
-          <w:b w:val="0"/>
-        </w:rPr>
-        <w:t xml:space="preserve">STEP 3 Leaf widths </w:t>
-      </w:r>
-      <w:r>
-        <w:rPr>
-          <w:b/>
-        </w:rPr>
-        <w:t>range</w:t>
-      </w:r>
-      <w:r>
-        <w:rPr>
-          <w:b w:val="0"/>
-        </w:rPr>
-        <w:t xml:space="preserve"> from 0.4 to 48 cm; inspect the extreme value and unit.</w:t>
-      </w:r>
-    </w:p>
-    <w:p>
-      <w:pPr>
-        <w:pStyle w:val="Heading3"/>
-      </w:pPr>
-      <w:r>
-        <w:t>Step 4</w:t>
-      </w:r>
-    </w:p>
-    <w:p>
-      <w:pPr>
-        <w:spacing w:line="336" w:lineRule="auto" w:after="180"/>
-        <w:shd w:fill="F4F9FC"/>
-      </w:pPr>
-      <w:r>
-        <w:rPr>
-          <w:b w:val="0"/>
-        </w:rPr>
-        <w:t>STEP 4 Document, repair, or exclude by a stated rule—never silently delete inconvenient rows.</w:t>
-      </w:r>
-    </w:p>
-    <w:p>
-      <w:pPr>
-        <w:spacing w:line="336" w:lineRule="auto" w:after="180"/>
-      </w:pPr>
-      <w:r>
-        <w:rPr>
-          <w:b w:val="0"/>
-        </w:rPr>
-        <w:t>CHECK Verify the denominator, unit, split, class definition, and data version before interpreting a score.</w:t>
-      </w:r>
-    </w:p>
-    <w:p>
-      <w:pPr>
-        <w:spacing w:line="336" w:lineRule="auto" w:after="180"/>
-      </w:pPr>
-      <w:r>
-        <w:rPr>
-          <w:b w:val="0"/>
-        </w:rPr>
-        <w:t xml:space="preserve">Recalculate, retrace, or restate the </w:t>
-      </w:r>
-      <w:r>
-        <w:rPr>
-          <w:b/>
-        </w:rPr>
-        <w:t>evidence</w:t>
-      </w:r>
-      <w:r>
-        <w:rPr>
-          <w:b w:val="0"/>
-        </w:rPr>
-        <w:t xml:space="preserve"> independently:</w:t>
-      </w:r>
-    </w:p>
-    <w:p>
-      <w:pPr>
-        <w:pStyle w:val="Heading3"/>
-      </w:pPr>
-      <w:r>
-        <w:t>Concrete teaching case</w:t>
-      </w:r>
-    </w:p>
-    <w:p>
-      <w:pPr>
-        <w:pStyle w:val="Heading3"/>
-      </w:pPr>
-      <w:r>
-        <w:t>The teaching case</w:t>
-      </w:r>
-    </w:p>
-    <w:p>
-      <w:pPr>
-        <w:spacing w:line="336" w:lineRule="auto" w:after="180"/>
-        <w:shd w:fill="F1F6FC"/>
-      </w:pPr>
-      <w:r>
-        <w:rPr>
-          <w:b w:val="0"/>
-        </w:rPr>
-        <w:t xml:space="preserve">Lengths include 5 cm, blank and -3 cm, plus a </w:t>
-      </w:r>
-      <w:r>
-        <w:rPr>
-          <w:b/>
-        </w:rPr>
-        <w:t>duplicate</w:t>
-      </w:r>
-      <w:r>
-        <w:rPr>
-          <w:b w:val="0"/>
-        </w:rPr>
-        <w:t xml:space="preserve"> photo row.</w:t>
-      </w:r>
-    </w:p>
-    <w:p>
-      <w:pPr>
-        <w:pStyle w:val="Heading3"/>
-      </w:pPr>
-      <w:r>
-        <w:t>The teaching case</w:t>
-      </w:r>
-    </w:p>
-    <w:p>
-      <w:pPr>
-        <w:spacing w:line="336" w:lineRule="auto" w:after="180"/>
-        <w:shd w:fill="F1F6FC"/>
-      </w:pPr>
-      <w:r>
-        <w:rPr>
-          <w:b w:val="0"/>
-        </w:rPr>
-        <w:t>Name checks and a deletion risk.</w:t>
-      </w:r>
-    </w:p>
-    <w:p>
-      <w:pPr>
-        <w:pStyle w:val="Heading3"/>
-      </w:pPr>
-      <w:r>
-        <w:t>Exact explanation to model</w:t>
-      </w:r>
-    </w:p>
-    <w:p>
-      <w:pPr>
-        <w:pStyle w:val="Heading3"/>
-      </w:pPr>
-      <w:r>
-        <w:t>Why the result follows</w:t>
-      </w:r>
-    </w:p>
-    <w:p>
-      <w:pPr>
-        <w:spacing w:line="336" w:lineRule="auto" w:after="180"/>
-        <w:shd w:fill="F1F6FC"/>
-      </w:pPr>
-      <w:r>
-        <w:rPr>
-          <w:b w:val="0"/>
-        </w:rPr>
-        <w:t xml:space="preserve">Check </w:t>
-      </w:r>
-      <w:r>
-        <w:rPr>
-          <w:b/>
-        </w:rPr>
-        <w:t>missingness</w:t>
-      </w:r>
-      <w:r>
-        <w:rPr>
-          <w:b w:val="0"/>
-        </w:rPr>
-        <w:t xml:space="preserve">, physical validity, units and </w:t>
-      </w:r>
-      <w:r>
-        <w:rPr>
-          <w:b/>
-        </w:rPr>
-        <w:t>duplicate</w:t>
-      </w:r>
-      <w:r>
-        <w:rPr>
-          <w:b w:val="0"/>
-        </w:rPr>
-        <w:t xml:space="preserve"> identity. Investigate and document repair. Blind deletion can disproportionately remove a relevant condition.</w:t>
-      </w:r>
-    </w:p>
-    <w:p>
-      <w:pPr>
-        <w:pStyle w:val="Heading3"/>
-      </w:pPr>
-      <w:r>
-        <w:t>Explain the added worked example</w:t>
-      </w:r>
-    </w:p>
-    <w:p>
-      <w:pPr>
-        <w:pStyle w:val="Heading3"/>
-      </w:pPr>
-      <w:r>
-        <w:t>Explain the added worked example · 1</w:t>
-      </w:r>
-    </w:p>
-    <w:p>
-      <w:pPr>
-        <w:spacing w:line="336" w:lineRule="auto" w:after="180"/>
-      </w:pPr>
-      <w:r>
-        <w:rPr>
-          <w:b w:val="0"/>
-        </w:rPr>
-        <w:t xml:space="preserve">A dataset can look like a neat table and still contain missing outcomes, repeated records or impossible values. Before </w:t>
-      </w:r>
-      <w:r>
-        <w:rPr>
-          <w:b/>
-        </w:rPr>
-        <w:t>fitting</w:t>
-      </w:r>
-      <w:r>
-        <w:rPr>
-          <w:b w:val="0"/>
-        </w:rPr>
-        <w:t xml:space="preserve"> a model, inspect what one row represents and document where the table came from.</w:t>
-      </w:r>
-    </w:p>
-    <w:p>
-      <w:pPr>
-        <w:spacing w:line="336" w:lineRule="auto" w:after="180"/>
-      </w:pPr>
-      <w:r>
-        <w:rPr>
-          <w:b w:val="0"/>
-        </w:rPr>
-        <w:t xml:space="preserve">A </w:t>
-      </w:r>
-      <w:r>
-        <w:rPr>
-          <w:b/>
-        </w:rPr>
-        <w:t>dataset card</w:t>
-      </w:r>
-      <w:r>
-        <w:rPr>
-          <w:b w:val="0"/>
-        </w:rPr>
-        <w:t xml:space="preserve"> is a short record of its purpose, contents, collection, changes and limits. It helps another person decide whether the data suits a proposed use.</w:t>
-      </w:r>
-    </w:p>
-    <w:p>
-      <w:pPr>
-        <w:pStyle w:val="Heading3"/>
-      </w:pPr>
-      <w:r>
-        <w:t>Explain the added worked example · 2</w:t>
-      </w:r>
-    </w:p>
-    <w:p>
-      <w:pPr>
-        <w:spacing w:line="336" w:lineRule="auto" w:after="180"/>
-      </w:pPr>
-      <w:r>
-        <w:rPr>
-          <w:b w:val="0"/>
-        </w:rPr>
-        <w:t>Our source is a teacher-authored fictional export called Robot practice v1, created for this lesson. Each row is intended to describe one trip, with one unique trip ID and elapsed duration in minutes.</w:t>
-      </w:r>
-    </w:p>
-    <w:p>
-      <w:pPr>
-        <w:spacing w:line="336" w:lineRule="auto" w:after="180"/>
-      </w:pPr>
-      <w:r>
-        <w:rPr>
-          <w:b w:val="0"/>
-        </w:rPr>
-        <w:t xml:space="preserve">Durations may be zero or positive; None means unknown. All trips are described as indoor practice trips. No real robot measurements or personal records were collected, and there is no </w:t>
-      </w:r>
-      <w:r>
-        <w:rPr>
-          <w:b/>
-        </w:rPr>
-        <w:t>evidence</w:t>
-      </w:r>
-      <w:r>
-        <w:rPr>
-          <w:b w:val="0"/>
-        </w:rPr>
-        <w:t xml:space="preserve"> about outdoor performance.</w:t>
-      </w:r>
-    </w:p>
-    <w:p>
-      <w:pPr>
-        <w:spacing w:line="336" w:lineRule="auto" w:after="180"/>
-      </w:pPr>
-      <w:r>
-        <w:rPr>
-          <w:b w:val="0"/>
-        </w:rPr>
-        <w:t>Keep this raw version unchanged. At this stage a flag means investigate, not automatically delete or replace. A repeated ID might be a copied row or a problem with the supposed one-row-per-trip definition.</w:t>
-      </w:r>
-    </w:p>
-    <w:p>
-      <w:pPr>
-        <w:spacing w:line="336" w:lineRule="auto" w:after="180"/>
-      </w:pPr>
-      <w:r>
-        <w:rPr>
-          <w:b w:val="0"/>
-        </w:rPr>
-        <w:t xml:space="preserve">We need </w:t>
-      </w:r>
-      <w:r>
-        <w:rPr>
-          <w:b/>
-        </w:rPr>
-        <w:t>evidence</w:t>
-      </w:r>
-      <w:r>
-        <w:rPr>
-          <w:b w:val="0"/>
-        </w:rPr>
-        <w:t xml:space="preserve"> before deciding what happened.</w:t>
-      </w:r>
-    </w:p>
-    <w:p>
-      <w:pPr>
-        <w:pStyle w:val="Heading3"/>
-      </w:pPr>
-      <w:r>
-        <w:t>Explain the added worked example · 3</w:t>
-      </w:r>
-    </w:p>
-    <w:p>
-      <w:pPr>
-        <w:spacing w:line="336" w:lineRule="auto" w:after="180"/>
-      </w:pPr>
-      <w:r>
-        <w:rPr>
-          <w:b w:val="0"/>
-        </w:rPr>
-        <w:t xml:space="preserve">A set stores each distinct ID once. The </w:t>
-      </w:r>
-      <w:r>
-        <w:rPr>
-          <w:b/>
-        </w:rPr>
-        <w:t>output</w:t>
-      </w:r>
-      <w:r>
-        <w:rPr>
-          <w:b w:val="0"/>
-        </w:rPr>
-        <w:t xml:space="preserve"> is 5 4 2 1: five rows, four distinct IDs, two rows with unknown duration and one row with a negative duration. There is one extra occurrence beyond the four distinct IDs.</w:t>
-      </w:r>
-    </w:p>
-    <w:p>
-      <w:pPr>
-        <w:spacing w:line="336" w:lineRule="auto" w:after="180"/>
-      </w:pPr>
-      <w:r>
-        <w:rPr>
-          <w:b w:val="0"/>
-        </w:rPr>
-        <w:t>This is not a count of all rows in repeated-ID groups: both B rows belong to that group.</w:t>
-      </w:r>
-    </w:p>
-    <w:p>
-      <w:pPr>
-        <w:spacing w:line="336" w:lineRule="auto" w:after="180"/>
-      </w:pPr>
-      <w:r>
-        <w:rPr>
-          <w:b w:val="0"/>
-        </w:rPr>
-        <w:t xml:space="preserve">The code assumes every row is a pair and each duration is a number or None. It is a small audit, not full </w:t>
-      </w:r>
-      <w:r>
-        <w:rPr>
-          <w:b/>
-        </w:rPr>
-        <w:t>schema</w:t>
-      </w:r>
-      <w:r>
-        <w:rPr>
-          <w:b w:val="0"/>
-        </w:rPr>
-        <w:t xml:space="preserve"> validation. It does not check text values, units, source truth or whether IDs refer to real unique events.</w:t>
-      </w:r>
-    </w:p>
-    <w:p>
-      <w:pPr>
-        <w:spacing w:line="336" w:lineRule="auto" w:after="180"/>
-      </w:pPr>
-      <w:r>
-        <w:rPr>
-          <w:b w:val="0"/>
-        </w:rPr>
         <w:t>A successful run does not certify data quality.</w:t>
-      </w:r>
-    </w:p>
-    <w:p>
-      <w:pPr>
-        <w:pStyle w:val="Heading3"/>
-      </w:pPr>
-      <w:r>
-        <w:t>Key terms</w:t>
       </w:r>
     </w:p>
     <w:tbl>
@@ -1798,21 +1565,1064 @@
     </w:tbl>
     <w:p>
       <w:pPr>
+        <w:pStyle w:val="Heading2"/>
+      </w:pPr>
+      <w:r>
+        <w:t>Draft the card without certification claims</w:t>
+      </w:r>
+    </w:p>
+    <w:p>
+      <w:pPr>
+        <w:spacing w:line="336" w:lineRule="auto" w:after="180"/>
+      </w:pPr>
+      <w:r>
+        <w:rPr>
+          <w:b w:val="0"/>
+        </w:rPr>
+        <w:t>For Robot practice v1, record the purpose as practising inspection, the source as teacher-authored fictional data, and the row meaning as an intended single indoor trip.</w:t>
+      </w:r>
+    </w:p>
+    <w:p>
+      <w:pPr>
+        <w:spacing w:line="336" w:lineRule="auto" w:after="180"/>
+      </w:pPr>
+      <w:r>
+        <w:rPr>
+          <w:b w:val="0"/>
+        </w:rPr>
+        <w:t xml:space="preserve">Record the five-row count, the ID field, minutes as the duration unit and None as unknown. List the </w:t>
+      </w:r>
+      <w:r>
+        <w:rPr>
+          <w:b/>
+        </w:rPr>
+        <w:t>duplicate</w:t>
+      </w:r>
+      <w:r>
+        <w:rPr>
+          <w:b w:val="0"/>
+        </w:rPr>
+        <w:t>-ID and invalid-duration findings.</w:t>
+      </w:r>
+    </w:p>
+    <w:p>
+      <w:pPr>
+        <w:spacing w:line="336" w:lineRule="auto" w:after="180"/>
+      </w:pPr>
+      <w:r>
+        <w:rPr>
+          <w:b w:val="0"/>
+        </w:rPr>
+        <w:t>State that no cleaning has occurred, no train/test split is assigned, and no model has been evaluated.</w:t>
+      </w:r>
+    </w:p>
+    <w:p>
+      <w:pPr>
+        <w:spacing w:line="336" w:lineRule="auto" w:after="180"/>
+      </w:pPr>
+      <w:r>
+        <w:rPr>
+          <w:b w:val="0"/>
+        </w:rPr>
+        <w:t>Add intended use, excluded uses, known gaps, version and a contact or owner. Here the lesson teacher maintains the practice copy; its allowed classroom purpose is inspection practice.</w:t>
+      </w:r>
+    </w:p>
+    <w:p>
+      <w:pPr>
+        <w:spacing w:line="336" w:lineRule="auto" w:after="180"/>
+      </w:pPr>
+      <w:r>
+        <w:rPr>
+          <w:b w:val="0"/>
+        </w:rPr>
+        <w:t>Do not describe it as validated navigation data.</w:t>
+      </w:r>
+    </w:p>
+    <w:p>
+      <w:pPr>
+        <w:spacing w:line="336" w:lineRule="auto" w:after="180"/>
+      </w:pPr>
+      <w:r>
+        <w:rPr>
+          <w:b w:val="0"/>
+        </w:rPr>
+        <w:t>For a real external dataset, also verify its actual permission or licence and collection context; an absent field in the documentation is an unanswered question, not permission to invent a value.</w:t>
+      </w:r>
+    </w:p>
+    <w:p>
+      <w:pPr>
         <w:pStyle w:val="Heading3"/>
       </w:pPr>
       <w:r>
+        <w:t>What fraction of the five raw rows has unknown duration? Can you subtract two missing rows, one negative row and one extra ID occurrence from five to count distinct usable trips? Explain using the B rows.</w:t>
+      </w:r>
+    </w:p>
+    <w:p>
+      <w:r>
+        <w:t>________________________________________________________________</w:t>
+      </w:r>
+    </w:p>
+    <w:p>
+      <w:r>
+        <w:t>________________________________________________________________</w:t>
+      </w:r>
+    </w:p>
+    <w:p>
+      <w:r>
+        <w:t>________________________________________________________________</w:t>
+      </w:r>
+    </w:p>
+    <w:p>
+      <w:r>
+        <w:t>________________________________________________________________</w:t>
+      </w:r>
+    </w:p>
+    <w:p>
+      <w:r>
+        <w:t>________________________________________________________________</w:t>
+      </w:r>
+    </w:p>
+    <w:p>
+      <w:pPr>
+        <w:pStyle w:val="Heading2"/>
+      </w:pPr>
+      <w:r>
+        <w:t>Read the pictured heights</w:t>
+      </w:r>
+    </w:p>
+    <w:p>
+      <w:pPr>
+        <w:spacing w:line="336" w:lineRule="auto" w:after="180"/>
+      </w:pPr>
+      <w:r>
+        <w:rPr>
+          <w:b w:val="0"/>
+        </w:rPr>
+        <w:t xml:space="preserve">Spot a </w:t>
+      </w:r>
+      <w:r>
+        <w:rPr>
+          <w:b/>
+        </w:rPr>
+        <w:t>duplicate</w:t>
+      </w:r>
+      <w:r>
+        <w:rPr>
+          <w:b w:val="0"/>
+        </w:rPr>
+        <w:t xml:space="preserve">, an impossible value and a valid boundary before </w:t>
+      </w:r>
+      <w:r>
+        <w:rPr>
+          <w:b/>
+        </w:rPr>
+        <w:t>fitting</w:t>
+      </w:r>
+      <w:r>
+        <w:rPr>
+          <w:b w:val="0"/>
+        </w:rPr>
+        <w:t>.</w:t>
+      </w:r>
+    </w:p>
+    <w:p>
+      <w:pPr>
+        <w:spacing w:line="336" w:lineRule="auto" w:after="180"/>
+      </w:pPr>
+      <w:r>
+        <w:rPr>
+          <w:b w:val="0"/>
+        </w:rPr>
+        <w:t>Toy heights table: A=3, B=5, B=5, C=-2, D=0 cm. Each plant should have exactly one nonnegative height record.</w:t>
+      </w:r>
+    </w:p>
+    <w:p>
+      <w:pPr>
+        <w:spacing w:line="336" w:lineRule="auto" w:after="180"/>
+      </w:pPr>
+      <w:r>
+        <w:rPr>
+          <w:b w:val="0"/>
+        </w:rPr>
+        <w:t xml:space="preserve">All </w:t>
+      </w:r>
+      <w:r>
+        <w:rPr>
+          <w:b/>
+        </w:rPr>
+        <w:t>input</w:t>
+      </w:r>
+      <w:r>
+        <w:rPr>
+          <w:b w:val="0"/>
+        </w:rPr>
+        <w:t>s and outcomes in this worked example are invented classroom data; no real model run is claimed.</w:t>
+      </w:r>
+    </w:p>
+    <w:p>
+      <w:pPr>
+        <w:spacing w:line="336" w:lineRule="auto" w:after="180"/>
+      </w:pPr>
+      <w:r>
+        <w:rPr>
+          <w:b w:val="0"/>
+        </w:rPr>
+        <w:t>Keep the examples separate. Robot practice v1 has five raw rows, four distinct IDs, two missing-duration rows and one negative row; the extra B occurrence overlaps missingness. The pictured height table instead has A=3,B=5,B=5,C=-2,D=0 cm and no missing values. Its duplicate and invalid-value issues are separate.</w:t>
+      </w:r>
+    </w:p>
+    <w:p>
+      <w:pPr>
+        <w:spacing w:line="336" w:lineRule="auto" w:after="180"/>
+      </w:pPr>
+      <w:r>
+        <w:rPr>
+          <w:b w:val="0"/>
+        </w:rPr>
+        <w:t>A confirmed accidental copy can be removed only in a documented new version; resolving B does not repair C. Zero is allowed by both stated contracts, although validity does not establish measurement truth.</w:t>
+      </w:r>
+    </w:p>
+    <w:p>
+      <w:pPr>
+        <w:pStyle w:val="Heading2"/>
+      </w:pPr>
+      <w:r>
+        <w:t>Trace separate duplicate and invalid-value flags</w:t>
+      </w:r>
+    </w:p>
+    <w:p>
+      <w:r>
+        <w:drawing>
+          <wp:inline xmlns:a="http://schemas.openxmlformats.org/drawingml/2006/main" xmlns:pic="http://schemas.openxmlformats.org/drawingml/2006/picture">
+            <wp:extent cx="5486400" cy="3182112"/>
+            <wp:docPr id="1" name="Picture 1" descr="Count rows: Five raw rows represent four distinct IDs; B is duplicated. → Check schema: C violates the nonnegative-height rule; D=0 is valid under this contract. → Flag before fitting: Flag duplicate B and invalid C. Do not count B twice or silently replace C."/>
+            <wp:cNvGraphicFramePr>
+              <a:graphicFrameLocks noChangeAspect="1"/>
+            </wp:cNvGraphicFramePr>
+            <a:graphic>
+              <a:graphicData uri="http://schemas.openxmlformats.org/drawingml/2006/picture">
+                <pic:pic>
+                  <pic:nvPicPr>
+                    <pic:cNvPr id="0" name="academy-story-ai-4-5-02.png"/>
+                    <pic:cNvPicPr/>
+                  </pic:nvPicPr>
+                  <pic:blipFill>
+                    <a:blip r:embed="rId9"/>
+                    <a:stretch>
+                      <a:fillRect/>
+                    </a:stretch>
+                  </pic:blipFill>
+                  <pic:spPr>
+                    <a:xfrm>
+                      <a:off x="0" y="0"/>
+                      <a:ext cx="5486400" cy="3182112"/>
+                    </a:xfrm>
+                    <a:prstGeom prst="rect"/>
+                  </pic:spPr>
+                </pic:pic>
+              </a:graphicData>
+            </a:graphic>
+          </wp:inline>
+        </w:drawing>
+      </w:r>
+    </w:p>
+    <w:p>
+      <w:pPr>
+        <w:pStyle w:val="Heading3"/>
+      </w:pPr>
+      <w:r>
+        <w:t>Read the picture one step at a time</w:t>
+      </w:r>
+    </w:p>
+    <w:tbl>
+      <w:tblPr>
+        <w:tblStyle w:val="LightShading-Accent1"/>
+        <w:tblW w:type="auto" w:w="0"/>
+        <w:tblLook w:firstColumn="1" w:firstRow="1" w:lastColumn="0" w:lastRow="0" w:noHBand="0" w:noVBand="1" w:val="04A0"/>
+      </w:tblPr>
+      <w:tblGrid>
+        <w:gridCol w:w="5112"/>
+        <w:gridCol w:w="5112"/>
+      </w:tblGrid>
+      <w:tr>
+        <w:trPr>
+          <w:tblHeader/>
+        </w:trPr>
+        <w:tc>
+          <w:tcPr>
+            <w:tcW w:type="dxa" w:w="5112"/>
+          </w:tcPr>
+          <w:p>
+            <w:r>
+              <w:t>Step</w:t>
+            </w:r>
+          </w:p>
+        </w:tc>
+        <w:tc>
+          <w:tcPr>
+            <w:tcW w:type="dxa" w:w="5112"/>
+          </w:tcPr>
+          <w:p>
+            <w:r>
+              <w:t>What happens and why</w:t>
+            </w:r>
+          </w:p>
+        </w:tc>
+      </w:tr>
+      <w:tr>
+        <w:tc>
+          <w:tcPr>
+            <w:tcW w:type="dxa" w:w="5112"/>
+          </w:tcPr>
+          <w:p>
+            <w:r>
+              <w:t>1. Count rows</w:t>
+            </w:r>
+          </w:p>
+        </w:tc>
+        <w:tc>
+          <w:tcPr>
+            <w:tcW w:type="dxa" w:w="5112"/>
+          </w:tcPr>
+          <w:p>
+            <w:r>
+              <w:t>Five raw rows represent four distinct IDs; B is duplicated.</w:t>
+            </w:r>
+          </w:p>
+        </w:tc>
+      </w:tr>
+      <w:tr>
+        <w:tc>
+          <w:tcPr>
+            <w:tcW w:type="dxa" w:w="5112"/>
+          </w:tcPr>
+          <w:p>
+            <w:r>
+              <w:t>2. Check schema</w:t>
+            </w:r>
+          </w:p>
+        </w:tc>
+        <w:tc>
+          <w:tcPr>
+            <w:tcW w:type="dxa" w:w="5112"/>
+          </w:tcPr>
+          <w:p>
+            <w:r>
+              <w:t>C violates the nonnegative-height rule; D=0 is valid under this contract.</w:t>
+            </w:r>
+          </w:p>
+        </w:tc>
+      </w:tr>
+      <w:tr>
+        <w:tc>
+          <w:tcPr>
+            <w:tcW w:type="dxa" w:w="5112"/>
+          </w:tcPr>
+          <w:p>
+            <w:r>
+              <w:t>3. Flag before fitting</w:t>
+            </w:r>
+          </w:p>
+        </w:tc>
+        <w:tc>
+          <w:tcPr>
+            <w:tcW w:type="dxa" w:w="5112"/>
+          </w:tcPr>
+          <w:p>
+            <w:r>
+              <w:t>Flag duplicate B and invalid C. Do not count B twice or silently replace C.</w:t>
+            </w:r>
+          </w:p>
+        </w:tc>
+      </w:tr>
+    </w:tbl>
+    <w:p>
+      <w:r>
+        <w:t>Match each pictured step to the supplied facts. This is a worked teaching case, not an independent assessment.</w:t>
+      </w:r>
+    </w:p>
+    <w:p>
+      <w:pPr>
+        <w:spacing w:line="336" w:lineRule="auto" w:after="180"/>
+      </w:pPr>
+      <w:r>
+        <w:rPr>
+          <w:b w:val="0"/>
+        </w:rPr>
+        <w:t xml:space="preserve">Read the picture in order. Flag </w:t>
+      </w:r>
+      <w:r>
+        <w:rPr>
+          <w:b/>
+        </w:rPr>
+        <w:t>duplicate</w:t>
+      </w:r>
+      <w:r>
+        <w:rPr>
+          <w:b w:val="0"/>
+        </w:rPr>
+        <w:t xml:space="preserve"> B and invalid C. Do not count B twice or silently replace C. The arrows show which recorded </w:t>
+      </w:r>
+      <w:r>
+        <w:rPr>
+          <w:b/>
+        </w:rPr>
+        <w:t>input</w:t>
+      </w:r>
+      <w:r>
+        <w:rPr>
+          <w:b w:val="0"/>
+        </w:rPr>
+        <w:t xml:space="preserve"> or intermediate result each decision uses.</w:t>
+      </w:r>
+    </w:p>
+    <w:p>
+      <w:pPr>
+        <w:spacing w:line="336" w:lineRule="auto" w:after="180"/>
+      </w:pPr>
+      <w:r>
+        <w:rPr>
+          <w:b w:val="0"/>
+        </w:rPr>
+        <w:t>Explain the deciding step aloud before checking the changed case; pointing to the final answer alone does not show how it follows.</w:t>
+      </w:r>
+    </w:p>
+    <w:p>
+      <w:pPr>
+        <w:spacing w:line="336" w:lineRule="auto" w:after="180"/>
+      </w:pPr>
+      <w:r>
+        <w:rPr>
+          <w:b w:val="0"/>
+        </w:rPr>
+        <w:t xml:space="preserve">A plausible nonnegative value can still be incorrectly measured; </w:t>
+      </w:r>
+      <w:r>
+        <w:rPr>
+          <w:b/>
+        </w:rPr>
+        <w:t>schema</w:t>
+      </w:r>
+      <w:r>
+        <w:rPr>
+          <w:b w:val="0"/>
+        </w:rPr>
+        <w:t xml:space="preserve"> checks do not establish truth.</w:t>
+      </w:r>
+    </w:p>
+    <w:p>
+      <w:pPr>
+        <w:pStyle w:val="Heading2"/>
+      </w:pPr>
+      <w:r>
+        <w:t>Predict an evidenced duplicate removal</w:t>
+      </w:r>
+    </w:p>
+    <w:p>
+      <w:pPr>
+        <w:spacing w:line="336" w:lineRule="auto" w:after="180"/>
+      </w:pPr>
+      <w:r>
+        <w:rPr>
+          <w:b w:val="0"/>
+        </w:rPr>
+        <w:t xml:space="preserve">Change: The teacher confirms B’s second row is an accidental </w:t>
+      </w:r>
+      <w:r>
+        <w:rPr>
+          <w:b/>
+        </w:rPr>
+        <w:t>duplicate</w:t>
+      </w:r>
+      <w:r>
+        <w:rPr>
+          <w:b w:val="0"/>
+        </w:rPr>
+        <w:t>.</w:t>
+      </w:r>
+    </w:p>
+    <w:p>
+      <w:pPr>
+        <w:spacing w:line="336" w:lineRule="auto" w:after="180"/>
+      </w:pPr>
+      <w:r>
+        <w:rPr>
+          <w:b/>
+        </w:rPr>
+        <w:t>Prediction</w:t>
+      </w:r>
+      <w:r>
+        <w:rPr>
+          <w:b w:val="0"/>
+        </w:rPr>
+        <w:t xml:space="preserve">: Remove that </w:t>
+      </w:r>
+      <w:r>
+        <w:rPr>
+          <w:b/>
+        </w:rPr>
+        <w:t>duplicate</w:t>
+      </w:r>
+      <w:r>
+        <w:rPr>
+          <w:b w:val="0"/>
+        </w:rPr>
+        <w:t xml:space="preserve"> with a recorded reason; C still needs correction or explicit exclusion.</w:t>
+      </w:r>
+    </w:p>
+    <w:p>
+      <w:pPr>
+        <w:spacing w:line="336" w:lineRule="auto" w:after="180"/>
+      </w:pPr>
+      <w:r>
+        <w:rPr>
+          <w:b w:val="0"/>
+        </w:rPr>
+        <w:t>Reason: Resolving one defect does not resolve a separate impossible measurement.</w:t>
+      </w:r>
+    </w:p>
+    <w:p>
+      <w:pPr>
+        <w:pStyle w:val="Heading2"/>
+      </w:pPr>
+      <w:r>
+        <w:t>Optional unit/provenance explanation · reference / check after trying</w:t>
+      </w:r>
+    </w:p>
+    <w:p>
+      <w:pPr>
+        <w:spacing w:line="336" w:lineRule="auto" w:after="180"/>
+      </w:pPr>
+      <w:r>
+        <w:rPr>
+          <w:b w:val="0"/>
+        </w:rPr>
+        <w:t>Two fictional activity logs use different duration units. Log A records 180 seconds and Log B records 4 minutes.</w:t>
+      </w:r>
+    </w:p>
+    <w:p>
+      <w:pPr>
+        <w:spacing w:line="336" w:lineRule="auto" w:after="180"/>
+      </w:pPr>
+      <w:r>
+        <w:rPr>
+          <w:b w:val="0"/>
+        </w:rPr>
+        <w:t xml:space="preserve">Keep the </w:t>
+      </w:r>
+      <w:r>
+        <w:rPr>
+          <w:b/>
+        </w:rPr>
+        <w:t>raw value</w:t>
+      </w:r>
+      <w:r>
+        <w:rPr>
+          <w:b w:val="0"/>
+        </w:rPr>
+        <w:t>s, units and source labels; derive a shared unit so another learner can reproduce the comparison.</w:t>
+      </w:r>
+    </w:p>
+    <w:p>
+      <w:pPr>
+        <w:spacing w:line="336" w:lineRule="auto" w:after="180"/>
+      </w:pPr>
+      <w:r>
+        <w:rPr>
+          <w:b w:val="0"/>
+        </w:rPr>
+        <w:t xml:space="preserve">The script prints [3.0, 4]. The slash operator returns a floating-point result. The original dictionaries are unchanged. Assume nonnegative numeric </w:t>
+      </w:r>
+      <w:r>
+        <w:rPr>
+          <w:b/>
+        </w:rPr>
+        <w:t>raw value</w:t>
+      </w:r>
+      <w:r>
+        <w:rPr>
+          <w:b w:val="0"/>
+        </w:rPr>
+        <w:t>s have already been validated.</w:t>
+      </w:r>
+    </w:p>
+    <w:p>
+      <w:pPr>
+        <w:spacing w:line="336" w:lineRule="auto" w:after="180"/>
+      </w:pPr>
+      <w:r>
+        <w:rPr>
+          <w:b w:val="0"/>
+        </w:rPr>
+        <w:t>An unsupported unit produces None here and must be reported for review rather than included in arithmetic.</w:t>
+      </w:r>
+    </w:p>
+    <w:p>
+      <w:pPr>
+        <w:spacing w:line="336" w:lineRule="auto" w:after="180"/>
+      </w:pPr>
+      <w:r>
+        <w:rPr>
+          <w:b w:val="0"/>
+        </w:rPr>
+        <w:t>1.5 minutes and 0.0 minutes. Two minutes is longer. Exit: No. Mark it unresolved and ask for the unit definition. Do not include it as a known duration.</w:t>
+      </w:r>
+    </w:p>
+    <w:p>
+      <w:pPr>
+        <w:pStyle w:val="Heading2"/>
+      </w:pPr>
+      <w:r>
+        <w:t>Earlier wording, alternatives and picture transcripts · reference / check after trying</w:t>
+      </w:r>
+    </w:p>
+    <w:p>
+      <w:pPr>
+        <w:spacing w:line="336" w:lineRule="auto" w:after="180"/>
+      </w:pPr>
+      <w:r>
+        <w:rPr>
+          <w:b w:val="0"/>
+        </w:rPr>
+        <w:t>Explain the mechanism</w:t>
+      </w:r>
+    </w:p>
+    <w:p>
+      <w:pPr>
+        <w:spacing w:line="336" w:lineRule="auto" w:after="180"/>
+      </w:pPr>
+      <w:r>
+        <w:rPr>
+          <w:b w:val="0"/>
+        </w:rPr>
+        <w:t>Trace the information, fitted behavior, and evaluation proof separately.</w:t>
+      </w:r>
+    </w:p>
+    <w:p>
+      <w:pPr>
+        <w:spacing w:line="336" w:lineRule="auto" w:after="180"/>
+      </w:pPr>
+      <w:r>
+        <w:rPr>
+          <w:b w:val="0"/>
+        </w:rPr>
+        <w:t xml:space="preserve">QUESTION Produce a data-quality report before </w:t>
+      </w:r>
+      <w:r>
+        <w:rPr>
+          <w:b/>
+        </w:rPr>
+        <w:t>fitting</w:t>
+      </w:r>
+      <w:r>
+        <w:rPr>
+          <w:b w:val="0"/>
+        </w:rPr>
+        <w:t xml:space="preserve"> any model.</w:t>
+      </w:r>
+    </w:p>
+    <w:p>
+      <w:pPr>
+        <w:spacing w:line="336" w:lineRule="auto" w:after="180"/>
+      </w:pPr>
+      <w:r>
+        <w:rPr>
+          <w:b w:val="0"/>
+        </w:rPr>
+        <w:t xml:space="preserve">MODEL IDEA Dataset </w:t>
+      </w:r>
+      <w:r>
+        <w:rPr>
+          <w:b/>
+        </w:rPr>
+        <w:t>shape</w:t>
+      </w:r>
+      <w:r>
+        <w:rPr>
+          <w:b w:val="0"/>
+        </w:rPr>
+        <w:t xml:space="preserve">, types, </w:t>
+      </w:r>
+      <w:r>
+        <w:rPr>
+          <w:b/>
+        </w:rPr>
+        <w:t>range</w:t>
+      </w:r>
+      <w:r>
+        <w:rPr>
+          <w:b w:val="0"/>
+        </w:rPr>
+        <w:t xml:space="preserve">s, </w:t>
+      </w:r>
+      <w:r>
+        <w:rPr>
+          <w:b/>
+        </w:rPr>
+        <w:t>duplicate</w:t>
+      </w:r>
+      <w:r>
+        <w:rPr>
+          <w:b w:val="0"/>
+        </w:rPr>
+        <w:t xml:space="preserve">s, and </w:t>
+      </w:r>
+      <w:r>
+        <w:rPr>
+          <w:b/>
+        </w:rPr>
+        <w:t>missingness</w:t>
+      </w:r>
+      <w:r>
+        <w:rPr>
+          <w:b w:val="0"/>
+        </w:rPr>
+        <w:t xml:space="preserve"> determine whether modeling results can be trusted.</w:t>
+      </w:r>
+    </w:p>
+    <w:p>
+      <w:pPr>
+        <w:spacing w:line="336" w:lineRule="auto" w:after="180"/>
+      </w:pPr>
+      <w:r>
+        <w:rPr>
+          <w:b w:val="0"/>
+        </w:rPr>
+        <w:t>PROOF NEEDED Use an unseen case, visible calculation, error analysis, and a stated limitation.</w:t>
+      </w:r>
+    </w:p>
+    <w:p>
+      <w:pPr>
+        <w:spacing w:line="336" w:lineRule="auto" w:after="180"/>
+      </w:pPr>
+      <w:r>
+        <w:rPr>
+          <w:b w:val="0"/>
+        </w:rPr>
+        <w:t xml:space="preserve">UNDER THE HOOD Dataset </w:t>
+      </w:r>
+      <w:r>
+        <w:rPr>
+          <w:b/>
+        </w:rPr>
+        <w:t>shape</w:t>
+      </w:r>
+      <w:r>
+        <w:rPr>
+          <w:b w:val="0"/>
+        </w:rPr>
+        <w:t xml:space="preserve"> is 40 rows × 5 columns. Inspection finds 3 </w:t>
+      </w:r>
+      <w:r>
+        <w:rPr>
+          <w:b/>
+        </w:rPr>
+        <w:t>duplicate</w:t>
+      </w:r>
+      <w:r>
+        <w:rPr>
+          <w:b w:val="0"/>
+        </w:rPr>
+        <w:t xml:space="preserve"> rows and 4 missing light values.</w:t>
+      </w:r>
+    </w:p>
+    <w:p>
+      <w:pPr>
+        <w:spacing w:line="336" w:lineRule="auto" w:after="180"/>
+      </w:pPr>
+      <w:r>
+        <w:rPr>
+          <w:b w:val="0"/>
+        </w:rPr>
+        <w:t xml:space="preserve">Draw a fresh data → model → </w:t>
+      </w:r>
+      <w:r>
+        <w:rPr>
+          <w:b/>
+        </w:rPr>
+        <w:t>prediction</w:t>
+      </w:r>
+      <w:r>
+        <w:rPr>
+          <w:b w:val="0"/>
+        </w:rPr>
+        <w:t xml:space="preserve"> → evaluation trace:</w:t>
+      </w:r>
+    </w:p>
+    <w:p>
+      <w:pPr>
+        <w:spacing w:line="336" w:lineRule="auto" w:after="180"/>
+      </w:pPr>
+      <w:r>
+        <w:rPr>
+          <w:b w:val="0"/>
+        </w:rPr>
+        <w:t xml:space="preserve">Predict first. Then check each step. A correct answer without visible </w:t>
+      </w:r>
+      <w:r>
+        <w:rPr>
+          <w:b/>
+        </w:rPr>
+        <w:t>evidence</w:t>
+      </w:r>
+      <w:r>
+        <w:rPr>
+          <w:b w:val="0"/>
+        </w:rPr>
+        <w:t xml:space="preserve"> cannot be audited.</w:t>
+      </w:r>
+    </w:p>
+    <w:p>
+      <w:pPr>
+        <w:spacing w:line="336" w:lineRule="auto" w:after="180"/>
+      </w:pPr>
+      <w:r>
+        <w:rPr>
+          <w:b w:val="0"/>
+        </w:rPr>
+        <w:t xml:space="preserve">STEP 1 Dataset </w:t>
+      </w:r>
+      <w:r>
+        <w:rPr>
+          <w:b/>
+        </w:rPr>
+        <w:t>shape</w:t>
+      </w:r>
+      <w:r>
+        <w:rPr>
+          <w:b w:val="0"/>
+        </w:rPr>
+        <w:t xml:space="preserve"> is 40 rows × 5 columns.</w:t>
+      </w:r>
+    </w:p>
+    <w:p>
+      <w:pPr>
+        <w:spacing w:line="336" w:lineRule="auto" w:after="180"/>
+      </w:pPr>
+      <w:r>
+        <w:rPr>
+          <w:b w:val="0"/>
+        </w:rPr>
+        <w:t xml:space="preserve">STEP 2 Inspection finds 3 </w:t>
+      </w:r>
+      <w:r>
+        <w:rPr>
+          <w:b/>
+        </w:rPr>
+        <w:t>duplicate</w:t>
+      </w:r>
+      <w:r>
+        <w:rPr>
+          <w:b w:val="0"/>
+        </w:rPr>
+        <w:t xml:space="preserve"> rows and 4 missing light values.</w:t>
+      </w:r>
+    </w:p>
+    <w:p>
+      <w:pPr>
+        <w:spacing w:line="336" w:lineRule="auto" w:after="180"/>
+      </w:pPr>
+      <w:r>
+        <w:rPr>
+          <w:b w:val="0"/>
+        </w:rPr>
+        <w:t xml:space="preserve">STEP 3 Leaf widths </w:t>
+      </w:r>
+      <w:r>
+        <w:rPr>
+          <w:b/>
+        </w:rPr>
+        <w:t>range</w:t>
+      </w:r>
+      <w:r>
+        <w:rPr>
+          <w:b w:val="0"/>
+        </w:rPr>
+        <w:t xml:space="preserve"> from 0.4 to 48 cm; inspect the extreme value and unit.</w:t>
+      </w:r>
+    </w:p>
+    <w:p>
+      <w:pPr>
+        <w:spacing w:line="336" w:lineRule="auto" w:after="180"/>
+      </w:pPr>
+      <w:r>
+        <w:rPr>
+          <w:b w:val="0"/>
+        </w:rPr>
+        <w:t>STEP 4 Document, repair, or exclude by a stated rule—never silently delete inconvenient rows.</w:t>
+      </w:r>
+    </w:p>
+    <w:p>
+      <w:pPr>
+        <w:spacing w:line="336" w:lineRule="auto" w:after="180"/>
+      </w:pPr>
+      <w:r>
+        <w:rPr>
+          <w:b w:val="0"/>
+        </w:rPr>
+        <w:t>CHECK Verify the denominator, unit, split, class definition, and data version before interpreting a score.</w:t>
+      </w:r>
+    </w:p>
+    <w:p>
+      <w:pPr>
+        <w:spacing w:line="336" w:lineRule="auto" w:after="180"/>
+      </w:pPr>
+      <w:r>
+        <w:rPr>
+          <w:b w:val="0"/>
+        </w:rPr>
+        <w:t xml:space="preserve">Recalculate, retrace, or restate the </w:t>
+      </w:r>
+      <w:r>
+        <w:rPr>
+          <w:b/>
+        </w:rPr>
+        <w:t>evidence</w:t>
+      </w:r>
+      <w:r>
+        <w:rPr>
+          <w:b w:val="0"/>
+        </w:rPr>
+        <w:t xml:space="preserve"> independently:</w:t>
+      </w:r>
+    </w:p>
+    <w:p>
+      <w:pPr>
+        <w:pStyle w:val="Heading3"/>
+      </w:pPr>
+      <w:r>
+        <w:t>Concrete teaching case</w:t>
+      </w:r>
+    </w:p>
+    <w:p>
+      <w:pPr>
+        <w:spacing w:line="336" w:lineRule="auto" w:after="180"/>
+      </w:pPr>
+      <w:r>
+        <w:rPr>
+          <w:b w:val="0"/>
+        </w:rPr>
+        <w:t xml:space="preserve">Lengths include 5 cm, blank and -3 cm, plus a </w:t>
+      </w:r>
+      <w:r>
+        <w:rPr>
+          <w:b/>
+        </w:rPr>
+        <w:t>duplicate</w:t>
+      </w:r>
+      <w:r>
+        <w:rPr>
+          <w:b w:val="0"/>
+        </w:rPr>
+        <w:t xml:space="preserve"> photo row.</w:t>
+      </w:r>
+    </w:p>
+    <w:p>
+      <w:pPr>
+        <w:spacing w:line="336" w:lineRule="auto" w:after="180"/>
+      </w:pPr>
+      <w:r>
+        <w:rPr>
+          <w:b w:val="0"/>
+        </w:rPr>
+        <w:t>Name checks and a deletion risk.</w:t>
+      </w:r>
+    </w:p>
+    <w:p>
+      <w:pPr>
+        <w:pStyle w:val="Heading3"/>
+      </w:pPr>
+      <w:r>
+        <w:t>Exact explanation to model</w:t>
+      </w:r>
+    </w:p>
+    <w:p>
+      <w:pPr>
+        <w:spacing w:line="336" w:lineRule="auto" w:after="180"/>
+      </w:pPr>
+      <w:r>
+        <w:rPr>
+          <w:b w:val="0"/>
+        </w:rPr>
+        <w:t xml:space="preserve">Check </w:t>
+      </w:r>
+      <w:r>
+        <w:rPr>
+          <w:b/>
+        </w:rPr>
+        <w:t>missingness</w:t>
+      </w:r>
+      <w:r>
+        <w:rPr>
+          <w:b w:val="0"/>
+        </w:rPr>
+        <w:t xml:space="preserve">, physical validity, units and </w:t>
+      </w:r>
+      <w:r>
+        <w:rPr>
+          <w:b/>
+        </w:rPr>
+        <w:t>duplicate</w:t>
+      </w:r>
+      <w:r>
+        <w:rPr>
+          <w:b w:val="0"/>
+        </w:rPr>
+        <w:t xml:space="preserve"> identity. Investigate and document repair. Blind deletion can disproportionately remove a relevant condition.</w:t>
+      </w:r>
+    </w:p>
+    <w:p>
+      <w:pPr>
+        <w:pStyle w:val="Heading3"/>
+      </w:pPr>
+      <w:r>
+        <w:t>Explain the added worked example</w:t>
+      </w:r>
+    </w:p>
+    <w:p>
+      <w:pPr>
+        <w:pStyle w:val="Heading3"/>
+      </w:pPr>
+      <w:r>
+        <w:t>Key terms</w:t>
+      </w:r>
+    </w:p>
+    <w:p>
+      <w:pPr>
+        <w:pStyle w:val="Heading3"/>
+      </w:pPr>
+      <w:r>
         <w:t>Apply the connected idea: Units conversions and data provenance</w:t>
       </w:r>
     </w:p>
     <w:p>
       <w:pPr>
+        <w:pStyle w:val="Heading3"/>
+      </w:pPr>
+      <w:r>
+        <w:t>Model the reasoning aloud</w:t>
+      </w:r>
+    </w:p>
+    <w:p>
+      <w:pPr>
         <w:spacing w:line="336" w:lineRule="auto" w:after="180"/>
       </w:pPr>
       <w:r>
         <w:rPr>
           <w:b w:val="0"/>
         </w:rPr>
-        <w:t>Two fictional activity logs use different duration units. Log A records 180 seconds and Log B records 4 minutes.</w:t>
+        <w:t xml:space="preserve">Use the complete worked example below before asking learners to complete W2. Reveal a small part, invite a </w:t>
+      </w:r>
+      <w:r>
+        <w:rPr>
+          <w:b/>
+        </w:rPr>
+        <w:t>prediction</w:t>
+      </w:r>
+      <w:r>
+        <w:rPr>
+          <w:b w:val="0"/>
+        </w:rPr>
+        <w:t>, then explain the deciding step.</w:t>
       </w:r>
     </w:p>
     <w:p>
@@ -1823,241 +2633,7 @@
         <w:rPr>
           <w:b w:val="0"/>
         </w:rPr>
-        <w:t xml:space="preserve">Keep the </w:t>
-      </w:r>
-      <w:r>
-        <w:rPr>
-          <w:b/>
-        </w:rPr>
-        <w:t>raw value</w:t>
-      </w:r>
-      <w:r>
-        <w:rPr>
-          <w:b w:val="0"/>
-        </w:rPr>
-        <w:t>s, units and source labels; derive a shared unit so another learner can reproduce the comparison.</w:t>
-      </w:r>
-    </w:p>
-    <w:p>
-      <w:pPr>
-        <w:pStyle w:val="Heading3"/>
-      </w:pPr>
-      <w:r>
-        <w:t>Apply the connected idea: Units conversions and data provenance · 4</w:t>
-      </w:r>
-    </w:p>
-    <w:p>
-      <w:pPr>
-        <w:spacing w:line="336" w:lineRule="auto" w:after="180"/>
-      </w:pPr>
-      <w:r>
-        <w:rPr>
-          <w:b w:val="0"/>
-        </w:rPr>
-        <w:t xml:space="preserve">The script prints [3.0, 4]. The slash operator returns a floating-point result. The original dictionaries are unchanged. Assume nonnegative numeric </w:t>
-      </w:r>
-      <w:r>
-        <w:rPr>
-          <w:b/>
-        </w:rPr>
-        <w:t>raw value</w:t>
-      </w:r>
-      <w:r>
-        <w:rPr>
-          <w:b w:val="0"/>
-        </w:rPr>
-        <w:t>s have already been validated.</w:t>
-      </w:r>
-    </w:p>
-    <w:p>
-      <w:pPr>
-        <w:spacing w:line="336" w:lineRule="auto" w:after="180"/>
-      </w:pPr>
-      <w:r>
-        <w:rPr>
-          <w:b w:val="0"/>
-        </w:rPr>
-        <w:t>An unsupported unit produces None here and must be reported for review rather than included in arithmetic.</w:t>
-      </w:r>
-    </w:p>
-    <w:p>
-      <w:pPr>
-        <w:spacing w:line="336" w:lineRule="auto" w:after="180"/>
-      </w:pPr>
-      <w:r>
-        <w:rPr>
-          <w:b w:val="0"/>
-        </w:rPr>
-        <w:t>1.5 minutes and 0.0 minutes. Two minutes is longer. Exit: No. Mark it unresolved and ask for the unit definition. Do not include it as a known duration.</w:t>
-      </w:r>
-    </w:p>
-    <w:p>
-      <w:pPr>
-        <w:pStyle w:val="Heading3"/>
-      </w:pPr>
-      <w:r>
-        <w:t>Model the reasoning aloud</w:t>
-      </w:r>
-    </w:p>
-    <w:p>
-      <w:pPr>
-        <w:spacing w:line="336" w:lineRule="auto" w:after="180"/>
-      </w:pPr>
-      <w:r>
-        <w:rPr>
-          <w:b w:val="0"/>
-        </w:rPr>
-        <w:t xml:space="preserve">Use the complete worked example below before asking learners to complete W2. Reveal a small part, invite a </w:t>
-      </w:r>
-      <w:r>
-        <w:rPr>
-          <w:b/>
-        </w:rPr>
-        <w:t>prediction</w:t>
-      </w:r>
-      <w:r>
-        <w:rPr>
-          <w:b w:val="0"/>
-        </w:rPr>
-        <w:t>, then explain the deciding step.</w:t>
-      </w:r>
-    </w:p>
-    <w:p>
-      <w:pPr>
-        <w:spacing w:line="336" w:lineRule="auto" w:after="180"/>
-      </w:pPr>
-      <w:r>
-        <w:rPr>
-          <w:b w:val="0"/>
-        </w:rPr>
         <w:t>These teacher notes contain solutions; do not reveal the independent case answer during modelling.</w:t>
-      </w:r>
-    </w:p>
-    <w:p>
-      <w:pPr>
-        <w:pStyle w:val="Heading3"/>
-      </w:pPr>
-      <w:r>
-        <w:t>Model the reasoning aloud · 5</w:t>
-      </w:r>
-    </w:p>
-    <w:p>
-      <w:pPr>
-        <w:spacing w:line="336" w:lineRule="auto" w:after="180"/>
-      </w:pPr>
-      <w:r>
-        <w:rPr>
-          <w:b w:val="0"/>
-        </w:rPr>
-        <w:t>For Robot practice v1, record the purpose as practising inspection, the source as teacher-authored fictional data, and the row meaning as an intended single indoor trip.</w:t>
-      </w:r>
-    </w:p>
-    <w:p>
-      <w:pPr>
-        <w:spacing w:line="336" w:lineRule="auto" w:after="180"/>
-      </w:pPr>
-      <w:r>
-        <w:rPr>
-          <w:b w:val="0"/>
-        </w:rPr>
-        <w:t xml:space="preserve">Record the five-row count, the ID field, minutes as the duration unit and None as unknown. List the </w:t>
-      </w:r>
-      <w:r>
-        <w:rPr>
-          <w:b/>
-        </w:rPr>
-        <w:t>duplicate</w:t>
-      </w:r>
-      <w:r>
-        <w:rPr>
-          <w:b w:val="0"/>
-        </w:rPr>
-        <w:t>-ID and invalid-duration findings.</w:t>
-      </w:r>
-    </w:p>
-    <w:p>
-      <w:pPr>
-        <w:spacing w:line="336" w:lineRule="auto" w:after="180"/>
-      </w:pPr>
-      <w:r>
-        <w:rPr>
-          <w:b w:val="0"/>
-        </w:rPr>
-        <w:t>State that no cleaning has occurred, no train/test split is assigned, and no model has been evaluated.</w:t>
-      </w:r>
-    </w:p>
-    <w:p>
-      <w:pPr>
-        <w:pStyle w:val="Heading3"/>
-      </w:pPr>
-      <w:r>
-        <w:t>Model the reasoning aloud · 6</w:t>
-      </w:r>
-    </w:p>
-    <w:p>
-      <w:pPr>
-        <w:spacing w:line="336" w:lineRule="auto" w:after="180"/>
-      </w:pPr>
-      <w:r>
-        <w:rPr>
-          <w:b w:val="0"/>
-        </w:rPr>
-        <w:t>Add intended use, excluded uses, known gaps, version and a contact or owner. Here the lesson teacher maintains the practice copy; its allowed classroom purpose is inspection practice.</w:t>
-      </w:r>
-    </w:p>
-    <w:p>
-      <w:pPr>
-        <w:spacing w:line="336" w:lineRule="auto" w:after="180"/>
-      </w:pPr>
-      <w:r>
-        <w:rPr>
-          <w:b w:val="0"/>
-        </w:rPr>
-        <w:t>Do not describe it as validated navigation data.</w:t>
-      </w:r>
-    </w:p>
-    <w:p>
-      <w:pPr>
-        <w:spacing w:line="336" w:lineRule="auto" w:after="180"/>
-      </w:pPr>
-      <w:r>
-        <w:rPr>
-          <w:b w:val="0"/>
-        </w:rPr>
-        <w:t>For a real external dataset, also verify its actual permission or licence and collection context; an absent field in the documentation is an unanswered question, not permission to invent a value.</w:t>
-      </w:r>
-    </w:p>
-    <w:p>
-      <w:pPr>
-        <w:pStyle w:val="Heading3"/>
-      </w:pPr>
-      <w:r>
-        <w:t>What fraction of the five raw rows has unknown duration? Can you subtract two missing rows, one negative row and one extra ID occurrence from five to count distinct usable trips? Explain using the B rows.</w:t>
-      </w:r>
-    </w:p>
-    <w:p>
-      <w:r>
-        <w:t>________________________________________________________________</w:t>
-      </w:r>
-    </w:p>
-    <w:p>
-      <w:r>
-        <w:t>________________________________________________________________</w:t>
-      </w:r>
-    </w:p>
-    <w:p>
-      <w:r>
-        <w:t>________________________________________________________________</w:t>
-      </w:r>
-    </w:p>
-    <w:p>
-      <w:r>
-        <w:t>________________________________________________________________</w:t>
-      </w:r>
-    </w:p>
-    <w:p>
-      <w:r>
-        <w:t>________________________________________________________________</w:t>
       </w:r>
     </w:p>
     <w:tbl>
@@ -2183,97 +2759,10 @@
     </w:p>
     <w:p>
       <w:pPr>
-        <w:spacing w:line="336" w:lineRule="auto" w:after="180"/>
-      </w:pPr>
-      <w:r>
-        <w:rPr>
-          <w:b w:val="0"/>
-        </w:rPr>
-        <w:t xml:space="preserve">Spot a </w:t>
-      </w:r>
-      <w:r>
-        <w:rPr>
-          <w:b/>
-        </w:rPr>
-        <w:t>duplicate</w:t>
-      </w:r>
-      <w:r>
-        <w:rPr>
-          <w:b w:val="0"/>
-        </w:rPr>
-        <w:t xml:space="preserve">, an impossible value and a valid boundary before </w:t>
-      </w:r>
-      <w:r>
-        <w:rPr>
-          <w:b/>
-        </w:rPr>
-        <w:t>fitting</w:t>
-      </w:r>
-      <w:r>
-        <w:rPr>
-          <w:b w:val="0"/>
-        </w:rPr>
-        <w:t>.</w:t>
-      </w:r>
-    </w:p>
-    <w:p>
-      <w:pPr>
         <w:pStyle w:val="Heading3"/>
       </w:pPr>
       <w:r>
         <w:t>The facts we will use</w:t>
-      </w:r>
-    </w:p>
-    <w:p>
-      <w:pPr>
-        <w:pStyle w:val="Heading3"/>
-      </w:pPr>
-      <w:r>
-        <w:t>Supplied facts</w:t>
-      </w:r>
-    </w:p>
-    <w:p>
-      <w:pPr>
-        <w:spacing w:line="336" w:lineRule="auto" w:after="180"/>
-        <w:shd w:fill="F1F6FC"/>
-      </w:pPr>
-      <w:r>
-        <w:rPr>
-          <w:b w:val="0"/>
-        </w:rPr>
-        <w:t>Toy heights table: A=3, B=5, B=5, C=-2, D=0 cm. Each plant should have exactly one nonnegative height record.</w:t>
-      </w:r>
-    </w:p>
-    <w:p>
-      <w:pPr>
-        <w:pStyle w:val="Heading3"/>
-      </w:pPr>
-      <w:r>
-        <w:t>Supplied facts</w:t>
-      </w:r>
-    </w:p>
-    <w:p>
-      <w:pPr>
-        <w:spacing w:line="336" w:lineRule="auto" w:after="180"/>
-        <w:shd w:fill="F1F6FC"/>
-      </w:pPr>
-      <w:r>
-        <w:rPr>
-          <w:b w:val="0"/>
-        </w:rPr>
-        <w:t xml:space="preserve">All </w:t>
-      </w:r>
-      <w:r>
-        <w:rPr>
-          <w:b/>
-        </w:rPr>
-        <w:t>input</w:t>
-      </w:r>
-      <w:r>
-        <w:rPr>
-          <w:b w:val="0"/>
-        </w:rPr>
-        <w:t>s and outcomes in this worked example are invented classroom data; no real model run is claimed.</w:t>
       </w:r>
     </w:p>
     <w:p>
@@ -2281,7 +2770,7 @@
         <w:drawing>
           <wp:inline xmlns:a="http://schemas.openxmlformats.org/drawingml/2006/main" xmlns:pic="http://schemas.openxmlformats.org/drawingml/2006/picture">
             <wp:extent cx="5486400" cy="5225143"/>
-            <wp:docPr id="1" name="Picture 1" descr="Inspect Before Modeling. Count rows: Five raw rows represent four distinct IDs; B is duplicated.. Check schema: C violates the nonnegative-height rule; D=0 is valid under this contract.. Flag before fitting: Flag duplicate B and invalid C. Do not count B twice or silently replace C."/>
+            <wp:docPr id="2" name="Picture 2" descr="Inspect Before Modeling. Count rows: Five raw rows represent four distinct IDs; B is duplicated.. Check schema: C violates the nonnegative-height rule; D=0 is valid under this contract.. Flag before fitting: Flag duplicate B and invalid C. Do not count B twice or silently replace C."/>
             <wp:cNvGraphicFramePr>
               <a:graphicFrameLocks noChangeAspect="1"/>
             </wp:cNvGraphicFramePr>
@@ -2293,7 +2782,7 @@
                     <pic:cNvPicPr/>
                   </pic:nvPicPr>
                   <pic:blipFill>
-                    <a:blip r:embed="rId9"/>
+                    <a:blip r:embed="rId10"/>
                     <a:stretch>
                       <a:fillRect/>
                     </a:stretch>
@@ -2317,114 +2806,7 @@
         <w:pStyle w:val="Heading3"/>
       </w:pPr>
       <w:r>
-        <w:t>Read the picture one step at a time</w:t>
-      </w:r>
-    </w:p>
-    <w:tbl>
-      <w:tblPr>
-        <w:tblStyle w:val="LightShading-Accent1"/>
-        <w:tblW w:type="auto" w:w="0"/>
-        <w:tblLook w:firstColumn="1" w:firstRow="1" w:lastColumn="0" w:lastRow="0" w:noHBand="0" w:noVBand="1" w:val="04A0"/>
-      </w:tblPr>
-      <w:tblGrid>
-        <w:gridCol w:w="5112"/>
-        <w:gridCol w:w="5112"/>
-      </w:tblGrid>
-      <w:tr>
-        <w:trPr>
-          <w:tblHeader/>
-        </w:trPr>
-        <w:tc>
-          <w:tcPr>
-            <w:tcW w:type="dxa" w:w="5112"/>
-          </w:tcPr>
-          <w:p>
-            <w:r>
-              <w:t>Step</w:t>
-            </w:r>
-          </w:p>
-        </w:tc>
-        <w:tc>
-          <w:tcPr>
-            <w:tcW w:type="dxa" w:w="5112"/>
-          </w:tcPr>
-          <w:p>
-            <w:r>
-              <w:t>What happens and why</w:t>
-            </w:r>
-          </w:p>
-        </w:tc>
-      </w:tr>
-      <w:tr>
-        <w:tc>
-          <w:tcPr>
-            <w:tcW w:type="dxa" w:w="5112"/>
-          </w:tcPr>
-          <w:p>
-            <w:r>
-              <w:t>1. Count rows</w:t>
-            </w:r>
-          </w:p>
-        </w:tc>
-        <w:tc>
-          <w:tcPr>
-            <w:tcW w:type="dxa" w:w="5112"/>
-          </w:tcPr>
-          <w:p>
-            <w:r>
-              <w:t>Five raw rows represent four distinct IDs; B is duplicated.</w:t>
-            </w:r>
-          </w:p>
-        </w:tc>
-      </w:tr>
-      <w:tr>
-        <w:tc>
-          <w:tcPr>
-            <w:tcW w:type="dxa" w:w="5112"/>
-          </w:tcPr>
-          <w:p>
-            <w:r>
-              <w:t>2. Check schema</w:t>
-            </w:r>
-          </w:p>
-        </w:tc>
-        <w:tc>
-          <w:tcPr>
-            <w:tcW w:type="dxa" w:w="5112"/>
-          </w:tcPr>
-          <w:p>
-            <w:r>
-              <w:t>C violates the nonnegative-height rule; D=0 is valid under this contract.</w:t>
-            </w:r>
-          </w:p>
-        </w:tc>
-      </w:tr>
-      <w:tr>
-        <w:tc>
-          <w:tcPr>
-            <w:tcW w:type="dxa" w:w="5112"/>
-          </w:tcPr>
-          <w:p>
-            <w:r>
-              <w:t>3. Flag before fitting</w:t>
-            </w:r>
-          </w:p>
-        </w:tc>
-        <w:tc>
-          <w:tcPr>
-            <w:tcW w:type="dxa" w:w="5112"/>
-          </w:tcPr>
-          <w:p>
-            <w:r>
-              <w:t>Flag duplicate B and invalid C. Do not count B twice or silently replace C.</w:t>
-            </w:r>
-          </w:p>
-        </w:tc>
-      </w:tr>
-    </w:tbl>
-    <w:p>
-      <w:r>
-        <w:t>Match each pictured step to the supplied facts. This is a worked teaching case, not an independent assessment.</w:t>
+        <w:t>Why this result follows</w:t>
       </w:r>
     </w:p>
     <w:p>
@@ -2432,7 +2814,7 @@
         <w:pStyle w:val="Heading3"/>
       </w:pPr>
       <w:r>
-        <w:t>Why this result follows</w:t>
+        <w:t>What this example does not establish</w:t>
       </w:r>
     </w:p>
     <w:p>
@@ -2440,55 +2822,431 @@
         <w:pStyle w:val="Heading3"/>
       </w:pPr>
       <w:r>
-        <w:t>Why the result follows</w:t>
+        <w:t>Change one thing in the pictured case</w:t>
+      </w:r>
+    </w:p>
+    <w:p>
+      <w:pPr>
+        <w:pStyle w:val="Heading3"/>
+      </w:pPr>
+      <w:r>
+        <w:t>Ask while showing the picture</w:t>
       </w:r>
     </w:p>
     <w:p>
       <w:pPr>
         <w:spacing w:line="336" w:lineRule="auto" w:after="180"/>
-        <w:shd w:fill="F1F6FC"/>
-      </w:pPr>
-      <w:r>
-        <w:rPr>
-          <w:b w:val="0"/>
-        </w:rPr>
-        <w:t xml:space="preserve">Read the picture in order. Flag </w:t>
+      </w:pPr>
+      <w:r>
+        <w:rPr>
+          <w:b w:val="0"/>
+        </w:rPr>
+        <w:t xml:space="preserve">Cover the result. Ask learners to name the </w:t>
       </w:r>
       <w:r>
         <w:rPr>
           <w:b/>
         </w:rPr>
+        <w:t>input</w:t>
+      </w:r>
+      <w:r>
+        <w:rPr>
+          <w:b w:val="0"/>
+        </w:rPr>
+        <w:t xml:space="preserve">s and predict the next step. Uncover one step, connect the icon to the actual procedure, and explain its </w:t>
+      </w:r>
+      <w:r>
+        <w:rPr>
+          <w:b/>
+        </w:rPr>
+        <w:t>evidence</w:t>
+      </w:r>
+      <w:r>
+        <w:rPr>
+          <w:b w:val="0"/>
+        </w:rPr>
+        <w:t>. Then change the supplied condition and compare.</w:t>
+      </w:r>
+    </w:p>
+    <w:p>
+      <w:pPr>
+        <w:spacing w:line="336" w:lineRule="auto" w:after="180"/>
+      </w:pPr>
+      <w:r>
+        <w:rPr>
+          <w:b w:val="0"/>
+        </w:rPr>
+        <w:t>The picture is a representation; it does not document execution of a real AI model.</w:t>
+      </w:r>
+    </w:p>
+    <w:p>
+      <w:pPr>
+        <w:pStyle w:val="Heading1"/>
+      </w:pPr>
+      <w:r>
+        <w:t>03. Guide the calculation, then remove help</w:t>
+      </w:r>
+    </w:p>
+    <w:p>
+      <w:r>
+        <w:t>Collect each learner’s prediction before showing its key.</w:t>
+      </w:r>
+    </w:p>
+    <w:p>
+      <w:pPr>
+        <w:pStyle w:val="Heading2"/>
+      </w:pPr>
+      <w:r>
+        <w:t>Current completion task and checked key</w:t>
+      </w:r>
+    </w:p>
+    <w:p>
+      <w:pPr>
+        <w:spacing w:line="336" w:lineRule="auto" w:after="180"/>
+      </w:pPr>
+      <w:r>
+        <w:rPr>
+          <w:b w:val="0"/>
+        </w:rPr>
+        <w:t>Completion task: Explain each number in 5 4 2 1. How many extra ID occurrences are there, and how many rows belong to a repeated-ID group?</w:t>
+      </w:r>
+    </w:p>
+    <w:p>
+      <w:pPr>
+        <w:spacing w:line="336" w:lineRule="auto" w:after="180"/>
+      </w:pPr>
+      <w:r>
+        <w:rPr>
+          <w:b w:val="0"/>
+        </w:rPr>
+        <w:t>Teacher check: The numbers mean 5 raw rows, 4 distinct IDs, 2 missing durations and 1 negative duration. There is 1 extra ID occurrence; 2 rows belong to the repeated-ID group B. These are different counts.</w:t>
+      </w:r>
+    </w:p>
+    <w:p>
+      <w:pPr>
+        <w:spacing w:line="336" w:lineRule="auto" w:after="180"/>
+      </w:pPr>
+      <w:r>
+        <w:rPr>
+          <w:b w:val="0"/>
+        </w:rPr>
+        <w:t xml:space="preserve">Start by identifying the given </w:t>
+      </w:r>
+      <w:r>
+        <w:rPr>
+          <w:b/>
+        </w:rPr>
+        <w:t>input</w:t>
+      </w:r>
+      <w:r>
+        <w:rPr>
+          <w:b w:val="0"/>
+        </w:rPr>
+        <w:t>s together. Leave the intermediate steps blank. If needed, model one step, then withdraw that help on the next step. Move to a full trace only when the partial trace is understood.</w:t>
+      </w:r>
+    </w:p>
+    <w:p>
+      <w:pPr>
+        <w:spacing w:line="336" w:lineRule="auto" w:after="180"/>
+      </w:pPr>
+      <w:r>
+        <w:rPr>
+          <w:b w:val="0"/>
+        </w:rPr>
+        <w:t>For partners, alternate explainer and checker; collect a response from every learner before discussion.</w:t>
+      </w:r>
+    </w:p>
+    <w:p>
+      <w:pPr>
+        <w:pStyle w:val="Heading2"/>
+      </w:pPr>
+      <w:r>
+        <w:t>Individual misconception check</w:t>
+      </w:r>
+    </w:p>
+    <w:p>
+      <w:pPr>
+        <w:spacing w:line="336" w:lineRule="auto" w:after="180"/>
+      </w:pPr>
+      <w:r>
+        <w:rPr>
+          <w:b w:val="0"/>
+        </w:rPr>
+        <w:t>Use the worked case for Dataset inspection and cards. Proposed explanation: “A complete card certifies data quality”. Decide whether this explanation is supported.</w:t>
+      </w:r>
+    </w:p>
+    <w:p>
+      <w:pPr>
+        <w:spacing w:line="336" w:lineRule="auto" w:after="180"/>
+      </w:pPr>
+      <w:r>
+        <w:rPr>
+          <w:b w:val="0"/>
+        </w:rPr>
+        <w:t>Point to the step or supplied fact that decides; explain your repair if needed.</w:t>
+      </w:r>
+    </w:p>
+    <w:p>
+      <w:pPr>
+        <w:spacing w:line="336" w:lineRule="auto" w:after="180"/>
+      </w:pPr>
+      <w:r>
+        <w:rPr>
+          <w:b w:val="0"/>
+        </w:rPr>
+        <w:t xml:space="preserve">Expected correction: The card records </w:t>
+      </w:r>
+      <w:r>
+        <w:rPr>
+          <w:b/>
+        </w:rPr>
+        <w:t>evidence</w:t>
+      </w:r>
+      <w:r>
+        <w:rPr>
+          <w:b w:val="0"/>
+        </w:rPr>
+        <w:t xml:space="preserve"> and gaps; its claims still need checking. Documentation does not prove suitability.</w:t>
+      </w:r>
+    </w:p>
+    <w:p>
+      <w:pPr>
+        <w:spacing w:line="336" w:lineRule="auto" w:after="180"/>
+      </w:pPr>
+      <w:r>
+        <w:rPr>
+          <w:b w:val="0"/>
+        </w:rPr>
+        <w:t>Collect explanations, not only yes/no votes. If a misunderstanding is common, re-model the relevant step for the class.</w:t>
+      </w:r>
+    </w:p>
+    <w:p>
+      <w:pPr>
+        <w:spacing w:line="336" w:lineRule="auto" w:after="180"/>
+      </w:pPr>
+      <w:r>
+        <w:rPr>
+          <w:b w:val="0"/>
+        </w:rPr>
+        <w:t>If it affects a few learners, give a short targeted group explanation while others solve a more demanding variation.</w:t>
+      </w:r>
+    </w:p>
+    <w:p>
+      <w:pPr>
+        <w:pStyle w:val="Heading2"/>
+      </w:pPr>
+      <w:r>
+        <w:t>Pictorial question and changed-case reasoning</w:t>
+      </w:r>
+    </w:p>
+    <w:p>
+      <w:pPr>
+        <w:spacing w:line="336" w:lineRule="auto" w:after="180"/>
+      </w:pPr>
+      <w:r>
+        <w:rPr>
+          <w:b w:val="0"/>
+        </w:rPr>
+        <w:t xml:space="preserve">Which original information should the inspection log preserve? Point to the relevant step in the picture, then write the changed result and the rule or </w:t>
+      </w:r>
+      <w:r>
+        <w:rPr>
+          <w:b/>
+        </w:rPr>
+        <w:t>evidence</w:t>
+      </w:r>
+      <w:r>
+        <w:rPr>
+          <w:b w:val="0"/>
+        </w:rPr>
+        <w:t xml:space="preserve"> that supports it.</w:t>
+      </w:r>
+    </w:p>
+    <w:p>
+      <w:pPr>
+        <w:spacing w:line="336" w:lineRule="auto" w:after="180"/>
+      </w:pPr>
+      <w:r>
+        <w:rPr>
+          <w:b w:val="0"/>
+        </w:rPr>
+        <w:t xml:space="preserve">Keep raw row count 5, distinct IDs 4, </w:t>
+      </w:r>
+      <w:r>
+        <w:rPr>
+          <w:b/>
+        </w:rPr>
         <w:t>duplicate</w:t>
       </w:r>
       <w:r>
         <w:rPr>
           <w:b w:val="0"/>
         </w:rPr>
-        <w:t xml:space="preserve"> B and invalid C. Do not count B twice or silently replace C. The arrows show which recorded </w:t>
+        <w:t xml:space="preserve"> B and invalid C, plus any confirmed correction and its reason. Changed-case check: Remove that </w:t>
       </w:r>
       <w:r>
         <w:rPr>
           <w:b/>
         </w:rPr>
+        <w:t>duplicate</w:t>
+      </w:r>
+      <w:r>
+        <w:rPr>
+          <w:b w:val="0"/>
+        </w:rPr>
+        <w:t xml:space="preserve"> with a recorded reason; C still needs correction or explicit exclusion.</w:t>
+      </w:r>
+    </w:p>
+    <w:p>
+      <w:pPr>
+        <w:spacing w:line="336" w:lineRule="auto" w:after="180"/>
+      </w:pPr>
+      <w:r>
+        <w:rPr>
+          <w:b w:val="0"/>
+        </w:rPr>
+        <w:t>Resolving one defect does not resolve a separate impossible measurement.</w:t>
+      </w:r>
+    </w:p>
+    <w:p>
+      <w:pPr>
+        <w:spacing w:line="336" w:lineRule="auto" w:after="180"/>
+      </w:pPr>
+      <w:r>
+        <w:rPr>
+          <w:b w:val="0"/>
+        </w:rPr>
+        <w:t xml:space="preserve">Changed-case reasoning: Remove that </w:t>
+      </w:r>
+      <w:r>
+        <w:rPr>
+          <w:b/>
+        </w:rPr>
+        <w:t>duplicate</w:t>
+      </w:r>
+      <w:r>
+        <w:rPr>
+          <w:b w:val="0"/>
+        </w:rPr>
+        <w:t xml:space="preserve"> with a recorded reason; C still needs correction or explicit exclusion. Resolving one defect does not resolve a separate impossible measurement.</w:t>
+      </w:r>
+    </w:p>
+    <w:p>
+      <w:pPr>
+        <w:spacing w:line="336" w:lineRule="auto" w:after="180"/>
+      </w:pPr>
+      <w:r>
+        <w:rPr>
+          <w:b w:val="0"/>
+        </w:rPr>
+        <w:t xml:space="preserve">Collect each learner’s explanation before discussion. Use the first missing connection between </w:t>
+      </w:r>
+      <w:r>
+        <w:rPr>
+          <w:b/>
+        </w:rPr>
         <w:t>input</w:t>
       </w:r>
       <w:r>
         <w:rPr>
           <w:b w:val="0"/>
         </w:rPr>
-        <w:t xml:space="preserve"> or intermediate result each decision uses.</w:t>
+        <w:t xml:space="preserve">, deciding step and result to choose support. This question is worked-case practice, not fresh mastery </w:t>
+      </w:r>
+      <w:r>
+        <w:rPr>
+          <w:b/>
+        </w:rPr>
+        <w:t>evidence</w:t>
+      </w:r>
+      <w:r>
+        <w:rPr>
+          <w:b w:val="0"/>
+        </w:rPr>
+        <w:t>.</w:t>
+      </w:r>
+    </w:p>
+    <w:p>
+      <w:pPr>
+        <w:pStyle w:val="Heading2"/>
+      </w:pPr>
+      <w:r>
+        <w:t>Keep each learner explaining</w:t>
       </w:r>
     </w:p>
     <w:p>
       <w:pPr>
         <w:spacing w:line="336" w:lineRule="auto" w:after="180"/>
-        <w:shd w:fill="F1F6FC"/>
-      </w:pPr>
-      <w:r>
-        <w:rPr>
-          <w:b w:val="0"/>
-        </w:rPr>
-        <w:t>Explain the deciding step aloud before checking the changed case; pointing to the final answer alone does not show how it follows.</w:t>
+      </w:pPr>
+      <w:r>
+        <w:rPr>
+          <w:b w:val="0"/>
+        </w:rPr>
+        <w:t>Ask: Which facts are given, and which would we have to assume? Learners mark relevant details before discussing answers.</w:t>
+      </w:r>
+    </w:p>
+    <w:p>
+      <w:pPr>
+        <w:spacing w:line="336" w:lineRule="auto" w:after="180"/>
+      </w:pPr>
+      <w:r>
+        <w:rPr>
+          <w:b w:val="0"/>
+        </w:rPr>
+        <w:t>Say: Predict first. Show the rule, information path or calculation that would produce the result. A correct guess is not yet an explanation.</w:t>
+      </w:r>
+    </w:p>
+    <w:p>
+      <w:pPr>
+        <w:spacing w:line="336" w:lineRule="auto" w:after="180"/>
+      </w:pPr>
+      <w:r>
+        <w:rPr>
+          <w:b w:val="0"/>
+        </w:rPr>
+        <w:t xml:space="preserve">In pairs, one learner solves while the other checks </w:t>
+      </w:r>
+      <w:r>
+        <w:rPr>
+          <w:b/>
+        </w:rPr>
+        <w:t>evidence</w:t>
+      </w:r>
+      <w:r>
+        <w:rPr>
+          <w:b w:val="0"/>
+        </w:rPr>
+        <w:t>; exchange roles. Remove the worked answer before independent assessment.</w:t>
+      </w:r>
+    </w:p>
+    <w:p>
+      <w:pPr>
+        <w:pStyle w:val="Heading2"/>
+      </w:pPr>
+      <w:r>
+        <w:t>Earlier wording, alternatives and picture transcripts · reference / check after trying</w:t>
+      </w:r>
+    </w:p>
+    <w:p>
+      <w:pPr>
+        <w:spacing w:line="336" w:lineRule="auto" w:after="180"/>
+      </w:pPr>
+      <w:r>
+        <w:rPr>
+          <w:b w:val="0"/>
+        </w:rPr>
+        <w:t>Compact alternative: this two-session sequence covers selected core tasks. Use the three-session weekly plan for the full lesson, independent transfer, feedback and project work; allow extra time for extensions.</w:t>
+      </w:r>
+    </w:p>
+    <w:p>
+      <w:pPr>
+        <w:spacing w:line="336" w:lineRule="auto" w:after="180"/>
+      </w:pPr>
+      <w:r>
+        <w:rPr>
+          <w:b w:val="0"/>
+        </w:rPr>
+        <w:t>Demonstrate and guide practice</w:t>
       </w:r>
     </w:p>
     <w:p>
@@ -2496,7 +3254,99 @@
         <w:pStyle w:val="Heading3"/>
       </w:pPr>
       <w:r>
-        <w:t>What this example does not establish</w:t>
+        <w:t>Board sequence</w:t>
+      </w:r>
+    </w:p>
+    <w:p>
+      <w:pPr>
+        <w:spacing w:line="336" w:lineRule="auto" w:after="180"/>
+      </w:pPr>
+      <w:r>
+        <w:rPr>
+          <w:b w:val="0"/>
+        </w:rPr>
+        <w:t xml:space="preserve">Write the given facts: Lengths include 5 cm, blank and -3 cm, plus a </w:t>
+      </w:r>
+      <w:r>
+        <w:rPr>
+          <w:b/>
+        </w:rPr>
+        <w:t>duplicate</w:t>
+      </w:r>
+      <w:r>
+        <w:rPr>
+          <w:b w:val="0"/>
+        </w:rPr>
+        <w:t xml:space="preserve"> photo row.</w:t>
+      </w:r>
+    </w:p>
+    <w:p>
+      <w:pPr>
+        <w:spacing w:line="336" w:lineRule="auto" w:after="180"/>
+      </w:pPr>
+      <w:r>
+        <w:rPr>
+          <w:b w:val="0"/>
+        </w:rPr>
+        <w:t>Write the question to explain: Name checks and a deletion risk.</w:t>
+      </w:r>
+    </w:p>
+    <w:p>
+      <w:pPr>
+        <w:spacing w:line="336" w:lineRule="auto" w:after="180"/>
+      </w:pPr>
+      <w:r>
+        <w:rPr>
+          <w:b w:val="0"/>
+        </w:rPr>
+        <w:t xml:space="preserve">Reveal after </w:t>
+      </w:r>
+      <w:r>
+        <w:rPr>
+          <w:b/>
+        </w:rPr>
+        <w:t>prediction</w:t>
+      </w:r>
+      <w:r>
+        <w:rPr>
+          <w:b w:val="0"/>
+        </w:rPr>
+        <w:t xml:space="preserve">s: Check </w:t>
+      </w:r>
+      <w:r>
+        <w:rPr>
+          <w:b/>
+        </w:rPr>
+        <w:t>missingness</w:t>
+      </w:r>
+      <w:r>
+        <w:rPr>
+          <w:b w:val="0"/>
+        </w:rPr>
+        <w:t xml:space="preserve">, physical validity, units and </w:t>
+      </w:r>
+      <w:r>
+        <w:rPr>
+          <w:b/>
+        </w:rPr>
+        <w:t>duplicate</w:t>
+      </w:r>
+      <w:r>
+        <w:rPr>
+          <w:b w:val="0"/>
+        </w:rPr>
+        <w:t xml:space="preserve"> identity. Investigate and document repair. Blind deletion can disproportionately remove a relevant condition.</w:t>
+      </w:r>
+    </w:p>
+    <w:p>
+      <w:pPr>
+        <w:spacing w:line="336" w:lineRule="auto" w:after="180"/>
+      </w:pPr>
+      <w:r>
+        <w:rPr>
+          <w:b w:val="0"/>
+        </w:rPr>
+        <w:t>Use the earlier transfer question as additional practice. Reserve the fresh six-row indoor export for the first individual attempt and record support used.</w:t>
       </w:r>
     </w:p>
     <w:p>
@@ -2504,442 +3354,18 @@
         <w:pStyle w:val="Heading3"/>
       </w:pPr>
       <w:r>
-        <w:t>Keep the stated limit</w:t>
+        <w:t>Classroom dialogue</w:t>
       </w:r>
     </w:p>
     <w:p>
       <w:pPr>
         <w:spacing w:line="336" w:lineRule="auto" w:after="180"/>
-        <w:shd w:fill="FFF5E6"/>
-      </w:pPr>
-      <w:r>
-        <w:rPr>
-          <w:b w:val="0"/>
-        </w:rPr>
-        <w:t xml:space="preserve">A plausible nonnegative value can still be incorrectly measured; </w:t>
-      </w:r>
-      <w:r>
-        <w:rPr>
-          <w:b/>
-        </w:rPr>
-        <w:t>schema</w:t>
-      </w:r>
-      <w:r>
-        <w:rPr>
-          <w:b w:val="0"/>
-        </w:rPr>
-        <w:t xml:space="preserve"> checks do not establish truth.</w:t>
-      </w:r>
-    </w:p>
-    <w:p>
-      <w:pPr>
-        <w:pStyle w:val="Heading3"/>
-      </w:pPr>
-      <w:r>
-        <w:t>Change one thing in the pictured case</w:t>
-      </w:r>
-    </w:p>
-    <w:p>
-      <w:pPr>
-        <w:pStyle w:val="Heading3"/>
-      </w:pPr>
-      <w:r>
-        <w:t>Change one thing</w:t>
-      </w:r>
-    </w:p>
-    <w:p>
-      <w:pPr>
-        <w:spacing w:line="336" w:lineRule="auto" w:after="180"/>
-        <w:shd w:fill="F5F1FB"/>
-      </w:pPr>
-      <w:r>
-        <w:rPr>
-          <w:b w:val="0"/>
-        </w:rPr>
-        <w:t xml:space="preserve">Change: The teacher confirms B’s second row is an accidental </w:t>
-      </w:r>
-      <w:r>
-        <w:rPr>
-          <w:b/>
-        </w:rPr>
-        <w:t>duplicate</w:t>
-      </w:r>
-      <w:r>
-        <w:rPr>
-          <w:b w:val="0"/>
-        </w:rPr>
-        <w:t>.</w:t>
-      </w:r>
-    </w:p>
-    <w:p>
-      <w:pPr>
-        <w:pStyle w:val="Heading3"/>
-      </w:pPr>
-      <w:r>
-        <w:t>Predicted result</w:t>
-      </w:r>
-    </w:p>
-    <w:p>
-      <w:pPr>
-        <w:spacing w:line="336" w:lineRule="auto" w:after="180"/>
-        <w:shd w:fill="F1F6FC"/>
-      </w:pPr>
-      <w:r>
-        <w:rPr>
-          <w:b/>
-        </w:rPr>
-        <w:t>Prediction</w:t>
-      </w:r>
-      <w:r>
-        <w:rPr>
-          <w:b w:val="0"/>
-        </w:rPr>
-        <w:t xml:space="preserve">: Remove that </w:t>
-      </w:r>
-      <w:r>
-        <w:rPr>
-          <w:b/>
-        </w:rPr>
-        <w:t>duplicate</w:t>
-      </w:r>
-      <w:r>
-        <w:rPr>
-          <w:b w:val="0"/>
-        </w:rPr>
-        <w:t xml:space="preserve"> with a recorded reason; C still needs correction or explicit exclusion.</w:t>
-      </w:r>
-    </w:p>
-    <w:p>
-      <w:pPr>
-        <w:pStyle w:val="Heading3"/>
-      </w:pPr>
-      <w:r>
-        <w:t>Why the result follows</w:t>
-      </w:r>
-    </w:p>
-    <w:p>
-      <w:pPr>
-        <w:spacing w:line="336" w:lineRule="auto" w:after="180"/>
-        <w:shd w:fill="F1F6FC"/>
-      </w:pPr>
-      <w:r>
-        <w:rPr>
-          <w:b w:val="0"/>
-        </w:rPr>
-        <w:t>Reason: Resolving one defect does not resolve a separate impossible measurement.</w:t>
-      </w:r>
-    </w:p>
-    <w:p>
-      <w:pPr>
-        <w:pStyle w:val="Heading3"/>
-      </w:pPr>
-      <w:r>
-        <w:t>Ask while showing the picture</w:t>
-      </w:r>
-    </w:p>
-    <w:p>
-      <w:pPr>
-        <w:pStyle w:val="Heading3"/>
-      </w:pPr>
-      <w:r>
-        <w:t>Ask while showing the picture · 7</w:t>
-      </w:r>
-    </w:p>
-    <w:p>
-      <w:pPr>
-        <w:spacing w:line="336" w:lineRule="auto" w:after="180"/>
-      </w:pPr>
-      <w:r>
-        <w:rPr>
-          <w:b w:val="0"/>
-        </w:rPr>
-        <w:t xml:space="preserve">Cover the result. Ask learners to name the </w:t>
-      </w:r>
-      <w:r>
-        <w:rPr>
-          <w:b/>
-        </w:rPr>
-        <w:t>input</w:t>
-      </w:r>
-      <w:r>
-        <w:rPr>
-          <w:b w:val="0"/>
-        </w:rPr>
-        <w:t xml:space="preserve">s and predict the next step. Uncover one step, connect the icon to the actual procedure, and explain its </w:t>
-      </w:r>
-      <w:r>
-        <w:rPr>
-          <w:b/>
-        </w:rPr>
-        <w:t>evidence</w:t>
-      </w:r>
-      <w:r>
-        <w:rPr>
-          <w:b w:val="0"/>
-        </w:rPr>
-        <w:t>. Then change the supplied condition and compare.</w:t>
-      </w:r>
-    </w:p>
-    <w:p>
-      <w:pPr>
-        <w:spacing w:line="336" w:lineRule="auto" w:after="180"/>
-      </w:pPr>
-      <w:r>
-        <w:rPr>
-          <w:b w:val="0"/>
-        </w:rPr>
-        <w:t>The picture is a representation; it does not document execution of a real AI model.</w:t>
-      </w:r>
-    </w:p>
-    <w:p>
-      <w:pPr>
-        <w:pStyle w:val="Heading1"/>
-      </w:pPr>
-      <w:r>
-        <w:t>03. Demonstrate and guide practice</w:t>
-      </w:r>
-    </w:p>
-    <w:p>
-      <w:r>
-        <w:t>Demonstrate Inspect Before Modeling, reduce support deliberately and check individual reasoning before discussing answers.</w:t>
-      </w:r>
-    </w:p>
-    <w:p>
-      <w:pPr>
-        <w:pStyle w:val="Heading3"/>
-      </w:pPr>
-      <w:r>
-        <w:t>Choose the pacing route</w:t>
-      </w:r>
-    </w:p>
-    <w:p>
-      <w:pPr>
-        <w:spacing w:line="336" w:lineRule="auto" w:after="180"/>
-        <w:shd w:fill="F1F6F8"/>
-      </w:pPr>
-      <w:r>
-        <w:rPr>
-          <w:b w:val="0"/>
-        </w:rPr>
-        <w:t>Compact alternative: this two-session sequence covers selected core tasks. Use the three-session weekly plan for the full lesson, independent transfer, feedback and project work; allow extra time for extensions.</w:t>
-      </w:r>
-    </w:p>
-    <w:p>
-      <w:pPr>
-        <w:pStyle w:val="Heading3"/>
-      </w:pPr>
-      <w:r>
-        <w:t>Board sequence</w:t>
-      </w:r>
-    </w:p>
-    <w:p>
-      <w:pPr>
-        <w:pStyle w:val="Heading3"/>
-      </w:pPr>
-      <w:r>
-        <w:t>1. Put the facts on the board</w:t>
-      </w:r>
-    </w:p>
-    <w:p>
-      <w:pPr>
-        <w:spacing w:line="336" w:lineRule="auto" w:after="180"/>
-        <w:shd w:fill="F4F9FC"/>
-      </w:pPr>
-      <w:r>
-        <w:rPr>
-          <w:b w:val="0"/>
-        </w:rPr>
-        <w:t xml:space="preserve">Write the given facts: Lengths include 5 cm, blank and -3 cm, plus a </w:t>
-      </w:r>
-      <w:r>
-        <w:rPr>
-          <w:b/>
-        </w:rPr>
-        <w:t>duplicate</w:t>
-      </w:r>
-      <w:r>
-        <w:rPr>
-          <w:b w:val="0"/>
-        </w:rPr>
-        <w:t xml:space="preserve"> photo row.</w:t>
-      </w:r>
-    </w:p>
-    <w:p>
-      <w:pPr>
-        <w:pStyle w:val="Heading3"/>
-      </w:pPr>
-      <w:r>
-        <w:t>2. State the decision to explain</w:t>
-      </w:r>
-    </w:p>
-    <w:p>
-      <w:pPr>
-        <w:spacing w:line="336" w:lineRule="auto" w:after="180"/>
-        <w:shd w:fill="F4F9FC"/>
-      </w:pPr>
-      <w:r>
-        <w:rPr>
-          <w:b w:val="0"/>
-        </w:rPr>
-        <w:t>Write the question to explain: Name checks and a deletion risk.</w:t>
-      </w:r>
-    </w:p>
-    <w:p>
-      <w:pPr>
-        <w:pStyle w:val="Heading3"/>
-      </w:pPr>
-      <w:r>
-        <w:t>3. Reveal the worked reasoning</w:t>
-      </w:r>
-    </w:p>
-    <w:p>
-      <w:pPr>
-        <w:spacing w:line="336" w:lineRule="auto" w:after="180"/>
-        <w:shd w:fill="F1F6FC"/>
-      </w:pPr>
-      <w:r>
-        <w:rPr>
-          <w:b w:val="0"/>
-        </w:rPr>
-        <w:t xml:space="preserve">Reveal after </w:t>
-      </w:r>
-      <w:r>
-        <w:rPr>
-          <w:b/>
-        </w:rPr>
-        <w:t>prediction</w:t>
-      </w:r>
-      <w:r>
-        <w:rPr>
-          <w:b w:val="0"/>
-        </w:rPr>
-        <w:t xml:space="preserve">s: Check </w:t>
-      </w:r>
-      <w:r>
-        <w:rPr>
-          <w:b/>
-        </w:rPr>
-        <w:t>missingness</w:t>
-      </w:r>
-      <w:r>
-        <w:rPr>
-          <w:b w:val="0"/>
-        </w:rPr>
-        <w:t xml:space="preserve">, physical validity, units and </w:t>
-      </w:r>
-      <w:r>
-        <w:rPr>
-          <w:b/>
-        </w:rPr>
-        <w:t>duplicate</w:t>
-      </w:r>
-      <w:r>
-        <w:rPr>
-          <w:b w:val="0"/>
-        </w:rPr>
-        <w:t xml:space="preserve"> identity. Investigate and document repair. Blind deletion can disproportionately remove a relevant condition.</w:t>
-      </w:r>
-    </w:p>
-    <w:p>
-      <w:pPr>
-        <w:pStyle w:val="Heading3"/>
-      </w:pPr>
-      <w:r>
-        <w:t>Hold back the independent task</w:t>
-      </w:r>
-    </w:p>
-    <w:p>
-      <w:pPr>
-        <w:spacing w:line="336" w:lineRule="auto" w:after="180"/>
-        <w:shd w:fill="FFF5E6"/>
-      </w:pPr>
-      <w:r>
-        <w:rPr>
-          <w:b w:val="0"/>
-        </w:rPr>
-        <w:t>Keep for an independent attempt: A table has height_cm values 12, 15, -8 and a blank. Identify two issues and a suitable first action.</w:t>
-      </w:r>
-    </w:p>
-    <w:p>
-      <w:pPr>
-        <w:pStyle w:val="Heading3"/>
-      </w:pPr>
-      <w:r>
-        <w:t>Classroom dialogue</w:t>
-      </w:r>
-    </w:p>
-    <w:p>
-      <w:pPr>
-        <w:pStyle w:val="Heading3"/>
-      </w:pPr>
-      <w:r>
-        <w:t>Ask the class</w:t>
-      </w:r>
-    </w:p>
-    <w:p>
-      <w:pPr>
-        <w:spacing w:line="336" w:lineRule="auto" w:after="180"/>
-        <w:shd w:fill="F5F1FB"/>
-      </w:pPr>
-      <w:r>
-        <w:rPr>
-          <w:b w:val="0"/>
-        </w:rPr>
-        <w:t>Ask: Which facts are given, and which would we have to assume? Learners mark relevant details before discussing answers.</w:t>
-      </w:r>
-    </w:p>
-    <w:p>
-      <w:pPr>
-        <w:pStyle w:val="Heading3"/>
-      </w:pPr>
-      <w:r>
-        <w:t>Language to model</w:t>
-      </w:r>
-    </w:p>
-    <w:p>
-      <w:pPr>
-        <w:spacing w:line="336" w:lineRule="auto" w:after="180"/>
-        <w:shd w:fill="F1F6F8"/>
-      </w:pPr>
-      <w:r>
-        <w:rPr>
-          <w:b w:val="0"/>
-        </w:rPr>
-        <w:t>Say: Predict first. Show the rule, information path or calculation that would produce the result. A correct guess is not yet an explanation.</w:t>
-      </w:r>
-    </w:p>
-    <w:p>
-      <w:pPr>
-        <w:spacing w:line="336" w:lineRule="auto" w:after="180"/>
       </w:pPr>
       <w:r>
         <w:rPr>
           <w:b w:val="0"/>
         </w:rPr>
         <w:t>Reveal reasoning one step at a time. Explain why a tempting alternative fails. Write units and denominators for arithmetic, trace conditions for decisions, and identify supporting sources for claims.</w:t>
-      </w:r>
-    </w:p>
-    <w:p>
-      <w:pPr>
-        <w:spacing w:line="336" w:lineRule="auto" w:after="180"/>
-      </w:pPr>
-      <w:r>
-        <w:rPr>
-          <w:b w:val="0"/>
-        </w:rPr>
-        <w:t xml:space="preserve">In pairs, one learner solves while the other checks </w:t>
-      </w:r>
-      <w:r>
-        <w:rPr>
-          <w:b/>
-        </w:rPr>
-        <w:t>evidence</w:t>
-      </w:r>
-      <w:r>
-        <w:rPr>
-          <w:b w:val="0"/>
-        </w:rPr>
-        <w:t>; exchange roles. Remove the worked answer before independent assessment.</w:t>
       </w:r>
     </w:p>
     <w:p>
@@ -3460,39 +3886,61 @@
         <w:pStyle w:val="Heading3"/>
       </w:pPr>
       <w:r>
-        <w:t>Completion practice</w:t>
+        <w:t>Individual reasoning check</w:t>
+      </w:r>
+    </w:p>
+    <w:p>
+      <w:pPr>
+        <w:pStyle w:val="Heading3"/>
+      </w:pPr>
+      <w:r>
+        <w:t>Pictorial practice question</w:t>
+      </w:r>
+    </w:p>
+    <w:p>
+      <w:pPr>
+        <w:pStyle w:val="Heading3"/>
+      </w:pPr>
+      <w:r>
+        <w:t>Reasoned teacher answer</w:t>
+      </w:r>
+    </w:p>
+    <w:p>
+      <w:pPr>
+        <w:pStyle w:val="Heading2"/>
+      </w:pPr>
+      <w:r>
+        <w:t>Extension teaching cycles · reference / check after trying</w:t>
+      </w:r>
+    </w:p>
+    <w:p>
+      <w:pPr>
+        <w:pStyle w:val="Heading3"/>
+      </w:pPr>
+      <w:r>
+        <w:t>Connected teaching cycle: Units conversions and data provenance</w:t>
       </w:r>
     </w:p>
     <w:p>
       <w:pPr>
         <w:spacing w:line="336" w:lineRule="auto" w:after="180"/>
-        <w:shd w:fill="F5F1FB"/>
-      </w:pPr>
-      <w:r>
-        <w:rPr>
-          <w:b w:val="0"/>
-        </w:rPr>
-        <w:t>Completion task: Explain each number in 5 4 2 1. How many extra ID occurrences are there, and how many rows belong to a repeated-ID group?</w:t>
-      </w:r>
-    </w:p>
-    <w:p>
-      <w:pPr>
-        <w:pStyle w:val="Heading3"/>
-      </w:pPr>
-      <w:r>
-        <w:t>Reasoning to listen for</w:t>
+      </w:pPr>
+      <w:r>
+        <w:rPr>
+          <w:b w:val="0"/>
+        </w:rPr>
+        <w:t>Target: Convert compatible units before comparing</w:t>
       </w:r>
     </w:p>
     <w:p>
       <w:pPr>
         <w:spacing w:line="336" w:lineRule="auto" w:after="180"/>
-        <w:shd w:fill="F1F6FC"/>
-      </w:pPr>
-      <w:r>
-        <w:rPr>
-          <w:b w:val="0"/>
-        </w:rPr>
-        <w:t>Teacher check: The numbers mean 5 raw rows, 4 distinct IDs, 2 missing durations and 1 negative duration. There is 1 extra ID occurrence; 2 rows belong to the repeated-ID group B. These are different counts.</w:t>
+      </w:pPr>
+      <w:r>
+        <w:rPr>
+          <w:b w:val="0"/>
+        </w:rPr>
+        <w:t>Reserve further sessions for this topic; the 135-minute primary plan does not absorb all added content.</w:t>
       </w:r>
     </w:p>
     <w:p>
@@ -3503,19 +3951,53 @@
         <w:rPr>
           <w:b w:val="0"/>
         </w:rPr>
-        <w:t xml:space="preserve">Start by identifying the given </w:t>
+        <w:t>Completion practice: Convert 150 seconds and 30 seconds to minutes without rounding to whole numbers.</w:t>
+      </w:r>
+    </w:p>
+    <w:p>
+      <w:pPr>
+        <w:spacing w:line="336" w:lineRule="auto" w:after="180"/>
+      </w:pPr>
+      <w:r>
+        <w:rPr>
+          <w:b w:val="0"/>
+        </w:rPr>
+        <w:t>Teacher check: 2.5 and 0.5 minutes.</w:t>
+      </w:r>
+    </w:p>
+    <w:p>
+      <w:pPr>
+        <w:spacing w:line="336" w:lineRule="auto" w:after="180"/>
+      </w:pPr>
+      <w:r>
+        <w:rPr>
+          <w:b w:val="0"/>
+        </w:rPr>
+        <w:t xml:space="preserve">Individual check: For Units </w:t>
       </w:r>
       <w:r>
         <w:rPr>
           <w:b/>
         </w:rPr>
-        <w:t>input</w:t>
-      </w:r>
-      <w:r>
-        <w:rPr>
-          <w:b w:val="0"/>
-        </w:rPr>
-        <w:t>s together. Leave the intermediate steps blank. If needed, model one step, then withdraw that help on the next step. Move to a full trace only when the partial trace is understood.</w:t>
+        <w:t>conversion</w:t>
+      </w:r>
+      <w:r>
+        <w:rPr>
+          <w:b w:val="0"/>
+        </w:rPr>
+        <w:t xml:space="preserve">s and data </w:t>
+      </w:r>
+      <w:r>
+        <w:rPr>
+          <w:b/>
+        </w:rPr>
+        <w:t>provenance</w:t>
+      </w:r>
+      <w:r>
+        <w:rPr>
+          <w:b w:val="0"/>
+        </w:rPr>
+        <w:t>, use its worked case to evaluate this proposed explanation: “A successful run proves the conclusion”. Explain the deciding step.</w:t>
       </w:r>
     </w:p>
     <w:p>
@@ -3526,15 +4008,31 @@
         <w:rPr>
           <w:b w:val="0"/>
         </w:rPr>
-        <w:t>For partners, alternate explainer and checker; collect a response from every learner before discussion.</w:t>
-      </w:r>
-    </w:p>
-    <w:p>
-      <w:pPr>
-        <w:pStyle w:val="Heading3"/>
-      </w:pPr>
-      <w:r>
-        <w:t>Individual reasoning check</w:t>
+        <w:t xml:space="preserve">Expected correction: Correct </w:t>
+      </w:r>
+      <w:r>
+        <w:rPr>
+          <w:b/>
+        </w:rPr>
+        <w:t>conversion</w:t>
+      </w:r>
+      <w:r>
+        <w:rPr>
+          <w:b w:val="0"/>
+        </w:rPr>
+        <w:t xml:space="preserve"> does not establish that the sources measured the same activity, used the same start and stop rules, or are accurate. </w:t>
+      </w:r>
+      <w:r>
+        <w:rPr>
+          <w:b/>
+        </w:rPr>
+        <w:t>Provenance</w:t>
+      </w:r>
+      <w:r>
+        <w:rPr>
+          <w:b w:val="0"/>
+        </w:rPr>
+        <w:t xml:space="preserve"> helps someone investigate those differences.</w:t>
       </w:r>
     </w:p>
     <w:p>
@@ -3545,7 +4043,28 @@
         <w:rPr>
           <w:b w:val="0"/>
         </w:rPr>
-        <w:t>Use the worked case for Dataset inspection and cards. Proposed explanation: “A complete card certifies data quality”. Decide whether this explanation is supported.</w:t>
+        <w:t>Apply the same support, independent transfer and delayed-review decisions to the named connected-topic workbook tasks.</w:t>
+      </w:r>
+    </w:p>
+    <w:p>
+      <w:pPr>
+        <w:pStyle w:val="Heading1"/>
+      </w:pPr>
+      <w:r>
+        <w:t>04. Run the complete supplied investigation</w:t>
+      </w:r>
+    </w:p>
+    <w:p>
+      <w:r>
+        <w:t>Keep predictions, observed or supplied outcomes and unmeasured cases separate.</w:t>
+      </w:r>
+    </w:p>
+    <w:p>
+      <w:pPr>
+        <w:pStyle w:val="Heading2"/>
+      </w:pPr>
+      <w:r>
+        <w:t>Supplied inputs and checked guidance</w:t>
       </w:r>
     </w:p>
     <w:p>
@@ -3556,505 +4075,74 @@
         <w:rPr>
           <w:b w:val="0"/>
         </w:rPr>
-        <w:t>Point to the step or supplied fact that decides; explain your repair if needed.</w:t>
-      </w:r>
-    </w:p>
-    <w:p>
-      <w:pPr>
-        <w:pStyle w:val="Heading3"/>
-      </w:pPr>
-      <w:r>
-        <w:t>Expected repair</w:t>
+        <w:t>Main key: 5 raw/4 IDs/2 missing/1 negative/1 extra ID occurrence; missing and repeated-ID flags overlap on B. Do not infer a usable-trip count by subtraction. Pictured heights have no missing rows; confirmed B copy removal leaves4 rows/4IDs with C still invalid. Probe zero passes, unknown stays unknown,120s converts to2min under known rule,-2 stays flagged.</w:t>
       </w:r>
     </w:p>
     <w:p>
       <w:pPr>
         <w:spacing w:line="336" w:lineRule="auto" w:after="180"/>
-        <w:shd w:fill="F1F6FC"/>
-      </w:pPr>
-      <w:r>
-        <w:rPr>
-          <w:b w:val="0"/>
-        </w:rPr>
-        <w:t xml:space="preserve">Expected correction: The card records </w:t>
-      </w:r>
-      <w:r>
-        <w:rPr>
-          <w:b/>
-        </w:rPr>
-        <w:t>evidence</w:t>
-      </w:r>
-      <w:r>
-        <w:rPr>
-          <w:b w:val="0"/>
-        </w:rPr>
-        <w:t xml:space="preserve"> and gaps; its claims still need checking. Documentation does not prove suitability.</w:t>
-      </w:r>
-    </w:p>
-    <w:p>
-      <w:pPr>
-        <w:spacing w:line="336" w:lineRule="auto" w:after="180"/>
-      </w:pPr>
-      <w:r>
-        <w:rPr>
-          <w:b w:val="0"/>
-        </w:rPr>
-        <w:t>Collect explanations, not only yes/no votes. If a misunderstanding is common, re-model the relevant step for the class.</w:t>
-      </w:r>
-    </w:p>
-    <w:p>
-      <w:pPr>
-        <w:spacing w:line="336" w:lineRule="auto" w:after="180"/>
-      </w:pPr>
-      <w:r>
-        <w:rPr>
-          <w:b w:val="0"/>
-        </w:rPr>
-        <w:t>If it affects a few learners, give a short targeted group explanation while others solve a more demanding variation.</w:t>
-      </w:r>
-    </w:p>
-    <w:p>
-      <w:pPr>
-        <w:pStyle w:val="Heading3"/>
-      </w:pPr>
-      <w:r>
-        <w:t>Connected teaching cycle: Units conversions and data provenance</w:t>
-      </w:r>
-    </w:p>
-    <w:p>
-      <w:pPr>
-        <w:spacing w:line="336" w:lineRule="auto" w:after="180"/>
-      </w:pPr>
-      <w:r>
-        <w:rPr>
-          <w:b w:val="0"/>
-        </w:rPr>
-        <w:t>Target: Convert compatible units before comparing</w:t>
-      </w:r>
-    </w:p>
-    <w:p>
-      <w:pPr>
-        <w:spacing w:line="336" w:lineRule="auto" w:after="180"/>
-      </w:pPr>
-      <w:r>
-        <w:rPr>
-          <w:b w:val="0"/>
-        </w:rPr>
-        <w:t>Reserve further sessions for this topic; the 135-minute primary plan does not absorb all added content.</w:t>
-      </w:r>
-    </w:p>
-    <w:p>
-      <w:pPr>
-        <w:spacing w:line="336" w:lineRule="auto" w:after="180"/>
-      </w:pPr>
-      <w:r>
-        <w:rPr>
-          <w:b w:val="0"/>
-        </w:rPr>
-        <w:t>Completion practice: Convert 150 seconds and 30 seconds to minutes without rounding to whole numbers.</w:t>
-      </w:r>
-    </w:p>
-    <w:p>
-      <w:pPr>
-        <w:pStyle w:val="Heading3"/>
-      </w:pPr>
-      <w:r>
-        <w:t>Reasoning to listen for</w:t>
-      </w:r>
-    </w:p>
-    <w:p>
-      <w:pPr>
-        <w:spacing w:line="336" w:lineRule="auto" w:after="180"/>
-        <w:shd w:fill="F1F6FC"/>
-      </w:pPr>
-      <w:r>
-        <w:rPr>
-          <w:b w:val="0"/>
-        </w:rPr>
-        <w:t>Teacher check: 2.5 and 0.5 minutes.</w:t>
-      </w:r>
-    </w:p>
-    <w:p>
-      <w:pPr>
-        <w:spacing w:line="336" w:lineRule="auto" w:after="180"/>
-      </w:pPr>
-      <w:r>
-        <w:rPr>
-          <w:b w:val="0"/>
-        </w:rPr>
-        <w:t xml:space="preserve">Individual check: For Units </w:t>
-      </w:r>
-      <w:r>
-        <w:rPr>
-          <w:b/>
-        </w:rPr>
-        <w:t>conversion</w:t>
-      </w:r>
-      <w:r>
-        <w:rPr>
-          <w:b w:val="0"/>
-        </w:rPr>
-        <w:t xml:space="preserve">s and data </w:t>
-      </w:r>
-      <w:r>
-        <w:rPr>
-          <w:b/>
-        </w:rPr>
-        <w:t>provenance</w:t>
-      </w:r>
-      <w:r>
-        <w:rPr>
-          <w:b w:val="0"/>
-        </w:rPr>
-        <w:t>, use its worked case to evaluate this proposed explanation: “A successful run proves the conclusion”. Explain the deciding step.</w:t>
-      </w:r>
-    </w:p>
-    <w:p>
-      <w:pPr>
-        <w:pStyle w:val="Heading3"/>
-      </w:pPr>
-      <w:r>
-        <w:t>Expected repair</w:t>
-      </w:r>
-    </w:p>
-    <w:p>
-      <w:pPr>
-        <w:spacing w:line="336" w:lineRule="auto" w:after="180"/>
-        <w:shd w:fill="F1F6FC"/>
-      </w:pPr>
-      <w:r>
-        <w:rPr>
-          <w:b w:val="0"/>
-        </w:rPr>
-        <w:t xml:space="preserve">Expected correction: Correct </w:t>
-      </w:r>
-      <w:r>
-        <w:rPr>
-          <w:b/>
-        </w:rPr>
-        <w:t>conversion</w:t>
-      </w:r>
-      <w:r>
-        <w:rPr>
-          <w:b w:val="0"/>
-        </w:rPr>
-        <w:t xml:space="preserve"> does not establish that the sources measured the same activity, used the same start and stop rules, or are accurate. </w:t>
-      </w:r>
-      <w:r>
-        <w:rPr>
-          <w:b/>
-        </w:rPr>
-        <w:t>Provenance</w:t>
-      </w:r>
-      <w:r>
-        <w:rPr>
-          <w:b w:val="0"/>
-        </w:rPr>
-        <w:t xml:space="preserve"> helps someone investigate those differences.</w:t>
-      </w:r>
-    </w:p>
-    <w:p>
-      <w:pPr>
-        <w:spacing w:line="336" w:lineRule="auto" w:after="180"/>
-      </w:pPr>
-      <w:r>
-        <w:rPr>
-          <w:b w:val="0"/>
-        </w:rPr>
-        <w:t>Apply the same support, independent transfer and delayed-review decisions to the named connected-topic workbook tasks.</w:t>
-      </w:r>
-    </w:p>
-    <w:p>
-      <w:pPr>
-        <w:pStyle w:val="Heading3"/>
-      </w:pPr>
-      <w:r>
-        <w:t>Pictorial practice question</w:t>
-      </w:r>
-    </w:p>
-    <w:p>
-      <w:pPr>
-        <w:spacing w:line="336" w:lineRule="auto" w:after="180"/>
-      </w:pPr>
-      <w:r>
-        <w:rPr>
-          <w:b w:val="0"/>
-        </w:rPr>
-        <w:t xml:space="preserve">Which original information should the inspection log preserve? Point to the relevant step in the picture, then write the changed result and the rule or </w:t>
-      </w:r>
-      <w:r>
-        <w:rPr>
-          <w:b/>
-        </w:rPr>
-        <w:t>evidence</w:t>
-      </w:r>
-      <w:r>
-        <w:rPr>
-          <w:b w:val="0"/>
-        </w:rPr>
-        <w:t xml:space="preserve"> that supports it.</w:t>
-      </w:r>
-    </w:p>
-    <w:p>
-      <w:pPr>
-        <w:pStyle w:val="Heading3"/>
-      </w:pPr>
-      <w:r>
-        <w:t>Reasoned teacher answer</w:t>
-      </w:r>
-    </w:p>
-    <w:p>
-      <w:pPr>
-        <w:spacing w:line="336" w:lineRule="auto" w:after="180"/>
-      </w:pPr>
-      <w:r>
-        <w:rPr>
-          <w:b w:val="0"/>
-        </w:rPr>
-        <w:t xml:space="preserve">Keep raw row count 5, distinct IDs 4, </w:t>
-      </w:r>
-      <w:r>
-        <w:rPr>
-          <w:b/>
-        </w:rPr>
-        <w:t>duplicate</w:t>
-      </w:r>
-      <w:r>
-        <w:rPr>
-          <w:b w:val="0"/>
-        </w:rPr>
-        <w:t xml:space="preserve"> B and invalid C, plus any confirmed correction and its reason. Changed-case check: Remove that </w:t>
-      </w:r>
-      <w:r>
-        <w:rPr>
-          <w:b/>
-        </w:rPr>
-        <w:t>duplicate</w:t>
-      </w:r>
-      <w:r>
-        <w:rPr>
-          <w:b w:val="0"/>
-        </w:rPr>
-        <w:t xml:space="preserve"> with a recorded reason; C still needs correction or explicit exclusion.</w:t>
-      </w:r>
-    </w:p>
-    <w:p>
-      <w:pPr>
-        <w:spacing w:line="336" w:lineRule="auto" w:after="180"/>
-      </w:pPr>
-      <w:r>
-        <w:rPr>
-          <w:b w:val="0"/>
-        </w:rPr>
-        <w:t>Resolving one defect does not resolve a separate impossible measurement.</w:t>
-      </w:r>
-    </w:p>
-    <w:p>
-      <w:pPr>
-        <w:spacing w:line="336" w:lineRule="auto" w:after="180"/>
-      </w:pPr>
-      <w:r>
-        <w:rPr>
-          <w:b w:val="0"/>
-        </w:rPr>
-        <w:t xml:space="preserve">Changed-case reasoning: Remove that </w:t>
-      </w:r>
-      <w:r>
-        <w:rPr>
-          <w:b/>
-        </w:rPr>
-        <w:t>duplicate</w:t>
-      </w:r>
-      <w:r>
-        <w:rPr>
-          <w:b w:val="0"/>
-        </w:rPr>
-        <w:t xml:space="preserve"> with a recorded reason; C still needs correction or explicit exclusion. Resolving one defect does not resolve a separate impossible measurement.</w:t>
-      </w:r>
-    </w:p>
-    <w:p>
-      <w:pPr>
-        <w:spacing w:line="336" w:lineRule="auto" w:after="180"/>
-      </w:pPr>
-      <w:r>
-        <w:rPr>
-          <w:b w:val="0"/>
-        </w:rPr>
-        <w:t xml:space="preserve">Collect each learner’s explanation before discussion. Use the first missing connection between </w:t>
-      </w:r>
-      <w:r>
-        <w:rPr>
-          <w:b/>
-        </w:rPr>
-        <w:t>input</w:t>
-      </w:r>
-      <w:r>
-        <w:rPr>
-          <w:b w:val="0"/>
-        </w:rPr>
-        <w:t xml:space="preserve">, deciding step and result to choose support. This question is worked-case practice, not fresh mastery </w:t>
-      </w:r>
-      <w:r>
-        <w:rPr>
-          <w:b/>
-        </w:rPr>
-        <w:t>evidence</w:t>
-      </w:r>
-      <w:r>
-        <w:rPr>
-          <w:b w:val="0"/>
-        </w:rPr>
-        <w:t>.</w:t>
-      </w:r>
-    </w:p>
-    <w:p>
-      <w:pPr>
-        <w:pStyle w:val="Heading1"/>
-      </w:pPr>
-      <w:r>
-        <w:t>04. Run the weekly evidence lab</w:t>
-      </w:r>
-    </w:p>
-    <w:p>
-      <w:r>
-        <w:t>Run the Inspect Before Modeling investigation and use the first unsupported step to choose a teaching response.</w:t>
-      </w:r>
-    </w:p>
-    <w:p>
-      <w:pPr>
-        <w:spacing w:line="336" w:lineRule="auto" w:after="180"/>
-      </w:pPr>
-      <w:r>
-        <w:rPr>
-          <w:b w:val="0"/>
-        </w:rPr>
-        <w:t>Keep the test conditions fixed, record every result, and change only one planned factor.</w:t>
-      </w:r>
-    </w:p>
-    <w:p>
-      <w:pPr>
-        <w:spacing w:line="336" w:lineRule="auto" w:after="180"/>
-        <w:shd w:fill="F4F9FC"/>
-      </w:pPr>
-      <w:r>
-        <w:rPr>
-          <w:b w:val="0"/>
-        </w:rPr>
-        <w:t xml:space="preserve">1. Write the hypothesis and expected </w:t>
-      </w:r>
-      <w:r>
-        <w:rPr>
-          <w:b/>
-        </w:rPr>
-        <w:t>evidence</w:t>
-      </w:r>
-      <w:r>
-        <w:rPr>
-          <w:b w:val="0"/>
-        </w:rPr>
-        <w:t xml:space="preserve"> before running.</w:t>
-      </w:r>
-    </w:p>
-    <w:p>
-      <w:pPr>
-        <w:spacing w:line="336" w:lineRule="auto" w:after="180"/>
-        <w:shd w:fill="F4F9FC"/>
-      </w:pPr>
-      <w:r>
-        <w:rPr>
-          <w:b w:val="0"/>
-        </w:rPr>
-        <w:t xml:space="preserve">2. Data Triage: calculate missing counts, flag </w:t>
-      </w:r>
-      <w:r>
-        <w:rPr>
-          <w:b/>
-        </w:rPr>
-        <w:t>range</w:t>
-      </w:r>
-      <w:r>
-        <w:rPr>
-          <w:b w:val="0"/>
-        </w:rPr>
-        <w:t xml:space="preserve">s, find </w:t>
-      </w:r>
-      <w:r>
-        <w:rPr>
-          <w:b/>
-        </w:rPr>
-        <w:t>duplicate</w:t>
-      </w:r>
-      <w:r>
-        <w:rPr>
-          <w:b w:val="0"/>
-        </w:rPr>
-        <w:t>s, and write a keep/repair/exclude reason for each issue.</w:t>
-      </w:r>
-    </w:p>
-    <w:p>
-      <w:pPr>
-        <w:spacing w:line="336" w:lineRule="auto" w:after="180"/>
-        <w:shd w:fill="F4F9FC"/>
-      </w:pPr>
-      <w:r>
-        <w:rPr>
-          <w:b w:val="0"/>
-        </w:rPr>
+      </w:pPr>
+      <w:r>
+        <w:rPr>
+          <w:b w:val="0"/>
+        </w:rPr>
+        <w:t>Independent key6,5,2,1,1; both Q rows overlap missingness with repeated identity. T zero allowed; card states fictional indoor source, intended single trip, minutes, raw unchanged version, findings, and no demonstrated real/outdoor use.</w:t>
+      </w:r>
+    </w:p>
+    <w:p>
+      <w:pPr>
+        <w:pStyle w:val="Heading2"/>
+      </w:pPr>
+      <w:r>
+        <w:t>Predict, investigate and record</w:t>
+      </w:r>
+    </w:p>
+    <w:p>
+      <w:pPr>
+        <w:pStyle w:val="ListNumber"/>
+      </w:pPr>
+      <w:r>
+        <w:t>1. Write the hypothesis and expected evidence before running.</w:t>
+      </w:r>
+    </w:p>
+    <w:p>
+      <w:pPr>
+        <w:pStyle w:val="ListNumber"/>
+      </w:pPr>
+      <w:r>
+        <w:t>2. Data Triage: calculate missing counts, flag ranges, find duplicates, and write a keep/repair/exclude reason for each issue.</w:t>
+      </w:r>
+    </w:p>
+    <w:p>
+      <w:pPr>
+        <w:pStyle w:val="ListNumber"/>
+      </w:pPr>
+      <w:r>
         <w:t>3. Run one normal, one boundary, one missing, and one shifted case.</w:t>
       </w:r>
     </w:p>
     <w:p>
       <w:pPr>
-        <w:spacing w:line="336" w:lineRule="auto" w:after="180"/>
-        <w:shd w:fill="F4F9FC"/>
-      </w:pPr>
-      <w:r>
-        <w:rPr>
-          <w:b w:val="0"/>
-        </w:rPr>
+        <w:pStyle w:val="ListNumber"/>
+      </w:pPr>
+      <w:r>
         <w:t>4. Calculate the metric from raw counts or row-level errors.</w:t>
       </w:r>
     </w:p>
     <w:p>
       <w:pPr>
-        <w:spacing w:line="336" w:lineRule="auto" w:after="180"/>
-        <w:shd w:fill="F4F9FC"/>
-      </w:pPr>
-      <w:r>
-        <w:rPr>
-          <w:b w:val="0"/>
-        </w:rPr>
+        <w:pStyle w:val="ListNumber"/>
+      </w:pPr>
+      <w:r>
         <w:t>5. Interpret what changed, what did not, and what remains unsafe or unknown.</w:t>
       </w:r>
     </w:p>
     <w:p>
       <w:pPr>
-        <w:pStyle w:val="Heading3"/>
-      </w:pPr>
-      <w:r>
-        <w:t>Make the lab runnable</w:t>
-      </w:r>
-    </w:p>
-    <w:p>
-      <w:pPr>
-        <w:spacing w:line="336" w:lineRule="auto" w:after="180"/>
-      </w:pPr>
-      <w:r>
-        <w:rPr>
-          <w:b w:val="0"/>
-        </w:rPr>
-        <w:t>Use the concrete case as the shared normal case and the independent question as a second case. Each pair creates a boundary or missing-information case and predicts its result before testing.</w:t>
-      </w:r>
-    </w:p>
-    <w:p>
-      <w:pPr>
-        <w:spacing w:line="336" w:lineRule="auto" w:after="180"/>
-      </w:pPr>
-      <w:r>
-        <w:rPr>
-          <w:b w:val="0"/>
-        </w:rPr>
-        <w:t>Keep the expected result separate from an observed mistake.</w:t>
+        <w:pStyle w:val="Heading2"/>
+      </w:pPr>
+      <w:r>
+        <w:t>Keep the experiment ledger</w:t>
       </w:r>
     </w:p>
     <w:tbl>
@@ -4205,10 +4293,10 @@
     </w:tbl>
     <w:p>
       <w:pPr>
-        <w:pStyle w:val="Heading3"/>
-      </w:pPr>
-      <w:r>
-        <w:t>Diagnose and reteach</w:t>
+        <w:pStyle w:val="Heading2"/>
+      </w:pPr>
+      <w:r>
+        <w:t>Diagnose the current misconceptions</w:t>
       </w:r>
     </w:p>
     <w:p>
@@ -4219,7 +4307,19 @@
         <w:rPr>
           <w:b w:val="0"/>
         </w:rPr>
-        <w:t>MISCONCEPTION TO REPAIR A model will automatically ignore harmless data-quality problems.</w:t>
+        <w:t xml:space="preserve">A complete card certifies data quality: The card records </w:t>
+      </w:r>
+      <w:r>
+        <w:rPr>
+          <w:b/>
+        </w:rPr>
+        <w:t>evidence</w:t>
+      </w:r>
+      <w:r>
+        <w:rPr>
+          <w:b w:val="0"/>
+        </w:rPr>
+        <w:t xml:space="preserve"> and gaps; its claims still need checking. Documentation does not prove suitability.</w:t>
       </w:r>
     </w:p>
     <w:p>
@@ -4230,7 +4330,19 @@
         <w:rPr>
           <w:b w:val="0"/>
         </w:rPr>
-        <w:t>For guessing, return to given facts and request a trace. For vocabulary without application, use one example and one non-example. For arithmetic errors, check the setup before the calculation.</w:t>
+        <w:t xml:space="preserve">Missing means zero: None is unknown; zero is a specific allowed value in this exercise. Substitution without </w:t>
+      </w:r>
+      <w:r>
+        <w:rPr>
+          <w:b/>
+        </w:rPr>
+        <w:t>evidence</w:t>
+      </w:r>
+      <w:r>
+        <w:rPr>
+          <w:b w:val="0"/>
+        </w:rPr>
+        <w:t xml:space="preserve"> changes the meaning.</w:t>
       </w:r>
     </w:p>
     <w:p>
@@ -4241,185 +4353,15 @@
         <w:rPr>
           <w:b w:val="0"/>
         </w:rPr>
-        <w:t>Finish with a different uncoached case before recording mastery.</w:t>
-      </w:r>
-    </w:p>
-    <w:p>
-      <w:pPr>
-        <w:pStyle w:val="Heading3"/>
-      </w:pPr>
-      <w:r>
-        <w:t>Address these additional misconceptions</w:t>
-      </w:r>
-    </w:p>
-    <w:p>
-      <w:pPr>
-        <w:spacing w:line="336" w:lineRule="auto" w:after="180"/>
-      </w:pPr>
-      <w:r>
-        <w:rPr>
-          <w:b w:val="0"/>
-        </w:rPr>
-        <w:t xml:space="preserve">A complete card certifies data quality: The card records </w:t>
-      </w:r>
-      <w:r>
-        <w:rPr>
-          <w:b/>
-        </w:rPr>
-        <w:t>evidence</w:t>
-      </w:r>
-      <w:r>
-        <w:rPr>
-          <w:b w:val="0"/>
-        </w:rPr>
-        <w:t xml:space="preserve"> and gaps; its claims still need checking. Documentation does not prove suitability.</w:t>
-      </w:r>
-    </w:p>
-    <w:p>
-      <w:pPr>
-        <w:spacing w:line="336" w:lineRule="auto" w:after="180"/>
-      </w:pPr>
-      <w:r>
-        <w:rPr>
-          <w:b w:val="0"/>
-        </w:rPr>
-        <w:t xml:space="preserve">Missing means zero: None is unknown; zero is a specific allowed value in this exercise. Substitution without </w:t>
-      </w:r>
-      <w:r>
-        <w:rPr>
-          <w:b/>
-        </w:rPr>
-        <w:t>evidence</w:t>
-      </w:r>
-      <w:r>
-        <w:rPr>
-          <w:b w:val="0"/>
-        </w:rPr>
-        <w:t xml:space="preserve"> changes the meaning.</w:t>
-      </w:r>
-    </w:p>
-    <w:p>
-      <w:pPr>
-        <w:spacing w:line="336" w:lineRule="auto" w:after="180"/>
-      </w:pPr>
-      <w:r>
-        <w:rPr>
-          <w:b w:val="0"/>
-        </w:rPr>
         <w:t>Flag counts can always be added: The same row can have multiple flags. Count rows or unique events under an explicit policy and retain the raw denominator.</w:t>
       </w:r>
     </w:p>
     <w:p>
       <w:pPr>
-        <w:pStyle w:val="Heading3"/>
-      </w:pPr>
-      <w:r>
-        <w:t>Check these misconceptions</w:t>
-      </w:r>
-    </w:p>
-    <w:p>
-      <w:pPr>
-        <w:spacing w:line="336" w:lineRule="auto" w:after="180"/>
-      </w:pPr>
-      <w:r>
-        <w:rPr>
-          <w:b w:val="0"/>
-        </w:rPr>
-        <w:t xml:space="preserve">A successful run proves the conclusion: Correct </w:t>
-      </w:r>
-      <w:r>
-        <w:rPr>
-          <w:b/>
-        </w:rPr>
-        <w:t>conversion</w:t>
-      </w:r>
-      <w:r>
-        <w:rPr>
-          <w:b w:val="0"/>
-        </w:rPr>
-        <w:t xml:space="preserve"> does not establish that the sources measured the same activity, used the same start and stop rules, or are accurate.</w:t>
-      </w:r>
-    </w:p>
-    <w:p>
-      <w:pPr>
-        <w:spacing w:line="336" w:lineRule="auto" w:after="180"/>
-      </w:pPr>
-      <w:r>
-        <w:rPr>
-          <w:b/>
-        </w:rPr>
-        <w:t>Provenance</w:t>
-      </w:r>
-      <w:r>
-        <w:rPr>
-          <w:b w:val="0"/>
-        </w:rPr>
-        <w:t xml:space="preserve"> helps someone investigate those differences.</w:t>
-      </w:r>
-    </w:p>
-    <w:p>
-      <w:pPr>
-        <w:spacing w:line="336" w:lineRule="auto" w:after="180"/>
-      </w:pPr>
-      <w:r>
-        <w:rPr>
-          <w:b w:val="0"/>
-        </w:rPr>
-        <w:t xml:space="preserve">Matching the example is enough: Require the new W4 case, explicit </w:t>
-      </w:r>
-      <w:r>
-        <w:rPr>
-          <w:b/>
-        </w:rPr>
-        <w:t>prediction</w:t>
-      </w:r>
-      <w:r>
-        <w:rPr>
-          <w:b w:val="0"/>
-        </w:rPr>
-        <w:t>s and an explanation. Fresh retry: 90 seconds, 2 minutes and 30 seconds become 1.5, 2, 0.5; total 4 minutes. Keep the three source records.</w:t>
-      </w:r>
-    </w:p>
-    <w:p>
-      <w:pPr>
-        <w:spacing w:line="336" w:lineRule="auto" w:after="180"/>
-      </w:pPr>
-      <w:r>
-        <w:rPr>
-          <w:b w:val="0"/>
-        </w:rPr>
-        <w:t>A convenient shortcut preserves meaning: Comparing raw 180 to raw 4 ignores their units. Dividing 4 by 60 without checking its unit is also wrong: it was already minutes.</w:t>
-      </w:r>
-    </w:p>
-    <w:p>
-      <w:pPr>
-        <w:spacing w:line="336" w:lineRule="auto" w:after="180"/>
-      </w:pPr>
-      <w:r>
-        <w:rPr>
-          <w:b w:val="0"/>
-        </w:rPr>
-        <w:t xml:space="preserve">Branch on the documented unit and keep a </w:t>
-      </w:r>
-      <w:r>
-        <w:rPr>
-          <w:b/>
-        </w:rPr>
-        <w:t>conversion</w:t>
-      </w:r>
-      <w:r>
-        <w:rPr>
-          <w:b w:val="0"/>
-        </w:rPr>
-        <w:t xml:space="preserve"> note.</w:t>
-      </w:r>
-    </w:p>
-    <w:p>
-      <w:pPr>
-        <w:pStyle w:val="Heading3"/>
-      </w:pPr>
-      <w:r>
-        <w:t>Match the support to the first error</w:t>
+        <w:pStyle w:val="Heading2"/>
+      </w:pPr>
+      <w:r>
+        <w:t>Choose accessible support</w:t>
       </w:r>
     </w:p>
     <w:tbl>
@@ -4592,15 +4534,706 @@
     </w:p>
     <w:p>
       <w:pPr>
+        <w:pStyle w:val="Heading2"/>
+      </w:pPr>
+      <w:r>
+        <w:t>Extension misconceptions · reference / check after trying</w:t>
+      </w:r>
+    </w:p>
+    <w:p>
+      <w:pPr>
+        <w:spacing w:line="336" w:lineRule="auto" w:after="180"/>
+      </w:pPr>
+      <w:r>
+        <w:rPr>
+          <w:b w:val="0"/>
+        </w:rPr>
+        <w:t xml:space="preserve">A successful run proves the conclusion: Correct </w:t>
+      </w:r>
+      <w:r>
+        <w:rPr>
+          <w:b/>
+        </w:rPr>
+        <w:t>conversion</w:t>
+      </w:r>
+      <w:r>
+        <w:rPr>
+          <w:b w:val="0"/>
+        </w:rPr>
+        <w:t xml:space="preserve"> does not establish that the sources measured the same activity, used the same start and stop rules, or are accurate.</w:t>
+      </w:r>
+    </w:p>
+    <w:p>
+      <w:pPr>
+        <w:spacing w:line="336" w:lineRule="auto" w:after="180"/>
+      </w:pPr>
+      <w:r>
+        <w:rPr>
+          <w:b/>
+        </w:rPr>
+        <w:t>Provenance</w:t>
+      </w:r>
+      <w:r>
+        <w:rPr>
+          <w:b w:val="0"/>
+        </w:rPr>
+        <w:t xml:space="preserve"> helps someone investigate those differences.</w:t>
+      </w:r>
+    </w:p>
+    <w:p>
+      <w:pPr>
+        <w:spacing w:line="336" w:lineRule="auto" w:after="180"/>
+      </w:pPr>
+      <w:r>
+        <w:rPr>
+          <w:b w:val="0"/>
+        </w:rPr>
+        <w:t xml:space="preserve">Matching the example is enough: Require the new W4 case, explicit </w:t>
+      </w:r>
+      <w:r>
+        <w:rPr>
+          <w:b/>
+        </w:rPr>
+        <w:t>prediction</w:t>
+      </w:r>
+      <w:r>
+        <w:rPr>
+          <w:b w:val="0"/>
+        </w:rPr>
+        <w:t>s and an explanation. Fresh retry: 90 seconds, 2 minutes and 30 seconds become 1.5, 2, 0.5; total 4 minutes. Keep the three source records.</w:t>
+      </w:r>
+    </w:p>
+    <w:p>
+      <w:pPr>
+        <w:spacing w:line="336" w:lineRule="auto" w:after="180"/>
+      </w:pPr>
+      <w:r>
+        <w:rPr>
+          <w:b w:val="0"/>
+        </w:rPr>
+        <w:t>A convenient shortcut preserves meaning: Comparing raw 180 to raw 4 ignores their units. Dividing 4 by 60 without checking its unit is also wrong: it was already minutes.</w:t>
+      </w:r>
+    </w:p>
+    <w:p>
+      <w:pPr>
+        <w:spacing w:line="336" w:lineRule="auto" w:after="180"/>
+      </w:pPr>
+      <w:r>
+        <w:rPr>
+          <w:b w:val="0"/>
+        </w:rPr>
+        <w:t xml:space="preserve">Branch on the documented unit and keep a </w:t>
+      </w:r>
+      <w:r>
+        <w:rPr>
+          <w:b/>
+        </w:rPr>
+        <w:t>conversion</w:t>
+      </w:r>
+      <w:r>
+        <w:rPr>
+          <w:b w:val="0"/>
+        </w:rPr>
+        <w:t xml:space="preserve"> note.</w:t>
+      </w:r>
+    </w:p>
+    <w:p>
+      <w:pPr>
+        <w:pStyle w:val="Heading2"/>
+      </w:pPr>
+      <w:r>
+        <w:t>Earlier wording, alternatives and picture transcripts · reference / check after trying</w:t>
+      </w:r>
+    </w:p>
+    <w:p>
+      <w:pPr>
+        <w:spacing w:line="336" w:lineRule="auto" w:after="180"/>
+      </w:pPr>
+      <w:r>
+        <w:rPr>
+          <w:b w:val="0"/>
+        </w:rPr>
+        <w:t>Run the weekly evidence lab</w:t>
+      </w:r>
+    </w:p>
+    <w:p>
+      <w:pPr>
+        <w:spacing w:line="336" w:lineRule="auto" w:after="180"/>
+      </w:pPr>
+      <w:r>
+        <w:rPr>
+          <w:b w:val="0"/>
+        </w:rPr>
+        <w:t>Keep the test conditions fixed, record every result, and change only one planned factor.</w:t>
+      </w:r>
+    </w:p>
+    <w:p>
+      <w:pPr>
+        <w:pStyle w:val="Heading3"/>
+      </w:pPr>
+      <w:r>
+        <w:t>Make the lab runnable</w:t>
+      </w:r>
+    </w:p>
+    <w:p>
+      <w:pPr>
+        <w:spacing w:line="336" w:lineRule="auto" w:after="180"/>
+      </w:pPr>
+      <w:r>
+        <w:rPr>
+          <w:b w:val="0"/>
+        </w:rPr>
+        <w:t>Use the supplied complete investigation for shared practice. Reserve the fresh six-row indoor export for the individual first attempt before hints or feedback; earlier transfer questions remain additional practice.</w:t>
+      </w:r>
+    </w:p>
+    <w:p>
+      <w:pPr>
+        <w:pStyle w:val="Heading3"/>
+      </w:pPr>
+      <w:r>
+        <w:t>Diagnose and reteach</w:t>
+      </w:r>
+    </w:p>
+    <w:p>
+      <w:pPr>
+        <w:spacing w:line="336" w:lineRule="auto" w:after="180"/>
+      </w:pPr>
+      <w:r>
+        <w:rPr>
+          <w:b w:val="0"/>
+        </w:rPr>
+        <w:t>MISCONCEPTION TO REPAIR A model will automatically ignore harmless data-quality problems.</w:t>
+      </w:r>
+    </w:p>
+    <w:p>
+      <w:pPr>
+        <w:spacing w:line="336" w:lineRule="auto" w:after="180"/>
+      </w:pPr>
+      <w:r>
+        <w:rPr>
+          <w:b w:val="0"/>
+        </w:rPr>
+        <w:t>For guessing, return to given facts and request a trace. For vocabulary without application, use one example and one non-example. For arithmetic errors, check the setup before the calculation.</w:t>
+      </w:r>
+    </w:p>
+    <w:p>
+      <w:pPr>
+        <w:spacing w:line="336" w:lineRule="auto" w:after="180"/>
+      </w:pPr>
+      <w:r>
+        <w:rPr>
+          <w:b w:val="0"/>
+        </w:rPr>
+        <w:t>Finish with a different uncoached case before recording mastery.</w:t>
+      </w:r>
+    </w:p>
+    <w:p>
+      <w:pPr>
+        <w:pStyle w:val="Heading3"/>
+      </w:pPr>
+      <w:r>
+        <w:t>Address these additional misconceptions</w:t>
+      </w:r>
+    </w:p>
+    <w:p>
+      <w:pPr>
+        <w:pStyle w:val="Heading3"/>
+      </w:pPr>
+      <w:r>
+        <w:t>Check these misconceptions</w:t>
+      </w:r>
+    </w:p>
+    <w:p>
+      <w:pPr>
+        <w:pStyle w:val="Heading3"/>
+      </w:pPr>
+      <w:r>
+        <w:t>Match the support to the first error</w:t>
+      </w:r>
+    </w:p>
+    <w:p>
+      <w:pPr>
         <w:pStyle w:val="Heading1"/>
       </w:pPr>
       <w:r>
-        <w:t>05. Assess and explain the answers</w:t>
-      </w:r>
-    </w:p>
-    <w:p>
-      <w:r>
-        <w:t>Use the Inspect Before Modeling questions, teacher keys and criteria after the relevant attempts. Previously discussed cases are practice; protect the separately selected independent task.</w:t>
+        <w:t>05. Assess the selected experiment transfer</w:t>
+      </w:r>
+    </w:p>
+    <w:p>
+      <w:r>
+        <w:t>Keep this key until after a first attempt; record any help and prior exposure.</w:t>
+      </w:r>
+    </w:p>
+    <w:p>
+      <w:pPr>
+        <w:pStyle w:val="Heading2"/>
+      </w:pPr>
+      <w:r>
+        <w:t>Selected independent task and checked key</w:t>
+      </w:r>
+    </w:p>
+    <w:p>
+      <w:pPr>
+        <w:spacing w:line="336" w:lineRule="auto" w:after="180"/>
+      </w:pPr>
+      <w:r>
+        <w:rPr>
+          <w:b w:val="0"/>
+        </w:rPr>
+        <w:t xml:space="preserve">Selected case: A new fictional indoor trip export has (P,4), (Q,None), (Q,None), (R,-1), (S,6), (T,0), with durations in minutes and the same </w:t>
+      </w:r>
+      <w:r>
+        <w:rPr>
+          <w:b/>
+        </w:rPr>
+        <w:t>schema</w:t>
+      </w:r>
+      <w:r>
+        <w:rPr>
+          <w:b w:val="0"/>
+        </w:rPr>
+        <w:t>.</w:t>
+      </w:r>
+    </w:p>
+    <w:p>
+      <w:pPr>
+        <w:spacing w:line="336" w:lineRule="auto" w:after="180"/>
+      </w:pPr>
+      <w:r>
+        <w:rPr>
+          <w:b w:val="0"/>
+        </w:rPr>
+        <w:t xml:space="preserve">Count raw rows, distinct IDs, missing durations, negative durations and extra ID occurrences. Identify overlap. Draft a short </w:t>
+      </w:r>
+      <w:r>
+        <w:rPr>
+          <w:b/>
+        </w:rPr>
+        <w:t>dataset card</w:t>
+      </w:r>
+      <w:r>
+        <w:rPr>
+          <w:b w:val="0"/>
+        </w:rPr>
+        <w:t xml:space="preserve"> stating source, row meaning, unit, findings, unchanged version and one excluded use.</w:t>
+      </w:r>
+    </w:p>
+    <w:p>
+      <w:pPr>
+        <w:spacing w:line="336" w:lineRule="auto" w:after="180"/>
+      </w:pPr>
+      <w:r>
+        <w:rPr>
+          <w:b w:val="0"/>
+        </w:rPr>
+        <w:t xml:space="preserve">There are 6 rows, 5 distinct IDs, 2 missing durations, 1 negative duration and 1 extra ID occurrence. Both Q rows are missing, so the </w:t>
+      </w:r>
+      <w:r>
+        <w:rPr>
+          <w:b/>
+        </w:rPr>
+        <w:t>duplicate</w:t>
+      </w:r>
+      <w:r>
+        <w:rPr>
+          <w:b w:val="0"/>
+        </w:rPr>
+        <w:t xml:space="preserve"> and missing flags overlap. Zero for T is allowed by the stated </w:t>
+      </w:r>
+      <w:r>
+        <w:rPr>
+          <w:b/>
+        </w:rPr>
+        <w:t>schema</w:t>
+      </w:r>
+      <w:r>
+        <w:rPr>
+          <w:b w:val="0"/>
+        </w:rPr>
+        <w:t>.</w:t>
+      </w:r>
+    </w:p>
+    <w:p>
+      <w:pPr>
+        <w:spacing w:line="336" w:lineRule="auto" w:after="180"/>
+      </w:pPr>
+      <w:r>
+        <w:rPr>
+          <w:b w:val="0"/>
+        </w:rPr>
+        <w:t xml:space="preserve">The card should identify the supplied fictional indoor export, one intended row per trip, minutes, all findings, raw unchanged version and no </w:t>
+      </w:r>
+      <w:r>
+        <w:rPr>
+          <w:b/>
+        </w:rPr>
+        <w:t>evidence</w:t>
+      </w:r>
+      <w:r>
+        <w:rPr>
+          <w:b w:val="0"/>
+        </w:rPr>
+        <w:t xml:space="preserve"> for real or outdoor navigation use.</w:t>
+      </w:r>
+    </w:p>
+    <w:p>
+      <w:pPr>
+        <w:pStyle w:val="Heading2"/>
+      </w:pPr>
+      <w:r>
+        <w:t>Judge trace, scope and support</w:t>
+      </w:r>
+    </w:p>
+    <w:tbl>
+      <w:tblPr>
+        <w:tblStyle w:val="LightShading-Accent1"/>
+        <w:tblW w:type="auto" w:w="0"/>
+        <w:tblLook w:firstColumn="1" w:firstRow="1" w:lastColumn="0" w:lastRow="0" w:noHBand="0" w:noVBand="1" w:val="04A0"/>
+      </w:tblPr>
+      <w:tblGrid>
+        <w:gridCol w:w="5112"/>
+        <w:gridCol w:w="5112"/>
+      </w:tblGrid>
+      <w:tr>
+        <w:trPr>
+          <w:tblHeader/>
+        </w:trPr>
+        <w:tc>
+          <w:tcPr>
+            <w:tcW w:type="dxa" w:w="5112"/>
+          </w:tcPr>
+          <w:p>
+            <w:r>
+              <w:t>Dimension</w:t>
+            </w:r>
+          </w:p>
+        </w:tc>
+        <w:tc>
+          <w:tcPr>
+            <w:tcW w:type="dxa" w:w="5112"/>
+          </w:tcPr>
+          <w:p>
+            <w:r>
+              <w:t>Evidence required</w:t>
+            </w:r>
+          </w:p>
+        </w:tc>
+      </w:tr>
+      <w:tr>
+        <w:tc>
+          <w:tcPr>
+            <w:tcW w:type="dxa" w:w="5112"/>
+          </w:tcPr>
+          <w:p>
+            <w:r>
+              <w:t>Explanation</w:t>
+            </w:r>
+          </w:p>
+        </w:tc>
+        <w:tc>
+          <w:tcPr>
+            <w:tcW w:type="dxa" w:w="5112"/>
+          </w:tcPr>
+          <w:p>
+            <w:r>
+              <w:t>Names the applicable idea or procedure and ties it to the supplied facts.</w:t>
+            </w:r>
+          </w:p>
+        </w:tc>
+      </w:tr>
+      <w:tr>
+        <w:tc>
+          <w:tcPr>
+            <w:tcW w:type="dxa" w:w="5112"/>
+          </w:tcPr>
+          <w:p>
+            <w:r>
+              <w:t>Trace and result</w:t>
+            </w:r>
+          </w:p>
+        </w:tc>
+        <w:tc>
+          <w:tcPr>
+            <w:tcW w:type="dxa" w:w="5112"/>
+          </w:tcPr>
+          <w:p>
+            <w:r>
+              <w:t>Preserves the given inputs and shows the relevant intermediate steps; distinguishes a prediction from an observed execution.</w:t>
+            </w:r>
+          </w:p>
+        </w:tc>
+      </w:tr>
+      <w:tr>
+        <w:tc>
+          <w:tcPr>
+            <w:tcW w:type="dxa" w:w="5112"/>
+          </w:tcPr>
+          <w:p>
+            <w:r>
+              <w:t>Limits</w:t>
+            </w:r>
+          </w:p>
+        </w:tc>
+        <w:tc>
+          <w:tcPr>
+            <w:tcW w:type="dxa" w:w="5112"/>
+          </w:tcPr>
+          <w:p>
+            <w:r>
+              <w:t>States the assumptions, missing evidence or conditions under which the result would change.</w:t>
+            </w:r>
+          </w:p>
+        </w:tc>
+      </w:tr>
+    </w:tbl>
+    <w:p>
+      <w:pPr>
+        <w:spacing w:line="336" w:lineRule="auto" w:after="180"/>
+      </w:pPr>
+      <w:r>
+        <w:rPr>
+          <w:b w:val="0"/>
+        </w:rPr>
+        <w:t>Record each dimension as not yet, with support, or independent. Accept a valid alternative procedure with a defensible trace.</w:t>
+      </w:r>
+    </w:p>
+    <w:p>
+      <w:pPr>
+        <w:spacing w:line="336" w:lineRule="auto" w:after="180"/>
+      </w:pPr>
+      <w:r>
+        <w:rPr>
+          <w:b w:val="0"/>
+        </w:rPr>
+        <w:t xml:space="preserve">Do not penalise an honestly recorded model failure if the learner correctly explains its </w:t>
+      </w:r>
+      <w:r>
+        <w:rPr>
+          <w:b/>
+        </w:rPr>
+        <w:t>evidence</w:t>
+      </w:r>
+      <w:r>
+        <w:rPr>
+          <w:b w:val="0"/>
+        </w:rPr>
+        <w:t xml:space="preserve"> and limits.</w:t>
+      </w:r>
+    </w:p>
+    <w:p>
+      <w:pPr>
+        <w:pStyle w:val="Heading2"/>
+      </w:pPr>
+      <w:r>
+        <w:t>Give one repair action</w:t>
+      </w:r>
+    </w:p>
+    <w:p>
+      <w:pPr>
+        <w:spacing w:line="336" w:lineRule="auto" w:after="180"/>
+      </w:pPr>
+      <w:r>
+        <w:rPr>
+          <w:b w:val="0"/>
+        </w:rPr>
+        <w:t>Name the earliest unsupported step and give one action to repair it. Have the learner make that repair now and explain why. Then assess the relevant skill on a fresh, fully specified case.</w:t>
+      </w:r>
+    </w:p>
+    <w:p>
+      <w:pPr>
+        <w:spacing w:line="336" w:lineRule="auto" w:after="180"/>
+      </w:pPr>
+      <w:r>
+        <w:rPr>
+          <w:b w:val="0"/>
+        </w:rPr>
+        <w:t>Confirm it was not previously practised with feedback; solve and check the new case before assigning it. A follow-up design prompt is a starting brief, not automatically an equivalent test.</w:t>
+      </w:r>
+    </w:p>
+    <w:p>
+      <w:pPr>
+        <w:pStyle w:val="Heading2"/>
+      </w:pPr>
+      <w:r>
+        <w:t>W1 Define the row and source</w:t>
+      </w:r>
+    </w:p>
+    <w:p>
+      <w:pPr>
+        <w:spacing w:line="336" w:lineRule="auto" w:after="180"/>
+      </w:pPr>
+      <w:r>
+        <w:rPr>
+          <w:b w:val="0"/>
+        </w:rPr>
+        <w:t>For Robot practice v1, state what one row is intended to represent, the source, the unit and the meaning of None.</w:t>
+      </w:r>
+    </w:p>
+    <w:p>
+      <w:pPr>
+        <w:spacing w:line="336" w:lineRule="auto" w:after="180"/>
+      </w:pPr>
+      <w:r>
+        <w:rPr>
+          <w:b w:val="0"/>
+        </w:rPr>
+        <w:t>One row is intended to represent one indoor practice trip. The source is a teacher-authored fictional export for this lesson, duration uses minutes, and None means unknown rather than zero.</w:t>
+      </w:r>
+    </w:p>
+    <w:p>
+      <w:pPr>
+        <w:pStyle w:val="Heading2"/>
+      </w:pPr>
+      <w:r>
+        <w:t>W2 Interpret the audit counts</w:t>
+      </w:r>
+    </w:p>
+    <w:p>
+      <w:pPr>
+        <w:spacing w:line="336" w:lineRule="auto" w:after="180"/>
+      </w:pPr>
+      <w:r>
+        <w:rPr>
+          <w:b w:val="0"/>
+        </w:rPr>
+        <w:t>Explain each number in 5 4 2 1. How many extra ID occurrences are there, and how many rows belong to a repeated-ID group?</w:t>
+      </w:r>
+    </w:p>
+    <w:p>
+      <w:pPr>
+        <w:spacing w:line="336" w:lineRule="auto" w:after="180"/>
+      </w:pPr>
+      <w:r>
+        <w:rPr>
+          <w:b w:val="0"/>
+        </w:rPr>
+        <w:t>The numbers mean 5 raw rows, 4 distinct IDs, 2 missing durations and 1 negative duration. There is 1 extra ID occurrence; 2 rows belong to the repeated-ID group B. These are different counts.</w:t>
+      </w:r>
+    </w:p>
+    <w:p>
+      <w:pPr>
+        <w:pStyle w:val="Heading2"/>
+      </w:pPr>
+      <w:r>
+        <w:t>W3 Reject an unsupported correction</w:t>
+      </w:r>
+    </w:p>
+    <w:p>
+      <w:pPr>
+        <w:spacing w:line="336" w:lineRule="auto" w:after="180"/>
+      </w:pPr>
+      <w:r>
+        <w:rPr>
+          <w:b w:val="0"/>
+        </w:rPr>
+        <w:t>A learner changes None to 0 and -2 to 2, then reports a clean dataset. Explain why this is not a justified repair and what record should be kept.</w:t>
+      </w:r>
+    </w:p>
+    <w:p>
+      <w:pPr>
+        <w:spacing w:line="336" w:lineRule="auto" w:after="180"/>
+      </w:pPr>
+      <w:r>
+        <w:rPr>
+          <w:b w:val="0"/>
+        </w:rPr>
+        <w:t xml:space="preserve">Those edits invent outcomes without source </w:t>
+      </w:r>
+      <w:r>
+        <w:rPr>
+          <w:b/>
+        </w:rPr>
+        <w:t>evidence</w:t>
+      </w:r>
+      <w:r>
+        <w:rPr>
+          <w:b w:val="0"/>
+        </w:rPr>
+        <w:t>. Preserve the raw version, flag the affected rows and investigate.</w:t>
+      </w:r>
+    </w:p>
+    <w:p>
+      <w:pPr>
+        <w:spacing w:line="336" w:lineRule="auto" w:after="180"/>
+      </w:pPr>
+      <w:r>
+        <w:rPr>
+          <w:b w:val="0"/>
+        </w:rPr>
+        <w:t>Record any supported correction with old value, new value, reason and version; unresolved values remain uncertain.</w:t>
+      </w:r>
+    </w:p>
+    <w:p>
+      <w:pPr>
+        <w:pStyle w:val="Heading2"/>
+      </w:pPr>
+      <w:r>
+        <w:t>W5 State an evidence gap</w:t>
+      </w:r>
+    </w:p>
+    <w:p>
+      <w:pPr>
+        <w:spacing w:line="336" w:lineRule="auto" w:after="180"/>
+      </w:pPr>
+      <w:r>
+        <w:rPr>
+          <w:b w:val="0"/>
+        </w:rPr>
+        <w:t xml:space="preserve">Someone </w:t>
+      </w:r>
+      <w:r>
+        <w:rPr>
+          <w:b/>
+        </w:rPr>
+        <w:t>duplicate</w:t>
+      </w:r>
+      <w:r>
+        <w:rPr>
+          <w:b w:val="0"/>
+        </w:rPr>
+        <w:t>s each row ten times and claims the export now covers more kinds of trips. Explain what changed and what did not.</w:t>
+      </w:r>
+    </w:p>
+    <w:p>
+      <w:pPr>
+        <w:spacing w:line="336" w:lineRule="auto" w:after="180"/>
+      </w:pPr>
+      <w:r>
+        <w:rPr>
+          <w:b w:val="0"/>
+        </w:rPr>
+        <w:t xml:space="preserve">The row count increased but no new trip conditions or independent </w:t>
+      </w:r>
+      <w:r>
+        <w:rPr>
+          <w:b/>
+        </w:rPr>
+        <w:t>observation</w:t>
+      </w:r>
+      <w:r>
+        <w:rPr>
+          <w:b w:val="0"/>
+        </w:rPr>
+        <w:t>s were added. Coverage remains limited to the same supplied fictional indoor cases; the larger count does not establish broader usefulness.</w:t>
+      </w:r>
+    </w:p>
+    <w:p>
+      <w:pPr>
+        <w:pStyle w:val="Heading2"/>
+      </w:pPr>
+      <w:r>
+        <w:t>Earlier wording, alternatives and picture transcripts · reference / check after trying</w:t>
+      </w:r>
+    </w:p>
+    <w:p>
+      <w:pPr>
+        <w:spacing w:line="336" w:lineRule="auto" w:after="180"/>
+      </w:pPr>
+      <w:r>
+        <w:rPr>
+          <w:b w:val="0"/>
+        </w:rPr>
+        <w:t>Assess and explain the answers</w:t>
       </w:r>
     </w:p>
     <w:p>
@@ -4613,46 +5246,56 @@
     </w:p>
     <w:p>
       <w:pPr>
+        <w:spacing w:line="336" w:lineRule="auto" w:after="180"/>
+      </w:pPr>
+      <w:r>
+        <w:rPr>
+          <w:b w:val="0"/>
+        </w:rPr>
+        <w:t xml:space="preserve">Check </w:t>
+      </w:r>
+      <w:r>
+        <w:rPr>
+          <w:b/>
+        </w:rPr>
+        <w:t>missingness</w:t>
+      </w:r>
+      <w:r>
+        <w:rPr>
+          <w:b w:val="0"/>
+        </w:rPr>
+        <w:t xml:space="preserve">, physical validity, units and </w:t>
+      </w:r>
+      <w:r>
+        <w:rPr>
+          <w:b/>
+        </w:rPr>
+        <w:t>duplicate</w:t>
+      </w:r>
+      <w:r>
+        <w:rPr>
+          <w:b w:val="0"/>
+        </w:rPr>
+        <w:t xml:space="preserve"> identity. Investigate and document repair. Blind deletion can disproportionately remove a relevant condition.</w:t>
+      </w:r>
+    </w:p>
+    <w:p>
+      <w:pPr>
         <w:pStyle w:val="Heading3"/>
       </w:pPr>
       <w:r>
-        <w:t>Teacher key · Worked case answer</w:t>
+        <w:t>Additional transfer practice question</w:t>
       </w:r>
     </w:p>
     <w:p>
       <w:pPr>
         <w:spacing w:line="336" w:lineRule="auto" w:after="180"/>
-        <w:shd w:fill="F1F6FC"/>
-      </w:pPr>
-      <w:r>
-        <w:rPr>
-          <w:b w:val="0"/>
-        </w:rPr>
-        <w:t xml:space="preserve">Check </w:t>
-      </w:r>
-      <w:r>
-        <w:rPr>
-          <w:b/>
-        </w:rPr>
-        <w:t>missingness</w:t>
-      </w:r>
-      <w:r>
-        <w:rPr>
-          <w:b w:val="0"/>
-        </w:rPr>
-        <w:t xml:space="preserve">, physical validity, units and </w:t>
-      </w:r>
-      <w:r>
-        <w:rPr>
-          <w:b/>
-        </w:rPr>
-        <w:t>duplicate</w:t>
-      </w:r>
-      <w:r>
-        <w:rPr>
-          <w:b w:val="0"/>
-        </w:rPr>
-        <w:t xml:space="preserve"> identity. Investigate and document repair. Blind deletion can disproportionately remove a relevant condition.</w:t>
+      </w:pPr>
+      <w:r>
+        <w:rPr>
+          <w:b w:val="0"/>
+        </w:rPr>
+        <w:t>A table has height_cm values 12, 15, -8 and a blank. Identify two issues and a suitable first action.</w:t>
       </w:r>
     </w:p>
     <w:p>
@@ -4660,49 +5303,12 @@
         <w:pStyle w:val="Heading3"/>
       </w:pPr>
       <w:r>
-        <w:t>Independent question</w:t>
-      </w:r>
-    </w:p>
-    <w:p>
-      <w:pPr>
-        <w:pStyle w:val="Heading3"/>
-      </w:pPr>
-      <w:r>
-        <w:t>Independent question · withhold the key</w:t>
+        <w:t>Reasoned practice answer</w:t>
       </w:r>
     </w:p>
     <w:p>
       <w:pPr>
         <w:spacing w:line="336" w:lineRule="auto" w:after="180"/>
-        <w:shd w:fill="F5F1FB"/>
-      </w:pPr>
-      <w:r>
-        <w:rPr>
-          <w:b w:val="0"/>
-        </w:rPr>
-        <w:t>A table has height_cm values 12, 15, -8 and a blank. Identify two issues and a suitable first action.</w:t>
-      </w:r>
-    </w:p>
-    <w:p>
-      <w:pPr>
-        <w:pStyle w:val="Heading3"/>
-      </w:pPr>
-      <w:r>
-        <w:t>Expected independent answer</w:t>
-      </w:r>
-    </w:p>
-    <w:p>
-      <w:pPr>
-        <w:pStyle w:val="Heading3"/>
-      </w:pPr>
-      <w:r>
-        <w:t>Teacher key · Expected independent answer</w:t>
-      </w:r>
-    </w:p>
-    <w:p>
-      <w:pPr>
-        <w:spacing w:line="336" w:lineRule="auto" w:after="180"/>
-        <w:shd w:fill="F1F6FC"/>
       </w:pPr>
       <w:r>
         <w:rPr>
@@ -5008,58 +5614,192 @@
     </w:p>
     <w:p>
       <w:pPr>
+        <w:spacing w:line="336" w:lineRule="auto" w:after="180"/>
+      </w:pPr>
+      <w:r>
+        <w:rPr>
+          <w:b w:val="0"/>
+        </w:rPr>
+        <w:t xml:space="preserve">Check -2 against source and units because physical length is nonnegative; mark missing explicitly; identify the </w:t>
+      </w:r>
+      <w:r>
+        <w:rPr>
+          <w:b/>
+        </w:rPr>
+        <w:t>duplicate</w:t>
+      </w:r>
+      <w:r>
+        <w:rPr>
+          <w:b w:val="0"/>
+        </w:rPr>
+        <w:t xml:space="preserve"> and preserve </w:t>
+      </w:r>
+      <w:r>
+        <w:rPr>
+          <w:b/>
+        </w:rPr>
+        <w:t>provenance</w:t>
+      </w:r>
+      <w:r>
+        <w:rPr>
+          <w:b w:val="0"/>
+        </w:rPr>
+        <w:t>; keep 8 if valid.</w:t>
+      </w:r>
+    </w:p>
+    <w:p>
+      <w:pPr>
+        <w:spacing w:line="336" w:lineRule="auto" w:after="180"/>
+      </w:pPr>
+      <w:r>
+        <w:rPr>
+          <w:b w:val="0"/>
+        </w:rPr>
+        <w:t>Document repairs and avoid automatically deleting conditions disproportionately represented among problematic rows.</w:t>
+      </w:r>
+    </w:p>
+    <w:p>
+      <w:pPr>
         <w:pStyle w:val="Heading3"/>
       </w:pPr>
       <w:r>
-        <w:t>Teacher key · Original transfer answer</w:t>
+        <w:t>Explanations for the additional workbook examples</w:t>
+      </w:r>
+    </w:p>
+    <w:p>
+      <w:pPr>
+        <w:pStyle w:val="Heading3"/>
+      </w:pPr>
+      <w:r>
+        <w:t>W1 Define the row and source</w:t>
+      </w:r>
+    </w:p>
+    <w:p>
+      <w:pPr>
+        <w:pStyle w:val="Heading3"/>
+      </w:pPr>
+      <w:r>
+        <w:t>W2 Interpret the audit counts</w:t>
+      </w:r>
+    </w:p>
+    <w:p>
+      <w:pPr>
+        <w:pStyle w:val="Heading3"/>
+      </w:pPr>
+      <w:r>
+        <w:t>W3 Reject an unsupported correction</w:t>
+      </w:r>
+    </w:p>
+    <w:p>
+      <w:pPr>
+        <w:pStyle w:val="Heading3"/>
+      </w:pPr>
+      <w:r>
+        <w:t>W4 Inspect and document independently</w:t>
       </w:r>
     </w:p>
     <w:p>
       <w:pPr>
         <w:spacing w:line="336" w:lineRule="auto" w:after="180"/>
-        <w:shd w:fill="F1F6FC"/>
-      </w:pPr>
-      <w:r>
-        <w:rPr>
-          <w:b w:val="0"/>
-        </w:rPr>
-        <w:t xml:space="preserve">Check -2 against source and units because physical length is nonnegative; mark missing explicitly; identify the </w:t>
+      </w:pPr>
+      <w:r>
+        <w:rPr>
+          <w:b w:val="0"/>
+        </w:rPr>
+        <w:t xml:space="preserve">A new fictional indoor trip export has (P,4), (Q,None), (Q,None), (R,-1), (S,6), (T,0), with durations in minutes and the same </w:t>
       </w:r>
       <w:r>
         <w:rPr>
           <w:b/>
         </w:rPr>
+        <w:t>schema</w:t>
+      </w:r>
+      <w:r>
+        <w:rPr>
+          <w:b w:val="0"/>
+        </w:rPr>
+        <w:t>.</w:t>
+      </w:r>
+    </w:p>
+    <w:p>
+      <w:pPr>
+        <w:spacing w:line="336" w:lineRule="auto" w:after="180"/>
+      </w:pPr>
+      <w:r>
+        <w:rPr>
+          <w:b w:val="0"/>
+        </w:rPr>
+        <w:t xml:space="preserve">Count raw rows, distinct IDs, missing durations, negative durations and extra ID occurrences. Identify overlap. Draft a short </w:t>
+      </w:r>
+      <w:r>
+        <w:rPr>
+          <w:b/>
+        </w:rPr>
+        <w:t>dataset card</w:t>
+      </w:r>
+      <w:r>
+        <w:rPr>
+          <w:b w:val="0"/>
+        </w:rPr>
+        <w:t xml:space="preserve"> stating source, row meaning, unit, findings, unchanged version and one excluded use.</w:t>
+      </w:r>
+    </w:p>
+    <w:p>
+      <w:pPr>
+        <w:spacing w:line="336" w:lineRule="auto" w:after="180"/>
+      </w:pPr>
+      <w:r>
+        <w:rPr>
+          <w:b w:val="0"/>
+        </w:rPr>
+        <w:t xml:space="preserve">There are 6 rows, 5 distinct IDs, 2 missing durations, 1 negative duration and 1 extra ID occurrence. Both Q rows are missing, so the </w:t>
+      </w:r>
+      <w:r>
+        <w:rPr>
+          <w:b/>
+        </w:rPr>
         <w:t>duplicate</w:t>
       </w:r>
       <w:r>
         <w:rPr>
           <w:b w:val="0"/>
         </w:rPr>
-        <w:t xml:space="preserve"> and preserve </w:t>
+        <w:t xml:space="preserve"> and missing flags overlap. Zero for T is allowed by the stated </w:t>
       </w:r>
       <w:r>
         <w:rPr>
           <w:b/>
         </w:rPr>
-        <w:t>provenance</w:t>
-      </w:r>
-      <w:r>
-        <w:rPr>
-          <w:b w:val="0"/>
-        </w:rPr>
-        <w:t>; keep 8 if valid.</w:t>
+        <w:t>schema</w:t>
+      </w:r>
+      <w:r>
+        <w:rPr>
+          <w:b w:val="0"/>
+        </w:rPr>
+        <w:t>.</w:t>
       </w:r>
     </w:p>
     <w:p>
       <w:pPr>
         <w:spacing w:line="336" w:lineRule="auto" w:after="180"/>
-        <w:shd w:fill="F1F6FC"/>
-      </w:pPr>
-      <w:r>
-        <w:rPr>
-          <w:b w:val="0"/>
-        </w:rPr>
-        <w:t>Document repairs and avoid automatically deleting conditions disproportionately represented among problematic rows.</w:t>
+      </w:pPr>
+      <w:r>
+        <w:rPr>
+          <w:b w:val="0"/>
+        </w:rPr>
+        <w:t xml:space="preserve">The card should identify the supplied fictional indoor export, one intended row per trip, minutes, all findings, raw unchanged version and no </w:t>
+      </w:r>
+      <w:r>
+        <w:rPr>
+          <w:b/>
+        </w:rPr>
+        <w:t>evidence</w:t>
+      </w:r>
+      <w:r>
+        <w:rPr>
+          <w:b w:val="0"/>
+        </w:rPr>
+        <w:t xml:space="preserve"> for real or outdoor navigation use.</w:t>
       </w:r>
     </w:p>
     <w:p>
@@ -5067,7 +5807,7 @@
         <w:pStyle w:val="Heading3"/>
       </w:pPr>
       <w:r>
-        <w:t>Explanations for the additional workbook examples</w:t>
+        <w:t>W5 State an evidence gap</w:t>
       </w:r>
     </w:p>
     <w:p>
@@ -5075,7 +5815,7 @@
         <w:pStyle w:val="Heading3"/>
       </w:pPr>
       <w:r>
-        <w:t>W1 Define the row and source</w:t>
+        <w:t>Assess independent transfer</w:t>
       </w:r>
     </w:p>
     <w:p>
@@ -5083,19 +5823,65 @@
         <w:pStyle w:val="Heading3"/>
       </w:pPr>
       <w:r>
-        <w:t>Workbook question · W1</w:t>
+        <w:t>Selected case answer</w:t>
+      </w:r>
+    </w:p>
+    <w:p>
+      <w:pPr>
+        <w:pStyle w:val="Heading3"/>
+      </w:pPr>
+      <w:r>
+        <w:t>Feedback that the learner uses</w:t>
+      </w:r>
+    </w:p>
+    <w:p>
+      <w:pPr>
+        <w:pStyle w:val="Heading2"/>
+      </w:pPr>
+      <w:r>
+        <w:t>Extension questions and checked keys · reference / check after trying</w:t>
+      </w:r>
+    </w:p>
+    <w:p>
+      <w:pPr>
+        <w:pStyle w:val="Heading3"/>
+      </w:pPr>
+      <w:r>
+        <w:t>Units conversions and data provenance — W1 Retain the source</w:t>
       </w:r>
     </w:p>
     <w:p>
       <w:pPr>
         <w:spacing w:line="336" w:lineRule="auto" w:after="180"/>
-        <w:shd w:fill="F5F1FB"/>
-      </w:pPr>
-      <w:r>
-        <w:rPr>
-          <w:b w:val="0"/>
-        </w:rPr>
-        <w:t>For Robot practice v1, state what one row is intended to represent, the source, the unit and the meaning of None.</w:t>
+      </w:pPr>
+      <w:r>
+        <w:rPr>
+          <w:b w:val="0"/>
+        </w:rPr>
+        <w:t xml:space="preserve">Name four pieces of information to keep for Log A and its </w:t>
+      </w:r>
+      <w:r>
+        <w:rPr>
+          <w:b/>
+        </w:rPr>
+        <w:t>conversion</w:t>
+      </w:r>
+      <w:r>
+        <w:rPr>
+          <w:b w:val="0"/>
+        </w:rPr>
+        <w:t>.</w:t>
+      </w:r>
+    </w:p>
+    <w:p>
+      <w:pPr>
+        <w:spacing w:line="336" w:lineRule="auto" w:after="180"/>
+      </w:pPr>
+      <w:r>
+        <w:rPr>
+          <w:b w:val="0"/>
+        </w:rPr>
+        <w:t>Source A, raw 180, unit seconds and derived 3.0 minutes; also record divide by 60.</w:t>
       </w:r>
     </w:p>
     <w:p>
@@ -5103,19 +5889,40 @@
         <w:pStyle w:val="Heading3"/>
       </w:pPr>
       <w:r>
-        <w:t>Teacher reasoning · W1</w:t>
+        <w:t>Units conversions and data provenance — W2 Convert precisely</w:t>
       </w:r>
     </w:p>
     <w:p>
       <w:pPr>
         <w:spacing w:line="336" w:lineRule="auto" w:after="180"/>
-        <w:shd w:fill="F1F6FC"/>
-      </w:pPr>
-      <w:r>
-        <w:rPr>
-          <w:b w:val="0"/>
-        </w:rPr>
-        <w:t>One row is intended to represent one indoor practice trip. The source is a teacher-authored fictional export for this lesson, duration uses minutes, and None means unknown rather than zero.</w:t>
+      </w:pPr>
+      <w:r>
+        <w:rPr>
+          <w:b w:val="0"/>
+        </w:rPr>
+        <w:t>Convert 150 seconds and 30 seconds to minutes without rounding to whole numbers.</w:t>
+      </w:r>
+    </w:p>
+    <w:p>
+      <w:pPr>
+        <w:spacing w:line="336" w:lineRule="auto" w:after="180"/>
+      </w:pPr>
+      <w:r>
+        <w:rPr>
+          <w:b w:val="0"/>
+        </w:rPr>
+        <w:t>2.5 and 0.5 minutes.</w:t>
+      </w:r>
+    </w:p>
+    <w:p>
+      <w:pPr>
+        <w:spacing w:line="336" w:lineRule="auto" w:after="180"/>
+      </w:pPr>
+      <w:r>
+        <w:rPr>
+          <w:b w:val="0"/>
+        </w:rPr>
+        <w:t>There are 60 seconds in one minute. Divide each seconds value by 60: 150/60 = 2.5 minutes and 30/60 = 0.5 minutes. Do not round away the half-minute. Check the direction by converting back: 2.5 times 60 is 150.</w:t>
       </w:r>
     </w:p>
     <w:p>
@@ -5123,7 +5930,51 @@
         <w:pStyle w:val="Heading3"/>
       </w:pPr>
       <w:r>
-        <w:t>W2 Interpret the audit counts</w:t>
+        <w:t>Units conversions and data provenance — W3 Repair a comparison</w:t>
+      </w:r>
+    </w:p>
+    <w:p>
+      <w:pPr>
+        <w:spacing w:line="336" w:lineRule="auto" w:after="180"/>
+      </w:pPr>
+      <w:r>
+        <w:rPr>
+          <w:b w:val="0"/>
+        </w:rPr>
+        <w:t>A report claims 120 seconds exceeds 3 minutes because 120 &gt; 3. Correct it.</w:t>
+      </w:r>
+    </w:p>
+    <w:p>
+      <w:pPr>
+        <w:spacing w:line="336" w:lineRule="auto" w:after="180"/>
+      </w:pPr>
+      <w:r>
+        <w:rPr>
+          <w:b w:val="0"/>
+        </w:rPr>
+        <w:t>120 seconds is 2 minutes, so 3 minutes is longer.</w:t>
+      </w:r>
+    </w:p>
+    <w:p>
+      <w:pPr>
+        <w:spacing w:line="336" w:lineRule="auto" w:after="180"/>
+      </w:pPr>
+      <w:r>
+        <w:rPr>
+          <w:b w:val="0"/>
+        </w:rPr>
+        <w:t>First put both values in the same unit. 120 seconds divided by 60 is 2 minutes. Now compare 2 minutes with 3 minutes: 3 minutes is longer by 1 minute.</w:t>
+      </w:r>
+    </w:p>
+    <w:p>
+      <w:pPr>
+        <w:spacing w:line="336" w:lineRule="auto" w:after="180"/>
+      </w:pPr>
+      <w:r>
+        <w:rPr>
+          <w:b w:val="0"/>
+        </w:rPr>
+        <w:t>Comparing the raw numbers 120 and 3 without their units compares unlike quantities.</w:t>
       </w:r>
     </w:p>
     <w:p>
@@ -5131,19 +5982,29 @@
         <w:pStyle w:val="Heading3"/>
       </w:pPr>
       <w:r>
-        <w:t>Workbook question · W2</w:t>
+        <w:t>Units conversions and data provenance — W4 Normalize independently</w:t>
       </w:r>
     </w:p>
     <w:p>
       <w:pPr>
         <w:spacing w:line="336" w:lineRule="auto" w:after="180"/>
-        <w:shd w:fill="F5F1FB"/>
-      </w:pPr>
-      <w:r>
-        <w:rPr>
-          <w:b w:val="0"/>
-        </w:rPr>
-        <w:t>Explain each number in 5 4 2 1. How many extra ID occurrences are there, and how many rows belong to a repeated-ID group?</w:t>
+      </w:pPr>
+      <w:r>
+        <w:rPr>
+          <w:b w:val="0"/>
+        </w:rPr>
+        <w:t>Create records for 240 seconds, 1.5 minutes and 60 seconds. Derive minutes while keeping raw data. State the values and their total.</w:t>
+      </w:r>
+    </w:p>
+    <w:p>
+      <w:pPr>
+        <w:spacing w:line="336" w:lineRule="auto" w:after="180"/>
+      </w:pPr>
+      <w:r>
+        <w:rPr>
+          <w:b w:val="0"/>
+        </w:rPr>
+        <w:t>4.0, 1.5 and 1.0 minutes; total 6.5 minutes. Retain original units and values.</w:t>
       </w:r>
     </w:p>
     <w:p>
@@ -5151,1061 +6012,247 @@
         <w:pStyle w:val="Heading3"/>
       </w:pPr>
       <w:r>
-        <w:t>Teacher reasoning · W2</w:t>
+        <w:t>Units conversions and data provenance — W5 Handle an unknown unit</w:t>
       </w:r>
     </w:p>
     <w:p>
       <w:pPr>
         <w:spacing w:line="336" w:lineRule="auto" w:after="180"/>
-        <w:shd w:fill="F1F6FC"/>
-      </w:pPr>
-      <w:r>
-        <w:rPr>
-          <w:b w:val="0"/>
-        </w:rPr>
-        <w:t>The numbers mean 5 raw rows, 4 distinct IDs, 2 missing durations and 1 negative duration. There is 1 extra ID occurrence; 2 rows belong to the repeated-ID group B. These are different counts.</w:t>
-      </w:r>
-    </w:p>
-    <w:p>
-      <w:pPr>
-        <w:pStyle w:val="Heading3"/>
-      </w:pPr>
-      <w:r>
-        <w:t>W3 Reject an unsupported correction</w:t>
-      </w:r>
-    </w:p>
-    <w:p>
-      <w:pPr>
-        <w:pStyle w:val="Heading3"/>
-      </w:pPr>
-      <w:r>
-        <w:t>Workbook question · W3</w:t>
+      </w:pPr>
+      <w:r>
+        <w:rPr>
+          <w:b w:val="0"/>
+        </w:rPr>
+        <w:t xml:space="preserve">A record contains value 8 and unit ticks with no </w:t>
+      </w:r>
+      <w:r>
+        <w:rPr>
+          <w:b/>
+        </w:rPr>
+        <w:t>conversion</w:t>
+      </w:r>
+      <w:r>
+        <w:rPr>
+          <w:b w:val="0"/>
+        </w:rPr>
+        <w:t xml:space="preserve"> rule. Should you assume seconds?</w:t>
       </w:r>
     </w:p>
     <w:p>
       <w:pPr>
         <w:spacing w:line="336" w:lineRule="auto" w:after="180"/>
-        <w:shd w:fill="F5F1FB"/>
-      </w:pPr>
-      <w:r>
-        <w:rPr>
-          <w:b w:val="0"/>
-        </w:rPr>
-        <w:t>A learner changes None to 0 and -2 to 2, then reports a clean dataset. Explain why this is not a justified repair and what record should be kept.</w:t>
-      </w:r>
-    </w:p>
-    <w:p>
-      <w:pPr>
-        <w:pStyle w:val="Heading3"/>
-      </w:pPr>
-      <w:r>
-        <w:t>Teacher reasoning · W3</w:t>
+      </w:pPr>
+      <w:r>
+        <w:rPr>
+          <w:b w:val="0"/>
+        </w:rPr>
+        <w:t>No. Mark it unresolved and ask for the unit definition. Do not include it as a known duration.</w:t>
+      </w:r>
+    </w:p>
+    <w:p>
+      <w:pPr>
+        <w:pStyle w:val="Heading1"/>
+      </w:pPr>
+      <w:r>
+        <w:t>06. Connect, support and revisit the experiment</w:t>
+      </w:r>
+    </w:p>
+    <w:p>
+      <w:r>
+        <w:t>Retain failures and assess a fresh parallel case after help.</w:t>
+      </w:r>
+    </w:p>
+    <w:p>
+      <w:pPr>
+        <w:pStyle w:val="Heading2"/>
+      </w:pPr>
+      <w:r>
+        <w:t>Project evidence</w:t>
       </w:r>
     </w:p>
     <w:p>
       <w:pPr>
         <w:spacing w:line="336" w:lineRule="auto" w:after="180"/>
-        <w:shd w:fill="F1F6FC"/>
-      </w:pPr>
-      <w:r>
-        <w:rPr>
-          <w:b w:val="0"/>
-        </w:rPr>
-        <w:t xml:space="preserve">Those edits invent outcomes without source </w:t>
+      </w:pPr>
+      <w:r>
+        <w:rPr>
+          <w:b w:val="0"/>
+        </w:rPr>
+        <w:t>Audit the Plant Classifier table and attach a data-quality report before any baseline or model is trained.</w:t>
+      </w:r>
+    </w:p>
+    <w:p>
+      <w:pPr>
+        <w:spacing w:line="336" w:lineRule="auto" w:after="180"/>
+      </w:pPr>
+      <w:r>
+        <w:rPr>
+          <w:b w:val="0"/>
+        </w:rPr>
+        <w:t xml:space="preserve">Keep the decision, </w:t>
       </w:r>
       <w:r>
         <w:rPr>
           <w:b/>
         </w:rPr>
+        <w:t>input</w:t>
+      </w:r>
+      <w:r>
+        <w:rPr>
+          <w:b w:val="0"/>
+        </w:rPr>
+        <w:t xml:space="preserve">, result, explanation and remaining limitation in the project </w:t>
+      </w:r>
+      <w:r>
+        <w:rPr>
+          <w:b/>
+        </w:rPr>
         <w:t>evidence</w:t>
       </w:r>
       <w:r>
         <w:rPr>
           <w:b w:val="0"/>
         </w:rPr>
-        <w:t>. Preserve the raw version, flag the affected rows and investigate.</w:t>
+        <w:t xml:space="preserve"> record. Retrieve this record next week rather than restarting the project.</w:t>
       </w:r>
     </w:p>
     <w:p>
       <w:pPr>
         <w:spacing w:line="336" w:lineRule="auto" w:after="180"/>
-        <w:shd w:fill="F1F6FC"/>
-      </w:pPr>
-      <w:r>
-        <w:rPr>
-          <w:b w:val="0"/>
-        </w:rPr>
-        <w:t>Record any supported correction with old value, new value, reason and version; unresolved values remain uncertain.</w:t>
-      </w:r>
-    </w:p>
-    <w:p>
-      <w:pPr>
-        <w:pStyle w:val="Heading3"/>
-      </w:pPr>
-      <w:r>
-        <w:t>W4 Inspect and document independently</w:t>
-      </w:r>
-    </w:p>
-    <w:p>
-      <w:pPr>
-        <w:pStyle w:val="Heading3"/>
-      </w:pPr>
-      <w:r>
-        <w:t>Workbook question · W4</w:t>
+      </w:pPr>
+      <w:r>
+        <w:rPr>
+          <w:b w:val="0"/>
+        </w:rPr>
+        <w:t xml:space="preserve">For your Responsible Plant Classifier, save the </w:t>
+      </w:r>
+      <w:r>
+        <w:rPr>
+          <w:b/>
+        </w:rPr>
+        <w:t>input</w:t>
+      </w:r>
+      <w:r>
+        <w:rPr>
+          <w:b w:val="0"/>
+        </w:rPr>
+        <w:t>, procedure, observed result and limitation of this check.</w:t>
       </w:r>
     </w:p>
     <w:p>
       <w:pPr>
         <w:spacing w:line="336" w:lineRule="auto" w:after="180"/>
-        <w:shd w:fill="F5F1FB"/>
-      </w:pPr>
-      <w:r>
-        <w:rPr>
-          <w:b w:val="0"/>
-        </w:rPr>
-        <w:t xml:space="preserve">A new fictional indoor trip export has (P,4), (Q,None), (Q,None), (R,-1), (S,6), (T,0), with durations in minutes and the same </w:t>
+      </w:pPr>
+      <w:r>
+        <w:rPr>
+          <w:b w:val="0"/>
+        </w:rPr>
+        <w:t>Label this worked example as practice; use a different, previously unreviewed case when checking independent understanding.</w:t>
+      </w:r>
+    </w:p>
+    <w:p>
+      <w:pPr>
+        <w:pStyle w:val="Heading2"/>
+      </w:pPr>
+      <w:r>
+        <w:t>Support and selected reassessment</w:t>
+      </w:r>
+    </w:p>
+    <w:p>
+      <w:pPr>
+        <w:spacing w:line="336" w:lineRule="auto" w:after="180"/>
+      </w:pPr>
+      <w:r>
+        <w:rPr>
+          <w:b w:val="0"/>
+        </w:rPr>
+        <w:t>Use a tiny labelled dataset, explicit units and a named positive class. Stretch: require a baseline, held-out evaluation and subgroup or shifted-condition analysis with denominators.</w:t>
+      </w:r>
+    </w:p>
+    <w:p>
+      <w:pPr>
+        <w:spacing w:line="336" w:lineRule="auto" w:after="180"/>
+      </w:pPr>
+      <w:r>
+        <w:rPr>
+          <w:b w:val="0"/>
+        </w:rPr>
+        <w:t>Use physical row cards and overlapping circles for flags. Supply blank card headings but no completed findings.</w:t>
+      </w:r>
+    </w:p>
+    <w:p>
+      <w:pPr>
+        <w:spacing w:line="336" w:lineRule="auto" w:after="180"/>
+      </w:pPr>
+      <w:r>
+        <w:rPr>
+          <w:b w:val="0"/>
+        </w:rPr>
+        <w:t xml:space="preserve">Extension: explain how to record an </w:t>
       </w:r>
       <w:r>
         <w:rPr>
           <w:b/>
         </w:rPr>
+        <w:t>evidence</w:t>
+      </w:r>
+      <w:r>
+        <w:rPr>
+          <w:b w:val="0"/>
+        </w:rPr>
+        <w:t xml:space="preserve">d seconds-to-minutes </w:t>
+      </w:r>
+      <w:r>
+        <w:rPr>
+          <w:b/>
+        </w:rPr>
+        <w:t>conversion</w:t>
+      </w:r>
+      <w:r>
+        <w:rPr>
+          <w:b w:val="0"/>
+        </w:rPr>
+        <w:t xml:space="preserve"> while preserving the </w:t>
+      </w:r>
+      <w:r>
+        <w:rPr>
+          <w:b/>
+        </w:rPr>
+        <w:t>raw value</w:t>
+      </w:r>
+      <w:r>
+        <w:rPr>
+          <w:b w:val="0"/>
+        </w:rPr>
+        <w:t>, unit and version, and why a unit guess is not enough.</w:t>
+      </w:r>
+    </w:p>
+    <w:p>
+      <w:pPr>
+        <w:spacing w:line="336" w:lineRule="auto" w:after="180"/>
+      </w:pPr>
+      <w:r>
+        <w:rPr>
+          <w:b w:val="0"/>
+        </w:rPr>
+        <w:t xml:space="preserve">Require W4 counts 6,5,2,1,1 in the stated order, the Q overlap, acceptance of zero under this </w:t>
+      </w:r>
+      <w:r>
+        <w:rPr>
+          <w:b/>
+        </w:rPr>
         <w:t>schema</w:t>
       </w:r>
       <w:r>
         <w:rPr>
           <w:b w:val="0"/>
         </w:rPr>
-        <w:t>.</w:t>
+        <w:t>, and a card with source, unit, raw version and excluded use. Fresh retry: rows (L,3), (M,None), (N,-2), (N,-2), (O,0).</w:t>
       </w:r>
     </w:p>
     <w:p>
       <w:pPr>
         <w:spacing w:line="336" w:lineRule="auto" w:after="180"/>
-        <w:shd w:fill="F5F1FB"/>
-      </w:pPr>
-      <w:r>
-        <w:rPr>
-          <w:b w:val="0"/>
-        </w:rPr>
-        <w:t xml:space="preserve">Count raw rows, distinct IDs, missing durations, negative durations and extra ID occurrences. Identify overlap. Draft a short </w:t>
-      </w:r>
-      <w:r>
-        <w:rPr>
-          <w:b/>
-        </w:rPr>
-        <w:t>dataset card</w:t>
-      </w:r>
-      <w:r>
-        <w:rPr>
-          <w:b w:val="0"/>
-        </w:rPr>
-        <w:t xml:space="preserve"> stating source, row meaning, unit, findings, unchanged version and one excluded use.</w:t>
-      </w:r>
-    </w:p>
-    <w:p>
-      <w:pPr>
-        <w:pStyle w:val="Heading3"/>
-      </w:pPr>
-      <w:r>
-        <w:t>Teacher reasoning · W4</w:t>
-      </w:r>
-    </w:p>
-    <w:p>
-      <w:pPr>
-        <w:spacing w:line="336" w:lineRule="auto" w:after="180"/>
-        <w:shd w:fill="F1F6FC"/>
-      </w:pPr>
-      <w:r>
-        <w:rPr>
-          <w:b w:val="0"/>
-        </w:rPr>
-        <w:t xml:space="preserve">There are 6 rows, 5 distinct IDs, 2 missing durations, 1 negative duration and 1 extra ID occurrence. Both Q rows are missing, so the </w:t>
-      </w:r>
-      <w:r>
-        <w:rPr>
-          <w:b/>
-        </w:rPr>
-        <w:t>duplicate</w:t>
-      </w:r>
-      <w:r>
-        <w:rPr>
-          <w:b w:val="0"/>
-        </w:rPr>
-        <w:t xml:space="preserve"> and missing flags overlap. Zero for T is allowed by the stated </w:t>
-      </w:r>
-      <w:r>
-        <w:rPr>
-          <w:b/>
-        </w:rPr>
-        <w:t>schema</w:t>
-      </w:r>
-      <w:r>
-        <w:rPr>
-          <w:b w:val="0"/>
-        </w:rPr>
-        <w:t>.</w:t>
-      </w:r>
-    </w:p>
-    <w:p>
-      <w:pPr>
-        <w:spacing w:line="336" w:lineRule="auto" w:after="180"/>
-        <w:shd w:fill="F1F6FC"/>
-      </w:pPr>
-      <w:r>
-        <w:rPr>
-          <w:b w:val="0"/>
-        </w:rPr>
-        <w:t xml:space="preserve">The card should identify the supplied fictional indoor export, one intended row per trip, minutes, all findings, raw unchanged version and no </w:t>
-      </w:r>
-      <w:r>
-        <w:rPr>
-          <w:b/>
-        </w:rPr>
-        <w:t>evidence</w:t>
-      </w:r>
-      <w:r>
-        <w:rPr>
-          <w:b w:val="0"/>
-        </w:rPr>
-        <w:t xml:space="preserve"> for real or outdoor navigation use.</w:t>
-      </w:r>
-    </w:p>
-    <w:p>
-      <w:pPr>
-        <w:pStyle w:val="Heading3"/>
-      </w:pPr>
-      <w:r>
-        <w:t>W5 State an evidence gap</w:t>
-      </w:r>
-    </w:p>
-    <w:p>
-      <w:pPr>
-        <w:pStyle w:val="Heading3"/>
-      </w:pPr>
-      <w:r>
-        <w:t>Workbook question · W5</w:t>
-      </w:r>
-    </w:p>
-    <w:p>
-      <w:pPr>
-        <w:spacing w:line="336" w:lineRule="auto" w:after="180"/>
-        <w:shd w:fill="F5F1FB"/>
-      </w:pPr>
-      <w:r>
-        <w:rPr>
-          <w:b w:val="0"/>
-        </w:rPr>
-        <w:t xml:space="preserve">Someone </w:t>
-      </w:r>
-      <w:r>
-        <w:rPr>
-          <w:b/>
-        </w:rPr>
-        <w:t>duplicate</w:t>
-      </w:r>
-      <w:r>
-        <w:rPr>
-          <w:b w:val="0"/>
-        </w:rPr>
-        <w:t>s each row ten times and claims the export now covers more kinds of trips. Explain what changed and what did not.</w:t>
-      </w:r>
-    </w:p>
-    <w:p>
-      <w:pPr>
-        <w:pStyle w:val="Heading3"/>
-      </w:pPr>
-      <w:r>
-        <w:t>Teacher reasoning · W5</w:t>
-      </w:r>
-    </w:p>
-    <w:p>
-      <w:pPr>
-        <w:spacing w:line="336" w:lineRule="auto" w:after="180"/>
-        <w:shd w:fill="F1F6FC"/>
-      </w:pPr>
-      <w:r>
-        <w:rPr>
-          <w:b w:val="0"/>
-        </w:rPr>
-        <w:t xml:space="preserve">The row count increased but no new trip conditions or independent </w:t>
-      </w:r>
-      <w:r>
-        <w:rPr>
-          <w:b/>
-        </w:rPr>
-        <w:t>observation</w:t>
-      </w:r>
-      <w:r>
-        <w:rPr>
-          <w:b w:val="0"/>
-        </w:rPr>
-        <w:t>s were added. Coverage remains limited to the same supplied fictional indoor cases; the larger count does not establish broader usefulness.</w:t>
-      </w:r>
-    </w:p>
-    <w:p>
-      <w:pPr>
-        <w:pStyle w:val="Heading3"/>
-      </w:pPr>
-      <w:r>
-        <w:t>Units conversions and data provenance — W1 Retain the source</w:t>
-      </w:r>
-    </w:p>
-    <w:p>
-      <w:pPr>
-        <w:spacing w:line="336" w:lineRule="auto" w:after="180"/>
-      </w:pPr>
-      <w:r>
-        <w:rPr>
-          <w:b w:val="0"/>
-        </w:rPr>
-        <w:t xml:space="preserve">Name four pieces of information to keep for Log A and its </w:t>
-      </w:r>
-      <w:r>
-        <w:rPr>
-          <w:b/>
-        </w:rPr>
-        <w:t>conversion</w:t>
-      </w:r>
-      <w:r>
-        <w:rPr>
-          <w:b w:val="0"/>
-        </w:rPr>
-        <w:t>.</w:t>
-      </w:r>
-    </w:p>
-    <w:p>
-      <w:pPr>
-        <w:spacing w:line="336" w:lineRule="auto" w:after="180"/>
-      </w:pPr>
-      <w:r>
-        <w:rPr>
-          <w:b w:val="0"/>
-        </w:rPr>
-        <w:t>Source A, raw 180, unit seconds and derived 3.0 minutes; also record divide by 60.</w:t>
-      </w:r>
-    </w:p>
-    <w:p>
-      <w:pPr>
-        <w:pStyle w:val="Heading3"/>
-      </w:pPr>
-      <w:r>
-        <w:t>Units conversions and data provenance — W2 Convert precisely</w:t>
-      </w:r>
-    </w:p>
-    <w:p>
-      <w:pPr>
-        <w:spacing w:line="336" w:lineRule="auto" w:after="180"/>
-      </w:pPr>
-      <w:r>
-        <w:rPr>
-          <w:b w:val="0"/>
-        </w:rPr>
-        <w:t>Convert 150 seconds and 30 seconds to minutes without rounding to whole numbers.</w:t>
-      </w:r>
-    </w:p>
-    <w:p>
-      <w:pPr>
-        <w:spacing w:line="336" w:lineRule="auto" w:after="180"/>
-      </w:pPr>
-      <w:r>
-        <w:rPr>
-          <w:b w:val="0"/>
-        </w:rPr>
-        <w:t>2.5 and 0.5 minutes.</w:t>
-      </w:r>
-    </w:p>
-    <w:p>
-      <w:pPr>
-        <w:spacing w:line="336" w:lineRule="auto" w:after="180"/>
-      </w:pPr>
-      <w:r>
-        <w:rPr>
-          <w:b w:val="0"/>
-        </w:rPr>
-        <w:t>There are 60 seconds in one minute. Divide each seconds value by 60: 150/60 = 2.5 minutes and 30/60 = 0.5 minutes. Do not round away the half-minute. Check the direction by converting back: 2.5 times 60 is 150.</w:t>
-      </w:r>
-    </w:p>
-    <w:p>
-      <w:pPr>
-        <w:pStyle w:val="Heading3"/>
-      </w:pPr>
-      <w:r>
-        <w:t>Units conversions and data provenance — W3 Repair a comparison</w:t>
-      </w:r>
-    </w:p>
-    <w:p>
-      <w:pPr>
-        <w:spacing w:line="336" w:lineRule="auto" w:after="180"/>
-      </w:pPr>
-      <w:r>
-        <w:rPr>
-          <w:b w:val="0"/>
-        </w:rPr>
-        <w:t>A report claims 120 seconds exceeds 3 minutes because 120 &gt; 3. Correct it.</w:t>
-      </w:r>
-    </w:p>
-    <w:p>
-      <w:pPr>
-        <w:spacing w:line="336" w:lineRule="auto" w:after="180"/>
-      </w:pPr>
-      <w:r>
-        <w:rPr>
-          <w:b w:val="0"/>
-        </w:rPr>
-        <w:t>120 seconds is 2 minutes, so 3 minutes is longer.</w:t>
-      </w:r>
-    </w:p>
-    <w:p>
-      <w:pPr>
-        <w:spacing w:line="336" w:lineRule="auto" w:after="180"/>
-      </w:pPr>
-      <w:r>
-        <w:rPr>
-          <w:b w:val="0"/>
-        </w:rPr>
-        <w:t>First put both values in the same unit. 120 seconds divided by 60 is 2 minutes. Now compare 2 minutes with 3 minutes: 3 minutes is longer by 1 minute.</w:t>
-      </w:r>
-    </w:p>
-    <w:p>
-      <w:pPr>
-        <w:spacing w:line="336" w:lineRule="auto" w:after="180"/>
-      </w:pPr>
-      <w:r>
-        <w:rPr>
-          <w:b w:val="0"/>
-        </w:rPr>
-        <w:t>Comparing the raw numbers 120 and 3 without their units compares unlike quantities.</w:t>
-      </w:r>
-    </w:p>
-    <w:p>
-      <w:pPr>
-        <w:pStyle w:val="Heading3"/>
-      </w:pPr>
-      <w:r>
-        <w:t>Units conversions and data provenance — W4 Normalize independently</w:t>
-      </w:r>
-    </w:p>
-    <w:p>
-      <w:pPr>
-        <w:spacing w:line="336" w:lineRule="auto" w:after="180"/>
-      </w:pPr>
-      <w:r>
-        <w:rPr>
-          <w:b w:val="0"/>
-        </w:rPr>
-        <w:t>Create records for 240 seconds, 1.5 minutes and 60 seconds. Derive minutes while keeping raw data. State the values and their total.</w:t>
-      </w:r>
-    </w:p>
-    <w:p>
-      <w:pPr>
-        <w:spacing w:line="336" w:lineRule="auto" w:after="180"/>
-      </w:pPr>
-      <w:r>
-        <w:rPr>
-          <w:b w:val="0"/>
-        </w:rPr>
-        <w:t>4.0, 1.5 and 1.0 minutes; total 6.5 minutes. Retain original units and values.</w:t>
-      </w:r>
-    </w:p>
-    <w:p>
-      <w:pPr>
-        <w:pStyle w:val="Heading3"/>
-      </w:pPr>
-      <w:r>
-        <w:t>Units conversions and data provenance — W5 Handle an unknown unit</w:t>
-      </w:r>
-    </w:p>
-    <w:p>
-      <w:pPr>
-        <w:spacing w:line="336" w:lineRule="auto" w:after="180"/>
-        <w:shd w:fill="F5F1FB"/>
-      </w:pPr>
-      <w:r>
-        <w:rPr>
-          <w:b w:val="0"/>
-        </w:rPr>
-        <w:t xml:space="preserve">A record contains value 8 and unit ticks with no </w:t>
-      </w:r>
-      <w:r>
-        <w:rPr>
-          <w:b/>
-        </w:rPr>
-        <w:t>conversion</w:t>
-      </w:r>
-      <w:r>
-        <w:rPr>
-          <w:b w:val="0"/>
-        </w:rPr>
-        <w:t xml:space="preserve"> rule. Should you assume seconds?</w:t>
-      </w:r>
-    </w:p>
-    <w:p>
-      <w:pPr>
-        <w:spacing w:line="336" w:lineRule="auto" w:after="180"/>
-      </w:pPr>
-      <w:r>
-        <w:rPr>
-          <w:b w:val="0"/>
-        </w:rPr>
-        <w:t>No. Mark it unresolved and ask for the unit definition. Do not include it as a known duration.</w:t>
-      </w:r>
-    </w:p>
-    <w:p>
-      <w:pPr>
-        <w:pStyle w:val="Heading3"/>
-      </w:pPr>
-      <w:r>
-        <w:t>Assess independent transfer</w:t>
-      </w:r>
-    </w:p>
-    <w:p>
-      <w:pPr>
-        <w:pStyle w:val="Heading3"/>
-      </w:pPr>
-      <w:r>
-        <w:t>Independent question · withhold the key</w:t>
-      </w:r>
-    </w:p>
-    <w:p>
-      <w:pPr>
-        <w:spacing w:line="336" w:lineRule="auto" w:after="180"/>
-        <w:shd w:fill="F5F1FB"/>
-      </w:pPr>
-      <w:r>
-        <w:rPr>
-          <w:b w:val="0"/>
-        </w:rPr>
-        <w:t xml:space="preserve">Selected case: A new fictional indoor trip export has (P,4), (Q,None), (Q,None), (R,-1), (S,6), (T,0), with durations in minutes and the same </w:t>
-      </w:r>
-      <w:r>
-        <w:rPr>
-          <w:b/>
-        </w:rPr>
-        <w:t>schema</w:t>
-      </w:r>
-      <w:r>
-        <w:rPr>
-          <w:b w:val="0"/>
-        </w:rPr>
-        <w:t>.</w:t>
-      </w:r>
-    </w:p>
-    <w:p>
-      <w:pPr>
-        <w:spacing w:line="336" w:lineRule="auto" w:after="180"/>
-        <w:shd w:fill="F5F1FB"/>
-      </w:pPr>
-      <w:r>
-        <w:rPr>
-          <w:b w:val="0"/>
-        </w:rPr>
-        <w:t xml:space="preserve">Count raw rows, distinct IDs, missing durations, negative durations and extra ID occurrences. Identify overlap. Draft a short </w:t>
-      </w:r>
-      <w:r>
-        <w:rPr>
-          <w:b/>
-        </w:rPr>
-        <w:t>dataset card</w:t>
-      </w:r>
-      <w:r>
-        <w:rPr>
-          <w:b w:val="0"/>
-        </w:rPr>
-        <w:t xml:space="preserve"> stating source, row meaning, unit, findings, unchanged version and one excluded use.</w:t>
-      </w:r>
-    </w:p>
-    <w:p>
-      <w:pPr>
-        <w:pStyle w:val="Heading3"/>
-      </w:pPr>
-      <w:r>
-        <w:t>Selected case answer</w:t>
-      </w:r>
-    </w:p>
-    <w:p>
-      <w:pPr>
-        <w:pStyle w:val="Heading3"/>
-      </w:pPr>
-      <w:r>
-        <w:t>Teacher key · Selected case answer</w:t>
-      </w:r>
-    </w:p>
-    <w:p>
-      <w:pPr>
-        <w:spacing w:line="336" w:lineRule="auto" w:after="180"/>
-        <w:shd w:fill="F1F6FC"/>
-      </w:pPr>
-      <w:r>
-        <w:rPr>
-          <w:b w:val="0"/>
-        </w:rPr>
-        <w:t xml:space="preserve">There are 6 rows, 5 distinct IDs, 2 missing durations, 1 negative duration and 1 extra ID occurrence. Both Q rows are missing, so the </w:t>
-      </w:r>
-      <w:r>
-        <w:rPr>
-          <w:b/>
-        </w:rPr>
-        <w:t>duplicate</w:t>
-      </w:r>
-      <w:r>
-        <w:rPr>
-          <w:b w:val="0"/>
-        </w:rPr>
-        <w:t xml:space="preserve"> and missing flags overlap. Zero for T is allowed by the stated </w:t>
-      </w:r>
-      <w:r>
-        <w:rPr>
-          <w:b/>
-        </w:rPr>
-        <w:t>schema</w:t>
-      </w:r>
-      <w:r>
-        <w:rPr>
-          <w:b w:val="0"/>
-        </w:rPr>
-        <w:t>.</w:t>
-      </w:r>
-    </w:p>
-    <w:p>
-      <w:pPr>
-        <w:spacing w:line="336" w:lineRule="auto" w:after="180"/>
-        <w:shd w:fill="F1F6FC"/>
-      </w:pPr>
-      <w:r>
-        <w:rPr>
-          <w:b w:val="0"/>
-        </w:rPr>
-        <w:t xml:space="preserve">The card should identify the supplied fictional indoor export, one intended row per trip, minutes, all findings, raw unchanged version and no </w:t>
-      </w:r>
-      <w:r>
-        <w:rPr>
-          <w:b/>
-        </w:rPr>
-        <w:t>evidence</w:t>
-      </w:r>
-      <w:r>
-        <w:rPr>
-          <w:b w:val="0"/>
-        </w:rPr>
-        <w:t xml:space="preserve"> for real or outdoor navigation use.</w:t>
-      </w:r>
-    </w:p>
-    <w:tbl>
-      <w:tblPr>
-        <w:tblStyle w:val="LightShading-Accent1"/>
-        <w:tblW w:type="auto" w:w="0"/>
-        <w:tblLook w:firstColumn="1" w:firstRow="1" w:lastColumn="0" w:lastRow="0" w:noHBand="0" w:noVBand="1" w:val="04A0"/>
-      </w:tblPr>
-      <w:tblGrid>
-        <w:gridCol w:w="5112"/>
-        <w:gridCol w:w="5112"/>
-      </w:tblGrid>
-      <w:tr>
-        <w:trPr>
-          <w:tblHeader/>
-        </w:trPr>
-        <w:tc>
-          <w:tcPr>
-            <w:tcW w:type="dxa" w:w="5112"/>
-          </w:tcPr>
-          <w:p>
-            <w:r>
-              <w:t>Dimension</w:t>
-            </w:r>
-          </w:p>
-        </w:tc>
-        <w:tc>
-          <w:tcPr>
-            <w:tcW w:type="dxa" w:w="5112"/>
-          </w:tcPr>
-          <w:p>
-            <w:r>
-              <w:t>Evidence required</w:t>
-            </w:r>
-          </w:p>
-        </w:tc>
-      </w:tr>
-      <w:tr>
-        <w:tc>
-          <w:tcPr>
-            <w:tcW w:type="dxa" w:w="5112"/>
-          </w:tcPr>
-          <w:p>
-            <w:r>
-              <w:t>Explanation</w:t>
-            </w:r>
-          </w:p>
-        </w:tc>
-        <w:tc>
-          <w:tcPr>
-            <w:tcW w:type="dxa" w:w="5112"/>
-          </w:tcPr>
-          <w:p>
-            <w:r>
-              <w:t>Names the applicable idea or procedure and ties it to the supplied facts.</w:t>
-            </w:r>
-          </w:p>
-        </w:tc>
-      </w:tr>
-      <w:tr>
-        <w:tc>
-          <w:tcPr>
-            <w:tcW w:type="dxa" w:w="5112"/>
-          </w:tcPr>
-          <w:p>
-            <w:r>
-              <w:t>Trace and result</w:t>
-            </w:r>
-          </w:p>
-        </w:tc>
-        <w:tc>
-          <w:tcPr>
-            <w:tcW w:type="dxa" w:w="5112"/>
-          </w:tcPr>
-          <w:p>
-            <w:r>
-              <w:t>Preserves the given inputs and shows the relevant intermediate steps; distinguishes a prediction from an observed execution.</w:t>
-            </w:r>
-          </w:p>
-        </w:tc>
-      </w:tr>
-      <w:tr>
-        <w:tc>
-          <w:tcPr>
-            <w:tcW w:type="dxa" w:w="5112"/>
-          </w:tcPr>
-          <w:p>
-            <w:r>
-              <w:t>Limits</w:t>
-            </w:r>
-          </w:p>
-        </w:tc>
-        <w:tc>
-          <w:tcPr>
-            <w:tcW w:type="dxa" w:w="5112"/>
-          </w:tcPr>
-          <w:p>
-            <w:r>
-              <w:t>States the assumptions, missing evidence or conditions under which the result would change.</w:t>
-            </w:r>
-          </w:p>
-        </w:tc>
-      </w:tr>
-    </w:tbl>
-    <w:p>
-      <w:pPr>
-        <w:pStyle w:val="Heading3"/>
-      </w:pPr>
-      <w:r>
-        <w:t>Teacher key · Selected case answer</w:t>
-      </w:r>
-    </w:p>
-    <w:p>
-      <w:pPr>
-        <w:spacing w:line="336" w:lineRule="auto" w:after="180"/>
-        <w:shd w:fill="F1F6FC"/>
-      </w:pPr>
-      <w:r>
-        <w:rPr>
-          <w:b w:val="0"/>
-        </w:rPr>
-        <w:t>Record each dimension as not yet, with support, or independent. Accept a valid alternative procedure with a defensible trace.</w:t>
-      </w:r>
-    </w:p>
-    <w:p>
-      <w:pPr>
-        <w:spacing w:line="336" w:lineRule="auto" w:after="180"/>
-        <w:shd w:fill="F1F6FC"/>
-      </w:pPr>
-      <w:r>
-        <w:rPr>
-          <w:b w:val="0"/>
-        </w:rPr>
-        <w:t xml:space="preserve">Do not penalise an honestly recorded model failure if the learner correctly explains its </w:t>
-      </w:r>
-      <w:r>
-        <w:rPr>
-          <w:b/>
-        </w:rPr>
-        <w:t>evidence</w:t>
-      </w:r>
-      <w:r>
-        <w:rPr>
-          <w:b w:val="0"/>
-        </w:rPr>
-        <w:t xml:space="preserve"> and limits.</w:t>
-      </w:r>
-    </w:p>
-    <w:p>
-      <w:pPr>
-        <w:pStyle w:val="Heading3"/>
-      </w:pPr>
-      <w:r>
-        <w:t>Feedback that the learner uses</w:t>
-      </w:r>
-    </w:p>
-    <w:p>
-      <w:pPr>
-        <w:spacing w:line="336" w:lineRule="auto" w:after="180"/>
-      </w:pPr>
-      <w:r>
-        <w:rPr>
-          <w:b w:val="0"/>
-        </w:rPr>
-        <w:t>Name the earliest unsupported step and give one action to repair it. Have the learner make that repair now and explain why. Then assess the relevant skill on a fresh, fully specified case.</w:t>
-      </w:r>
-    </w:p>
-    <w:p>
-      <w:pPr>
-        <w:spacing w:line="336" w:lineRule="auto" w:after="180"/>
-      </w:pPr>
-      <w:r>
-        <w:rPr>
-          <w:b w:val="0"/>
-        </w:rPr>
-        <w:t>Confirm it was not previously practised with feedback; solve and check the new case before assigning it. A follow-up design prompt is a starting brief, not automatically an equivalent test.</w:t>
-      </w:r>
-    </w:p>
-    <w:p>
-      <w:pPr>
-        <w:pStyle w:val="Heading1"/>
-      </w:pPr>
-      <w:r>
-        <w:t>06. Connect and extend learning</w:t>
-      </w:r>
-    </w:p>
-    <w:p>
-      <w:r>
-        <w:t>Connect Inspect Before Modeling to Responsible Plant Classifier, adapt support and plan a later changed-case check.</w:t>
-      </w:r>
-    </w:p>
-    <w:p>
-      <w:pPr>
-        <w:pStyle w:val="Heading3"/>
-      </w:pPr>
-      <w:r>
-        <w:t>Responsible Plant Classifier</w:t>
-      </w:r>
-    </w:p>
-    <w:p>
-      <w:pPr>
-        <w:spacing w:line="336" w:lineRule="auto" w:after="180"/>
-      </w:pPr>
-      <w:r>
-        <w:rPr>
-          <w:b w:val="0"/>
-        </w:rPr>
-        <w:t>Audit the Plant Classifier table and attach a data-quality report before any baseline or model is trained.</w:t>
-      </w:r>
-    </w:p>
-    <w:p>
-      <w:pPr>
-        <w:spacing w:line="336" w:lineRule="auto" w:after="180"/>
-      </w:pPr>
-      <w:r>
-        <w:rPr>
-          <w:b w:val="0"/>
-        </w:rPr>
-        <w:t xml:space="preserve">Keep the decision, </w:t>
-      </w:r>
-      <w:r>
-        <w:rPr>
-          <w:b/>
-        </w:rPr>
-        <w:t>input</w:t>
-      </w:r>
-      <w:r>
-        <w:rPr>
-          <w:b w:val="0"/>
-        </w:rPr>
-        <w:t xml:space="preserve">, result, explanation and remaining limitation in the project </w:t>
-      </w:r>
-      <w:r>
-        <w:rPr>
-          <w:b/>
-        </w:rPr>
-        <w:t>evidence</w:t>
-      </w:r>
-      <w:r>
-        <w:rPr>
-          <w:b w:val="0"/>
-        </w:rPr>
-        <w:t xml:space="preserve"> record. Retrieve this record next week rather than restarting the project.</w:t>
-      </w:r>
-    </w:p>
-    <w:p>
-      <w:pPr>
-        <w:pStyle w:val="Heading3"/>
-      </w:pPr>
-      <w:r>
-        <w:t>Support and stretch</w:t>
-      </w:r>
-    </w:p>
-    <w:p>
-      <w:pPr>
-        <w:spacing w:line="336" w:lineRule="auto" w:after="180"/>
-      </w:pPr>
-      <w:r>
-        <w:rPr>
-          <w:b w:val="0"/>
-        </w:rPr>
-        <w:t>Use a tiny labelled dataset, explicit units and a named positive class. Stretch: require a baseline, held-out evaluation and subgroup or shifted-condition analysis with denominators.</w:t>
-      </w:r>
-    </w:p>
-    <w:p>
-      <w:pPr>
-        <w:pStyle w:val="Heading3"/>
-      </w:pPr>
-      <w:r>
-        <w:t>Exit reflection</w:t>
-      </w:r>
-    </w:p>
-    <w:p>
-      <w:pPr>
-        <w:spacing w:line="336" w:lineRule="auto" w:after="180"/>
-      </w:pPr>
-      <w:r>
-        <w:rPr>
-          <w:b w:val="0"/>
-        </w:rPr>
-        <w:t xml:space="preserve">Ask for one decision the learner can now justify and one situation requiring more </w:t>
-      </w:r>
-      <w:r>
-        <w:rPr>
-          <w:b/>
-        </w:rPr>
-        <w:t>evidence</w:t>
-      </w:r>
-      <w:r>
-        <w:rPr>
-          <w:b w:val="0"/>
-        </w:rPr>
-        <w:t xml:space="preserve"> or human review. Confidence ratings are separate from correct independent performance.</w:t>
-      </w:r>
-    </w:p>
-    <w:p>
-      <w:pPr>
-        <w:pStyle w:val="Heading3"/>
-      </w:pPr>
-      <w:r>
-        <w:t>Bridge to the next week</w:t>
-      </w:r>
-    </w:p>
-    <w:p>
-      <w:pPr>
-        <w:spacing w:line="336" w:lineRule="auto" w:after="180"/>
-      </w:pPr>
-      <w:r>
-        <w:rPr>
-          <w:b w:val="0"/>
-        </w:rPr>
-        <w:t xml:space="preserve">Next: Week 6: Label Quality. Retrieve today’s </w:t>
-      </w:r>
-      <w:r>
-        <w:rPr>
-          <w:b/>
-        </w:rPr>
-        <w:t>evidence</w:t>
-      </w:r>
-      <w:r>
-        <w:rPr>
-          <w:b w:val="0"/>
-        </w:rPr>
-        <w:t xml:space="preserve"> and identify what carries forward and what is new.</w:t>
-      </w:r>
-    </w:p>
-    <w:p>
-      <w:pPr>
-        <w:pStyle w:val="Heading3"/>
-      </w:pPr>
-      <w:r>
-        <w:t>Support and fresh reassessment</w:t>
-      </w:r>
-    </w:p>
-    <w:p>
-      <w:pPr>
-        <w:spacing w:line="336" w:lineRule="auto" w:after="180"/>
-      </w:pPr>
-      <w:r>
-        <w:rPr>
-          <w:b w:val="0"/>
-        </w:rPr>
-        <w:t>Use physical row cards and overlapping circles for flags. Supply blank card headings but no completed findings.</w:t>
-      </w:r>
-    </w:p>
-    <w:p>
-      <w:pPr>
-        <w:spacing w:line="336" w:lineRule="auto" w:after="180"/>
-      </w:pPr>
-      <w:r>
-        <w:rPr>
-          <w:b w:val="0"/>
-        </w:rPr>
-        <w:t xml:space="preserve">Extension: explain how to record an </w:t>
-      </w:r>
-      <w:r>
-        <w:rPr>
-          <w:b/>
-        </w:rPr>
-        <w:t>evidence</w:t>
-      </w:r>
-      <w:r>
-        <w:rPr>
-          <w:b w:val="0"/>
-        </w:rPr>
-        <w:t xml:space="preserve">d seconds-to-minutes </w:t>
-      </w:r>
-      <w:r>
-        <w:rPr>
-          <w:b/>
-        </w:rPr>
-        <w:t>conversion</w:t>
-      </w:r>
-      <w:r>
-        <w:rPr>
-          <w:b w:val="0"/>
-        </w:rPr>
-        <w:t xml:space="preserve"> while preserving the </w:t>
-      </w:r>
-      <w:r>
-        <w:rPr>
-          <w:b/>
-        </w:rPr>
-        <w:t>raw value</w:t>
-      </w:r>
-      <w:r>
-        <w:rPr>
-          <w:b w:val="0"/>
-        </w:rPr>
-        <w:t>, unit and version, and why a unit guess is not enough.</w:t>
-      </w:r>
-    </w:p>
-    <w:p>
-      <w:pPr>
-        <w:spacing w:line="336" w:lineRule="auto" w:after="180"/>
-      </w:pPr>
-      <w:r>
-        <w:rPr>
-          <w:b w:val="0"/>
-        </w:rPr>
-        <w:t xml:space="preserve">Require W4 counts 6,5,2,1,1 in the stated order, the Q overlap, acceptance of zero under this </w:t>
-      </w:r>
-      <w:r>
-        <w:rPr>
-          <w:b/>
-        </w:rPr>
-        <w:t>schema</w:t>
-      </w:r>
-      <w:r>
-        <w:rPr>
-          <w:b w:val="0"/>
-        </w:rPr>
-        <w:t>, and a card with source, unit, raw version and excluded use. Fresh retry: rows (L,3), (M,None), (N,-2), (N,-2), (O,0).</w:t>
-      </w:r>
-    </w:p>
-    <w:p>
-      <w:pPr>
-        <w:spacing w:line="336" w:lineRule="auto" w:after="180"/>
       </w:pPr>
       <w:r>
         <w:rPr>
@@ -6216,97 +6263,10 @@
     </w:p>
     <w:p>
       <w:pPr>
-        <w:spacing w:line="336" w:lineRule="auto" w:after="180"/>
-      </w:pPr>
-      <w:r>
-        <w:rPr>
-          <w:b w:val="0"/>
-        </w:rPr>
-        <w:t xml:space="preserve">Week 5 examines label definitions and disagreement. Carry forward the </w:t>
-      </w:r>
-      <w:r>
-        <w:rPr>
-          <w:b/>
-        </w:rPr>
-        <w:t>dataset card</w:t>
-      </w:r>
-      <w:r>
-        <w:rPr>
-          <w:b w:val="0"/>
-        </w:rPr>
-        <w:t>, source questions and explicit distinction between unknown and observed values.</w:t>
-      </w:r>
-    </w:p>
-    <w:p>
-      <w:pPr>
-        <w:spacing w:line="336" w:lineRule="auto" w:after="180"/>
-      </w:pPr>
-      <w:r>
-        <w:rPr>
-          <w:b w:val="0"/>
-        </w:rPr>
-        <w:t>Teacher reference: https://arxiv.org/abs/1803.09010 (Datasheets for Datasets; reviewed 2026-09-26).</w:t>
-      </w:r>
-    </w:p>
-    <w:p>
-      <w:pPr>
-        <w:pStyle w:val="Heading3"/>
-      </w:pPr>
-      <w:r>
-        <w:t>Readiness and reassessment for Units conversions and data provenance</w:t>
-      </w:r>
-    </w:p>
-    <w:p>
-      <w:pPr>
-        <w:spacing w:line="336" w:lineRule="auto" w:after="180"/>
-      </w:pPr>
-      <w:r>
-        <w:rPr>
-          <w:b w:val="0"/>
-        </w:rPr>
-        <w:t>Use 60-second strips. Extension: compare results before and after rounding and explain why early rounding can change totals.</w:t>
-      </w:r>
-    </w:p>
-    <w:p>
-      <w:pPr>
-        <w:spacing w:line="336" w:lineRule="auto" w:after="180"/>
-      </w:pPr>
-      <w:r>
-        <w:rPr>
-          <w:b w:val="0"/>
-        </w:rPr>
-        <w:t xml:space="preserve">Independent W4 </w:t>
-      </w:r>
-      <w:r>
-        <w:rPr>
-          <w:b/>
-        </w:rPr>
-        <w:t>evidence</w:t>
-      </w:r>
-      <w:r>
-        <w:rPr>
-          <w:b w:val="0"/>
-        </w:rPr>
-        <w:t>: 4.0, 1.5 and 1.0 minutes; total 6.5 minutes. Retain original units and values. Record whether the learner needed no help, a hint or explanation.</w:t>
-      </w:r>
-    </w:p>
-    <w:p>
-      <w:pPr>
-        <w:spacing w:line="336" w:lineRule="auto" w:after="180"/>
-      </w:pPr>
-      <w:r>
-        <w:rPr>
-          <w:b w:val="0"/>
-        </w:rPr>
-        <w:t>Fresh retry: 90 seconds, 2 minutes and 30 seconds become 1.5, 2, 0.5; total 4 minutes. Keep the three source records.</w:t>
-      </w:r>
-    </w:p>
-    <w:p>
-      <w:pPr>
-        <w:pStyle w:val="Heading3"/>
-      </w:pPr>
-      <w:r>
-        <w:t>Plan the delayed return</w:t>
+        <w:pStyle w:val="Heading2"/>
+      </w:pPr>
+      <w:r>
+        <w:t>Delayed return</w:t>
       </w:r>
     </w:p>
     <w:p>
@@ -6523,33 +6483,204 @@
     </w:p>
     <w:p>
       <w:pPr>
+        <w:pStyle w:val="Heading2"/>
+      </w:pPr>
+      <w:r>
+        <w:t>Bridge and reflection</w:t>
+      </w:r>
+    </w:p>
+    <w:p>
+      <w:pPr>
+        <w:spacing w:line="336" w:lineRule="auto" w:after="180"/>
+      </w:pPr>
+      <w:r>
+        <w:rPr>
+          <w:b w:val="0"/>
+        </w:rPr>
+        <w:t xml:space="preserve">Ask for one decision the learner can now justify and one situation requiring more </w:t>
+      </w:r>
+      <w:r>
+        <w:rPr>
+          <w:b/>
+        </w:rPr>
+        <w:t>evidence</w:t>
+      </w:r>
+      <w:r>
+        <w:rPr>
+          <w:b w:val="0"/>
+        </w:rPr>
+        <w:t xml:space="preserve"> or human review. Confidence ratings are separate from correct independent performance.</w:t>
+      </w:r>
+    </w:p>
+    <w:p>
+      <w:pPr>
+        <w:spacing w:line="336" w:lineRule="auto" w:after="180"/>
+      </w:pPr>
+      <w:r>
+        <w:rPr>
+          <w:b w:val="0"/>
+        </w:rPr>
+        <w:t xml:space="preserve">Next: Week 6: Label Quality. Retrieve today’s </w:t>
+      </w:r>
+      <w:r>
+        <w:rPr>
+          <w:b/>
+        </w:rPr>
+        <w:t>evidence</w:t>
+      </w:r>
+      <w:r>
+        <w:rPr>
+          <w:b w:val="0"/>
+        </w:rPr>
+        <w:t xml:space="preserve"> and identify what carries forward and what is new.</w:t>
+      </w:r>
+    </w:p>
+    <w:p>
+      <w:pPr>
+        <w:spacing w:line="336" w:lineRule="auto" w:after="180"/>
+      </w:pPr>
+      <w:r>
+        <w:rPr>
+          <w:b w:val="0"/>
+        </w:rPr>
+        <w:t xml:space="preserve">Next week is Week 6: Label Quality. Carry forward the </w:t>
+      </w:r>
+      <w:r>
+        <w:rPr>
+          <w:b/>
+        </w:rPr>
+        <w:t>dataset card</w:t>
+      </w:r>
+      <w:r>
+        <w:rPr>
+          <w:b w:val="0"/>
+        </w:rPr>
+        <w:t>, source questions and explicit distinction between unknown and observed values. Teacher reference: https://arxiv.org/abs/1803.09010 (Datasheets for Datasets).</w:t>
+      </w:r>
+    </w:p>
+    <w:p>
+      <w:pPr>
+        <w:pStyle w:val="Heading2"/>
+      </w:pPr>
+      <w:r>
+        <w:t>Earlier wording, alternatives and picture transcripts · reference / check after trying</w:t>
+      </w:r>
+    </w:p>
+    <w:p>
+      <w:pPr>
+        <w:spacing w:line="336" w:lineRule="auto" w:after="180"/>
+      </w:pPr>
+      <w:r>
+        <w:rPr>
+          <w:b w:val="0"/>
+        </w:rPr>
+        <w:t>Connect and extend learning</w:t>
+      </w:r>
+    </w:p>
+    <w:p>
+      <w:pPr>
         <w:pStyle w:val="Heading3"/>
       </w:pPr>
       <w:r>
+        <w:t>Responsible Plant Classifier</w:t>
+      </w:r>
+    </w:p>
+    <w:p>
+      <w:pPr>
+        <w:pStyle w:val="Heading3"/>
+      </w:pPr>
+      <w:r>
+        <w:t>Support and stretch</w:t>
+      </w:r>
+    </w:p>
+    <w:p>
+      <w:pPr>
+        <w:pStyle w:val="Heading3"/>
+      </w:pPr>
+      <w:r>
+        <w:t>Exit reflection</w:t>
+      </w:r>
+    </w:p>
+    <w:p>
+      <w:pPr>
+        <w:pStyle w:val="Heading3"/>
+      </w:pPr>
+      <w:r>
+        <w:t>Bridge to the next week</w:t>
+      </w:r>
+    </w:p>
+    <w:p>
+      <w:pPr>
+        <w:pStyle w:val="Heading3"/>
+      </w:pPr>
+      <w:r>
+        <w:t>Support and fresh reassessment</w:t>
+      </w:r>
+    </w:p>
+    <w:p>
+      <w:pPr>
+        <w:pStyle w:val="Heading3"/>
+      </w:pPr>
+      <w:r>
+        <w:t>Plan the delayed return</w:t>
+      </w:r>
+    </w:p>
+    <w:p>
+      <w:pPr>
+        <w:pStyle w:val="Heading3"/>
+      </w:pPr>
+      <w:r>
         <w:t>Project evidence from this case</w:t>
       </w:r>
     </w:p>
     <w:p>
       <w:pPr>
+        <w:pStyle w:val="Heading2"/>
+      </w:pPr>
+      <w:r>
+        <w:t>Extension support and reassessment · reference / check after trying</w:t>
+      </w:r>
+    </w:p>
+    <w:p>
+      <w:pPr>
+        <w:pStyle w:val="Heading3"/>
+      </w:pPr>
+      <w:r>
+        <w:t>Readiness and reassessment for Units conversions and data provenance</w:t>
+      </w:r>
+    </w:p>
+    <w:p>
+      <w:pPr>
         <w:spacing w:line="336" w:lineRule="auto" w:after="180"/>
       </w:pPr>
       <w:r>
         <w:rPr>
           <w:b w:val="0"/>
         </w:rPr>
-        <w:t xml:space="preserve">For your Responsible Plant Classifier, save the </w:t>
+        <w:t>Use 60-second strips. Extension: compare results before and after rounding and explain why early rounding can change totals.</w:t>
+      </w:r>
+    </w:p>
+    <w:p>
+      <w:pPr>
+        <w:spacing w:line="336" w:lineRule="auto" w:after="180"/>
+      </w:pPr>
+      <w:r>
+        <w:rPr>
+          <w:b w:val="0"/>
+        </w:rPr>
+        <w:t xml:space="preserve">Independent W4 </w:t>
       </w:r>
       <w:r>
         <w:rPr>
           <w:b/>
         </w:rPr>
-        <w:t>input</w:t>
-      </w:r>
-      <w:r>
-        <w:rPr>
-          <w:b w:val="0"/>
-        </w:rPr>
-        <w:t>, procedure, observed result and limitation of this check.</w:t>
+        <w:t>evidence</w:t>
+      </w:r>
+      <w:r>
+        <w:rPr>
+          <w:b w:val="0"/>
+        </w:rPr>
+        <w:t>: 4.0, 1.5 and 1.0 minutes; total 6.5 minutes. Retain original units and values. Record whether the learner needed no help, a hint or explanation.</w:t>
       </w:r>
     </w:p>
     <w:p>
@@ -6560,7 +6691,7 @@
         <w:rPr>
           <w:b w:val="0"/>
         </w:rPr>
-        <w:t>Label this worked example as practice; use a different, previously unreviewed case when checking independent understanding.</w:t>
+        <w:t>Fresh retry: 90 seconds, 2 minutes and 30 seconds become 1.5, 2, 0.5; total 4 minutes. Keep the three source records.</w:t>
       </w:r>
     </w:p>
     <w:p>
@@ -6568,26 +6699,33 @@
         <w:pStyle w:val="Heading1"/>
       </w:pPr>
       <w:r>
-        <w:t>07. Prepare, teach and assess</w:t>
-      </w:r>
-    </w:p>
-    <w:p>
-      <w:r>
-        <w:t>Use this preparation summary alongside the detailed Inspect Before Modeling lesson; it is a checklist rather than a replacement for the full sequence.</w:t>
-      </w:r>
-    </w:p>
-    <w:p>
-      <w:pPr>
-        <w:pStyle w:val="Heading3"/>
-      </w:pPr>
-      <w:r>
-        <w:t>Teaching target</w:t>
+        <w:t>Reference bank and extra practice</w:t>
+      </w:r>
+    </w:p>
+    <w:p>
+      <w:pPr>
+        <w:pStyle w:val="Heading1"/>
+      </w:pPr>
+      <w:r>
+        <w:t>07. Reference · Alternative planning checklist</w:t>
+      </w:r>
+    </w:p>
+    <w:p>
+      <w:r>
+        <w:t>Use alongside the main route without repeating the whole cycle.</w:t>
+      </w:r>
+    </w:p>
+    <w:p>
+      <w:pPr>
+        <w:pStyle w:val="Heading2"/>
+      </w:pPr>
+      <w:r>
+        <w:t>Planning and assessment reference</w:t>
       </w:r>
     </w:p>
     <w:p>
       <w:pPr>
         <w:spacing w:line="336" w:lineRule="auto" w:after="180"/>
-        <w:shd w:fill="EDF7F3"/>
       </w:pPr>
       <w:r>
         <w:rPr>
@@ -6777,7 +6915,6 @@
     <w:p>
       <w:pPr>
         <w:spacing w:line="336" w:lineRule="auto" w:after="180"/>
-        <w:shd w:fill="F5F1FB"/>
       </w:pPr>
       <w:r>
         <w:rPr>
@@ -6788,16 +6925,7 @@
     </w:p>
     <w:p>
       <w:pPr>
-        <w:pStyle w:val="Heading3"/>
-      </w:pPr>
-      <w:r>
-        <w:t>Supported practice answer</w:t>
-      </w:r>
-    </w:p>
-    <w:p>
-      <w:pPr>
         <w:spacing w:line="336" w:lineRule="auto" w:after="180"/>
-        <w:shd w:fill="F1F6FC"/>
       </w:pPr>
       <w:r>
         <w:rPr>
@@ -6830,16 +6958,7 @@
     </w:p>
     <w:p>
       <w:pPr>
-        <w:pStyle w:val="Heading3"/>
-      </w:pPr>
-      <w:r>
-        <w:t>Repair the misconception</w:t>
-      </w:r>
-    </w:p>
-    <w:p>
-      <w:pPr>
         <w:spacing w:line="336" w:lineRule="auto" w:after="180"/>
-        <w:shd w:fill="FFF5E6"/>
       </w:pPr>
       <w:r>
         <w:rPr>
@@ -6862,16 +6981,7 @@
     </w:p>
     <w:p>
       <w:pPr>
-        <w:pStyle w:val="Heading3"/>
-      </w:pPr>
-      <w:r>
-        <w:t>Support without giving away the answer</w:t>
-      </w:r>
-    </w:p>
-    <w:p>
-      <w:pPr>
         <w:spacing w:line="336" w:lineRule="auto" w:after="180"/>
-        <w:shd w:fill="F1F6F8"/>
       </w:pPr>
       <w:r>
         <w:rPr>
@@ -6894,16 +7004,7 @@
     </w:p>
     <w:p>
       <w:pPr>
-        <w:pStyle w:val="Heading3"/>
-      </w:pPr>
-      <w:r>
-        <w:t>Extend the reasoning</w:t>
-      </w:r>
-    </w:p>
-    <w:p>
-      <w:pPr>
         <w:spacing w:line="336" w:lineRule="auto" w:after="180"/>
-        <w:shd w:fill="F5F1FB"/>
       </w:pPr>
       <w:r>
         <w:rPr>
@@ -6939,7 +7040,6 @@
     <w:p>
       <w:pPr>
         <w:spacing w:line="336" w:lineRule="auto" w:after="180"/>
-        <w:shd w:fill="F5F1FB"/>
       </w:pPr>
       <w:r>
         <w:rPr>
@@ -6962,16 +7062,7 @@
     </w:p>
     <w:p>
       <w:pPr>
-        <w:pStyle w:val="Heading3"/>
-      </w:pPr>
-      <w:r>
-        <w:t>Protect the independent attempt</w:t>
-      </w:r>
-    </w:p>
-    <w:p>
-      <w:pPr>
         <w:spacing w:line="336" w:lineRule="auto" w:after="180"/>
-        <w:shd w:fill="FFF5E6"/>
       </w:pPr>
       <w:r>
         <w:rPr>
@@ -7166,16 +7257,7 @@
     </w:tbl>
     <w:p>
       <w:pPr>
-        <w:pStyle w:val="Heading3"/>
-      </w:pPr>
-      <w:r>
-        <w:t>Project checkpoint</w:t>
-      </w:r>
-    </w:p>
-    <w:p>
-      <w:pPr>
         <w:spacing w:line="336" w:lineRule="auto" w:after="180"/>
-        <w:shd w:fill="EDF7F3"/>
       </w:pPr>
       <w:r>
         <w:rPr>
@@ -7224,12 +7306,20 @@
         <w:pStyle w:val="Heading1"/>
       </w:pPr>
       <w:r>
-        <w:t>08. Use feedback, labs and repair paths</w:t>
-      </w:r>
-    </w:p>
-    <w:p>
-      <w:r>
-        <w:t>Use feedback, earlier review and portfolios purposefully. Apply the coding routine only when this lesson has an executable lab.</w:t>
+        <w:t>08. Reference · Feedback and evidence records</w:t>
+      </w:r>
+    </w:p>
+    <w:p>
+      <w:r>
+        <w:t>Keep supported rehearsal separate from independent performance.</w:t>
+      </w:r>
+    </w:p>
+    <w:p>
+      <w:pPr>
+        <w:pStyle w:val="Heading2"/>
+      </w:pPr>
+      <w:r>
+        <w:t>Record and repair</w:t>
       </w:r>
     </w:p>
     <w:p>
@@ -7274,6 +7364,48 @@
         <w:rPr>
           <w:b w:val="0"/>
         </w:rPr>
+        <w:t>Use the earlier worked-explanation links to address a specific missing building block, then return to the current question. Adapt this suggestion after observing the learner; it is not an automatic diagnosis.</w:t>
+      </w:r>
+    </w:p>
+    <w:p>
+      <w:pPr>
+        <w:spacing w:line="336" w:lineRule="auto" w:after="180"/>
+      </w:pPr>
+      <w:r>
+        <w:rPr>
+          <w:b w:val="0"/>
+        </w:rPr>
+        <w:t xml:space="preserve">Collect the completed-work portfolio as </w:t>
+      </w:r>
+      <w:r>
+        <w:rPr>
+          <w:b/>
+        </w:rPr>
+        <w:t>evidence</w:t>
+      </w:r>
+      <w:r>
+        <w:rPr>
+          <w:b w:val="0"/>
+        </w:rPr>
+        <w:t>. Record support separately from correctness, and assess explanation, trace/test and limitations. Progress ticks and quiz selections alone do not establish mastery.</w:t>
+      </w:r>
+    </w:p>
+    <w:p>
+      <w:pPr>
+        <w:pStyle w:val="Heading2"/>
+      </w:pPr>
+      <w:r>
+        <w:t>Earlier wording, alternatives and picture transcripts · reference / check after trying</w:t>
+      </w:r>
+    </w:p>
+    <w:p>
+      <w:pPr>
+        <w:spacing w:line="336" w:lineRule="auto" w:after="180"/>
+      </w:pPr>
+      <w:r>
+        <w:rPr>
+          <w:b w:val="0"/>
+        </w:rPr>
         <w:t xml:space="preserve">Ask students to predict before running code. Preserve errors and actual </w:t>
       </w:r>
       <w:r>
@@ -7291,77 +7423,20 @@
     </w:p>
     <w:p>
       <w:pPr>
-        <w:spacing w:line="336" w:lineRule="auto" w:after="180"/>
-      </w:pPr>
-      <w:r>
-        <w:rPr>
-          <w:b w:val="0"/>
-        </w:rPr>
-        <w:t>Use the earlier worked-explanation links to address a specific missing building block, then return to the current question. Adapt this suggestion after observing the learner; it is not an automatic diagnosis.</w:t>
-      </w:r>
-    </w:p>
-    <w:p>
-      <w:pPr>
-        <w:spacing w:line="336" w:lineRule="auto" w:after="180"/>
-      </w:pPr>
-      <w:r>
-        <w:rPr>
-          <w:b w:val="0"/>
-        </w:rPr>
-        <w:t xml:space="preserve">Collect the completed-work portfolio as </w:t>
-      </w:r>
-      <w:r>
-        <w:rPr>
-          <w:b/>
-        </w:rPr>
-        <w:t>evidence</w:t>
-      </w:r>
-      <w:r>
-        <w:rPr>
-          <w:b w:val="0"/>
-        </w:rPr>
-        <w:t>. Record support separately from correctness, and assess explanation, trace/test and limitations. Progress ticks and quiz selections alone do not establish mastery.</w:t>
-      </w:r>
-    </w:p>
-    <w:p>
-      <w:pPr>
         <w:pStyle w:val="Heading1"/>
       </w:pPr>
       <w:r>
-        <w:t>09. Visual concept journey</w:t>
-      </w:r>
-    </w:p>
-    <w:p>
-      <w:r>
-        <w:t>Show one Inspect Before Modeling graphic at a time, request a prediction and discuss its trace before the independent assessment.</w:t>
-      </w:r>
-    </w:p>
-    <w:p>
-      <w:pPr>
-        <w:spacing w:line="336" w:lineRule="auto" w:after="180"/>
-      </w:pPr>
-      <w:r>
-        <w:rPr>
-          <w:b w:val="0"/>
-        </w:rPr>
-        <w:t xml:space="preserve">Use one picture at a time. Hide a worked result before asking for a </w:t>
-      </w:r>
-      <w:r>
-        <w:rPr>
-          <w:b/>
-        </w:rPr>
-        <w:t>prediction</w:t>
-      </w:r>
-      <w:r>
-        <w:rPr>
-          <w:b w:val="0"/>
-        </w:rPr>
-        <w:t>, then reveal it for feedback. These are supported teaching cases; retain the separate independent assessment for a fresh first attempt.</w:t>
-      </w:r>
-    </w:p>
-    <w:p>
-      <w:pPr>
-        <w:pStyle w:val="Heading3"/>
+        <w:t>09. Reference · Teach with the six pictures</w:t>
+      </w:r>
+    </w:p>
+    <w:p>
+      <w:r>
+        <w:t>Choose one picture for a specific reasoning move.</w:t>
+      </w:r>
+    </w:p>
+    <w:p>
+      <w:pPr>
+        <w:pStyle w:val="Heading2"/>
       </w:pPr>
       <w:r>
         <w:t>01. Inspect Before Modeling: the case</w:t>
@@ -7372,7 +7447,7 @@
         <w:drawing>
           <wp:inline xmlns:a="http://schemas.openxmlformats.org/drawingml/2006/main" xmlns:pic="http://schemas.openxmlformats.org/drawingml/2006/picture">
             <wp:extent cx="5486400" cy="2990088"/>
-            <wp:docPr id="2" name="Picture 2" descr="Spot a duplicate, an impossible value and a valid boundary before fitting. Supplied facts: Toy heights table: A=3, B=5, B=5, C=-2, D=0 cm. Each plant should have exactly one nonnegative height record. All inputs and outcomes in this worked example are invented classroom data; no real model run is claimed."/>
+            <wp:docPr id="3" name="Picture 3" descr="Spot a duplicate, an impossible value and a valid boundary before fitting. Supplied facts: Toy heights table: A=3, B=5, B=5, C=-2, D=0 cm. Each plant should have exactly one nonnegative height record. All inputs and outcomes in this worked example are invented classroom data; no real model run is claimed."/>
             <wp:cNvGraphicFramePr>
               <a:graphicFrameLocks noChangeAspect="1"/>
             </wp:cNvGraphicFramePr>
@@ -7384,7 +7459,7 @@
                     <pic:cNvPicPr/>
                   </pic:nvPicPr>
                   <pic:blipFill>
-                    <a:blip r:embed="rId10"/>
+                    <a:blip r:embed="rId11"/>
                     <a:stretch>
                       <a:fillRect/>
                     </a:stretch>
@@ -7464,7 +7539,6 @@
     <w:p>
       <w:pPr>
         <w:spacing w:line="336" w:lineRule="auto" w:after="180"/>
-        <w:shd w:fill="F5F1FB"/>
       </w:pPr>
       <w:r>
         <w:rPr>
@@ -7475,16 +7549,7 @@
     </w:p>
     <w:p>
       <w:pPr>
-        <w:pStyle w:val="Heading3"/>
-      </w:pPr>
-      <w:r>
-        <w:t>Discuss while showing the picture</w:t>
-      </w:r>
-    </w:p>
-    <w:p>
-      <w:pPr>
         <w:spacing w:line="336" w:lineRule="auto" w:after="180"/>
-        <w:shd w:fill="F1F6F8"/>
       </w:pPr>
       <w:r>
         <w:rPr>
@@ -7495,7 +7560,7 @@
     </w:p>
     <w:p>
       <w:pPr>
-        <w:pStyle w:val="Heading3"/>
+        <w:pStyle w:val="Heading2"/>
       </w:pPr>
       <w:r>
         <w:t>02. Follow the deciding steps</w:t>
@@ -7506,7 +7571,7 @@
         <w:drawing>
           <wp:inline xmlns:a="http://schemas.openxmlformats.org/drawingml/2006/main" xmlns:pic="http://schemas.openxmlformats.org/drawingml/2006/picture">
             <wp:extent cx="5486400" cy="3182112"/>
-            <wp:docPr id="3" name="Picture 3" descr="Count rows: Five raw rows represent four distinct IDs; B is duplicated. → Check schema: C violates the nonnegative-height rule; D=0 is valid under this contract. → Flag before fitting: Flag duplicate B and invalid C. Do not count B twice or silently replace C."/>
+            <wp:docPr id="4" name="Picture 4" descr="Count rows: Five raw rows represent four distinct IDs; B is duplicated. → Check schema: C violates the nonnegative-height rule; D=0 is valid under this contract. → Flag before fitting: Flag duplicate B and invalid C. Do not count B twice or silently replace C."/>
             <wp:cNvGraphicFramePr>
               <a:graphicFrameLocks noChangeAspect="1"/>
             </wp:cNvGraphicFramePr>
@@ -7518,7 +7583,7 @@
                     <pic:cNvPicPr/>
                   </pic:nvPicPr>
                   <pic:blipFill>
-                    <a:blip r:embed="rId11"/>
+                    <a:blip r:embed="rId9"/>
                     <a:stretch>
                       <a:fillRect/>
                     </a:stretch>
@@ -7610,7 +7675,6 @@
     <w:p>
       <w:pPr>
         <w:spacing w:line="336" w:lineRule="auto" w:after="180"/>
-        <w:shd w:fill="F5F1FB"/>
       </w:pPr>
       <w:r>
         <w:rPr>
@@ -7633,16 +7697,7 @@
     </w:p>
     <w:p>
       <w:pPr>
-        <w:pStyle w:val="Heading3"/>
-      </w:pPr>
-      <w:r>
-        <w:t>Discuss while showing the picture</w:t>
-      </w:r>
-    </w:p>
-    <w:p>
-      <w:pPr>
         <w:spacing w:line="336" w:lineRule="auto" w:after="180"/>
-        <w:shd w:fill="F1F6F8"/>
       </w:pPr>
       <w:r>
         <w:rPr>
@@ -7665,7 +7720,7 @@
     </w:p>
     <w:p>
       <w:pPr>
-        <w:pStyle w:val="Heading3"/>
+        <w:pStyle w:val="Heading2"/>
       </w:pPr>
       <w:r>
         <w:t>03. Turn an observation into a documented action</w:t>
@@ -7676,7 +7731,7 @@
         <w:drawing>
           <wp:inline xmlns:a="http://schemas.openxmlformats.org/drawingml/2006/main" xmlns:pic="http://schemas.openxmlformats.org/drawingml/2006/picture">
             <wp:extent cx="5486400" cy="2834640"/>
-            <wp:docPr id="4" name="Picture 4" descr="Turn an observation into a documented action. B appears twice | Identity needs review | Check export history. Two None values | 2 of 5 rows lack duration | Keep unknown explicit. C has minus 2 | Invalid elapsed duration | Check source and units"/>
+            <wp:docPr id="5" name="Picture 5" descr="Turn an observation into a documented action. B appears twice | Identity needs review | Check export history. Two None values | 2 of 5 rows lack duration | Keep unknown explicit. C has minus 2 | Invalid elapsed duration | Check source and units"/>
             <wp:cNvGraphicFramePr>
               <a:graphicFrameLocks noChangeAspect="1"/>
             </wp:cNvGraphicFramePr>
@@ -7744,7 +7799,6 @@
     <w:p>
       <w:pPr>
         <w:spacing w:line="336" w:lineRule="auto" w:after="180"/>
-        <w:shd w:fill="F5F1FB"/>
       </w:pPr>
       <w:r>
         <w:rPr>
@@ -7755,16 +7809,7 @@
     </w:p>
     <w:p>
       <w:pPr>
-        <w:pStyle w:val="Heading3"/>
-      </w:pPr>
-      <w:r>
-        <w:t>Discuss while showing the picture</w:t>
-      </w:r>
-    </w:p>
-    <w:p>
-      <w:pPr>
         <w:spacing w:line="336" w:lineRule="auto" w:after="180"/>
-        <w:shd w:fill="F1F6F8"/>
       </w:pPr>
       <w:r>
         <w:rPr>
@@ -7775,7 +7820,7 @@
     </w:p>
     <w:p>
       <w:pPr>
-        <w:pStyle w:val="Heading3"/>
+        <w:pStyle w:val="Heading2"/>
       </w:pPr>
       <w:r>
         <w:t>04. Change one thing. Trace what follows.</w:t>
@@ -7786,7 +7831,7 @@
         <w:drawing>
           <wp:inline xmlns:a="http://schemas.openxmlformats.org/drawingml/2006/main" xmlns:pic="http://schemas.openxmlformats.org/drawingml/2006/picture">
             <wp:extent cx="5486400" cy="3026664"/>
-            <wp:docPr id="5" name="Picture 5" descr="Original case: Flag duplicate B and invalid C. Do not count B twice or silently replace C. Changed condition: The teacher confirms B’s second row is an accidental duplicate. Expected result: Remove that duplicate with a recorded reason; C still needs correction or explicit exclusion. Reason: Resolving one defect does not resolve a separate impossible measurement."/>
+            <wp:docPr id="6" name="Picture 6" descr="Original case: Flag duplicate B and invalid C. Do not count B twice or silently replace C. Changed condition: The teacher confirms B’s second row is an accidental duplicate. Expected result: Remove that duplicate with a recorded reason; C still needs correction or explicit exclusion. Reason: Resolving one defect does not resolve a separate impossible measurement."/>
             <wp:cNvGraphicFramePr>
               <a:graphicFrameLocks noChangeAspect="1"/>
             </wp:cNvGraphicFramePr>
@@ -7878,7 +7923,6 @@
     <w:p>
       <w:pPr>
         <w:spacing w:line="336" w:lineRule="auto" w:after="180"/>
-        <w:shd w:fill="F5F1FB"/>
       </w:pPr>
       <w:r>
         <w:rPr>
@@ -7889,16 +7933,7 @@
     </w:p>
     <w:p>
       <w:pPr>
-        <w:pStyle w:val="Heading3"/>
-      </w:pPr>
-      <w:r>
-        <w:t>Discuss while showing the picture</w:t>
-      </w:r>
-    </w:p>
-    <w:p>
-      <w:pPr>
         <w:spacing w:line="336" w:lineRule="auto" w:after="180"/>
-        <w:shd w:fill="F1F6F8"/>
       </w:pPr>
       <w:r>
         <w:rPr>
@@ -7910,7 +7945,6 @@
     <w:p>
       <w:pPr>
         <w:spacing w:line="336" w:lineRule="auto" w:after="180"/>
-        <w:shd w:fill="F1F6F8"/>
       </w:pPr>
       <w:r>
         <w:rPr>
@@ -7921,7 +7955,7 @@
     </w:p>
     <w:p>
       <w:pPr>
-        <w:pStyle w:val="Heading3"/>
+        <w:pStyle w:val="Heading2"/>
       </w:pPr>
       <w:r>
         <w:t>05. Connect the explanation to its limit</w:t>
@@ -7932,7 +7966,7 @@
         <w:drawing>
           <wp:inline xmlns:a="http://schemas.openxmlformats.org/drawingml/2006/main" xmlns:pic="http://schemas.openxmlformats.org/drawingml/2006/picture">
             <wp:extent cx="5486400" cy="2834640"/>
-            <wp:docPr id="6" name="Picture 6" descr="Read the picture in order. Flag duplicate B and invalid C. Do not count B twice or silently replace C. The arrows show which recorded input or intermediate result each decision uses. Explain the deciding step aloud before checking the changed case; pointing to the final answer alone does not show how it follows. Limit: A plausible nonnegative value can still be incorrectly measured; schema checks do not establish truth."/>
+            <wp:docPr id="7" name="Picture 7" descr="Read the picture in order. Flag duplicate B and invalid C. Do not count B twice or silently replace C. The arrows show which recorded input or intermediate result each decision uses. Explain the deciding step aloud before checking the changed case; pointing to the final answer alone does not show how it follows. Limit: A plausible nonnegative value can still be incorrectly measured; schema checks do not establish truth."/>
             <wp:cNvGraphicFramePr>
               <a:graphicFrameLocks noChangeAspect="1"/>
             </wp:cNvGraphicFramePr>
@@ -8035,7 +8069,6 @@
     <w:p>
       <w:pPr>
         <w:spacing w:line="336" w:lineRule="auto" w:after="180"/>
-        <w:shd w:fill="F5F1FB"/>
       </w:pPr>
       <w:r>
         <w:rPr>
@@ -8046,16 +8079,7 @@
     </w:p>
     <w:p>
       <w:pPr>
-        <w:pStyle w:val="Heading3"/>
-      </w:pPr>
-      <w:r>
-        <w:t>Discuss while showing the picture</w:t>
-      </w:r>
-    </w:p>
-    <w:p>
-      <w:pPr>
         <w:spacing w:line="336" w:lineRule="auto" w:after="180"/>
-        <w:shd w:fill="F1F6F8"/>
       </w:pPr>
       <w:r>
         <w:rPr>
@@ -8067,7 +8091,6 @@
     <w:p>
       <w:pPr>
         <w:spacing w:line="336" w:lineRule="auto" w:after="180"/>
-        <w:shd w:fill="F1F6F8"/>
       </w:pPr>
       <w:r>
         <w:rPr>
@@ -8090,7 +8113,7 @@
     </w:p>
     <w:p>
       <w:pPr>
-        <w:pStyle w:val="Heading3"/>
+        <w:pStyle w:val="Heading2"/>
       </w:pPr>
       <w:r>
         <w:t>06. Make the idea visible in your project</w:t>
@@ -8101,7 +8124,7 @@
         <w:drawing>
           <wp:inline xmlns:a="http://schemas.openxmlformats.org/drawingml/2006/main" xmlns:pic="http://schemas.openxmlformats.org/drawingml/2006/picture">
             <wp:extent cx="5486400" cy="3681984"/>
-            <wp:docPr id="7" name="Picture 7" descr="For your Responsible Plant Classifier, save the input, procedure, observed result and limitation of this check. Label this worked example as practice; use a different, previously unreviewed case when checking independent understanding. Draw your input, deciding step, result and limit. Supported question: Which original information should the inspection log preserve? Point to the relevant step in the picture, then write the changed result and the rule or evidence that supports it."/>
+            <wp:docPr id="8" name="Picture 8" descr="For your Responsible Plant Classifier, save the input, procedure, observed result and limitation of this check. Label this worked example as practice; use a different, previously unreviewed case when checking independent understanding. Draw your input, deciding step, result and limit. Supported question: Which original information should the inspection log preserve? Point to the relevant step in the picture, then write the changed result and the rule or evidence that supports it."/>
             <wp:cNvGraphicFramePr>
               <a:graphicFrameLocks noChangeAspect="1"/>
             </wp:cNvGraphicFramePr>
@@ -8204,7 +8227,6 @@
     <w:p>
       <w:pPr>
         <w:spacing w:line="336" w:lineRule="auto" w:after="180"/>
-        <w:shd w:fill="F5F1FB"/>
       </w:pPr>
       <w:r>
         <w:rPr>
@@ -8227,82 +8249,150 @@
     </w:p>
     <w:p>
       <w:pPr>
+        <w:spacing w:line="336" w:lineRule="auto" w:after="180"/>
+      </w:pPr>
+      <w:r>
+        <w:rPr>
+          <w:b w:val="0"/>
+        </w:rPr>
+        <w:t xml:space="preserve">Teacher prompt: Draw your project trace and justify the deciding step using </w:t>
+      </w:r>
+      <w:r>
+        <w:rPr>
+          <w:b/>
+        </w:rPr>
+        <w:t>evidence</w:t>
+      </w:r>
+      <w:r>
+        <w:rPr>
+          <w:b w:val="0"/>
+        </w:rPr>
+        <w:t>. Ask learners to describe one label or arrow in ordinary words. Use the adjacent transcript if the image is difficult to see.</w:t>
+      </w:r>
+    </w:p>
+    <w:p>
+      <w:pPr>
+        <w:spacing w:line="336" w:lineRule="auto" w:after="180"/>
+      </w:pPr>
+      <w:r>
+        <w:rPr>
+          <w:b w:val="0"/>
+        </w:rPr>
+        <w:t xml:space="preserve">Supported practice key: Keep raw row count 5, distinct IDs 4, </w:t>
+      </w:r>
+      <w:r>
+        <w:rPr>
+          <w:b/>
+        </w:rPr>
+        <w:t>duplicate</w:t>
+      </w:r>
+      <w:r>
+        <w:rPr>
+          <w:b w:val="0"/>
+        </w:rPr>
+        <w:t xml:space="preserve"> B and invalid C, plus any confirmed correction and its reason.</w:t>
+      </w:r>
+    </w:p>
+    <w:p>
+      <w:pPr>
+        <w:spacing w:line="336" w:lineRule="auto" w:after="180"/>
+      </w:pPr>
+      <w:r>
+        <w:rPr>
+          <w:b w:val="0"/>
+        </w:rPr>
+        <w:t xml:space="preserve">Changed-case check: Remove that </w:t>
+      </w:r>
+      <w:r>
+        <w:rPr>
+          <w:b/>
+        </w:rPr>
+        <w:t>duplicate</w:t>
+      </w:r>
+      <w:r>
+        <w:rPr>
+          <w:b w:val="0"/>
+        </w:rPr>
+        <w:t xml:space="preserve"> with a recorded reason; C still needs correction or explicit exclusion. Resolving one defect does not resolve a separate impossible measurement.</w:t>
+      </w:r>
+    </w:p>
+    <w:p>
+      <w:pPr>
+        <w:pStyle w:val="Heading2"/>
+      </w:pPr>
+      <w:r>
+        <w:t>Earlier wording, alternatives and picture transcripts · reference / check after trying</w:t>
+      </w:r>
+    </w:p>
+    <w:p>
+      <w:pPr>
+        <w:spacing w:line="336" w:lineRule="auto" w:after="180"/>
+      </w:pPr>
+      <w:r>
+        <w:rPr>
+          <w:b w:val="0"/>
+        </w:rPr>
+        <w:t xml:space="preserve">Use one picture at a time. Hide a worked result before asking for a </w:t>
+      </w:r>
+      <w:r>
+        <w:rPr>
+          <w:b/>
+        </w:rPr>
+        <w:t>prediction</w:t>
+      </w:r>
+      <w:r>
+        <w:rPr>
+          <w:b w:val="0"/>
+        </w:rPr>
+        <w:t>, then reveal it for feedback. These are supported teaching cases; retain the separate independent assessment for a fresh first attempt.</w:t>
+      </w:r>
+    </w:p>
+    <w:p>
+      <w:pPr>
         <w:pStyle w:val="Heading3"/>
       </w:pPr>
       <w:r>
-        <w:t>Discuss while showing the picture</w:t>
-      </w:r>
-    </w:p>
-    <w:p>
-      <w:pPr>
-        <w:spacing w:line="336" w:lineRule="auto" w:after="180"/>
-        <w:shd w:fill="F1F6F8"/>
-      </w:pPr>
-      <w:r>
-        <w:rPr>
-          <w:b w:val="0"/>
-        </w:rPr>
-        <w:t xml:space="preserve">Teacher prompt: Draw your project trace and justify the deciding step using </w:t>
-      </w:r>
-      <w:r>
-        <w:rPr>
-          <w:b/>
-        </w:rPr>
-        <w:t>evidence</w:t>
-      </w:r>
-      <w:r>
-        <w:rPr>
-          <w:b w:val="0"/>
-        </w:rPr>
-        <w:t>. Ask learners to describe one label or arrow in ordinary words. Use the adjacent transcript if the image is difficult to see.</w:t>
-      </w:r>
-    </w:p>
-    <w:p>
-      <w:pPr>
-        <w:spacing w:line="336" w:lineRule="auto" w:after="180"/>
-        <w:shd w:fill="F1F6F8"/>
-      </w:pPr>
-      <w:r>
-        <w:rPr>
-          <w:b w:val="0"/>
-        </w:rPr>
-        <w:t xml:space="preserve">Supported practice key: Keep raw row count 5, distinct IDs 4, </w:t>
-      </w:r>
-      <w:r>
-        <w:rPr>
-          <w:b/>
-        </w:rPr>
-        <w:t>duplicate</w:t>
-      </w:r>
-      <w:r>
-        <w:rPr>
-          <w:b w:val="0"/>
-        </w:rPr>
-        <w:t xml:space="preserve"> B and invalid C, plus any confirmed correction and its reason.</w:t>
-      </w:r>
-    </w:p>
-    <w:p>
-      <w:pPr>
-        <w:spacing w:line="336" w:lineRule="auto" w:after="180"/>
-        <w:shd w:fill="F1F6F8"/>
-      </w:pPr>
-      <w:r>
-        <w:rPr>
-          <w:b w:val="0"/>
-        </w:rPr>
-        <w:t xml:space="preserve">Changed-case check: Remove that </w:t>
-      </w:r>
-      <w:r>
-        <w:rPr>
-          <w:b/>
-        </w:rPr>
-        <w:t>duplicate</w:t>
-      </w:r>
-      <w:r>
-        <w:rPr>
-          <w:b w:val="0"/>
-        </w:rPr>
-        <w:t xml:space="preserve"> with a recorded reason; C still needs correction or explicit exclusion. Resolving one defect does not resolve a separate impossible measurement.</w:t>
+        <w:t>01. Inspect Before Modeling: the case</w:t>
+      </w:r>
+    </w:p>
+    <w:p>
+      <w:pPr>
+        <w:pStyle w:val="Heading3"/>
+      </w:pPr>
+      <w:r>
+        <w:t>02. Follow the deciding steps</w:t>
+      </w:r>
+    </w:p>
+    <w:p>
+      <w:pPr>
+        <w:pStyle w:val="Heading3"/>
+      </w:pPr>
+      <w:r>
+        <w:t>03. Turn an observation into a documented action</w:t>
+      </w:r>
+    </w:p>
+    <w:p>
+      <w:pPr>
+        <w:pStyle w:val="Heading3"/>
+      </w:pPr>
+      <w:r>
+        <w:t>04. Change one thing. Trace what follows.</w:t>
+      </w:r>
+    </w:p>
+    <w:p>
+      <w:pPr>
+        <w:pStyle w:val="Heading3"/>
+      </w:pPr>
+      <w:r>
+        <w:t>05. Connect the explanation to its limit</w:t>
+      </w:r>
+    </w:p>
+    <w:p>
+      <w:pPr>
+        <w:pStyle w:val="Heading3"/>
+      </w:pPr>
+      <w:r>
+        <w:t>06. Make the idea visible in your project</w:t>
       </w:r>
     </w:p>
     <w:sectPr>
